--- a/documentation/Read Me.docx
+++ b/documentation/Read Me.docx
@@ -116,7 +116,16 @@
                         <w:sz w:val="88"/>
                         <w:szCs w:val="88"/>
                       </w:rPr>
-                      <w:t>Oracle Demo Application</w:t>
+                      <w:t>Read Me</w:t>
+                    </w:r>
+                    <w:r>
+                      <w:rPr>
+                        <w:rFonts w:asciiTheme="majorHAnsi" w:eastAsiaTheme="majorEastAsia" w:hAnsiTheme="majorHAnsi" w:cstheme="majorBidi"/>
+                        <w:color w:val="4472C4" w:themeColor="accent1"/>
+                        <w:sz w:val="88"/>
+                        <w:szCs w:val="88"/>
+                      </w:rPr>
+                      <w:t xml:space="preserve">        Oracle Demo</w:t>
                     </w:r>
                   </w:p>
                 </w:sdtContent>
@@ -164,7 +173,15 @@
                         <w:sz w:val="24"/>
                         <w:szCs w:val="24"/>
                       </w:rPr>
-                      <w:t>Installation Guide</w:t>
+                      <w:t>Installation</w:t>
+                    </w:r>
+                    <w:r>
+                      <w:rPr>
+                        <w:color w:val="2F5496" w:themeColor="accent1" w:themeShade="BF"/>
+                        <w:sz w:val="24"/>
+                        <w:szCs w:val="24"/>
+                      </w:rPr>
+                      <w:t xml:space="preserve"> and Application Development Guide</w:t>
                     </w:r>
                   </w:p>
                 </w:tc>
@@ -242,7 +259,7 @@
                     <w:docPart w:val="1044D2AAB96043E0A1F96645405FAD85"/>
                   </w:placeholder>
                   <w:dataBinding w:prefixMappings="xmlns:ns0='http://schemas.microsoft.com/office/2006/coverPageProps'" w:xpath="/ns0:CoverPageProperties[1]/ns0:PublishDate[1]" w:storeItemID="{55AF091B-3C7A-41E3-B477-F2FDAA23CFDA}"/>
-                  <w:date w:fullDate="2025-04-15T00:00:00Z">
+                  <w:date w:fullDate="2026-04-12T00:00:00Z">
                     <w:dateFormat w:val="M-d-yyyy"/>
                     <w:lid w:val="en-US"/>
                     <w:storeMappedDataAs w:val="dateTime"/>
@@ -265,7 +282,7 @@
                         <w:sz w:val="28"/>
                         <w:szCs w:val="28"/>
                       </w:rPr>
-                      <w:t>4-15-2025</w:t>
+                      <w:t>4-12-2026</w:t>
                     </w:r>
                   </w:p>
                 </w:sdtContent>
@@ -352,7 +369,7 @@
           <w:r>
             <w:fldChar w:fldCharType="separate"/>
           </w:r>
-          <w:hyperlink w:anchor="_Toc226825689" w:history="1">
+          <w:hyperlink w:anchor="_Toc226897319" w:history="1">
             <w:r>
               <w:rPr>
                 <w:rStyle w:val="Hyperlink"/>
@@ -379,7 +396,7 @@
                 <w:noProof/>
                 <w:webHidden/>
               </w:rPr>
-              <w:instrText xml:space="preserve"> PAGEREF _Toc226825689 \h </w:instrText>
+              <w:instrText xml:space="preserve"> PAGEREF _Toc226897319 \h </w:instrText>
             </w:r>
             <w:r>
               <w:rPr>
@@ -426,7 +443,7 @@
               <w14:ligatures w14:val="standardContextual"/>
             </w:rPr>
           </w:pPr>
-          <w:hyperlink w:anchor="_Toc226825690" w:history="1">
+          <w:hyperlink w:anchor="_Toc226897320" w:history="1">
             <w:r>
               <w:rPr>
                 <w:rStyle w:val="Hyperlink"/>
@@ -453,7 +470,7 @@
                 <w:noProof/>
                 <w:webHidden/>
               </w:rPr>
-              <w:instrText xml:space="preserve"> PAGEREF _Toc226825690 \h </w:instrText>
+              <w:instrText xml:space="preserve"> PAGEREF _Toc226897320 \h </w:instrText>
             </w:r>
             <w:r>
               <w:rPr>
@@ -500,7 +517,7 @@
               <w14:ligatures w14:val="standardContextual"/>
             </w:rPr>
           </w:pPr>
-          <w:hyperlink w:anchor="_Toc226825691" w:history="1">
+          <w:hyperlink w:anchor="_Toc226897321" w:history="1">
             <w:r>
               <w:rPr>
                 <w:rStyle w:val="Hyperlink"/>
@@ -527,7 +544,7 @@
                 <w:noProof/>
                 <w:webHidden/>
               </w:rPr>
-              <w:instrText xml:space="preserve"> PAGEREF _Toc226825691 \h </w:instrText>
+              <w:instrText xml:space="preserve"> PAGEREF _Toc226897321 \h </w:instrText>
             </w:r>
             <w:r>
               <w:rPr>
@@ -574,7 +591,7 @@
               <w14:ligatures w14:val="standardContextual"/>
             </w:rPr>
           </w:pPr>
-          <w:hyperlink w:anchor="_Toc226825692" w:history="1">
+          <w:hyperlink w:anchor="_Toc226897322" w:history="1">
             <w:r>
               <w:rPr>
                 <w:rStyle w:val="Hyperlink"/>
@@ -601,7 +618,7 @@
                 <w:noProof/>
                 <w:webHidden/>
               </w:rPr>
-              <w:instrText xml:space="preserve"> PAGEREF _Toc226825692 \h </w:instrText>
+              <w:instrText xml:space="preserve"> PAGEREF _Toc226897322 \h </w:instrText>
             </w:r>
             <w:r>
               <w:rPr>
@@ -648,7 +665,7 @@
               <w14:ligatures w14:val="standardContextual"/>
             </w:rPr>
           </w:pPr>
-          <w:hyperlink w:anchor="_Toc226825693" w:history="1">
+          <w:hyperlink w:anchor="_Toc226897323" w:history="1">
             <w:r>
               <w:rPr>
                 <w:rStyle w:val="Hyperlink"/>
@@ -675,7 +692,7 @@
                 <w:noProof/>
                 <w:webHidden/>
               </w:rPr>
-              <w:instrText xml:space="preserve"> PAGEREF _Toc226825693 \h </w:instrText>
+              <w:instrText xml:space="preserve"> PAGEREF _Toc226897323 \h </w:instrText>
             </w:r>
             <w:r>
               <w:rPr>
@@ -722,7 +739,7 @@
               <w14:ligatures w14:val="standardContextual"/>
             </w:rPr>
           </w:pPr>
-          <w:hyperlink w:anchor="_Toc226825694" w:history="1">
+          <w:hyperlink w:anchor="_Toc226897324" w:history="1">
             <w:r>
               <w:rPr>
                 <w:rStyle w:val="Hyperlink"/>
@@ -749,7 +766,7 @@
                 <w:noProof/>
                 <w:webHidden/>
               </w:rPr>
-              <w:instrText xml:space="preserve"> PAGEREF _Toc226825694 \h </w:instrText>
+              <w:instrText xml:space="preserve"> PAGEREF _Toc226897324 \h </w:instrText>
             </w:r>
             <w:r>
               <w:rPr>
@@ -796,7 +813,7 @@
               <w14:ligatures w14:val="standardContextual"/>
             </w:rPr>
           </w:pPr>
-          <w:hyperlink w:anchor="_Toc226825695" w:history="1">
+          <w:hyperlink w:anchor="_Toc226897325" w:history="1">
             <w:r>
               <w:rPr>
                 <w:rStyle w:val="Hyperlink"/>
@@ -823,7 +840,7 @@
                 <w:noProof/>
                 <w:webHidden/>
               </w:rPr>
-              <w:instrText xml:space="preserve"> PAGEREF _Toc226825695 \h </w:instrText>
+              <w:instrText xml:space="preserve"> PAGEREF _Toc226897325 \h </w:instrText>
             </w:r>
             <w:r>
               <w:rPr>
@@ -870,7 +887,7 @@
               <w14:ligatures w14:val="standardContextual"/>
             </w:rPr>
           </w:pPr>
-          <w:hyperlink w:anchor="_Toc226825696" w:history="1">
+          <w:hyperlink w:anchor="_Toc226897326" w:history="1">
             <w:r>
               <w:rPr>
                 <w:rStyle w:val="Hyperlink"/>
@@ -897,7 +914,7 @@
                 <w:noProof/>
                 <w:webHidden/>
               </w:rPr>
-              <w:instrText xml:space="preserve"> PAGEREF _Toc226825696 \h </w:instrText>
+              <w:instrText xml:space="preserve"> PAGEREF _Toc226897326 \h </w:instrText>
             </w:r>
             <w:r>
               <w:rPr>
@@ -944,7 +961,7 @@
               <w14:ligatures w14:val="standardContextual"/>
             </w:rPr>
           </w:pPr>
-          <w:hyperlink w:anchor="_Toc226825697" w:history="1">
+          <w:hyperlink w:anchor="_Toc226897327" w:history="1">
             <w:r>
               <w:rPr>
                 <w:rStyle w:val="Hyperlink"/>
@@ -971,7 +988,7 @@
                 <w:noProof/>
                 <w:webHidden/>
               </w:rPr>
-              <w:instrText xml:space="preserve"> PAGEREF _Toc226825697 \h </w:instrText>
+              <w:instrText xml:space="preserve"> PAGEREF _Toc226897327 \h </w:instrText>
             </w:r>
             <w:r>
               <w:rPr>
@@ -1018,7 +1035,7 @@
               <w14:ligatures w14:val="standardContextual"/>
             </w:rPr>
           </w:pPr>
-          <w:hyperlink w:anchor="_Toc226825698" w:history="1">
+          <w:hyperlink w:anchor="_Toc226897328" w:history="1">
             <w:r>
               <w:rPr>
                 <w:rStyle w:val="Hyperlink"/>
@@ -1045,7 +1062,7 @@
                 <w:noProof/>
                 <w:webHidden/>
               </w:rPr>
-              <w:instrText xml:space="preserve"> PAGEREF _Toc226825698 \h </w:instrText>
+              <w:instrText xml:space="preserve"> PAGEREF _Toc226897328 \h </w:instrText>
             </w:r>
             <w:r>
               <w:rPr>
@@ -1092,7 +1109,7 @@
               <w14:ligatures w14:val="standardContextual"/>
             </w:rPr>
           </w:pPr>
-          <w:hyperlink w:anchor="_Toc226825699" w:history="1">
+          <w:hyperlink w:anchor="_Toc226897329" w:history="1">
             <w:r>
               <w:rPr>
                 <w:rStyle w:val="Hyperlink"/>
@@ -1119,7 +1136,7 @@
                 <w:noProof/>
                 <w:webHidden/>
               </w:rPr>
-              <w:instrText xml:space="preserve"> PAGEREF _Toc226825699 \h </w:instrText>
+              <w:instrText xml:space="preserve"> PAGEREF _Toc226897329 \h </w:instrText>
             </w:r>
             <w:r>
               <w:rPr>
@@ -1166,7 +1183,7 @@
               <w14:ligatures w14:val="standardContextual"/>
             </w:rPr>
           </w:pPr>
-          <w:hyperlink w:anchor="_Toc226825700" w:history="1">
+          <w:hyperlink w:anchor="_Toc226897330" w:history="1">
             <w:r>
               <w:rPr>
                 <w:rStyle w:val="Hyperlink"/>
@@ -1193,7 +1210,7 @@
                 <w:noProof/>
                 <w:webHidden/>
               </w:rPr>
-              <w:instrText xml:space="preserve"> PAGEREF _Toc226825700 \h </w:instrText>
+              <w:instrText xml:space="preserve"> PAGEREF _Toc226897330 \h </w:instrText>
             </w:r>
             <w:r>
               <w:rPr>
@@ -1213,7 +1230,7 @@
                 <w:noProof/>
                 <w:webHidden/>
               </w:rPr>
-              <w:t>13</w:t>
+              <w:t>14</w:t>
             </w:r>
             <w:r>
               <w:rPr>
@@ -1240,13 +1257,13 @@
               <w14:ligatures w14:val="standardContextual"/>
             </w:rPr>
           </w:pPr>
-          <w:hyperlink w:anchor="_Toc226825701" w:history="1">
+          <w:hyperlink w:anchor="_Toc226897331" w:history="1">
             <w:r>
               <w:rPr>
                 <w:rStyle w:val="Hyperlink"/>
                 <w:noProof/>
               </w:rPr>
-              <w:t>Applications</w:t>
+              <w:t>Demo Schema</w:t>
             </w:r>
             <w:r>
               <w:rPr>
@@ -1267,7 +1284,7 @@
                 <w:noProof/>
                 <w:webHidden/>
               </w:rPr>
-              <w:instrText xml:space="preserve"> PAGEREF _Toc226825701 \h </w:instrText>
+              <w:instrText xml:space="preserve"> PAGEREF _Toc226897331 \h </w:instrText>
             </w:r>
             <w:r>
               <w:rPr>
@@ -1287,7 +1304,229 @@
                 <w:noProof/>
                 <w:webHidden/>
               </w:rPr>
-              <w:t>14</w:t>
+              <w:t>15</w:t>
+            </w:r>
+            <w:r>
+              <w:rPr>
+                <w:noProof/>
+                <w:webHidden/>
+              </w:rPr>
+              <w:fldChar w:fldCharType="end"/>
+            </w:r>
+          </w:hyperlink>
+        </w:p>
+        <w:p>
+          <w:pPr>
+            <w:pStyle w:val="TOC3"/>
+            <w:tabs>
+              <w:tab w:val="right" w:leader="dot" w:pos="9016"/>
+            </w:tabs>
+            <w:rPr>
+              <w:rFonts w:eastAsiaTheme="minorEastAsia"/>
+              <w:noProof/>
+              <w:kern w:val="2"/>
+              <w:sz w:val="24"/>
+              <w:szCs w:val="24"/>
+              <w:lang w:eastAsia="en-GB"/>
+              <w14:ligatures w14:val="standardContextual"/>
+            </w:rPr>
+          </w:pPr>
+          <w:hyperlink w:anchor="_Toc226897332" w:history="1">
+            <w:r>
+              <w:rPr>
+                <w:rStyle w:val="Hyperlink"/>
+                <w:noProof/>
+              </w:rPr>
+              <w:t>Users / Schemas</w:t>
+            </w:r>
+            <w:r>
+              <w:rPr>
+                <w:noProof/>
+                <w:webHidden/>
+              </w:rPr>
+              <w:tab/>
+            </w:r>
+            <w:r>
+              <w:rPr>
+                <w:noProof/>
+                <w:webHidden/>
+              </w:rPr>
+              <w:fldChar w:fldCharType="begin"/>
+            </w:r>
+            <w:r>
+              <w:rPr>
+                <w:noProof/>
+                <w:webHidden/>
+              </w:rPr>
+              <w:instrText xml:space="preserve"> PAGEREF _Toc226897332 \h </w:instrText>
+            </w:r>
+            <w:r>
+              <w:rPr>
+                <w:noProof/>
+                <w:webHidden/>
+              </w:rPr>
+            </w:r>
+            <w:r>
+              <w:rPr>
+                <w:noProof/>
+                <w:webHidden/>
+              </w:rPr>
+              <w:fldChar w:fldCharType="separate"/>
+            </w:r>
+            <w:r>
+              <w:rPr>
+                <w:noProof/>
+                <w:webHidden/>
+              </w:rPr>
+              <w:t>15</w:t>
+            </w:r>
+            <w:r>
+              <w:rPr>
+                <w:noProof/>
+                <w:webHidden/>
+              </w:rPr>
+              <w:fldChar w:fldCharType="end"/>
+            </w:r>
+          </w:hyperlink>
+        </w:p>
+        <w:p>
+          <w:pPr>
+            <w:pStyle w:val="TOC3"/>
+            <w:tabs>
+              <w:tab w:val="right" w:leader="dot" w:pos="9016"/>
+            </w:tabs>
+            <w:rPr>
+              <w:rFonts w:eastAsiaTheme="minorEastAsia"/>
+              <w:noProof/>
+              <w:kern w:val="2"/>
+              <w:sz w:val="24"/>
+              <w:szCs w:val="24"/>
+              <w:lang w:eastAsia="en-GB"/>
+              <w14:ligatures w14:val="standardContextual"/>
+            </w:rPr>
+          </w:pPr>
+          <w:hyperlink w:anchor="_Toc226897333" w:history="1">
+            <w:r>
+              <w:rPr>
+                <w:rStyle w:val="Hyperlink"/>
+                <w:noProof/>
+              </w:rPr>
+              <w:t>Packages</w:t>
+            </w:r>
+            <w:r>
+              <w:rPr>
+                <w:noProof/>
+                <w:webHidden/>
+              </w:rPr>
+              <w:tab/>
+            </w:r>
+            <w:r>
+              <w:rPr>
+                <w:noProof/>
+                <w:webHidden/>
+              </w:rPr>
+              <w:fldChar w:fldCharType="begin"/>
+            </w:r>
+            <w:r>
+              <w:rPr>
+                <w:noProof/>
+                <w:webHidden/>
+              </w:rPr>
+              <w:instrText xml:space="preserve"> PAGEREF _Toc226897333 \h </w:instrText>
+            </w:r>
+            <w:r>
+              <w:rPr>
+                <w:noProof/>
+                <w:webHidden/>
+              </w:rPr>
+            </w:r>
+            <w:r>
+              <w:rPr>
+                <w:noProof/>
+                <w:webHidden/>
+              </w:rPr>
+              <w:fldChar w:fldCharType="separate"/>
+            </w:r>
+            <w:r>
+              <w:rPr>
+                <w:noProof/>
+                <w:webHidden/>
+              </w:rPr>
+              <w:t>15</w:t>
+            </w:r>
+            <w:r>
+              <w:rPr>
+                <w:noProof/>
+                <w:webHidden/>
+              </w:rPr>
+              <w:fldChar w:fldCharType="end"/>
+            </w:r>
+          </w:hyperlink>
+        </w:p>
+        <w:p>
+          <w:pPr>
+            <w:pStyle w:val="TOC3"/>
+            <w:tabs>
+              <w:tab w:val="right" w:leader="dot" w:pos="9016"/>
+            </w:tabs>
+            <w:rPr>
+              <w:rFonts w:eastAsiaTheme="minorEastAsia"/>
+              <w:noProof/>
+              <w:kern w:val="2"/>
+              <w:sz w:val="24"/>
+              <w:szCs w:val="24"/>
+              <w:lang w:eastAsia="en-GB"/>
+              <w14:ligatures w14:val="standardContextual"/>
+            </w:rPr>
+          </w:pPr>
+          <w:hyperlink w:anchor="_Toc226897334" w:history="1">
+            <w:r>
+              <w:rPr>
+                <w:rStyle w:val="Hyperlink"/>
+                <w:noProof/>
+              </w:rPr>
+              <w:t>Tables</w:t>
+            </w:r>
+            <w:r>
+              <w:rPr>
+                <w:noProof/>
+                <w:webHidden/>
+              </w:rPr>
+              <w:tab/>
+            </w:r>
+            <w:r>
+              <w:rPr>
+                <w:noProof/>
+                <w:webHidden/>
+              </w:rPr>
+              <w:fldChar w:fldCharType="begin"/>
+            </w:r>
+            <w:r>
+              <w:rPr>
+                <w:noProof/>
+                <w:webHidden/>
+              </w:rPr>
+              <w:instrText xml:space="preserve"> PAGEREF _Toc226897334 \h </w:instrText>
+            </w:r>
+            <w:r>
+              <w:rPr>
+                <w:noProof/>
+                <w:webHidden/>
+              </w:rPr>
+            </w:r>
+            <w:r>
+              <w:rPr>
+                <w:noProof/>
+                <w:webHidden/>
+              </w:rPr>
+              <w:fldChar w:fldCharType="separate"/>
+            </w:r>
+            <w:r>
+              <w:rPr>
+                <w:noProof/>
+                <w:webHidden/>
+              </w:rPr>
+              <w:t>16</w:t>
             </w:r>
             <w:r>
               <w:rPr>
@@ -1314,13 +1553,13 @@
               <w14:ligatures w14:val="standardContextual"/>
             </w:rPr>
           </w:pPr>
-          <w:hyperlink w:anchor="_Toc226825702" w:history="1">
+          <w:hyperlink w:anchor="_Toc226897335" w:history="1">
             <w:r>
               <w:rPr>
                 <w:rStyle w:val="Hyperlink"/>
                 <w:noProof/>
               </w:rPr>
-              <w:t>Demo Schema</w:t>
+              <w:t>Directories</w:t>
             </w:r>
             <w:r>
               <w:rPr>
@@ -1341,7 +1580,7 @@
                 <w:noProof/>
                 <w:webHidden/>
               </w:rPr>
-              <w:instrText xml:space="preserve"> PAGEREF _Toc226825702 \h </w:instrText>
+              <w:instrText xml:space="preserve"> PAGEREF _Toc226897335 \h </w:instrText>
             </w:r>
             <w:r>
               <w:rPr>
@@ -1361,7 +1600,451 @@
                 <w:noProof/>
                 <w:webHidden/>
               </w:rPr>
-              <w:t>15</w:t>
+              <w:t>17</w:t>
+            </w:r>
+            <w:r>
+              <w:rPr>
+                <w:noProof/>
+                <w:webHidden/>
+              </w:rPr>
+              <w:fldChar w:fldCharType="end"/>
+            </w:r>
+          </w:hyperlink>
+        </w:p>
+        <w:p>
+          <w:pPr>
+            <w:pStyle w:val="TOC2"/>
+            <w:tabs>
+              <w:tab w:val="right" w:leader="dot" w:pos="9016"/>
+            </w:tabs>
+            <w:rPr>
+              <w:rFonts w:eastAsiaTheme="minorEastAsia"/>
+              <w:noProof/>
+              <w:kern w:val="2"/>
+              <w:sz w:val="24"/>
+              <w:szCs w:val="24"/>
+              <w:lang w:eastAsia="en-GB"/>
+              <w14:ligatures w14:val="standardContextual"/>
+            </w:rPr>
+          </w:pPr>
+          <w:hyperlink w:anchor="_Toc226897336" w:history="1">
+            <w:r>
+              <w:rPr>
+                <w:rStyle w:val="Hyperlink"/>
+                <w:noProof/>
+              </w:rPr>
+              <w:t>Source Code Templates</w:t>
+            </w:r>
+            <w:r>
+              <w:rPr>
+                <w:noProof/>
+                <w:webHidden/>
+              </w:rPr>
+              <w:tab/>
+            </w:r>
+            <w:r>
+              <w:rPr>
+                <w:noProof/>
+                <w:webHidden/>
+              </w:rPr>
+              <w:fldChar w:fldCharType="begin"/>
+            </w:r>
+            <w:r>
+              <w:rPr>
+                <w:noProof/>
+                <w:webHidden/>
+              </w:rPr>
+              <w:instrText xml:space="preserve"> PAGEREF _Toc226897336 \h </w:instrText>
+            </w:r>
+            <w:r>
+              <w:rPr>
+                <w:noProof/>
+                <w:webHidden/>
+              </w:rPr>
+            </w:r>
+            <w:r>
+              <w:rPr>
+                <w:noProof/>
+                <w:webHidden/>
+              </w:rPr>
+              <w:fldChar w:fldCharType="separate"/>
+            </w:r>
+            <w:r>
+              <w:rPr>
+                <w:noProof/>
+                <w:webHidden/>
+              </w:rPr>
+              <w:t>17</w:t>
+            </w:r>
+            <w:r>
+              <w:rPr>
+                <w:noProof/>
+                <w:webHidden/>
+              </w:rPr>
+              <w:fldChar w:fldCharType="end"/>
+            </w:r>
+          </w:hyperlink>
+        </w:p>
+        <w:p>
+          <w:pPr>
+            <w:pStyle w:val="TOC2"/>
+            <w:tabs>
+              <w:tab w:val="right" w:leader="dot" w:pos="9016"/>
+            </w:tabs>
+            <w:rPr>
+              <w:rFonts w:eastAsiaTheme="minorEastAsia"/>
+              <w:noProof/>
+              <w:kern w:val="2"/>
+              <w:sz w:val="24"/>
+              <w:szCs w:val="24"/>
+              <w:lang w:eastAsia="en-GB"/>
+              <w14:ligatures w14:val="standardContextual"/>
+            </w:rPr>
+          </w:pPr>
+          <w:hyperlink w:anchor="_Toc226897337" w:history="1">
+            <w:r>
+              <w:rPr>
+                <w:rStyle w:val="Hyperlink"/>
+                <w:noProof/>
+              </w:rPr>
+              <w:t>Installing the Demo Application</w:t>
+            </w:r>
+            <w:r>
+              <w:rPr>
+                <w:noProof/>
+                <w:webHidden/>
+              </w:rPr>
+              <w:tab/>
+            </w:r>
+            <w:r>
+              <w:rPr>
+                <w:noProof/>
+                <w:webHidden/>
+              </w:rPr>
+              <w:fldChar w:fldCharType="begin"/>
+            </w:r>
+            <w:r>
+              <w:rPr>
+                <w:noProof/>
+                <w:webHidden/>
+              </w:rPr>
+              <w:instrText xml:space="preserve"> PAGEREF _Toc226897337 \h </w:instrText>
+            </w:r>
+            <w:r>
+              <w:rPr>
+                <w:noProof/>
+                <w:webHidden/>
+              </w:rPr>
+            </w:r>
+            <w:r>
+              <w:rPr>
+                <w:noProof/>
+                <w:webHidden/>
+              </w:rPr>
+              <w:fldChar w:fldCharType="separate"/>
+            </w:r>
+            <w:r>
+              <w:rPr>
+                <w:noProof/>
+                <w:webHidden/>
+              </w:rPr>
+              <w:t>18</w:t>
+            </w:r>
+            <w:r>
+              <w:rPr>
+                <w:noProof/>
+                <w:webHidden/>
+              </w:rPr>
+              <w:fldChar w:fldCharType="end"/>
+            </w:r>
+          </w:hyperlink>
+        </w:p>
+        <w:p>
+          <w:pPr>
+            <w:pStyle w:val="TOC2"/>
+            <w:tabs>
+              <w:tab w:val="right" w:leader="dot" w:pos="9016"/>
+            </w:tabs>
+            <w:rPr>
+              <w:rFonts w:eastAsiaTheme="minorEastAsia"/>
+              <w:noProof/>
+              <w:kern w:val="2"/>
+              <w:sz w:val="24"/>
+              <w:szCs w:val="24"/>
+              <w:lang w:eastAsia="en-GB"/>
+              <w14:ligatures w14:val="standardContextual"/>
+            </w:rPr>
+          </w:pPr>
+          <w:hyperlink w:anchor="_Toc226897338" w:history="1">
+            <w:r>
+              <w:rPr>
+                <w:rStyle w:val="Hyperlink"/>
+                <w:noProof/>
+              </w:rPr>
+              <w:t>Getting Started</w:t>
+            </w:r>
+            <w:r>
+              <w:rPr>
+                <w:noProof/>
+                <w:webHidden/>
+              </w:rPr>
+              <w:tab/>
+            </w:r>
+            <w:r>
+              <w:rPr>
+                <w:noProof/>
+                <w:webHidden/>
+              </w:rPr>
+              <w:fldChar w:fldCharType="begin"/>
+            </w:r>
+            <w:r>
+              <w:rPr>
+                <w:noProof/>
+                <w:webHidden/>
+              </w:rPr>
+              <w:instrText xml:space="preserve"> PAGEREF _Toc226897338 \h </w:instrText>
+            </w:r>
+            <w:r>
+              <w:rPr>
+                <w:noProof/>
+                <w:webHidden/>
+              </w:rPr>
+            </w:r>
+            <w:r>
+              <w:rPr>
+                <w:noProof/>
+                <w:webHidden/>
+              </w:rPr>
+              <w:fldChar w:fldCharType="separate"/>
+            </w:r>
+            <w:r>
+              <w:rPr>
+                <w:noProof/>
+                <w:webHidden/>
+              </w:rPr>
+              <w:t>28</w:t>
+            </w:r>
+            <w:r>
+              <w:rPr>
+                <w:noProof/>
+                <w:webHidden/>
+              </w:rPr>
+              <w:fldChar w:fldCharType="end"/>
+            </w:r>
+          </w:hyperlink>
+        </w:p>
+        <w:p>
+          <w:pPr>
+            <w:pStyle w:val="TOC2"/>
+            <w:tabs>
+              <w:tab w:val="right" w:leader="dot" w:pos="9016"/>
+            </w:tabs>
+            <w:rPr>
+              <w:rFonts w:eastAsiaTheme="minorEastAsia"/>
+              <w:noProof/>
+              <w:kern w:val="2"/>
+              <w:sz w:val="24"/>
+              <w:szCs w:val="24"/>
+              <w:lang w:eastAsia="en-GB"/>
+              <w14:ligatures w14:val="standardContextual"/>
+            </w:rPr>
+          </w:pPr>
+          <w:hyperlink w:anchor="_Toc226897339" w:history="1">
+            <w:r>
+              <w:rPr>
+                <w:rStyle w:val="Hyperlink"/>
+                <w:noProof/>
+              </w:rPr>
+              <w:t>Sales Order Import</w:t>
+            </w:r>
+            <w:r>
+              <w:rPr>
+                <w:noProof/>
+                <w:webHidden/>
+              </w:rPr>
+              <w:tab/>
+            </w:r>
+            <w:r>
+              <w:rPr>
+                <w:noProof/>
+                <w:webHidden/>
+              </w:rPr>
+              <w:fldChar w:fldCharType="begin"/>
+            </w:r>
+            <w:r>
+              <w:rPr>
+                <w:noProof/>
+                <w:webHidden/>
+              </w:rPr>
+              <w:instrText xml:space="preserve"> PAGEREF _Toc226897339 \h </w:instrText>
+            </w:r>
+            <w:r>
+              <w:rPr>
+                <w:noProof/>
+                <w:webHidden/>
+              </w:rPr>
+            </w:r>
+            <w:r>
+              <w:rPr>
+                <w:noProof/>
+                <w:webHidden/>
+              </w:rPr>
+              <w:fldChar w:fldCharType="separate"/>
+            </w:r>
+            <w:r>
+              <w:rPr>
+                <w:noProof/>
+                <w:webHidden/>
+              </w:rPr>
+              <w:t>30</w:t>
+            </w:r>
+            <w:r>
+              <w:rPr>
+                <w:noProof/>
+                <w:webHidden/>
+              </w:rPr>
+              <w:fldChar w:fldCharType="end"/>
+            </w:r>
+          </w:hyperlink>
+        </w:p>
+        <w:p>
+          <w:pPr>
+            <w:pStyle w:val="TOC1"/>
+            <w:tabs>
+              <w:tab w:val="right" w:leader="dot" w:pos="9016"/>
+            </w:tabs>
+            <w:rPr>
+              <w:rFonts w:eastAsiaTheme="minorEastAsia"/>
+              <w:noProof/>
+              <w:kern w:val="2"/>
+              <w:sz w:val="24"/>
+              <w:szCs w:val="24"/>
+              <w:lang w:eastAsia="en-GB"/>
+              <w14:ligatures w14:val="standardContextual"/>
+            </w:rPr>
+          </w:pPr>
+          <w:hyperlink w:anchor="_Toc226897340" w:history="1">
+            <w:r>
+              <w:rPr>
+                <w:rStyle w:val="Hyperlink"/>
+                <w:noProof/>
+              </w:rPr>
+              <w:t>Application Development</w:t>
+            </w:r>
+            <w:r>
+              <w:rPr>
+                <w:noProof/>
+                <w:webHidden/>
+              </w:rPr>
+              <w:tab/>
+            </w:r>
+            <w:r>
+              <w:rPr>
+                <w:noProof/>
+                <w:webHidden/>
+              </w:rPr>
+              <w:fldChar w:fldCharType="begin"/>
+            </w:r>
+            <w:r>
+              <w:rPr>
+                <w:noProof/>
+                <w:webHidden/>
+              </w:rPr>
+              <w:instrText xml:space="preserve"> PAGEREF _Toc226897340 \h </w:instrText>
+            </w:r>
+            <w:r>
+              <w:rPr>
+                <w:noProof/>
+                <w:webHidden/>
+              </w:rPr>
+            </w:r>
+            <w:r>
+              <w:rPr>
+                <w:noProof/>
+                <w:webHidden/>
+              </w:rPr>
+              <w:fldChar w:fldCharType="separate"/>
+            </w:r>
+            <w:r>
+              <w:rPr>
+                <w:noProof/>
+                <w:webHidden/>
+              </w:rPr>
+              <w:t>37</w:t>
+            </w:r>
+            <w:r>
+              <w:rPr>
+                <w:noProof/>
+                <w:webHidden/>
+              </w:rPr>
+              <w:fldChar w:fldCharType="end"/>
+            </w:r>
+          </w:hyperlink>
+        </w:p>
+        <w:p>
+          <w:pPr>
+            <w:pStyle w:val="TOC2"/>
+            <w:tabs>
+              <w:tab w:val="right" w:leader="dot" w:pos="9016"/>
+            </w:tabs>
+            <w:rPr>
+              <w:rFonts w:eastAsiaTheme="minorEastAsia"/>
+              <w:noProof/>
+              <w:kern w:val="2"/>
+              <w:sz w:val="24"/>
+              <w:szCs w:val="24"/>
+              <w:lang w:eastAsia="en-GB"/>
+              <w14:ligatures w14:val="standardContextual"/>
+            </w:rPr>
+          </w:pPr>
+          <w:hyperlink w:anchor="_Toc226897341" w:history="1">
+            <w:r>
+              <w:rPr>
+                <w:rStyle w:val="Hyperlink"/>
+                <w:noProof/>
+              </w:rPr>
+              <w:t>Systems Development Life Cycle</w:t>
+            </w:r>
+            <w:r>
+              <w:rPr>
+                <w:noProof/>
+                <w:webHidden/>
+              </w:rPr>
+              <w:tab/>
+            </w:r>
+            <w:r>
+              <w:rPr>
+                <w:noProof/>
+                <w:webHidden/>
+              </w:rPr>
+              <w:fldChar w:fldCharType="begin"/>
+            </w:r>
+            <w:r>
+              <w:rPr>
+                <w:noProof/>
+                <w:webHidden/>
+              </w:rPr>
+              <w:instrText xml:space="preserve"> PAGEREF _Toc226897341 \h </w:instrText>
+            </w:r>
+            <w:r>
+              <w:rPr>
+                <w:noProof/>
+                <w:webHidden/>
+              </w:rPr>
+            </w:r>
+            <w:r>
+              <w:rPr>
+                <w:noProof/>
+                <w:webHidden/>
+              </w:rPr>
+              <w:fldChar w:fldCharType="separate"/>
+            </w:r>
+            <w:r>
+              <w:rPr>
+                <w:noProof/>
+                <w:webHidden/>
+              </w:rPr>
+              <w:t>38</w:t>
             </w:r>
             <w:r>
               <w:rPr>
@@ -1388,13 +2071,13 @@
               <w14:ligatures w14:val="standardContextual"/>
             </w:rPr>
           </w:pPr>
-          <w:hyperlink w:anchor="_Toc226825703" w:history="1">
+          <w:hyperlink w:anchor="_Toc226897342" w:history="1">
             <w:r>
               <w:rPr>
                 <w:rStyle w:val="Hyperlink"/>
                 <w:noProof/>
               </w:rPr>
-              <w:t>Users / Schemas</w:t>
+              <w:t>Planning</w:t>
             </w:r>
             <w:r>
               <w:rPr>
@@ -1415,7 +2098,7 @@
                 <w:noProof/>
                 <w:webHidden/>
               </w:rPr>
-              <w:instrText xml:space="preserve"> PAGEREF _Toc226825703 \h </w:instrText>
+              <w:instrText xml:space="preserve"> PAGEREF _Toc226897342 \h </w:instrText>
             </w:r>
             <w:r>
               <w:rPr>
@@ -1435,7 +2118,7 @@
                 <w:noProof/>
                 <w:webHidden/>
               </w:rPr>
-              <w:t>15</w:t>
+              <w:t>38</w:t>
             </w:r>
             <w:r>
               <w:rPr>
@@ -1462,13 +2145,13 @@
               <w14:ligatures w14:val="standardContextual"/>
             </w:rPr>
           </w:pPr>
-          <w:hyperlink w:anchor="_Toc226825704" w:history="1">
+          <w:hyperlink w:anchor="_Toc226897343" w:history="1">
             <w:r>
               <w:rPr>
                 <w:rStyle w:val="Hyperlink"/>
                 <w:noProof/>
               </w:rPr>
-              <w:t>Packages</w:t>
+              <w:t>Analysis</w:t>
             </w:r>
             <w:r>
               <w:rPr>
@@ -1489,7 +2172,7 @@
                 <w:noProof/>
                 <w:webHidden/>
               </w:rPr>
-              <w:instrText xml:space="preserve"> PAGEREF _Toc226825704 \h </w:instrText>
+              <w:instrText xml:space="preserve"> PAGEREF _Toc226897343 \h </w:instrText>
             </w:r>
             <w:r>
               <w:rPr>
@@ -1509,7 +2192,7 @@
                 <w:noProof/>
                 <w:webHidden/>
               </w:rPr>
-              <w:t>15</w:t>
+              <w:t>38</w:t>
             </w:r>
             <w:r>
               <w:rPr>
@@ -1536,13 +2219,13 @@
               <w14:ligatures w14:val="standardContextual"/>
             </w:rPr>
           </w:pPr>
-          <w:hyperlink w:anchor="_Toc226825705" w:history="1">
+          <w:hyperlink w:anchor="_Toc226897344" w:history="1">
             <w:r>
               <w:rPr>
                 <w:rStyle w:val="Hyperlink"/>
                 <w:noProof/>
               </w:rPr>
-              <w:t>Tables</w:t>
+              <w:t>Design</w:t>
             </w:r>
             <w:r>
               <w:rPr>
@@ -1563,7 +2246,7 @@
                 <w:noProof/>
                 <w:webHidden/>
               </w:rPr>
-              <w:instrText xml:space="preserve"> PAGEREF _Toc226825705 \h </w:instrText>
+              <w:instrText xml:space="preserve"> PAGEREF _Toc226897344 \h </w:instrText>
             </w:r>
             <w:r>
               <w:rPr>
@@ -1583,7 +2266,303 @@
                 <w:noProof/>
                 <w:webHidden/>
               </w:rPr>
-              <w:t>16</w:t>
+              <w:t>39</w:t>
+            </w:r>
+            <w:r>
+              <w:rPr>
+                <w:noProof/>
+                <w:webHidden/>
+              </w:rPr>
+              <w:fldChar w:fldCharType="end"/>
+            </w:r>
+          </w:hyperlink>
+        </w:p>
+        <w:p>
+          <w:pPr>
+            <w:pStyle w:val="TOC3"/>
+            <w:tabs>
+              <w:tab w:val="right" w:leader="dot" w:pos="9016"/>
+            </w:tabs>
+            <w:rPr>
+              <w:rFonts w:eastAsiaTheme="minorEastAsia"/>
+              <w:noProof/>
+              <w:kern w:val="2"/>
+              <w:sz w:val="24"/>
+              <w:szCs w:val="24"/>
+              <w:lang w:eastAsia="en-GB"/>
+              <w14:ligatures w14:val="standardContextual"/>
+            </w:rPr>
+          </w:pPr>
+          <w:hyperlink w:anchor="_Toc226897345" w:history="1">
+            <w:r>
+              <w:rPr>
+                <w:rStyle w:val="Hyperlink"/>
+                <w:noProof/>
+              </w:rPr>
+              <w:t>Development</w:t>
+            </w:r>
+            <w:r>
+              <w:rPr>
+                <w:noProof/>
+                <w:webHidden/>
+              </w:rPr>
+              <w:tab/>
+            </w:r>
+            <w:r>
+              <w:rPr>
+                <w:noProof/>
+                <w:webHidden/>
+              </w:rPr>
+              <w:fldChar w:fldCharType="begin"/>
+            </w:r>
+            <w:r>
+              <w:rPr>
+                <w:noProof/>
+                <w:webHidden/>
+              </w:rPr>
+              <w:instrText xml:space="preserve"> PAGEREF _Toc226897345 \h </w:instrText>
+            </w:r>
+            <w:r>
+              <w:rPr>
+                <w:noProof/>
+                <w:webHidden/>
+              </w:rPr>
+            </w:r>
+            <w:r>
+              <w:rPr>
+                <w:noProof/>
+                <w:webHidden/>
+              </w:rPr>
+              <w:fldChar w:fldCharType="separate"/>
+            </w:r>
+            <w:r>
+              <w:rPr>
+                <w:noProof/>
+                <w:webHidden/>
+              </w:rPr>
+              <w:t>39</w:t>
+            </w:r>
+            <w:r>
+              <w:rPr>
+                <w:noProof/>
+                <w:webHidden/>
+              </w:rPr>
+              <w:fldChar w:fldCharType="end"/>
+            </w:r>
+          </w:hyperlink>
+        </w:p>
+        <w:p>
+          <w:pPr>
+            <w:pStyle w:val="TOC3"/>
+            <w:tabs>
+              <w:tab w:val="right" w:leader="dot" w:pos="9016"/>
+            </w:tabs>
+            <w:rPr>
+              <w:rFonts w:eastAsiaTheme="minorEastAsia"/>
+              <w:noProof/>
+              <w:kern w:val="2"/>
+              <w:sz w:val="24"/>
+              <w:szCs w:val="24"/>
+              <w:lang w:eastAsia="en-GB"/>
+              <w14:ligatures w14:val="standardContextual"/>
+            </w:rPr>
+          </w:pPr>
+          <w:hyperlink w:anchor="_Toc226897346" w:history="1">
+            <w:r>
+              <w:rPr>
+                <w:rStyle w:val="Hyperlink"/>
+                <w:noProof/>
+              </w:rPr>
+              <w:t>Testing</w:t>
+            </w:r>
+            <w:r>
+              <w:rPr>
+                <w:noProof/>
+                <w:webHidden/>
+              </w:rPr>
+              <w:tab/>
+            </w:r>
+            <w:r>
+              <w:rPr>
+                <w:noProof/>
+                <w:webHidden/>
+              </w:rPr>
+              <w:fldChar w:fldCharType="begin"/>
+            </w:r>
+            <w:r>
+              <w:rPr>
+                <w:noProof/>
+                <w:webHidden/>
+              </w:rPr>
+              <w:instrText xml:space="preserve"> PAGEREF _Toc226897346 \h </w:instrText>
+            </w:r>
+            <w:r>
+              <w:rPr>
+                <w:noProof/>
+                <w:webHidden/>
+              </w:rPr>
+            </w:r>
+            <w:r>
+              <w:rPr>
+                <w:noProof/>
+                <w:webHidden/>
+              </w:rPr>
+              <w:fldChar w:fldCharType="separate"/>
+            </w:r>
+            <w:r>
+              <w:rPr>
+                <w:noProof/>
+                <w:webHidden/>
+              </w:rPr>
+              <w:t>39</w:t>
+            </w:r>
+            <w:r>
+              <w:rPr>
+                <w:noProof/>
+                <w:webHidden/>
+              </w:rPr>
+              <w:fldChar w:fldCharType="end"/>
+            </w:r>
+          </w:hyperlink>
+        </w:p>
+        <w:p>
+          <w:pPr>
+            <w:pStyle w:val="TOC3"/>
+            <w:tabs>
+              <w:tab w:val="right" w:leader="dot" w:pos="9016"/>
+            </w:tabs>
+            <w:rPr>
+              <w:rFonts w:eastAsiaTheme="minorEastAsia"/>
+              <w:noProof/>
+              <w:kern w:val="2"/>
+              <w:sz w:val="24"/>
+              <w:szCs w:val="24"/>
+              <w:lang w:eastAsia="en-GB"/>
+              <w14:ligatures w14:val="standardContextual"/>
+            </w:rPr>
+          </w:pPr>
+          <w:hyperlink w:anchor="_Toc226897347" w:history="1">
+            <w:r>
+              <w:rPr>
+                <w:rStyle w:val="Hyperlink"/>
+                <w:noProof/>
+              </w:rPr>
+              <w:t>Implementation</w:t>
+            </w:r>
+            <w:r>
+              <w:rPr>
+                <w:noProof/>
+                <w:webHidden/>
+              </w:rPr>
+              <w:tab/>
+            </w:r>
+            <w:r>
+              <w:rPr>
+                <w:noProof/>
+                <w:webHidden/>
+              </w:rPr>
+              <w:fldChar w:fldCharType="begin"/>
+            </w:r>
+            <w:r>
+              <w:rPr>
+                <w:noProof/>
+                <w:webHidden/>
+              </w:rPr>
+              <w:instrText xml:space="preserve"> PAGEREF _Toc226897347 \h </w:instrText>
+            </w:r>
+            <w:r>
+              <w:rPr>
+                <w:noProof/>
+                <w:webHidden/>
+              </w:rPr>
+            </w:r>
+            <w:r>
+              <w:rPr>
+                <w:noProof/>
+                <w:webHidden/>
+              </w:rPr>
+              <w:fldChar w:fldCharType="separate"/>
+            </w:r>
+            <w:r>
+              <w:rPr>
+                <w:noProof/>
+                <w:webHidden/>
+              </w:rPr>
+              <w:t>40</w:t>
+            </w:r>
+            <w:r>
+              <w:rPr>
+                <w:noProof/>
+                <w:webHidden/>
+              </w:rPr>
+              <w:fldChar w:fldCharType="end"/>
+            </w:r>
+          </w:hyperlink>
+        </w:p>
+        <w:p>
+          <w:pPr>
+            <w:pStyle w:val="TOC3"/>
+            <w:tabs>
+              <w:tab w:val="right" w:leader="dot" w:pos="9016"/>
+            </w:tabs>
+            <w:rPr>
+              <w:rFonts w:eastAsiaTheme="minorEastAsia"/>
+              <w:noProof/>
+              <w:kern w:val="2"/>
+              <w:sz w:val="24"/>
+              <w:szCs w:val="24"/>
+              <w:lang w:eastAsia="en-GB"/>
+              <w14:ligatures w14:val="standardContextual"/>
+            </w:rPr>
+          </w:pPr>
+          <w:hyperlink w:anchor="_Toc226897348" w:history="1">
+            <w:r>
+              <w:rPr>
+                <w:rStyle w:val="Hyperlink"/>
+                <w:noProof/>
+              </w:rPr>
+              <w:t>Maintenance</w:t>
+            </w:r>
+            <w:r>
+              <w:rPr>
+                <w:noProof/>
+                <w:webHidden/>
+              </w:rPr>
+              <w:tab/>
+            </w:r>
+            <w:r>
+              <w:rPr>
+                <w:noProof/>
+                <w:webHidden/>
+              </w:rPr>
+              <w:fldChar w:fldCharType="begin"/>
+            </w:r>
+            <w:r>
+              <w:rPr>
+                <w:noProof/>
+                <w:webHidden/>
+              </w:rPr>
+              <w:instrText xml:space="preserve"> PAGEREF _Toc226897348 \h </w:instrText>
+            </w:r>
+            <w:r>
+              <w:rPr>
+                <w:noProof/>
+                <w:webHidden/>
+              </w:rPr>
+            </w:r>
+            <w:r>
+              <w:rPr>
+                <w:noProof/>
+                <w:webHidden/>
+              </w:rPr>
+              <w:fldChar w:fldCharType="separate"/>
+            </w:r>
+            <w:r>
+              <w:rPr>
+                <w:noProof/>
+                <w:webHidden/>
+              </w:rPr>
+              <w:t>40</w:t>
             </w:r>
             <w:r>
               <w:rPr>
@@ -1610,13 +2589,13 @@
               <w14:ligatures w14:val="standardContextual"/>
             </w:rPr>
           </w:pPr>
-          <w:hyperlink w:anchor="_Toc226825706" w:history="1">
+          <w:hyperlink w:anchor="_Toc226897349" w:history="1">
             <w:r>
               <w:rPr>
                 <w:rStyle w:val="Hyperlink"/>
                 <w:noProof/>
               </w:rPr>
-              <w:t>Directories</w:t>
+              <w:t>Documentation</w:t>
             </w:r>
             <w:r>
               <w:rPr>
@@ -1637,7 +2616,7 @@
                 <w:noProof/>
                 <w:webHidden/>
               </w:rPr>
-              <w:instrText xml:space="preserve"> PAGEREF _Toc226825706 \h </w:instrText>
+              <w:instrText xml:space="preserve"> PAGEREF _Toc226897349 \h </w:instrText>
             </w:r>
             <w:r>
               <w:rPr>
@@ -1657,7 +2636,7 @@
                 <w:noProof/>
                 <w:webHidden/>
               </w:rPr>
-              <w:t>17</w:t>
+              <w:t>41</w:t>
             </w:r>
             <w:r>
               <w:rPr>
@@ -1684,13 +2663,13 @@
               <w14:ligatures w14:val="standardContextual"/>
             </w:rPr>
           </w:pPr>
-          <w:hyperlink w:anchor="_Toc226825707" w:history="1">
+          <w:hyperlink w:anchor="_Toc226897350" w:history="1">
             <w:r>
               <w:rPr>
                 <w:rStyle w:val="Hyperlink"/>
                 <w:noProof/>
               </w:rPr>
-              <w:t>Source Code Templates</w:t>
+              <w:t>Release Management</w:t>
             </w:r>
             <w:r>
               <w:rPr>
@@ -1711,7 +2690,7 @@
                 <w:noProof/>
                 <w:webHidden/>
               </w:rPr>
-              <w:instrText xml:space="preserve"> PAGEREF _Toc226825707 \h </w:instrText>
+              <w:instrText xml:space="preserve"> PAGEREF _Toc226897350 \h </w:instrText>
             </w:r>
             <w:r>
               <w:rPr>
@@ -1731,7 +2710,81 @@
                 <w:noProof/>
                 <w:webHidden/>
               </w:rPr>
-              <w:t>17</w:t>
+              <w:t>42</w:t>
+            </w:r>
+            <w:r>
+              <w:rPr>
+                <w:noProof/>
+                <w:webHidden/>
+              </w:rPr>
+              <w:fldChar w:fldCharType="end"/>
+            </w:r>
+          </w:hyperlink>
+        </w:p>
+        <w:p>
+          <w:pPr>
+            <w:pStyle w:val="TOC3"/>
+            <w:tabs>
+              <w:tab w:val="right" w:leader="dot" w:pos="9016"/>
+            </w:tabs>
+            <w:rPr>
+              <w:rFonts w:eastAsiaTheme="minorEastAsia"/>
+              <w:noProof/>
+              <w:kern w:val="2"/>
+              <w:sz w:val="24"/>
+              <w:szCs w:val="24"/>
+              <w:lang w:eastAsia="en-GB"/>
+              <w14:ligatures w14:val="standardContextual"/>
+            </w:rPr>
+          </w:pPr>
+          <w:hyperlink w:anchor="_Toc226897351" w:history="1">
+            <w:r>
+              <w:rPr>
+                <w:rStyle w:val="Hyperlink"/>
+                <w:noProof/>
+              </w:rPr>
+              <w:t>Deployment Environments</w:t>
+            </w:r>
+            <w:r>
+              <w:rPr>
+                <w:noProof/>
+                <w:webHidden/>
+              </w:rPr>
+              <w:tab/>
+            </w:r>
+            <w:r>
+              <w:rPr>
+                <w:noProof/>
+                <w:webHidden/>
+              </w:rPr>
+              <w:fldChar w:fldCharType="begin"/>
+            </w:r>
+            <w:r>
+              <w:rPr>
+                <w:noProof/>
+                <w:webHidden/>
+              </w:rPr>
+              <w:instrText xml:space="preserve"> PAGEREF _Toc226897351 \h </w:instrText>
+            </w:r>
+            <w:r>
+              <w:rPr>
+                <w:noProof/>
+                <w:webHidden/>
+              </w:rPr>
+            </w:r>
+            <w:r>
+              <w:rPr>
+                <w:noProof/>
+                <w:webHidden/>
+              </w:rPr>
+              <w:fldChar w:fldCharType="separate"/>
+            </w:r>
+            <w:r>
+              <w:rPr>
+                <w:noProof/>
+                <w:webHidden/>
+              </w:rPr>
+              <w:t>42</w:t>
             </w:r>
             <w:r>
               <w:rPr>
@@ -1758,13 +2811,13 @@
               <w14:ligatures w14:val="standardContextual"/>
             </w:rPr>
           </w:pPr>
-          <w:hyperlink w:anchor="_Toc226825708" w:history="1">
+          <w:hyperlink w:anchor="_Toc226897352" w:history="1">
             <w:r>
               <w:rPr>
                 <w:rStyle w:val="Hyperlink"/>
                 <w:noProof/>
               </w:rPr>
-              <w:t>Installing the Demo Application</w:t>
+              <w:t>Source Control Management</w:t>
             </w:r>
             <w:r>
               <w:rPr>
@@ -1785,7 +2838,7 @@
                 <w:noProof/>
                 <w:webHidden/>
               </w:rPr>
-              <w:instrText xml:space="preserve"> PAGEREF _Toc226825708 \h </w:instrText>
+              <w:instrText xml:space="preserve"> PAGEREF _Toc226897352 \h </w:instrText>
             </w:r>
             <w:r>
               <w:rPr>
@@ -1805,7 +2858,7 @@
                 <w:noProof/>
                 <w:webHidden/>
               </w:rPr>
-              <w:t>18</w:t>
+              <w:t>42</w:t>
             </w:r>
             <w:r>
               <w:rPr>
@@ -1832,13 +2885,13 @@
               <w14:ligatures w14:val="standardContextual"/>
             </w:rPr>
           </w:pPr>
-          <w:hyperlink w:anchor="_Toc226825709" w:history="1">
+          <w:hyperlink w:anchor="_Toc226897353" w:history="1">
             <w:r>
               <w:rPr>
                 <w:rStyle w:val="Hyperlink"/>
                 <w:noProof/>
               </w:rPr>
-              <w:t>Getting Started</w:t>
+              <w:t>Modular Database Applications</w:t>
             </w:r>
             <w:r>
               <w:rPr>
@@ -1859,7 +2912,7 @@
                 <w:noProof/>
                 <w:webHidden/>
               </w:rPr>
-              <w:instrText xml:space="preserve"> PAGEREF _Toc226825709 \h </w:instrText>
+              <w:instrText xml:space="preserve"> PAGEREF _Toc226897353 \h </w:instrText>
             </w:r>
             <w:r>
               <w:rPr>
@@ -1879,7 +2932,7 @@
                 <w:noProof/>
                 <w:webHidden/>
               </w:rPr>
-              <w:t>28</w:t>
+              <w:t>43</w:t>
             </w:r>
             <w:r>
               <w:rPr>
@@ -1906,13 +2959,13 @@
               <w14:ligatures w14:val="standardContextual"/>
             </w:rPr>
           </w:pPr>
-          <w:hyperlink w:anchor="_Toc226825710" w:history="1">
+          <w:hyperlink w:anchor="_Toc226897354" w:history="1">
             <w:r>
               <w:rPr>
                 <w:rStyle w:val="Hyperlink"/>
                 <w:noProof/>
               </w:rPr>
-              <w:t>Sales Order Import</w:t>
+              <w:t>Client Server Architecture</w:t>
             </w:r>
             <w:r>
               <w:rPr>
@@ -1933,7 +2986,7 @@
                 <w:noProof/>
                 <w:webHidden/>
               </w:rPr>
-              <w:instrText xml:space="preserve"> PAGEREF _Toc226825710 \h </w:instrText>
+              <w:instrText xml:space="preserve"> PAGEREF _Toc226897354 \h </w:instrText>
             </w:r>
             <w:r>
               <w:rPr>
@@ -1953,81 +3006,7 @@
                 <w:noProof/>
                 <w:webHidden/>
               </w:rPr>
-              <w:t>30</w:t>
-            </w:r>
-            <w:r>
-              <w:rPr>
-                <w:noProof/>
-                <w:webHidden/>
-              </w:rPr>
-              <w:fldChar w:fldCharType="end"/>
-            </w:r>
-          </w:hyperlink>
-        </w:p>
-        <w:p>
-          <w:pPr>
-            <w:pStyle w:val="TOC1"/>
-            <w:tabs>
-              <w:tab w:val="right" w:leader="dot" w:pos="9016"/>
-            </w:tabs>
-            <w:rPr>
-              <w:rFonts w:eastAsiaTheme="minorEastAsia"/>
-              <w:noProof/>
-              <w:kern w:val="2"/>
-              <w:sz w:val="24"/>
-              <w:szCs w:val="24"/>
-              <w:lang w:eastAsia="en-GB"/>
-              <w14:ligatures w14:val="standardContextual"/>
-            </w:rPr>
-          </w:pPr>
-          <w:hyperlink w:anchor="_Toc226825711" w:history="1">
-            <w:r>
-              <w:rPr>
-                <w:rStyle w:val="Hyperlink"/>
-                <w:noProof/>
-              </w:rPr>
-              <w:t>Application Development</w:t>
-            </w:r>
-            <w:r>
-              <w:rPr>
-                <w:noProof/>
-                <w:webHidden/>
-              </w:rPr>
-              <w:tab/>
-            </w:r>
-            <w:r>
-              <w:rPr>
-                <w:noProof/>
-                <w:webHidden/>
-              </w:rPr>
-              <w:fldChar w:fldCharType="begin"/>
-            </w:r>
-            <w:r>
-              <w:rPr>
-                <w:noProof/>
-                <w:webHidden/>
-              </w:rPr>
-              <w:instrText xml:space="preserve"> PAGEREF _Toc226825711 \h </w:instrText>
-            </w:r>
-            <w:r>
-              <w:rPr>
-                <w:noProof/>
-                <w:webHidden/>
-              </w:rPr>
-            </w:r>
-            <w:r>
-              <w:rPr>
-                <w:noProof/>
-                <w:webHidden/>
-              </w:rPr>
-              <w:fldChar w:fldCharType="separate"/>
-            </w:r>
-            <w:r>
-              <w:rPr>
-                <w:noProof/>
-                <w:webHidden/>
-              </w:rPr>
-              <w:t>37</w:t>
+              <w:t>43</w:t>
             </w:r>
             <w:r>
               <w:rPr>
@@ -2054,13 +3033,13 @@
               <w14:ligatures w14:val="standardContextual"/>
             </w:rPr>
           </w:pPr>
-          <w:hyperlink w:anchor="_Toc226825712" w:history="1">
+          <w:hyperlink w:anchor="_Toc226897355" w:history="1">
             <w:r>
               <w:rPr>
                 <w:rStyle w:val="Hyperlink"/>
                 <w:noProof/>
               </w:rPr>
-              <w:t>Systems Development Life Cycle</w:t>
+              <w:t>Database Design</w:t>
             </w:r>
             <w:r>
               <w:rPr>
@@ -2081,7 +3060,7 @@
                 <w:noProof/>
                 <w:webHidden/>
               </w:rPr>
-              <w:instrText xml:space="preserve"> PAGEREF _Toc226825712 \h </w:instrText>
+              <w:instrText xml:space="preserve"> PAGEREF _Toc226897355 \h </w:instrText>
             </w:r>
             <w:r>
               <w:rPr>
@@ -2101,7 +3080,7 @@
                 <w:noProof/>
                 <w:webHidden/>
               </w:rPr>
-              <w:t>38</w:t>
+              <w:t>44</w:t>
             </w:r>
             <w:r>
               <w:rPr>
@@ -2128,13 +3107,13 @@
               <w14:ligatures w14:val="standardContextual"/>
             </w:rPr>
           </w:pPr>
-          <w:hyperlink w:anchor="_Toc226825713" w:history="1">
+          <w:hyperlink w:anchor="_Toc226897356" w:history="1">
             <w:r>
               <w:rPr>
                 <w:rStyle w:val="Hyperlink"/>
                 <w:noProof/>
               </w:rPr>
-              <w:t>Planning</w:t>
+              <w:t>Normalization</w:t>
             </w:r>
             <w:r>
               <w:rPr>
@@ -2155,7 +3134,7 @@
                 <w:noProof/>
                 <w:webHidden/>
               </w:rPr>
-              <w:instrText xml:space="preserve"> PAGEREF _Toc226825713 \h </w:instrText>
+              <w:instrText xml:space="preserve"> PAGEREF _Toc226897356 \h </w:instrText>
             </w:r>
             <w:r>
               <w:rPr>
@@ -2175,7 +3154,7 @@
                 <w:noProof/>
                 <w:webHidden/>
               </w:rPr>
-              <w:t>38</w:t>
+              <w:t>44</w:t>
             </w:r>
             <w:r>
               <w:rPr>
@@ -2202,13 +3181,13 @@
               <w14:ligatures w14:val="standardContextual"/>
             </w:rPr>
           </w:pPr>
-          <w:hyperlink w:anchor="_Toc226825714" w:history="1">
+          <w:hyperlink w:anchor="_Toc226897357" w:history="1">
             <w:r>
               <w:rPr>
                 <w:rStyle w:val="Hyperlink"/>
                 <w:noProof/>
               </w:rPr>
-              <w:t>Analysis</w:t>
+              <w:t>Indexes and Performance</w:t>
             </w:r>
             <w:r>
               <w:rPr>
@@ -2229,7 +3208,7 @@
                 <w:noProof/>
                 <w:webHidden/>
               </w:rPr>
-              <w:instrText xml:space="preserve"> PAGEREF _Toc226825714 \h </w:instrText>
+              <w:instrText xml:space="preserve"> PAGEREF _Toc226897357 \h </w:instrText>
             </w:r>
             <w:r>
               <w:rPr>
@@ -2249,7 +3228,7 @@
                 <w:noProof/>
                 <w:webHidden/>
               </w:rPr>
-              <w:t>38</w:t>
+              <w:t>50</w:t>
             </w:r>
             <w:r>
               <w:rPr>
@@ -2276,13 +3255,13 @@
               <w14:ligatures w14:val="standardContextual"/>
             </w:rPr>
           </w:pPr>
-          <w:hyperlink w:anchor="_Toc226825715" w:history="1">
+          <w:hyperlink w:anchor="_Toc226897358" w:history="1">
             <w:r>
               <w:rPr>
                 <w:rStyle w:val="Hyperlink"/>
                 <w:noProof/>
               </w:rPr>
-              <w:t>Design</w:t>
+              <w:t>Surrogate vs Natural Keys</w:t>
             </w:r>
             <w:r>
               <w:rPr>
@@ -2303,7 +3282,7 @@
                 <w:noProof/>
                 <w:webHidden/>
               </w:rPr>
-              <w:instrText xml:space="preserve"> PAGEREF _Toc226825715 \h </w:instrText>
+              <w:instrText xml:space="preserve"> PAGEREF _Toc226897358 \h </w:instrText>
             </w:r>
             <w:r>
               <w:rPr>
@@ -2323,7 +3302,7 @@
                 <w:noProof/>
                 <w:webHidden/>
               </w:rPr>
-              <w:t>39</w:t>
+              <w:t>50</w:t>
             </w:r>
             <w:r>
               <w:rPr>
@@ -2350,13 +3329,13 @@
               <w14:ligatures w14:val="standardContextual"/>
             </w:rPr>
           </w:pPr>
-          <w:hyperlink w:anchor="_Toc226825716" w:history="1">
+          <w:hyperlink w:anchor="_Toc226897359" w:history="1">
             <w:r>
               <w:rPr>
                 <w:rStyle w:val="Hyperlink"/>
                 <w:noProof/>
               </w:rPr>
-              <w:t>Development</w:t>
+              <w:t>Constraints</w:t>
             </w:r>
             <w:r>
               <w:rPr>
@@ -2377,7 +3356,7 @@
                 <w:noProof/>
                 <w:webHidden/>
               </w:rPr>
-              <w:instrText xml:space="preserve"> PAGEREF _Toc226825716 \h </w:instrText>
+              <w:instrText xml:space="preserve"> PAGEREF _Toc226897359 \h </w:instrText>
             </w:r>
             <w:r>
               <w:rPr>
@@ -2397,7 +3376,81 @@
                 <w:noProof/>
                 <w:webHidden/>
               </w:rPr>
-              <w:t>39</w:t>
+              <w:t>52</w:t>
+            </w:r>
+            <w:r>
+              <w:rPr>
+                <w:noProof/>
+                <w:webHidden/>
+              </w:rPr>
+              <w:fldChar w:fldCharType="end"/>
+            </w:r>
+          </w:hyperlink>
+        </w:p>
+        <w:p>
+          <w:pPr>
+            <w:pStyle w:val="TOC2"/>
+            <w:tabs>
+              <w:tab w:val="right" w:leader="dot" w:pos="9016"/>
+            </w:tabs>
+            <w:rPr>
+              <w:rFonts w:eastAsiaTheme="minorEastAsia"/>
+              <w:noProof/>
+              <w:kern w:val="2"/>
+              <w:sz w:val="24"/>
+              <w:szCs w:val="24"/>
+              <w:lang w:eastAsia="en-GB"/>
+              <w14:ligatures w14:val="standardContextual"/>
+            </w:rPr>
+          </w:pPr>
+          <w:hyperlink w:anchor="_Toc226897360" w:history="1">
+            <w:r>
+              <w:rPr>
+                <w:rStyle w:val="Hyperlink"/>
+                <w:noProof/>
+              </w:rPr>
+              <w:t>Coding Standards</w:t>
+            </w:r>
+            <w:r>
+              <w:rPr>
+                <w:noProof/>
+                <w:webHidden/>
+              </w:rPr>
+              <w:tab/>
+            </w:r>
+            <w:r>
+              <w:rPr>
+                <w:noProof/>
+                <w:webHidden/>
+              </w:rPr>
+              <w:fldChar w:fldCharType="begin"/>
+            </w:r>
+            <w:r>
+              <w:rPr>
+                <w:noProof/>
+                <w:webHidden/>
+              </w:rPr>
+              <w:instrText xml:space="preserve"> PAGEREF _Toc226897360 \h </w:instrText>
+            </w:r>
+            <w:r>
+              <w:rPr>
+                <w:noProof/>
+                <w:webHidden/>
+              </w:rPr>
+            </w:r>
+            <w:r>
+              <w:rPr>
+                <w:noProof/>
+                <w:webHidden/>
+              </w:rPr>
+              <w:fldChar w:fldCharType="separate"/>
+            </w:r>
+            <w:r>
+              <w:rPr>
+                <w:noProof/>
+                <w:webHidden/>
+              </w:rPr>
+              <w:t>53</w:t>
             </w:r>
             <w:r>
               <w:rPr>
@@ -2424,13 +3477,13 @@
               <w14:ligatures w14:val="standardContextual"/>
             </w:rPr>
           </w:pPr>
-          <w:hyperlink w:anchor="_Toc226825717" w:history="1">
+          <w:hyperlink w:anchor="_Toc226897361" w:history="1">
             <w:r>
               <w:rPr>
                 <w:rStyle w:val="Hyperlink"/>
                 <w:noProof/>
               </w:rPr>
-              <w:t>Testing</w:t>
+              <w:t>Golden Rules for Software Development</w:t>
             </w:r>
             <w:r>
               <w:rPr>
@@ -2451,7 +3504,7 @@
                 <w:noProof/>
                 <w:webHidden/>
               </w:rPr>
-              <w:instrText xml:space="preserve"> PAGEREF _Toc226825717 \h </w:instrText>
+              <w:instrText xml:space="preserve"> PAGEREF _Toc226897361 \h </w:instrText>
             </w:r>
             <w:r>
               <w:rPr>
@@ -2471,7 +3524,7 @@
                 <w:noProof/>
                 <w:webHidden/>
               </w:rPr>
-              <w:t>39</w:t>
+              <w:t>53</w:t>
             </w:r>
             <w:r>
               <w:rPr>
@@ -2498,13 +3551,13 @@
               <w14:ligatures w14:val="standardContextual"/>
             </w:rPr>
           </w:pPr>
-          <w:hyperlink w:anchor="_Toc226825718" w:history="1">
+          <w:hyperlink w:anchor="_Toc226897362" w:history="1">
             <w:r>
               <w:rPr>
                 <w:rStyle w:val="Hyperlink"/>
                 <w:noProof/>
               </w:rPr>
-              <w:t>Implementation</w:t>
+              <w:t>Naming Conventions</w:t>
             </w:r>
             <w:r>
               <w:rPr>
@@ -2525,7 +3578,7 @@
                 <w:noProof/>
                 <w:webHidden/>
               </w:rPr>
-              <w:instrText xml:space="preserve"> PAGEREF _Toc226825718 \h </w:instrText>
+              <w:instrText xml:space="preserve"> PAGEREF _Toc226897362 \h </w:instrText>
             </w:r>
             <w:r>
               <w:rPr>
@@ -2545,7 +3598,7 @@
                 <w:noProof/>
                 <w:webHidden/>
               </w:rPr>
-              <w:t>40</w:t>
+              <w:t>54</w:t>
             </w:r>
             <w:r>
               <w:rPr>
@@ -2572,13 +3625,13 @@
               <w14:ligatures w14:val="standardContextual"/>
             </w:rPr>
           </w:pPr>
-          <w:hyperlink w:anchor="_Toc226825719" w:history="1">
+          <w:hyperlink w:anchor="_Toc226897363" w:history="1">
             <w:r>
               <w:rPr>
                 <w:rStyle w:val="Hyperlink"/>
                 <w:noProof/>
               </w:rPr>
-              <w:t>Maintenance</w:t>
+              <w:t>Coding Style</w:t>
             </w:r>
             <w:r>
               <w:rPr>
@@ -2599,7 +3652,7 @@
                 <w:noProof/>
                 <w:webHidden/>
               </w:rPr>
-              <w:instrText xml:space="preserve"> PAGEREF _Toc226825719 \h </w:instrText>
+              <w:instrText xml:space="preserve"> PAGEREF _Toc226897363 \h </w:instrText>
             </w:r>
             <w:r>
               <w:rPr>
@@ -2619,7 +3672,7 @@
                 <w:noProof/>
                 <w:webHidden/>
               </w:rPr>
-              <w:t>40</w:t>
+              <w:t>56</w:t>
             </w:r>
             <w:r>
               <w:rPr>
@@ -2646,13 +3699,13 @@
               <w14:ligatures w14:val="standardContextual"/>
             </w:rPr>
           </w:pPr>
-          <w:hyperlink w:anchor="_Toc226825720" w:history="1">
+          <w:hyperlink w:anchor="_Toc226897364" w:history="1">
             <w:r>
               <w:rPr>
                 <w:rStyle w:val="Hyperlink"/>
                 <w:noProof/>
               </w:rPr>
-              <w:t>Documentation</w:t>
+              <w:t>PL/SQL Programming Tips</w:t>
             </w:r>
             <w:r>
               <w:rPr>
@@ -2673,7 +3726,7 @@
                 <w:noProof/>
                 <w:webHidden/>
               </w:rPr>
-              <w:instrText xml:space="preserve"> PAGEREF _Toc226825720 \h </w:instrText>
+              <w:instrText xml:space="preserve"> PAGEREF _Toc226897364 \h </w:instrText>
             </w:r>
             <w:r>
               <w:rPr>
@@ -2693,81 +3746,7 @@
                 <w:noProof/>
                 <w:webHidden/>
               </w:rPr>
-              <w:t>41</w:t>
-            </w:r>
-            <w:r>
-              <w:rPr>
-                <w:noProof/>
-                <w:webHidden/>
-              </w:rPr>
-              <w:fldChar w:fldCharType="end"/>
-            </w:r>
-          </w:hyperlink>
-        </w:p>
-        <w:p>
-          <w:pPr>
-            <w:pStyle w:val="TOC2"/>
-            <w:tabs>
-              <w:tab w:val="right" w:leader="dot" w:pos="9016"/>
-            </w:tabs>
-            <w:rPr>
-              <w:rFonts w:eastAsiaTheme="minorEastAsia"/>
-              <w:noProof/>
-              <w:kern w:val="2"/>
-              <w:sz w:val="24"/>
-              <w:szCs w:val="24"/>
-              <w:lang w:eastAsia="en-GB"/>
-              <w14:ligatures w14:val="standardContextual"/>
-            </w:rPr>
-          </w:pPr>
-          <w:hyperlink w:anchor="_Toc226825721" w:history="1">
-            <w:r>
-              <w:rPr>
-                <w:rStyle w:val="Hyperlink"/>
-                <w:noProof/>
-              </w:rPr>
-              <w:t>Release Management</w:t>
-            </w:r>
-            <w:r>
-              <w:rPr>
-                <w:noProof/>
-                <w:webHidden/>
-              </w:rPr>
-              <w:tab/>
-            </w:r>
-            <w:r>
-              <w:rPr>
-                <w:noProof/>
-                <w:webHidden/>
-              </w:rPr>
-              <w:fldChar w:fldCharType="begin"/>
-            </w:r>
-            <w:r>
-              <w:rPr>
-                <w:noProof/>
-                <w:webHidden/>
-              </w:rPr>
-              <w:instrText xml:space="preserve"> PAGEREF _Toc226825721 \h </w:instrText>
-            </w:r>
-            <w:r>
-              <w:rPr>
-                <w:noProof/>
-                <w:webHidden/>
-              </w:rPr>
-            </w:r>
-            <w:r>
-              <w:rPr>
-                <w:noProof/>
-                <w:webHidden/>
-              </w:rPr>
-              <w:fldChar w:fldCharType="separate"/>
-            </w:r>
-            <w:r>
-              <w:rPr>
-                <w:noProof/>
-                <w:webHidden/>
-              </w:rPr>
-              <w:t>42</w:t>
+              <w:t>57</w:t>
             </w:r>
             <w:r>
               <w:rPr>
@@ -2794,13 +3773,13 @@
               <w14:ligatures w14:val="standardContextual"/>
             </w:rPr>
           </w:pPr>
-          <w:hyperlink w:anchor="_Toc226825722" w:history="1">
+          <w:hyperlink w:anchor="_Toc226897365" w:history="1">
             <w:r>
               <w:rPr>
                 <w:rStyle w:val="Hyperlink"/>
                 <w:noProof/>
               </w:rPr>
-              <w:t>Deployment Environments</w:t>
+              <w:t>Packages</w:t>
             </w:r>
             <w:r>
               <w:rPr>
@@ -2821,7 +3800,7 @@
                 <w:noProof/>
                 <w:webHidden/>
               </w:rPr>
-              <w:instrText xml:space="preserve"> PAGEREF _Toc226825722 \h </w:instrText>
+              <w:instrText xml:space="preserve"> PAGEREF _Toc226897365 \h </w:instrText>
             </w:r>
             <w:r>
               <w:rPr>
@@ -2841,303 +3820,7 @@
                 <w:noProof/>
                 <w:webHidden/>
               </w:rPr>
-              <w:t>42</w:t>
-            </w:r>
-            <w:r>
-              <w:rPr>
-                <w:noProof/>
-                <w:webHidden/>
-              </w:rPr>
-              <w:fldChar w:fldCharType="end"/>
-            </w:r>
-          </w:hyperlink>
-        </w:p>
-        <w:p>
-          <w:pPr>
-            <w:pStyle w:val="TOC2"/>
-            <w:tabs>
-              <w:tab w:val="right" w:leader="dot" w:pos="9016"/>
-            </w:tabs>
-            <w:rPr>
-              <w:rFonts w:eastAsiaTheme="minorEastAsia"/>
-              <w:noProof/>
-              <w:kern w:val="2"/>
-              <w:sz w:val="24"/>
-              <w:szCs w:val="24"/>
-              <w:lang w:eastAsia="en-GB"/>
-              <w14:ligatures w14:val="standardContextual"/>
-            </w:rPr>
-          </w:pPr>
-          <w:hyperlink w:anchor="_Toc226825723" w:history="1">
-            <w:r>
-              <w:rPr>
-                <w:rStyle w:val="Hyperlink"/>
-                <w:noProof/>
-              </w:rPr>
-              <w:t>Source Control Management</w:t>
-            </w:r>
-            <w:r>
-              <w:rPr>
-                <w:noProof/>
-                <w:webHidden/>
-              </w:rPr>
-              <w:tab/>
-            </w:r>
-            <w:r>
-              <w:rPr>
-                <w:noProof/>
-                <w:webHidden/>
-              </w:rPr>
-              <w:fldChar w:fldCharType="begin"/>
-            </w:r>
-            <w:r>
-              <w:rPr>
-                <w:noProof/>
-                <w:webHidden/>
-              </w:rPr>
-              <w:instrText xml:space="preserve"> PAGEREF _Toc226825723 \h </w:instrText>
-            </w:r>
-            <w:r>
-              <w:rPr>
-                <w:noProof/>
-                <w:webHidden/>
-              </w:rPr>
-            </w:r>
-            <w:r>
-              <w:rPr>
-                <w:noProof/>
-                <w:webHidden/>
-              </w:rPr>
-              <w:fldChar w:fldCharType="separate"/>
-            </w:r>
-            <w:r>
-              <w:rPr>
-                <w:noProof/>
-                <w:webHidden/>
-              </w:rPr>
-              <w:t>42</w:t>
-            </w:r>
-            <w:r>
-              <w:rPr>
-                <w:noProof/>
-                <w:webHidden/>
-              </w:rPr>
-              <w:fldChar w:fldCharType="end"/>
-            </w:r>
-          </w:hyperlink>
-        </w:p>
-        <w:p>
-          <w:pPr>
-            <w:pStyle w:val="TOC2"/>
-            <w:tabs>
-              <w:tab w:val="right" w:leader="dot" w:pos="9016"/>
-            </w:tabs>
-            <w:rPr>
-              <w:rFonts w:eastAsiaTheme="minorEastAsia"/>
-              <w:noProof/>
-              <w:kern w:val="2"/>
-              <w:sz w:val="24"/>
-              <w:szCs w:val="24"/>
-              <w:lang w:eastAsia="en-GB"/>
-              <w14:ligatures w14:val="standardContextual"/>
-            </w:rPr>
-          </w:pPr>
-          <w:hyperlink w:anchor="_Toc226825724" w:history="1">
-            <w:r>
-              <w:rPr>
-                <w:rStyle w:val="Hyperlink"/>
-                <w:noProof/>
-              </w:rPr>
-              <w:t>Modular Database Applications</w:t>
-            </w:r>
-            <w:r>
-              <w:rPr>
-                <w:noProof/>
-                <w:webHidden/>
-              </w:rPr>
-              <w:tab/>
-            </w:r>
-            <w:r>
-              <w:rPr>
-                <w:noProof/>
-                <w:webHidden/>
-              </w:rPr>
-              <w:fldChar w:fldCharType="begin"/>
-            </w:r>
-            <w:r>
-              <w:rPr>
-                <w:noProof/>
-                <w:webHidden/>
-              </w:rPr>
-              <w:instrText xml:space="preserve"> PAGEREF _Toc226825724 \h </w:instrText>
-            </w:r>
-            <w:r>
-              <w:rPr>
-                <w:noProof/>
-                <w:webHidden/>
-              </w:rPr>
-            </w:r>
-            <w:r>
-              <w:rPr>
-                <w:noProof/>
-                <w:webHidden/>
-              </w:rPr>
-              <w:fldChar w:fldCharType="separate"/>
-            </w:r>
-            <w:r>
-              <w:rPr>
-                <w:noProof/>
-                <w:webHidden/>
-              </w:rPr>
-              <w:t>43</w:t>
-            </w:r>
-            <w:r>
-              <w:rPr>
-                <w:noProof/>
-                <w:webHidden/>
-              </w:rPr>
-              <w:fldChar w:fldCharType="end"/>
-            </w:r>
-          </w:hyperlink>
-        </w:p>
-        <w:p>
-          <w:pPr>
-            <w:pStyle w:val="TOC2"/>
-            <w:tabs>
-              <w:tab w:val="right" w:leader="dot" w:pos="9016"/>
-            </w:tabs>
-            <w:rPr>
-              <w:rFonts w:eastAsiaTheme="minorEastAsia"/>
-              <w:noProof/>
-              <w:kern w:val="2"/>
-              <w:sz w:val="24"/>
-              <w:szCs w:val="24"/>
-              <w:lang w:eastAsia="en-GB"/>
-              <w14:ligatures w14:val="standardContextual"/>
-            </w:rPr>
-          </w:pPr>
-          <w:hyperlink w:anchor="_Toc226825725" w:history="1">
-            <w:r>
-              <w:rPr>
-                <w:rStyle w:val="Hyperlink"/>
-                <w:noProof/>
-              </w:rPr>
-              <w:t>Client Server Architecture</w:t>
-            </w:r>
-            <w:r>
-              <w:rPr>
-                <w:noProof/>
-                <w:webHidden/>
-              </w:rPr>
-              <w:tab/>
-            </w:r>
-            <w:r>
-              <w:rPr>
-                <w:noProof/>
-                <w:webHidden/>
-              </w:rPr>
-              <w:fldChar w:fldCharType="begin"/>
-            </w:r>
-            <w:r>
-              <w:rPr>
-                <w:noProof/>
-                <w:webHidden/>
-              </w:rPr>
-              <w:instrText xml:space="preserve"> PAGEREF _Toc226825725 \h </w:instrText>
-            </w:r>
-            <w:r>
-              <w:rPr>
-                <w:noProof/>
-                <w:webHidden/>
-              </w:rPr>
-            </w:r>
-            <w:r>
-              <w:rPr>
-                <w:noProof/>
-                <w:webHidden/>
-              </w:rPr>
-              <w:fldChar w:fldCharType="separate"/>
-            </w:r>
-            <w:r>
-              <w:rPr>
-                <w:noProof/>
-                <w:webHidden/>
-              </w:rPr>
-              <w:t>43</w:t>
-            </w:r>
-            <w:r>
-              <w:rPr>
-                <w:noProof/>
-                <w:webHidden/>
-              </w:rPr>
-              <w:fldChar w:fldCharType="end"/>
-            </w:r>
-          </w:hyperlink>
-        </w:p>
-        <w:p>
-          <w:pPr>
-            <w:pStyle w:val="TOC2"/>
-            <w:tabs>
-              <w:tab w:val="right" w:leader="dot" w:pos="9016"/>
-            </w:tabs>
-            <w:rPr>
-              <w:rFonts w:eastAsiaTheme="minorEastAsia"/>
-              <w:noProof/>
-              <w:kern w:val="2"/>
-              <w:sz w:val="24"/>
-              <w:szCs w:val="24"/>
-              <w:lang w:eastAsia="en-GB"/>
-              <w14:ligatures w14:val="standardContextual"/>
-            </w:rPr>
-          </w:pPr>
-          <w:hyperlink w:anchor="_Toc226825726" w:history="1">
-            <w:r>
-              <w:rPr>
-                <w:rStyle w:val="Hyperlink"/>
-                <w:noProof/>
-              </w:rPr>
-              <w:t>Database Design</w:t>
-            </w:r>
-            <w:r>
-              <w:rPr>
-                <w:noProof/>
-                <w:webHidden/>
-              </w:rPr>
-              <w:tab/>
-            </w:r>
-            <w:r>
-              <w:rPr>
-                <w:noProof/>
-                <w:webHidden/>
-              </w:rPr>
-              <w:fldChar w:fldCharType="begin"/>
-            </w:r>
-            <w:r>
-              <w:rPr>
-                <w:noProof/>
-                <w:webHidden/>
-              </w:rPr>
-              <w:instrText xml:space="preserve"> PAGEREF _Toc226825726 \h </w:instrText>
-            </w:r>
-            <w:r>
-              <w:rPr>
-                <w:noProof/>
-                <w:webHidden/>
-              </w:rPr>
-            </w:r>
-            <w:r>
-              <w:rPr>
-                <w:noProof/>
-                <w:webHidden/>
-              </w:rPr>
-              <w:fldChar w:fldCharType="separate"/>
-            </w:r>
-            <w:r>
-              <w:rPr>
-                <w:noProof/>
-                <w:webHidden/>
-              </w:rPr>
-              <w:t>44</w:t>
+              <w:t>58</w:t>
             </w:r>
             <w:r>
               <w:rPr>
@@ -3164,13 +3847,13 @@
               <w14:ligatures w14:val="standardContextual"/>
             </w:rPr>
           </w:pPr>
-          <w:hyperlink w:anchor="_Toc226825727" w:history="1">
+          <w:hyperlink w:anchor="_Toc226897366" w:history="1">
             <w:r>
               <w:rPr>
                 <w:rStyle w:val="Hyperlink"/>
                 <w:noProof/>
               </w:rPr>
-              <w:t>Normalization</w:t>
+              <w:t>Functions</w:t>
             </w:r>
             <w:r>
               <w:rPr>
@@ -3191,7 +3874,7 @@
                 <w:noProof/>
                 <w:webHidden/>
               </w:rPr>
-              <w:instrText xml:space="preserve"> PAGEREF _Toc226825727 \h </w:instrText>
+              <w:instrText xml:space="preserve"> PAGEREF _Toc226897366 \h </w:instrText>
             </w:r>
             <w:r>
               <w:rPr>
@@ -3211,7 +3894,7 @@
                 <w:noProof/>
                 <w:webHidden/>
               </w:rPr>
-              <w:t>44</w:t>
+              <w:t>58</w:t>
             </w:r>
             <w:r>
               <w:rPr>
@@ -3238,13 +3921,13 @@
               <w14:ligatures w14:val="standardContextual"/>
             </w:rPr>
           </w:pPr>
-          <w:hyperlink w:anchor="_Toc226825728" w:history="1">
+          <w:hyperlink w:anchor="_Toc226897367" w:history="1">
             <w:r>
               <w:rPr>
                 <w:rStyle w:val="Hyperlink"/>
                 <w:noProof/>
               </w:rPr>
-              <w:t>Indexes and Performance</w:t>
+              <w:t>Data Typing</w:t>
             </w:r>
             <w:r>
               <w:rPr>
@@ -3265,7 +3948,7 @@
                 <w:noProof/>
                 <w:webHidden/>
               </w:rPr>
-              <w:instrText xml:space="preserve"> PAGEREF _Toc226825728 \h </w:instrText>
+              <w:instrText xml:space="preserve"> PAGEREF _Toc226897367 \h </w:instrText>
             </w:r>
             <w:r>
               <w:rPr>
@@ -3285,7 +3968,7 @@
                 <w:noProof/>
                 <w:webHidden/>
               </w:rPr>
-              <w:t>50</w:t>
+              <w:t>59</w:t>
             </w:r>
             <w:r>
               <w:rPr>
@@ -3312,13 +3995,13 @@
               <w14:ligatures w14:val="standardContextual"/>
             </w:rPr>
           </w:pPr>
-          <w:hyperlink w:anchor="_Toc226825729" w:history="1">
+          <w:hyperlink w:anchor="_Toc226897368" w:history="1">
             <w:r>
               <w:rPr>
                 <w:rStyle w:val="Hyperlink"/>
                 <w:noProof/>
               </w:rPr>
-              <w:t>Surrogate vs Natural Keys</w:t>
+              <w:t>Performance</w:t>
             </w:r>
             <w:r>
               <w:rPr>
@@ -3339,747 +4022,7 @@
                 <w:noProof/>
                 <w:webHidden/>
               </w:rPr>
-              <w:instrText xml:space="preserve"> PAGEREF _Toc226825729 \h </w:instrText>
-            </w:r>
-            <w:r>
-              <w:rPr>
-                <w:noProof/>
-                <w:webHidden/>
-              </w:rPr>
-            </w:r>
-            <w:r>
-              <w:rPr>
-                <w:noProof/>
-                <w:webHidden/>
-              </w:rPr>
-              <w:fldChar w:fldCharType="separate"/>
-            </w:r>
-            <w:r>
-              <w:rPr>
-                <w:noProof/>
-                <w:webHidden/>
-              </w:rPr>
-              <w:t>50</w:t>
-            </w:r>
-            <w:r>
-              <w:rPr>
-                <w:noProof/>
-                <w:webHidden/>
-              </w:rPr>
-              <w:fldChar w:fldCharType="end"/>
-            </w:r>
-          </w:hyperlink>
-        </w:p>
-        <w:p>
-          <w:pPr>
-            <w:pStyle w:val="TOC3"/>
-            <w:tabs>
-              <w:tab w:val="right" w:leader="dot" w:pos="9016"/>
-            </w:tabs>
-            <w:rPr>
-              <w:rFonts w:eastAsiaTheme="minorEastAsia"/>
-              <w:noProof/>
-              <w:kern w:val="2"/>
-              <w:sz w:val="24"/>
-              <w:szCs w:val="24"/>
-              <w:lang w:eastAsia="en-GB"/>
-              <w14:ligatures w14:val="standardContextual"/>
-            </w:rPr>
-          </w:pPr>
-          <w:hyperlink w:anchor="_Toc226825730" w:history="1">
-            <w:r>
-              <w:rPr>
-                <w:rStyle w:val="Hyperlink"/>
-                <w:noProof/>
-              </w:rPr>
-              <w:t>Constraints</w:t>
-            </w:r>
-            <w:r>
-              <w:rPr>
-                <w:noProof/>
-                <w:webHidden/>
-              </w:rPr>
-              <w:tab/>
-            </w:r>
-            <w:r>
-              <w:rPr>
-                <w:noProof/>
-                <w:webHidden/>
-              </w:rPr>
-              <w:fldChar w:fldCharType="begin"/>
-            </w:r>
-            <w:r>
-              <w:rPr>
-                <w:noProof/>
-                <w:webHidden/>
-              </w:rPr>
-              <w:instrText xml:space="preserve"> PAGEREF _Toc226825730 \h </w:instrText>
-            </w:r>
-            <w:r>
-              <w:rPr>
-                <w:noProof/>
-                <w:webHidden/>
-              </w:rPr>
-            </w:r>
-            <w:r>
-              <w:rPr>
-                <w:noProof/>
-                <w:webHidden/>
-              </w:rPr>
-              <w:fldChar w:fldCharType="separate"/>
-            </w:r>
-            <w:r>
-              <w:rPr>
-                <w:noProof/>
-                <w:webHidden/>
-              </w:rPr>
-              <w:t>52</w:t>
-            </w:r>
-            <w:r>
-              <w:rPr>
-                <w:noProof/>
-                <w:webHidden/>
-              </w:rPr>
-              <w:fldChar w:fldCharType="end"/>
-            </w:r>
-          </w:hyperlink>
-        </w:p>
-        <w:p>
-          <w:pPr>
-            <w:pStyle w:val="TOC2"/>
-            <w:tabs>
-              <w:tab w:val="right" w:leader="dot" w:pos="9016"/>
-            </w:tabs>
-            <w:rPr>
-              <w:rFonts w:eastAsiaTheme="minorEastAsia"/>
-              <w:noProof/>
-              <w:kern w:val="2"/>
-              <w:sz w:val="24"/>
-              <w:szCs w:val="24"/>
-              <w:lang w:eastAsia="en-GB"/>
-              <w14:ligatures w14:val="standardContextual"/>
-            </w:rPr>
-          </w:pPr>
-          <w:hyperlink w:anchor="_Toc226825731" w:history="1">
-            <w:r>
-              <w:rPr>
-                <w:rStyle w:val="Hyperlink"/>
-                <w:noProof/>
-              </w:rPr>
-              <w:t>Coding Standards</w:t>
-            </w:r>
-            <w:r>
-              <w:rPr>
-                <w:noProof/>
-                <w:webHidden/>
-              </w:rPr>
-              <w:tab/>
-            </w:r>
-            <w:r>
-              <w:rPr>
-                <w:noProof/>
-                <w:webHidden/>
-              </w:rPr>
-              <w:fldChar w:fldCharType="begin"/>
-            </w:r>
-            <w:r>
-              <w:rPr>
-                <w:noProof/>
-                <w:webHidden/>
-              </w:rPr>
-              <w:instrText xml:space="preserve"> PAGEREF _Toc226825731 \h </w:instrText>
-            </w:r>
-            <w:r>
-              <w:rPr>
-                <w:noProof/>
-                <w:webHidden/>
-              </w:rPr>
-            </w:r>
-            <w:r>
-              <w:rPr>
-                <w:noProof/>
-                <w:webHidden/>
-              </w:rPr>
-              <w:fldChar w:fldCharType="separate"/>
-            </w:r>
-            <w:r>
-              <w:rPr>
-                <w:noProof/>
-                <w:webHidden/>
-              </w:rPr>
-              <w:t>53</w:t>
-            </w:r>
-            <w:r>
-              <w:rPr>
-                <w:noProof/>
-                <w:webHidden/>
-              </w:rPr>
-              <w:fldChar w:fldCharType="end"/>
-            </w:r>
-          </w:hyperlink>
-        </w:p>
-        <w:p>
-          <w:pPr>
-            <w:pStyle w:val="TOC3"/>
-            <w:tabs>
-              <w:tab w:val="right" w:leader="dot" w:pos="9016"/>
-            </w:tabs>
-            <w:rPr>
-              <w:rFonts w:eastAsiaTheme="minorEastAsia"/>
-              <w:noProof/>
-              <w:kern w:val="2"/>
-              <w:sz w:val="24"/>
-              <w:szCs w:val="24"/>
-              <w:lang w:eastAsia="en-GB"/>
-              <w14:ligatures w14:val="standardContextual"/>
-            </w:rPr>
-          </w:pPr>
-          <w:hyperlink w:anchor="_Toc226825732" w:history="1">
-            <w:r>
-              <w:rPr>
-                <w:rStyle w:val="Hyperlink"/>
-                <w:noProof/>
-              </w:rPr>
-              <w:t>Golden Rules for Software Development</w:t>
-            </w:r>
-            <w:r>
-              <w:rPr>
-                <w:noProof/>
-                <w:webHidden/>
-              </w:rPr>
-              <w:tab/>
-            </w:r>
-            <w:r>
-              <w:rPr>
-                <w:noProof/>
-                <w:webHidden/>
-              </w:rPr>
-              <w:fldChar w:fldCharType="begin"/>
-            </w:r>
-            <w:r>
-              <w:rPr>
-                <w:noProof/>
-                <w:webHidden/>
-              </w:rPr>
-              <w:instrText xml:space="preserve"> PAGEREF _Toc226825732 \h </w:instrText>
-            </w:r>
-            <w:r>
-              <w:rPr>
-                <w:noProof/>
-                <w:webHidden/>
-              </w:rPr>
-            </w:r>
-            <w:r>
-              <w:rPr>
-                <w:noProof/>
-                <w:webHidden/>
-              </w:rPr>
-              <w:fldChar w:fldCharType="separate"/>
-            </w:r>
-            <w:r>
-              <w:rPr>
-                <w:noProof/>
-                <w:webHidden/>
-              </w:rPr>
-              <w:t>53</w:t>
-            </w:r>
-            <w:r>
-              <w:rPr>
-                <w:noProof/>
-                <w:webHidden/>
-              </w:rPr>
-              <w:fldChar w:fldCharType="end"/>
-            </w:r>
-          </w:hyperlink>
-        </w:p>
-        <w:p>
-          <w:pPr>
-            <w:pStyle w:val="TOC3"/>
-            <w:tabs>
-              <w:tab w:val="right" w:leader="dot" w:pos="9016"/>
-            </w:tabs>
-            <w:rPr>
-              <w:rFonts w:eastAsiaTheme="minorEastAsia"/>
-              <w:noProof/>
-              <w:kern w:val="2"/>
-              <w:sz w:val="24"/>
-              <w:szCs w:val="24"/>
-              <w:lang w:eastAsia="en-GB"/>
-              <w14:ligatures w14:val="standardContextual"/>
-            </w:rPr>
-          </w:pPr>
-          <w:hyperlink w:anchor="_Toc226825733" w:history="1">
-            <w:r>
-              <w:rPr>
-                <w:rStyle w:val="Hyperlink"/>
-                <w:noProof/>
-              </w:rPr>
-              <w:t>Naming Conventions</w:t>
-            </w:r>
-            <w:r>
-              <w:rPr>
-                <w:noProof/>
-                <w:webHidden/>
-              </w:rPr>
-              <w:tab/>
-            </w:r>
-            <w:r>
-              <w:rPr>
-                <w:noProof/>
-                <w:webHidden/>
-              </w:rPr>
-              <w:fldChar w:fldCharType="begin"/>
-            </w:r>
-            <w:r>
-              <w:rPr>
-                <w:noProof/>
-                <w:webHidden/>
-              </w:rPr>
-              <w:instrText xml:space="preserve"> PAGEREF _Toc226825733 \h </w:instrText>
-            </w:r>
-            <w:r>
-              <w:rPr>
-                <w:noProof/>
-                <w:webHidden/>
-              </w:rPr>
-            </w:r>
-            <w:r>
-              <w:rPr>
-                <w:noProof/>
-                <w:webHidden/>
-              </w:rPr>
-              <w:fldChar w:fldCharType="separate"/>
-            </w:r>
-            <w:r>
-              <w:rPr>
-                <w:noProof/>
-                <w:webHidden/>
-              </w:rPr>
-              <w:t>54</w:t>
-            </w:r>
-            <w:r>
-              <w:rPr>
-                <w:noProof/>
-                <w:webHidden/>
-              </w:rPr>
-              <w:fldChar w:fldCharType="end"/>
-            </w:r>
-          </w:hyperlink>
-        </w:p>
-        <w:p>
-          <w:pPr>
-            <w:pStyle w:val="TOC3"/>
-            <w:tabs>
-              <w:tab w:val="right" w:leader="dot" w:pos="9016"/>
-            </w:tabs>
-            <w:rPr>
-              <w:rFonts w:eastAsiaTheme="minorEastAsia"/>
-              <w:noProof/>
-              <w:kern w:val="2"/>
-              <w:sz w:val="24"/>
-              <w:szCs w:val="24"/>
-              <w:lang w:eastAsia="en-GB"/>
-              <w14:ligatures w14:val="standardContextual"/>
-            </w:rPr>
-          </w:pPr>
-          <w:hyperlink w:anchor="_Toc226825734" w:history="1">
-            <w:r>
-              <w:rPr>
-                <w:rStyle w:val="Hyperlink"/>
-                <w:noProof/>
-              </w:rPr>
-              <w:t>Coding Style</w:t>
-            </w:r>
-            <w:r>
-              <w:rPr>
-                <w:noProof/>
-                <w:webHidden/>
-              </w:rPr>
-              <w:tab/>
-            </w:r>
-            <w:r>
-              <w:rPr>
-                <w:noProof/>
-                <w:webHidden/>
-              </w:rPr>
-              <w:fldChar w:fldCharType="begin"/>
-            </w:r>
-            <w:r>
-              <w:rPr>
-                <w:noProof/>
-                <w:webHidden/>
-              </w:rPr>
-              <w:instrText xml:space="preserve"> PAGEREF _Toc226825734 \h </w:instrText>
-            </w:r>
-            <w:r>
-              <w:rPr>
-                <w:noProof/>
-                <w:webHidden/>
-              </w:rPr>
-            </w:r>
-            <w:r>
-              <w:rPr>
-                <w:noProof/>
-                <w:webHidden/>
-              </w:rPr>
-              <w:fldChar w:fldCharType="separate"/>
-            </w:r>
-            <w:r>
-              <w:rPr>
-                <w:noProof/>
-                <w:webHidden/>
-              </w:rPr>
-              <w:t>56</w:t>
-            </w:r>
-            <w:r>
-              <w:rPr>
-                <w:noProof/>
-                <w:webHidden/>
-              </w:rPr>
-              <w:fldChar w:fldCharType="end"/>
-            </w:r>
-          </w:hyperlink>
-        </w:p>
-        <w:p>
-          <w:pPr>
-            <w:pStyle w:val="TOC2"/>
-            <w:tabs>
-              <w:tab w:val="right" w:leader="dot" w:pos="9016"/>
-            </w:tabs>
-            <w:rPr>
-              <w:rFonts w:eastAsiaTheme="minorEastAsia"/>
-              <w:noProof/>
-              <w:kern w:val="2"/>
-              <w:sz w:val="24"/>
-              <w:szCs w:val="24"/>
-              <w:lang w:eastAsia="en-GB"/>
-              <w14:ligatures w14:val="standardContextual"/>
-            </w:rPr>
-          </w:pPr>
-          <w:hyperlink w:anchor="_Toc226825735" w:history="1">
-            <w:r>
-              <w:rPr>
-                <w:rStyle w:val="Hyperlink"/>
-                <w:noProof/>
-              </w:rPr>
-              <w:t>PL/SQL Programming Tips</w:t>
-            </w:r>
-            <w:r>
-              <w:rPr>
-                <w:noProof/>
-                <w:webHidden/>
-              </w:rPr>
-              <w:tab/>
-            </w:r>
-            <w:r>
-              <w:rPr>
-                <w:noProof/>
-                <w:webHidden/>
-              </w:rPr>
-              <w:fldChar w:fldCharType="begin"/>
-            </w:r>
-            <w:r>
-              <w:rPr>
-                <w:noProof/>
-                <w:webHidden/>
-              </w:rPr>
-              <w:instrText xml:space="preserve"> PAGEREF _Toc226825735 \h </w:instrText>
-            </w:r>
-            <w:r>
-              <w:rPr>
-                <w:noProof/>
-                <w:webHidden/>
-              </w:rPr>
-            </w:r>
-            <w:r>
-              <w:rPr>
-                <w:noProof/>
-                <w:webHidden/>
-              </w:rPr>
-              <w:fldChar w:fldCharType="separate"/>
-            </w:r>
-            <w:r>
-              <w:rPr>
-                <w:noProof/>
-                <w:webHidden/>
-              </w:rPr>
-              <w:t>57</w:t>
-            </w:r>
-            <w:r>
-              <w:rPr>
-                <w:noProof/>
-                <w:webHidden/>
-              </w:rPr>
-              <w:fldChar w:fldCharType="end"/>
-            </w:r>
-          </w:hyperlink>
-        </w:p>
-        <w:p>
-          <w:pPr>
-            <w:pStyle w:val="TOC3"/>
-            <w:tabs>
-              <w:tab w:val="right" w:leader="dot" w:pos="9016"/>
-            </w:tabs>
-            <w:rPr>
-              <w:rFonts w:eastAsiaTheme="minorEastAsia"/>
-              <w:noProof/>
-              <w:kern w:val="2"/>
-              <w:sz w:val="24"/>
-              <w:szCs w:val="24"/>
-              <w:lang w:eastAsia="en-GB"/>
-              <w14:ligatures w14:val="standardContextual"/>
-            </w:rPr>
-          </w:pPr>
-          <w:hyperlink w:anchor="_Toc226825736" w:history="1">
-            <w:r>
-              <w:rPr>
-                <w:rStyle w:val="Hyperlink"/>
-                <w:noProof/>
-              </w:rPr>
-              <w:t>Packages</w:t>
-            </w:r>
-            <w:r>
-              <w:rPr>
-                <w:noProof/>
-                <w:webHidden/>
-              </w:rPr>
-              <w:tab/>
-            </w:r>
-            <w:r>
-              <w:rPr>
-                <w:noProof/>
-                <w:webHidden/>
-              </w:rPr>
-              <w:fldChar w:fldCharType="begin"/>
-            </w:r>
-            <w:r>
-              <w:rPr>
-                <w:noProof/>
-                <w:webHidden/>
-              </w:rPr>
-              <w:instrText xml:space="preserve"> PAGEREF _Toc226825736 \h </w:instrText>
-            </w:r>
-            <w:r>
-              <w:rPr>
-                <w:noProof/>
-                <w:webHidden/>
-              </w:rPr>
-            </w:r>
-            <w:r>
-              <w:rPr>
-                <w:noProof/>
-                <w:webHidden/>
-              </w:rPr>
-              <w:fldChar w:fldCharType="separate"/>
-            </w:r>
-            <w:r>
-              <w:rPr>
-                <w:noProof/>
-                <w:webHidden/>
-              </w:rPr>
-              <w:t>58</w:t>
-            </w:r>
-            <w:r>
-              <w:rPr>
-                <w:noProof/>
-                <w:webHidden/>
-              </w:rPr>
-              <w:fldChar w:fldCharType="end"/>
-            </w:r>
-          </w:hyperlink>
-        </w:p>
-        <w:p>
-          <w:pPr>
-            <w:pStyle w:val="TOC3"/>
-            <w:tabs>
-              <w:tab w:val="right" w:leader="dot" w:pos="9016"/>
-            </w:tabs>
-            <w:rPr>
-              <w:rFonts w:eastAsiaTheme="minorEastAsia"/>
-              <w:noProof/>
-              <w:kern w:val="2"/>
-              <w:sz w:val="24"/>
-              <w:szCs w:val="24"/>
-              <w:lang w:eastAsia="en-GB"/>
-              <w14:ligatures w14:val="standardContextual"/>
-            </w:rPr>
-          </w:pPr>
-          <w:hyperlink w:anchor="_Toc226825737" w:history="1">
-            <w:r>
-              <w:rPr>
-                <w:rStyle w:val="Hyperlink"/>
-                <w:noProof/>
-              </w:rPr>
-              <w:t>Functions</w:t>
-            </w:r>
-            <w:r>
-              <w:rPr>
-                <w:noProof/>
-                <w:webHidden/>
-              </w:rPr>
-              <w:tab/>
-            </w:r>
-            <w:r>
-              <w:rPr>
-                <w:noProof/>
-                <w:webHidden/>
-              </w:rPr>
-              <w:fldChar w:fldCharType="begin"/>
-            </w:r>
-            <w:r>
-              <w:rPr>
-                <w:noProof/>
-                <w:webHidden/>
-              </w:rPr>
-              <w:instrText xml:space="preserve"> PAGEREF _Toc226825737 \h </w:instrText>
-            </w:r>
-            <w:r>
-              <w:rPr>
-                <w:noProof/>
-                <w:webHidden/>
-              </w:rPr>
-            </w:r>
-            <w:r>
-              <w:rPr>
-                <w:noProof/>
-                <w:webHidden/>
-              </w:rPr>
-              <w:fldChar w:fldCharType="separate"/>
-            </w:r>
-            <w:r>
-              <w:rPr>
-                <w:noProof/>
-                <w:webHidden/>
-              </w:rPr>
-              <w:t>58</w:t>
-            </w:r>
-            <w:r>
-              <w:rPr>
-                <w:noProof/>
-                <w:webHidden/>
-              </w:rPr>
-              <w:fldChar w:fldCharType="end"/>
-            </w:r>
-          </w:hyperlink>
-        </w:p>
-        <w:p>
-          <w:pPr>
-            <w:pStyle w:val="TOC3"/>
-            <w:tabs>
-              <w:tab w:val="right" w:leader="dot" w:pos="9016"/>
-            </w:tabs>
-            <w:rPr>
-              <w:rFonts w:eastAsiaTheme="minorEastAsia"/>
-              <w:noProof/>
-              <w:kern w:val="2"/>
-              <w:sz w:val="24"/>
-              <w:szCs w:val="24"/>
-              <w:lang w:eastAsia="en-GB"/>
-              <w14:ligatures w14:val="standardContextual"/>
-            </w:rPr>
-          </w:pPr>
-          <w:hyperlink w:anchor="_Toc226825738" w:history="1">
-            <w:r>
-              <w:rPr>
-                <w:rStyle w:val="Hyperlink"/>
-                <w:noProof/>
-              </w:rPr>
-              <w:t>Data Typing</w:t>
-            </w:r>
-            <w:r>
-              <w:rPr>
-                <w:noProof/>
-                <w:webHidden/>
-              </w:rPr>
-              <w:tab/>
-            </w:r>
-            <w:r>
-              <w:rPr>
-                <w:noProof/>
-                <w:webHidden/>
-              </w:rPr>
-              <w:fldChar w:fldCharType="begin"/>
-            </w:r>
-            <w:r>
-              <w:rPr>
-                <w:noProof/>
-                <w:webHidden/>
-              </w:rPr>
-              <w:instrText xml:space="preserve"> PAGEREF _Toc226825738 \h </w:instrText>
-            </w:r>
-            <w:r>
-              <w:rPr>
-                <w:noProof/>
-                <w:webHidden/>
-              </w:rPr>
-            </w:r>
-            <w:r>
-              <w:rPr>
-                <w:noProof/>
-                <w:webHidden/>
-              </w:rPr>
-              <w:fldChar w:fldCharType="separate"/>
-            </w:r>
-            <w:r>
-              <w:rPr>
-                <w:noProof/>
-                <w:webHidden/>
-              </w:rPr>
-              <w:t>59</w:t>
-            </w:r>
-            <w:r>
-              <w:rPr>
-                <w:noProof/>
-                <w:webHidden/>
-              </w:rPr>
-              <w:fldChar w:fldCharType="end"/>
-            </w:r>
-          </w:hyperlink>
-        </w:p>
-        <w:p>
-          <w:pPr>
-            <w:pStyle w:val="TOC3"/>
-            <w:tabs>
-              <w:tab w:val="right" w:leader="dot" w:pos="9016"/>
-            </w:tabs>
-            <w:rPr>
-              <w:rFonts w:eastAsiaTheme="minorEastAsia"/>
-              <w:noProof/>
-              <w:kern w:val="2"/>
-              <w:sz w:val="24"/>
-              <w:szCs w:val="24"/>
-              <w:lang w:eastAsia="en-GB"/>
-              <w14:ligatures w14:val="standardContextual"/>
-            </w:rPr>
-          </w:pPr>
-          <w:hyperlink w:anchor="_Toc226825739" w:history="1">
-            <w:r>
-              <w:rPr>
-                <w:rStyle w:val="Hyperlink"/>
-                <w:noProof/>
-              </w:rPr>
-              <w:t>Performance</w:t>
-            </w:r>
-            <w:r>
-              <w:rPr>
-                <w:noProof/>
-                <w:webHidden/>
-              </w:rPr>
-              <w:tab/>
-            </w:r>
-            <w:r>
-              <w:rPr>
-                <w:noProof/>
-                <w:webHidden/>
-              </w:rPr>
-              <w:fldChar w:fldCharType="begin"/>
-            </w:r>
-            <w:r>
-              <w:rPr>
-                <w:noProof/>
-                <w:webHidden/>
-              </w:rPr>
-              <w:instrText xml:space="preserve"> PAGEREF _Toc226825739 \h </w:instrText>
+              <w:instrText xml:space="preserve"> PAGEREF _Toc226897368 \h </w:instrText>
             </w:r>
             <w:r>
               <w:rPr>
@@ -4139,7 +4082,7 @@
       <w:pPr>
         <w:pStyle w:val="Heading1"/>
       </w:pPr>
-      <w:bookmarkStart w:id="0" w:name="_Toc226825689"/>
+      <w:bookmarkStart w:id="0" w:name="_Toc226897319"/>
       <w:r>
         <w:lastRenderedPageBreak/>
         <w:t>I</w:t>
@@ -4152,43 +4095,29 @@
     <w:p/>
     <w:p>
       <w:r>
-        <w:t>The</w:t>
-      </w:r>
-      <w:r>
-        <w:t xml:space="preserve"> Demo Application</w:t>
-      </w:r>
-      <w:r>
-        <w:t xml:space="preserve"> has been developed</w:t>
-      </w:r>
-      <w:r>
-        <w:t xml:space="preserve"> </w:t>
-      </w:r>
-      <w:r>
-        <w:t>a</w:t>
-      </w:r>
-      <w:r>
-        <w:t>s</w:t>
-      </w:r>
-      <w:r>
-        <w:t xml:space="preserve"> </w:t>
-      </w:r>
-      <w:r>
-        <w:t xml:space="preserve">a </w:t>
-      </w:r>
-      <w:r>
-        <w:t>working model of</w:t>
-      </w:r>
-      <w:r>
-        <w:t xml:space="preserve"> how to create a simple Oracle </w:t>
-      </w:r>
-      <w:r>
-        <w:t xml:space="preserve">Database </w:t>
-      </w:r>
-      <w:r>
-        <w:t>Ap</w:t>
-      </w:r>
-      <w:r>
-        <w:t>plication.</w:t>
+        <w:t xml:space="preserve">This </w:t>
+      </w:r>
+      <w:r>
+        <w:t>document guides you through installing Oracle, installing a demo application,</w:t>
+      </w:r>
+      <w:r>
+        <w:t xml:space="preserve"> and creating a professional development environment.</w:t>
+      </w:r>
+    </w:p>
+    <w:p>
+      <w:r>
+        <w:t xml:space="preserve">Our </w:t>
+      </w:r>
+      <w:hyperlink r:id="rId9" w:anchor="blog" w:history="1">
+        <w:r>
+          <w:rPr>
+            <w:rStyle w:val="Hyperlink"/>
+          </w:rPr>
+          <w:t>Website Blog</w:t>
+        </w:r>
+      </w:hyperlink>
+      <w:r>
+        <w:t xml:space="preserve"> guides you through the process of designing database tables, and building applications using PL/SQL.</w:t>
       </w:r>
     </w:p>
     <w:p/>
@@ -4213,7 +4142,7 @@
                     <pic:cNvPicPr/>
                   </pic:nvPicPr>
                   <pic:blipFill>
-                    <a:blip r:embed="rId9" cstate="print">
+                    <a:blip r:embed="rId10" cstate="print">
                       <a:extLst>
                         <a:ext uri="{28A0092B-C50C-407E-A947-70E740481C1C}">
                           <a14:useLocalDpi xmlns:a14="http://schemas.microsoft.com/office/drawing/2010/main" val="0"/>
@@ -4247,7 +4176,7 @@
     </w:p>
     <w:p/>
     <w:p>
-      <w:hyperlink r:id="rId10" w:history="1">
+      <w:hyperlink r:id="rId11" w:history="1">
         <w:r>
           <w:rPr>
             <w:rStyle w:val="Hyperlink"/>
@@ -4257,10 +4186,15 @@
       </w:hyperlink>
     </w:p>
     <w:p/>
-    <w:p/>
-    <w:p>
-      <w:r>
-        <w:t>The application co</w:t>
+    <w:p>
+      <w:r>
+        <w:t>The</w:t>
+      </w:r>
+      <w:r>
+        <w:t xml:space="preserve"> </w:t>
+      </w:r>
+      <w:r>
+        <w:t>application co</w:t>
       </w:r>
       <w:r>
         <w:t>mprises:</w:t>
@@ -4276,16 +4210,13 @@
         </w:numPr>
       </w:pPr>
       <w:r>
-        <w:t xml:space="preserve">A single schema based on Oracle </w:t>
-      </w:r>
-      <w:r>
-        <w:t>Education</w:t>
-      </w:r>
-      <w:r>
-        <w:t>’s training</w:t>
-      </w:r>
-      <w:r>
-        <w:t xml:space="preserve"> database, known as the Scott schema.</w:t>
+        <w:t xml:space="preserve">A setup.exe installer that generates then runs installation scripts that create the schema, load seed </w:t>
+      </w:r>
+      <w:r>
+        <w:t>data,</w:t>
+      </w:r>
+      <w:r>
+        <w:t xml:space="preserve"> and compile the packages.</w:t>
       </w:r>
     </w:p>
     <w:p>
@@ -4297,16 +4228,16 @@
         </w:numPr>
       </w:pPr>
       <w:r>
-        <w:t xml:space="preserve">A setup.exe installer that generates </w:t>
-      </w:r>
-      <w:r>
-        <w:t>then</w:t>
-      </w:r>
-      <w:r>
-        <w:t xml:space="preserve"> runs </w:t>
-      </w:r>
-      <w:r>
-        <w:t>installation scripts that create the schema, load seed data and compile the packages.</w:t>
+        <w:t xml:space="preserve">A single schema based on Oracle </w:t>
+      </w:r>
+      <w:r>
+        <w:t>Education</w:t>
+      </w:r>
+      <w:r>
+        <w:t>’s training</w:t>
+      </w:r>
+      <w:r>
+        <w:t xml:space="preserve"> database, known as the Scott schema.</w:t>
       </w:r>
     </w:p>
     <w:p>
@@ -4375,7 +4306,27 @@
         <w:t>ng</w:t>
       </w:r>
       <w:r>
-        <w:t xml:space="preserve"> useful functions.</w:t>
+        <w:t xml:space="preserve"> useful functions</w:t>
+      </w:r>
+      <w:r>
+        <w:t xml:space="preserve">; sort, search, de-duplicate, statistics, CSV record handling, </w:t>
+      </w:r>
+      <w:proofErr w:type="gramStart"/>
+      <w:r>
+        <w:t>date</w:t>
+      </w:r>
+      <w:proofErr w:type="gramEnd"/>
+      <w:r>
+        <w:t xml:space="preserve"> </w:t>
+      </w:r>
+      <w:r>
+        <w:t xml:space="preserve">and numeric </w:t>
+      </w:r>
+      <w:r>
+        <w:t>calculations</w:t>
+      </w:r>
+      <w:r>
+        <w:t>.</w:t>
       </w:r>
     </w:p>
     <w:p>
@@ -4513,15 +4464,10 @@
       </w:r>
     </w:p>
     <w:p>
-      <w:r>
-        <w:br w:type="page"/>
-      </w:r>
-    </w:p>
-    <w:p>
       <w:pPr>
         <w:pStyle w:val="Heading1"/>
       </w:pPr>
-      <w:bookmarkStart w:id="1" w:name="_Toc226825690"/>
+      <w:bookmarkStart w:id="1" w:name="_Toc226897320"/>
       <w:r>
         <w:lastRenderedPageBreak/>
         <w:t>Oracle Database Express</w:t>
@@ -4536,7 +4482,7 @@
       <w:pPr>
         <w:pStyle w:val="Heading2"/>
       </w:pPr>
-      <w:bookmarkStart w:id="2" w:name="_Toc226825691"/>
+      <w:bookmarkStart w:id="2" w:name="_Toc226897321"/>
       <w:r>
         <w:t>Installing Oracle XE</w:t>
       </w:r>
@@ -4556,7 +4502,7 @@
       <w:r>
         <w:t xml:space="preserve">Please refer to the </w:t>
       </w:r>
-      <w:hyperlink r:id="rId11" w:history="1">
+      <w:hyperlink r:id="rId12" w:history="1">
         <w:r>
           <w:rPr>
             <w:rStyle w:val="Hyperlink"/>
@@ -4772,7 +4718,7 @@
       <w:pPr>
         <w:pStyle w:val="Heading2"/>
       </w:pPr>
-      <w:bookmarkStart w:id="4" w:name="_Toc226825692"/>
+      <w:bookmarkStart w:id="4" w:name="_Toc226897322"/>
       <w:r>
         <w:lastRenderedPageBreak/>
         <w:t>Managing</w:t>
@@ -4790,7 +4736,7 @@
       <w:pPr>
         <w:pStyle w:val="Heading3"/>
       </w:pPr>
-      <w:bookmarkStart w:id="5" w:name="_Toc226825693"/>
+      <w:bookmarkStart w:id="5" w:name="_Toc226897323"/>
       <w:r>
         <w:t>Starting the Oracle Service</w:t>
       </w:r>
@@ -4852,55 +4798,6 @@
             <wp:extent cx="861060" cy="836029"/>
             <wp:effectExtent l="0" t="0" r="0" b="2540"/>
             <wp:docPr id="8" name="Picture 8"/>
-            <wp:cNvGraphicFramePr>
-              <a:graphicFrameLocks xmlns:a="http://schemas.openxmlformats.org/drawingml/2006/main" noChangeAspect="1"/>
-            </wp:cNvGraphicFramePr>
-            <a:graphic xmlns:a="http://schemas.openxmlformats.org/drawingml/2006/main">
-              <a:graphicData uri="http://schemas.openxmlformats.org/drawingml/2006/picture">
-                <pic:pic xmlns:pic="http://schemas.openxmlformats.org/drawingml/2006/picture">
-                  <pic:nvPicPr>
-                    <pic:cNvPr id="1" name=""/>
-                    <pic:cNvPicPr/>
-                  </pic:nvPicPr>
-                  <pic:blipFill>
-                    <a:blip r:embed="rId12"/>
-                    <a:stretch>
-                      <a:fillRect/>
-                    </a:stretch>
-                  </pic:blipFill>
-                  <pic:spPr>
-                    <a:xfrm>
-                      <a:off x="0" y="0"/>
-                      <a:ext cx="867170" cy="841962"/>
-                    </a:xfrm>
-                    <a:prstGeom prst="rect">
-                      <a:avLst/>
-                    </a:prstGeom>
-                  </pic:spPr>
-                </pic:pic>
-              </a:graphicData>
-            </a:graphic>
-          </wp:inline>
-        </w:drawing>
-      </w:r>
-    </w:p>
-    <w:p/>
-    <w:p>
-      <w:r>
-        <w:t>Search for the Oracle services, which should like the example below:</w:t>
-      </w:r>
-    </w:p>
-    <w:p/>
-    <w:p>
-      <w:r>
-        <w:rPr>
-          <w:noProof/>
-        </w:rPr>
-        <w:drawing>
-          <wp:inline distT="0" distB="0" distL="0" distR="0" wp14:anchorId="24CA0B19" wp14:editId="76188B08">
-            <wp:extent cx="5731510" cy="878205"/>
-            <wp:effectExtent l="0" t="0" r="2540" b="0"/>
-            <wp:docPr id="6" name="Picture 6"/>
             <wp:cNvGraphicFramePr>
               <a:graphicFrameLocks xmlns:a="http://schemas.openxmlformats.org/drawingml/2006/main" noChangeAspect="1"/>
             </wp:cNvGraphicFramePr>
@@ -4920,7 +4817,7 @@
                   <pic:spPr>
                     <a:xfrm>
                       <a:off x="0" y="0"/>
-                      <a:ext cx="5731510" cy="878205"/>
+                      <a:ext cx="867170" cy="841962"/>
                     </a:xfrm>
                     <a:prstGeom prst="rect">
                       <a:avLst/>
@@ -4933,56 +4830,23 @@
         </w:drawing>
       </w:r>
     </w:p>
-    <w:p>
-      <w:pPr>
-        <w:pStyle w:val="ListParagraph"/>
-      </w:pPr>
-    </w:p>
-    <w:p>
-      <w:pPr>
-        <w:rPr>
-          <w:bCs/>
-        </w:rPr>
-      </w:pPr>
-      <w:r>
-        <w:t xml:space="preserve">To start the Oracle Service, right-click on </w:t>
-      </w:r>
-      <w:r>
-        <w:rPr>
-          <w:b/>
-        </w:rPr>
-        <w:t>OracleServiceXE</w:t>
-      </w:r>
-      <w:r>
-        <w:rPr>
-          <w:b/>
-        </w:rPr>
-        <w:t xml:space="preserve">, </w:t>
-      </w:r>
-      <w:r>
-        <w:rPr>
-          <w:bCs/>
-        </w:rPr>
-        <w:t>and select Start.</w:t>
-      </w:r>
-    </w:p>
-    <w:p>
-      <w:pPr>
-        <w:rPr>
-          <w:bCs/>
-        </w:rPr>
-      </w:pPr>
-    </w:p>
+    <w:p/>
+    <w:p>
+      <w:r>
+        <w:t>Search for the Oracle services, which should like the example below:</w:t>
+      </w:r>
+    </w:p>
+    <w:p/>
     <w:p>
       <w:r>
         <w:rPr>
           <w:noProof/>
         </w:rPr>
         <w:drawing>
-          <wp:inline distT="0" distB="0" distL="0" distR="0" wp14:anchorId="269AA0A7" wp14:editId="1511EC21">
-            <wp:extent cx="4963218" cy="1105054"/>
-            <wp:effectExtent l="0" t="0" r="8890" b="0"/>
-            <wp:docPr id="9" name="Picture 9"/>
+          <wp:inline distT="0" distB="0" distL="0" distR="0" wp14:anchorId="24CA0B19" wp14:editId="76188B08">
+            <wp:extent cx="5731510" cy="878205"/>
+            <wp:effectExtent l="0" t="0" r="2540" b="0"/>
+            <wp:docPr id="6" name="Picture 6"/>
             <wp:cNvGraphicFramePr>
               <a:graphicFrameLocks xmlns:a="http://schemas.openxmlformats.org/drawingml/2006/main" noChangeAspect="1"/>
             </wp:cNvGraphicFramePr>
@@ -5002,7 +4866,7 @@
                   <pic:spPr>
                     <a:xfrm>
                       <a:off x="0" y="0"/>
-                      <a:ext cx="4963218" cy="1105054"/>
+                      <a:ext cx="5731510" cy="878205"/>
                     </a:xfrm>
                     <a:prstGeom prst="rect">
                       <a:avLst/>
@@ -5015,32 +4879,56 @@
         </w:drawing>
       </w:r>
     </w:p>
-    <w:p/>
-    <w:p/>
-    <w:p>
-      <w:r>
-        <w:t>To set the start-up properties of a service, right-click, select properties and select Automatic, Manual or Disabled from the Startup type list.</w:t>
-      </w:r>
-    </w:p>
-    <w:p/>
-    <w:p>
-      <w:pPr>
-        <w:rPr>
-          <w:rFonts w:asciiTheme="majorHAnsi" w:eastAsiaTheme="majorEastAsia" w:hAnsiTheme="majorHAnsi" w:cstheme="majorBidi"/>
-          <w:color w:val="2F5496" w:themeColor="accent1" w:themeShade="BF"/>
-          <w:sz w:val="26"/>
-          <w:szCs w:val="26"/>
-        </w:rPr>
-      </w:pPr>
+    <w:p>
+      <w:pPr>
+        <w:pStyle w:val="ListParagraph"/>
+      </w:pPr>
+    </w:p>
+    <w:p>
+      <w:pPr>
+        <w:rPr>
+          <w:bCs/>
+        </w:rPr>
+      </w:pPr>
+      <w:r>
+        <w:t xml:space="preserve">To start the Oracle Service, right-click on </w:t>
+      </w:r>
+      <w:r>
+        <w:rPr>
+          <w:b/>
+        </w:rPr>
+        <w:t>OracleServiceXE</w:t>
+      </w:r>
+      <w:r>
+        <w:rPr>
+          <w:b/>
+        </w:rPr>
+        <w:t xml:space="preserve">, </w:t>
+      </w:r>
+      <w:r>
+        <w:rPr>
+          <w:bCs/>
+        </w:rPr>
+        <w:t>and select Start.</w:t>
+      </w:r>
+    </w:p>
+    <w:p>
+      <w:pPr>
+        <w:rPr>
+          <w:bCs/>
+        </w:rPr>
+      </w:pPr>
+    </w:p>
+    <w:p>
       <w:r>
         <w:rPr>
           <w:noProof/>
         </w:rPr>
         <w:drawing>
-          <wp:inline distT="0" distB="0" distL="0" distR="0" wp14:anchorId="6B9C7013" wp14:editId="6B846AAE">
-            <wp:extent cx="3322320" cy="3797867"/>
-            <wp:effectExtent l="0" t="0" r="0" b="0"/>
-            <wp:docPr id="10" name="Picture 10"/>
+          <wp:inline distT="0" distB="0" distL="0" distR="0" wp14:anchorId="269AA0A7" wp14:editId="1511EC21">
+            <wp:extent cx="4963218" cy="1105054"/>
+            <wp:effectExtent l="0" t="0" r="8890" b="0"/>
+            <wp:docPr id="9" name="Picture 9"/>
             <wp:cNvGraphicFramePr>
               <a:graphicFrameLocks xmlns:a="http://schemas.openxmlformats.org/drawingml/2006/main" noChangeAspect="1"/>
             </wp:cNvGraphicFramePr>
@@ -5060,7 +4948,7 @@
                   <pic:spPr>
                     <a:xfrm>
                       <a:off x="0" y="0"/>
-                      <a:ext cx="3324408" cy="3800254"/>
+                      <a:ext cx="4963218" cy="1105054"/>
                     </a:xfrm>
                     <a:prstGeom prst="rect">
                       <a:avLst/>
@@ -5072,157 +4960,13 @@
           </wp:inline>
         </w:drawing>
       </w:r>
-      <w:r>
-        <w:t xml:space="preserve"> </w:t>
-      </w:r>
-      <w:r>
-        <w:br w:type="page"/>
-      </w:r>
-    </w:p>
-    <w:p>
-      <w:pPr>
-        <w:pStyle w:val="Heading3"/>
-      </w:pPr>
-      <w:bookmarkStart w:id="6" w:name="_Toc109557349"/>
-      <w:bookmarkStart w:id="7" w:name="_Toc226825694"/>
-      <w:r>
-        <w:lastRenderedPageBreak/>
-        <w:t>Starting and Stopping the Database</w:t>
-      </w:r>
-      <w:bookmarkEnd w:id="6"/>
-      <w:bookmarkEnd w:id="7"/>
-    </w:p>
-    <w:p>
-      <w:pPr>
-        <w:pStyle w:val="Heading2"/>
-      </w:pPr>
-    </w:p>
-    <w:p/>
-    <w:p>
-      <w:pPr>
-        <w:pStyle w:val="Heading4"/>
-      </w:pPr>
-      <w:bookmarkStart w:id="8" w:name="_Toc109557350"/>
-      <w:r>
-        <w:t>Starting the Database via SQL*Plus</w:t>
-      </w:r>
-      <w:bookmarkEnd w:id="8"/>
-    </w:p>
-    <w:p/>
-    <w:p>
-      <w:r>
-        <w:t>Run SQL*Plus from the command prompt, connect as SYSDBA:</w:t>
-      </w:r>
-    </w:p>
-    <w:p>
-      <w:pPr>
-        <w:rPr>
-          <w:rFonts w:ascii="Courier New" w:hAnsi="Courier New" w:cs="Courier New"/>
-        </w:rPr>
-      </w:pPr>
-      <w:r>
-        <w:rPr>
-          <w:rFonts w:ascii="Courier New" w:hAnsi="Courier New" w:cs="Courier New"/>
-        </w:rPr>
-        <w:t>C:\&gt; SQLPLUS / AS SYSDBA</w:t>
-      </w:r>
-    </w:p>
-    <w:p>
-      <w:pPr>
-        <w:rPr>
-          <w:b/>
-          <w:bCs/>
-        </w:rPr>
-      </w:pPr>
-    </w:p>
-    <w:p>
-      <w:r>
-        <w:t>To start the database:</w:t>
-      </w:r>
-    </w:p>
-    <w:p>
-      <w:pPr>
-        <w:rPr>
-          <w:rFonts w:ascii="Courier New" w:hAnsi="Courier New" w:cs="Courier New"/>
-        </w:rPr>
-      </w:pPr>
-      <w:r>
-        <w:rPr>
-          <w:rFonts w:ascii="Courier New" w:hAnsi="Courier New" w:cs="Courier New"/>
-        </w:rPr>
-        <w:t>SQL&gt; STARTUP</w:t>
-      </w:r>
-    </w:p>
-    <w:p>
-      <w:pPr>
-        <w:rPr>
-          <w:b/>
-          <w:bCs/>
-        </w:rPr>
-      </w:pPr>
-    </w:p>
-    <w:p>
-      <w:r>
-        <w:t>The first pluggable database should open automatically. To open all pluggable databases:</w:t>
-      </w:r>
-    </w:p>
-    <w:p>
-      <w:pPr>
-        <w:rPr>
-          <w:rFonts w:ascii="Courier New" w:hAnsi="Courier New" w:cs="Courier New"/>
-        </w:rPr>
-      </w:pPr>
-      <w:r>
-        <w:rPr>
-          <w:rFonts w:ascii="Courier New" w:hAnsi="Courier New" w:cs="Courier New"/>
-        </w:rPr>
-        <w:t>SQL&gt;ALTER PLUGGABLE DATABASE ALL OPEN</w:t>
-      </w:r>
     </w:p>
     <w:p/>
     <w:p/>
     <w:p>
-      <w:pPr>
-        <w:pStyle w:val="Heading4"/>
-      </w:pPr>
-      <w:bookmarkStart w:id="9" w:name="_Toc109557351"/>
-      <w:r>
-        <w:t>Shutdown the Database via SQL*Plus</w:t>
-      </w:r>
-      <w:bookmarkEnd w:id="9"/>
-    </w:p>
-    <w:p/>
-    <w:p>
-      <w:r>
-        <w:t>You should always shutdown the Oracle database before shutting down your computer, to prevent data corruption due to the file system suddenly being taken away from the running database.</w:t>
-      </w:r>
-    </w:p>
-    <w:p/>
-    <w:p>
-      <w:r>
-        <w:t>To shut down the database:</w:t>
-      </w:r>
-    </w:p>
-    <w:p>
-      <w:pPr>
-        <w:rPr>
-          <w:rFonts w:ascii="Courier New" w:hAnsi="Courier New" w:cs="Courier New"/>
-        </w:rPr>
-      </w:pPr>
-      <w:r>
-        <w:rPr>
-          <w:rFonts w:ascii="Courier New" w:hAnsi="Courier New" w:cs="Courier New"/>
-        </w:rPr>
-        <w:t>SQL&gt;SHUTDOWN IMMEDIATE</w:t>
-      </w:r>
-    </w:p>
-    <w:p>
-      <w:pPr>
-        <w:rPr>
-          <w:b/>
-          <w:bCs/>
-        </w:rPr>
-      </w:pPr>
+      <w:r>
+        <w:t>To set the start-up properties of a service, right-click, select properties and select Automatic, Manual or Disabled from the Startup type list.</w:t>
+      </w:r>
     </w:p>
     <w:p/>
     <w:p>
@@ -5230,84 +4974,19 @@
         <w:rPr>
           <w:rFonts w:asciiTheme="majorHAnsi" w:eastAsiaTheme="majorEastAsia" w:hAnsiTheme="majorHAnsi" w:cstheme="majorBidi"/>
           <w:color w:val="2F5496" w:themeColor="accent1" w:themeShade="BF"/>
-          <w:sz w:val="32"/>
-          <w:szCs w:val="32"/>
-        </w:rPr>
-      </w:pPr>
-      <w:r>
-        <w:br w:type="page"/>
-      </w:r>
-    </w:p>
-    <w:p>
-      <w:pPr>
-        <w:pStyle w:val="Heading3"/>
-      </w:pPr>
-      <w:bookmarkStart w:id="10" w:name="_Toc109557352"/>
-      <w:bookmarkStart w:id="11" w:name="_Toc226825695"/>
-      <w:r>
-        <w:lastRenderedPageBreak/>
-        <w:t>Net Services Listener</w:t>
-      </w:r>
-      <w:bookmarkEnd w:id="10"/>
-      <w:bookmarkEnd w:id="11"/>
-    </w:p>
-    <w:p/>
-    <w:p>
-      <w:r>
-        <w:t>The listene</w:t>
-      </w:r>
-      <w:r>
-        <w:t>r processes</w:t>
-      </w:r>
-      <w:r>
-        <w:t xml:space="preserve"> on a server detect incoming requests from clients for connection</w:t>
-      </w:r>
-      <w:r>
-        <w:t xml:space="preserve">, </w:t>
-      </w:r>
-      <w:r>
-        <w:t>by default on port 1521</w:t>
-      </w:r>
-      <w:r>
-        <w:t>,</w:t>
-      </w:r>
-      <w:r>
-        <w:t xml:space="preserve"> and manage network-traffic once clients have connected to an Oracle database. The listener uses a configuration-file</w:t>
-      </w:r>
-      <w:r>
-        <w:t xml:space="preserve"> named </w:t>
-      </w:r>
-      <w:r>
-        <w:rPr>
-          <w:b/>
-          <w:bCs/>
-        </w:rPr>
-        <w:t>listener.ora</w:t>
-      </w:r>
-      <w:r>
-        <w:t xml:space="preserve"> </w:t>
-      </w:r>
-      <w:r>
-        <w:t xml:space="preserve">to help keep track of names, protocols, services and hosts.  </w:t>
-      </w:r>
-    </w:p>
-    <w:p/>
-    <w:p>
-      <w:r>
-        <w:t>You can start the listener using the Microsoft services app, or from the command prompt:</w:t>
-      </w:r>
-    </w:p>
-    <w:p/>
-    <w:p>
+          <w:sz w:val="26"/>
+          <w:szCs w:val="26"/>
+        </w:rPr>
+      </w:pPr>
       <w:r>
         <w:rPr>
           <w:noProof/>
         </w:rPr>
         <w:drawing>
-          <wp:inline distT="0" distB="0" distL="0" distR="0" wp14:anchorId="51FD9710" wp14:editId="0899126A">
-            <wp:extent cx="5731510" cy="3397885"/>
-            <wp:effectExtent l="0" t="0" r="2540" b="0"/>
-            <wp:docPr id="14" name="Picture 14"/>
+          <wp:inline distT="0" distB="0" distL="0" distR="0" wp14:anchorId="6B9C7013" wp14:editId="6B846AAE">
+            <wp:extent cx="3322320" cy="3797867"/>
+            <wp:effectExtent l="0" t="0" r="0" b="0"/>
+            <wp:docPr id="10" name="Picture 10"/>
             <wp:cNvGraphicFramePr>
               <a:graphicFrameLocks xmlns:a="http://schemas.openxmlformats.org/drawingml/2006/main" noChangeAspect="1"/>
             </wp:cNvGraphicFramePr>
@@ -5327,7 +5006,7 @@
                   <pic:spPr>
                     <a:xfrm>
                       <a:off x="0" y="0"/>
-                      <a:ext cx="5731510" cy="3397885"/>
+                      <a:ext cx="3324408" cy="3800254"/>
                     </a:xfrm>
                     <a:prstGeom prst="rect">
                       <a:avLst/>
@@ -5339,6 +5018,60 @@
           </wp:inline>
         </w:drawing>
       </w:r>
+      <w:r>
+        <w:t xml:space="preserve"> </w:t>
+      </w:r>
+      <w:r>
+        <w:br w:type="page"/>
+      </w:r>
+    </w:p>
+    <w:p>
+      <w:pPr>
+        <w:pStyle w:val="Heading3"/>
+      </w:pPr>
+      <w:bookmarkStart w:id="6" w:name="_Toc109557349"/>
+      <w:bookmarkStart w:id="7" w:name="_Toc226897324"/>
+      <w:r>
+        <w:lastRenderedPageBreak/>
+        <w:t>Starting and Stopping the Database</w:t>
+      </w:r>
+      <w:bookmarkEnd w:id="6"/>
+      <w:bookmarkEnd w:id="7"/>
+    </w:p>
+    <w:p>
+      <w:pPr>
+        <w:pStyle w:val="Heading2"/>
+      </w:pPr>
+    </w:p>
+    <w:p/>
+    <w:p>
+      <w:pPr>
+        <w:pStyle w:val="Heading4"/>
+      </w:pPr>
+      <w:bookmarkStart w:id="8" w:name="_Toc109557350"/>
+      <w:r>
+        <w:t>Starting the Database via SQL*Plus</w:t>
+      </w:r>
+      <w:bookmarkEnd w:id="8"/>
+    </w:p>
+    <w:p/>
+    <w:p>
+      <w:r>
+        <w:t>Run SQL*Plus from the command prompt, connect as SYSDBA:</w:t>
+      </w:r>
+    </w:p>
+    <w:p>
+      <w:pPr>
+        <w:rPr>
+          <w:rFonts w:ascii="Courier New" w:hAnsi="Courier New" w:cs="Courier New"/>
+        </w:rPr>
+      </w:pPr>
+      <w:r>
+        <w:rPr>
+          <w:rFonts w:ascii="Courier New" w:hAnsi="Courier New" w:cs="Courier New"/>
+        </w:rPr>
+        <w:t>C:\&gt; SQLPLUS / AS SYSDBA</w:t>
+      </w:r>
     </w:p>
     <w:p>
       <w:pPr>
@@ -5349,66 +5082,178 @@
       </w:pPr>
     </w:p>
     <w:p>
+      <w:r>
+        <w:t>To start the database:</w:t>
+      </w:r>
+    </w:p>
+    <w:p>
+      <w:pPr>
+        <w:rPr>
+          <w:rFonts w:ascii="Courier New" w:hAnsi="Courier New" w:cs="Courier New"/>
+        </w:rPr>
+      </w:pPr>
+      <w:r>
+        <w:rPr>
+          <w:rFonts w:ascii="Courier New" w:hAnsi="Courier New" w:cs="Courier New"/>
+        </w:rPr>
+        <w:t>SQL&gt; STARTUP</w:t>
+      </w:r>
+    </w:p>
+    <w:p>
       <w:pPr>
         <w:rPr>
           <w:b/>
           <w:bCs/>
         </w:rPr>
       </w:pPr>
-      <w:r>
+    </w:p>
+    <w:p>
+      <w:r>
+        <w:t>The first pluggable database should open automatically. To open all pluggable databases:</w:t>
+      </w:r>
+    </w:p>
+    <w:p>
+      <w:pPr>
+        <w:rPr>
+          <w:rFonts w:ascii="Courier New" w:hAnsi="Courier New" w:cs="Courier New"/>
+        </w:rPr>
+      </w:pPr>
+      <w:r>
+        <w:rPr>
+          <w:rFonts w:ascii="Courier New" w:hAnsi="Courier New" w:cs="Courier New"/>
+        </w:rPr>
+        <w:t>SQL&gt;ALTER PLUGGABLE DATABASE ALL OPEN</w:t>
+      </w:r>
+    </w:p>
+    <w:p/>
+    <w:p/>
+    <w:p>
+      <w:pPr>
+        <w:pStyle w:val="Heading4"/>
+      </w:pPr>
+      <w:bookmarkStart w:id="9" w:name="_Toc109557351"/>
+      <w:r>
+        <w:t>Shutdown the Database via SQL*Plus</w:t>
+      </w:r>
+      <w:bookmarkEnd w:id="9"/>
+    </w:p>
+    <w:p/>
+    <w:p>
+      <w:r>
+        <w:t>You should always shutdown the Oracle database before shutting down your computer, to prevent data corruption due to the file system suddenly being taken away from the running database.</w:t>
+      </w:r>
+    </w:p>
+    <w:p/>
+    <w:p>
+      <w:r>
+        <w:t>To shut down the database:</w:t>
+      </w:r>
+    </w:p>
+    <w:p>
+      <w:pPr>
+        <w:rPr>
+          <w:rFonts w:ascii="Courier New" w:hAnsi="Courier New" w:cs="Courier New"/>
+        </w:rPr>
+      </w:pPr>
+      <w:r>
+        <w:rPr>
+          <w:rFonts w:ascii="Courier New" w:hAnsi="Courier New" w:cs="Courier New"/>
+        </w:rPr>
+        <w:t>SQL&gt;SHUTDOWN IMMEDIATE</w:t>
+      </w:r>
+    </w:p>
+    <w:p>
+      <w:pPr>
         <w:rPr>
           <w:b/>
           <w:bCs/>
         </w:rPr>
+      </w:pPr>
+    </w:p>
+    <w:p/>
+    <w:p>
+      <w:pPr>
+        <w:rPr>
+          <w:rFonts w:asciiTheme="majorHAnsi" w:eastAsiaTheme="majorEastAsia" w:hAnsiTheme="majorHAnsi" w:cstheme="majorBidi"/>
+          <w:color w:val="2F5496" w:themeColor="accent1" w:themeShade="BF"/>
+          <w:sz w:val="32"/>
+          <w:szCs w:val="32"/>
+        </w:rPr>
+      </w:pPr>
+      <w:r>
         <w:br w:type="page"/>
       </w:r>
     </w:p>
     <w:p>
+      <w:pPr>
+        <w:pStyle w:val="Heading3"/>
+      </w:pPr>
+      <w:bookmarkStart w:id="10" w:name="_Toc109557352"/>
+      <w:bookmarkStart w:id="11" w:name="_Toc226897325"/>
       <w:r>
         <w:lastRenderedPageBreak/>
-        <w:t>To check the listener status from the command prompt:</w:t>
-      </w:r>
+        <w:t>Net Services Listener</w:t>
+      </w:r>
+      <w:bookmarkEnd w:id="10"/>
+      <w:bookmarkEnd w:id="11"/>
     </w:p>
     <w:p/>
     <w:p>
-      <w:pPr>
-        <w:rPr>
-          <w:rFonts w:ascii="Courier New" w:hAnsi="Courier New" w:cs="Courier New"/>
-        </w:rPr>
-      </w:pPr>
-      <w:r>
-        <w:rPr>
-          <w:rFonts w:ascii="Courier New" w:hAnsi="Courier New" w:cs="Courier New"/>
-        </w:rPr>
-        <w:t>C:\&gt; LSNRCTL STATUS</w:t>
-      </w:r>
-    </w:p>
-    <w:p>
-      <w:pPr>
+      <w:r>
+        <w:t>The listene</w:t>
+      </w:r>
+      <w:r>
+        <w:t>r processes</w:t>
+      </w:r>
+      <w:r>
+        <w:t xml:space="preserve"> on a server detect incoming requests from clients for connection</w:t>
+      </w:r>
+      <w:r>
+        <w:t xml:space="preserve">, </w:t>
+      </w:r>
+      <w:r>
+        <w:t>by default on port 1521</w:t>
+      </w:r>
+      <w:r>
+        <w:t>,</w:t>
+      </w:r>
+      <w:r>
+        <w:t xml:space="preserve"> and manage network-traffic once clients have connected to an Oracle database. The listener uses a configuration-file</w:t>
+      </w:r>
+      <w:r>
+        <w:t xml:space="preserve"> named </w:t>
+      </w:r>
+      <w:r>
         <w:rPr>
           <w:b/>
           <w:bCs/>
         </w:rPr>
-      </w:pPr>
-    </w:p>
-    <w:p>
-      <w:pPr>
-        <w:rPr>
-          <w:b/>
-          <w:bCs/>
-        </w:rPr>
-      </w:pPr>
-      <w:r>
-        <w:rPr>
-          <w:b/>
-          <w:bCs/>
+        <w:t>listener.ora</w:t>
+      </w:r>
+      <w:r>
+        <w:t xml:space="preserve"> </w:t>
+      </w:r>
+      <w:r>
+        <w:t xml:space="preserve">to help keep track of names, protocols, services and hosts.  </w:t>
+      </w:r>
+    </w:p>
+    <w:p/>
+    <w:p>
+      <w:r>
+        <w:t>You can start the listener using the Microsoft services app, or from the command prompt:</w:t>
+      </w:r>
+    </w:p>
+    <w:p/>
+    <w:p>
+      <w:r>
+        <w:rPr>
           <w:noProof/>
         </w:rPr>
         <w:drawing>
-          <wp:inline distT="0" distB="0" distL="0" distR="0" wp14:anchorId="73641890" wp14:editId="620F4505">
-            <wp:extent cx="5731510" cy="4445000"/>
+          <wp:inline distT="0" distB="0" distL="0" distR="0" wp14:anchorId="51FD9710" wp14:editId="0899126A">
+            <wp:extent cx="5731510" cy="3397885"/>
             <wp:effectExtent l="0" t="0" r="2540" b="0"/>
-            <wp:docPr id="15" name="Picture 15"/>
+            <wp:docPr id="14" name="Picture 14"/>
             <wp:cNvGraphicFramePr>
               <a:graphicFrameLocks xmlns:a="http://schemas.openxmlformats.org/drawingml/2006/main" noChangeAspect="1"/>
             </wp:cNvGraphicFramePr>
@@ -5428,7 +5273,7 @@
                   <pic:spPr>
                     <a:xfrm>
                       <a:off x="0" y="0"/>
-                      <a:ext cx="5731510" cy="4445000"/>
+                      <a:ext cx="5731510" cy="3397885"/>
                     </a:xfrm>
                     <a:prstGeom prst="rect">
                       <a:avLst/>
@@ -5456,14 +5301,33 @@
           <w:bCs/>
         </w:rPr>
       </w:pPr>
-    </w:p>
-    <w:p>
-      <w:pPr>
+      <w:r>
         <w:rPr>
           <w:b/>
           <w:bCs/>
         </w:rPr>
-      </w:pPr>
+        <w:br w:type="page"/>
+      </w:r>
+    </w:p>
+    <w:p>
+      <w:r>
+        <w:lastRenderedPageBreak/>
+        <w:t>To check the listener status from the command prompt:</w:t>
+      </w:r>
+    </w:p>
+    <w:p/>
+    <w:p>
+      <w:pPr>
+        <w:rPr>
+          <w:rFonts w:ascii="Courier New" w:hAnsi="Courier New" w:cs="Courier New"/>
+        </w:rPr>
+      </w:pPr>
+      <w:r>
+        <w:rPr>
+          <w:rFonts w:ascii="Courier New" w:hAnsi="Courier New" w:cs="Courier New"/>
+        </w:rPr>
+        <w:t>C:\&gt; LSNRCTL STATUS</w:t>
+      </w:r>
     </w:p>
     <w:p>
       <w:pPr>
@@ -5472,431 +5336,25 @@
           <w:bCs/>
         </w:rPr>
       </w:pPr>
-      <w:r>
+    </w:p>
+    <w:p>
+      <w:pPr>
         <w:rPr>
           <w:b/>
           <w:bCs/>
         </w:rPr>
-        <w:br w:type="page"/>
-      </w:r>
-    </w:p>
-    <w:p>
-      <w:pPr>
-        <w:pStyle w:val="Heading2"/>
-      </w:pPr>
-      <w:bookmarkStart w:id="12" w:name="_Toc109557353"/>
-      <w:bookmarkStart w:id="13" w:name="_Toc226825696"/>
-      <w:r>
-        <w:lastRenderedPageBreak/>
-        <w:t>Developer Tools</w:t>
-      </w:r>
-      <w:bookmarkEnd w:id="13"/>
-    </w:p>
-    <w:p/>
-    <w:p>
-      <w:pPr>
-        <w:pStyle w:val="Heading3"/>
-      </w:pPr>
-      <w:bookmarkStart w:id="14" w:name="_Toc226825697"/>
-      <w:r>
-        <w:t>SQL*Plus</w:t>
-      </w:r>
-      <w:bookmarkEnd w:id="12"/>
-      <w:bookmarkEnd w:id="14"/>
-    </w:p>
-    <w:p/>
-    <w:p>
-      <w:r>
-        <w:t>The SQL*Plus tool runs from the Windows command prompt, with the following format:</w:t>
-      </w:r>
-    </w:p>
-    <w:p>
-      <w:r>
-        <w:br/>
-        <w:t>Note that square brackets [ ] indicate optional parameters, angle brackets &lt; &gt; are required.</w:t>
-      </w:r>
-    </w:p>
-    <w:p/>
-    <w:p>
-      <w:pPr>
-        <w:rPr>
-          <w:rFonts w:ascii="Courier New" w:hAnsi="Courier New" w:cs="Courier New"/>
-        </w:rPr>
-      </w:pPr>
-      <w:r>
-        <w:rPr>
-          <w:rFonts w:ascii="Courier New" w:hAnsi="Courier New" w:cs="Courier New"/>
-        </w:rPr>
-        <w:t>C:\&gt; SQLPLUS &lt;USERNAME&gt;/&lt;PASSWORD&gt;@//&lt;HOSTNAME&gt;[:PORT]/&lt;DBNAME&gt; [AS SYSDBA]</w:t>
-      </w:r>
-    </w:p>
-    <w:p>
-      <w:pPr>
+      </w:pPr>
+      <w:r>
         <w:rPr>
           <w:b/>
           <w:bCs/>
-        </w:rPr>
-      </w:pPr>
-    </w:p>
-    <w:tbl>
-      <w:tblPr>
-        <w:tblStyle w:val="TableGrid"/>
-        <w:tblW w:w="0" w:type="auto"/>
-        <w:tblInd w:w="360" w:type="dxa"/>
-        <w:tblLook w:val="04A0" w:firstRow="1" w:lastRow="0" w:firstColumn="1" w:lastColumn="0" w:noHBand="0" w:noVBand="1"/>
-      </w:tblPr>
-      <w:tblGrid>
-        <w:gridCol w:w="1478"/>
-        <w:gridCol w:w="7178"/>
-      </w:tblGrid>
-      <w:tr>
-        <w:tc>
-          <w:tcPr>
-            <w:tcW w:w="1478" w:type="dxa"/>
-          </w:tcPr>
-          <w:p>
-            <w:r>
-              <w:t xml:space="preserve">&lt;username&gt; </w:t>
-            </w:r>
-          </w:p>
-        </w:tc>
-        <w:tc>
-          <w:tcPr>
-            <w:tcW w:w="7178" w:type="dxa"/>
-          </w:tcPr>
-          <w:p>
-            <w:r>
-              <w:t>Database username, e.g. SYS</w:t>
-            </w:r>
-          </w:p>
-        </w:tc>
-      </w:tr>
-      <w:tr>
-        <w:tc>
-          <w:tcPr>
-            <w:tcW w:w="1478" w:type="dxa"/>
-          </w:tcPr>
-          <w:p>
-            <w:r>
-              <w:t xml:space="preserve">&lt;password&gt; </w:t>
-            </w:r>
-          </w:p>
-        </w:tc>
-        <w:tc>
-          <w:tcPr>
-            <w:tcW w:w="7178" w:type="dxa"/>
-          </w:tcPr>
-          <w:p>
-            <w:r>
-              <w:t>P</w:t>
-            </w:r>
-            <w:r>
-              <w:t>assword you specified during installation</w:t>
-            </w:r>
-          </w:p>
-        </w:tc>
-      </w:tr>
-      <w:tr>
-        <w:tc>
-          <w:tcPr>
-            <w:tcW w:w="1478" w:type="dxa"/>
-          </w:tcPr>
-          <w:p>
-            <w:r>
-              <w:t xml:space="preserve">&lt;hostname&gt; </w:t>
-            </w:r>
-          </w:p>
-        </w:tc>
-        <w:tc>
-          <w:tcPr>
-            <w:tcW w:w="7178" w:type="dxa"/>
-          </w:tcPr>
-          <w:p>
-            <w:r>
-              <w:t>N</w:t>
-            </w:r>
-            <w:r>
-              <w:t xml:space="preserve">ame of the database server, or its IP address. To reference the current computer, you can use </w:t>
-            </w:r>
-            <w:r>
-              <w:rPr>
-                <w:i/>
-              </w:rPr>
-              <w:t>localhost.</w:t>
-            </w:r>
-          </w:p>
-        </w:tc>
-      </w:tr>
-      <w:tr>
-        <w:tc>
-          <w:tcPr>
-            <w:tcW w:w="1478" w:type="dxa"/>
-          </w:tcPr>
-          <w:p>
-            <w:r>
-              <w:t xml:space="preserve">[:port] </w:t>
-            </w:r>
-          </w:p>
-        </w:tc>
-        <w:tc>
-          <w:tcPr>
-            <w:tcW w:w="7178" w:type="dxa"/>
-          </w:tcPr>
-          <w:p>
-            <w:r>
-              <w:t>Must</w:t>
-            </w:r>
-            <w:r>
-              <w:t xml:space="preserve"> be specified if the listener is not configured to use the default port 1521</w:t>
-            </w:r>
-          </w:p>
-        </w:tc>
-      </w:tr>
-      <w:tr>
-        <w:tc>
-          <w:tcPr>
-            <w:tcW w:w="1478" w:type="dxa"/>
-          </w:tcPr>
-          <w:p>
-            <w:r>
-              <w:t xml:space="preserve">&lt;dbname&gt; </w:t>
-            </w:r>
-          </w:p>
-        </w:tc>
-        <w:tc>
-          <w:tcPr>
-            <w:tcW w:w="7178" w:type="dxa"/>
-          </w:tcPr>
-          <w:p>
-            <w:r>
-              <w:t>XE for the container</w:t>
-            </w:r>
-          </w:p>
-          <w:p>
-            <w:r>
-              <w:t>XEPDB1 for the first pluggable database</w:t>
-            </w:r>
-          </w:p>
-        </w:tc>
-      </w:tr>
-      <w:tr>
-        <w:tc>
-          <w:tcPr>
-            <w:tcW w:w="1478" w:type="dxa"/>
-          </w:tcPr>
-          <w:p>
-            <w:r>
-              <w:t>[</w:t>
-            </w:r>
-            <w:r>
-              <w:t>AS SYSDBA</w:t>
-            </w:r>
-            <w:r>
-              <w:t>]</w:t>
-            </w:r>
-          </w:p>
-        </w:tc>
-        <w:tc>
-          <w:tcPr>
-            <w:tcW w:w="7178" w:type="dxa"/>
-          </w:tcPr>
-          <w:p>
-            <w:r>
-              <w:t xml:space="preserve">This is required for the SYS user, </w:t>
-            </w:r>
-            <w:r>
-              <w:t>otherwise you get the error “SP2-0157: unable to CONNECT to ORACLE after 3 attempts, exiting SQL*Plus”</w:t>
-            </w:r>
-          </w:p>
-        </w:tc>
-      </w:tr>
-    </w:tbl>
-    <w:p/>
-    <w:p>
-      <w:r>
-        <w:t>If you are a database administrator running SQL*Plus on the database server, you can connect to the container database directly by running the following command.</w:t>
-      </w:r>
-    </w:p>
-    <w:p>
-      <w:pPr>
-        <w:rPr>
-          <w:rFonts w:ascii="Courier New" w:hAnsi="Courier New" w:cs="Courier New"/>
-        </w:rPr>
-      </w:pPr>
-      <w:r>
-        <w:rPr>
-          <w:rFonts w:ascii="Courier New" w:hAnsi="Courier New" w:cs="Courier New"/>
-        </w:rPr>
-        <w:t>C:\&gt; SQLPLUS / AS SYSD</w:t>
-      </w:r>
-      <w:r>
-        <w:rPr>
-          <w:rFonts w:ascii="Courier New" w:hAnsi="Courier New" w:cs="Courier New"/>
-        </w:rPr>
-        <w:t>B</w:t>
-      </w:r>
-      <w:r>
-        <w:rPr>
-          <w:rFonts w:ascii="Courier New" w:hAnsi="Courier New" w:cs="Courier New"/>
-        </w:rPr>
-        <w:t>A</w:t>
-      </w:r>
-    </w:p>
-    <w:p/>
-    <w:p>
-      <w:r>
-        <w:t>Connect to container database XE</w:t>
-      </w:r>
-    </w:p>
-    <w:p>
-      <w:pPr>
-        <w:rPr>
-          <w:rFonts w:ascii="Courier New" w:hAnsi="Courier New" w:cs="Courier New"/>
-        </w:rPr>
-      </w:pPr>
-      <w:r>
-        <w:rPr>
-          <w:rFonts w:ascii="Courier New" w:hAnsi="Courier New" w:cs="Courier New"/>
-        </w:rPr>
-        <w:t>C:\&gt; SQLPLUS SYS/&lt;PASSWORD&gt;@//LOCALHOST:1521/XE AS SYSDBA</w:t>
-      </w:r>
-    </w:p>
-    <w:p>
-      <w:pPr>
-        <w:rPr>
-          <w:rFonts w:ascii="Courier New" w:hAnsi="Courier New" w:cs="Courier New"/>
-        </w:rPr>
-      </w:pPr>
-      <w:r>
-        <w:rPr>
-          <w:rFonts w:ascii="Courier New" w:hAnsi="Courier New" w:cs="Courier New"/>
-        </w:rPr>
-        <w:t>C:\&gt; SQLPLUS SYS/&lt;PASSWORD&gt;@//LOCALHOST/XE AS SYSDBA</w:t>
-      </w:r>
-    </w:p>
-    <w:p>
-      <w:pPr>
-        <w:rPr>
-          <w:rFonts w:ascii="Courier New" w:hAnsi="Courier New" w:cs="Courier New"/>
-        </w:rPr>
-      </w:pPr>
-      <w:r>
-        <w:rPr>
-          <w:rFonts w:ascii="Courier New" w:hAnsi="Courier New" w:cs="Courier New"/>
-        </w:rPr>
-        <w:t>C:\&gt; SQLPLUS SYS/&lt;PASSWORD&gt;</w:t>
-      </w:r>
-      <w:r>
-        <w:rPr>
-          <w:rFonts w:ascii="Courier New" w:hAnsi="Courier New" w:cs="Courier New"/>
-        </w:rPr>
-        <w:t>@</w:t>
-      </w:r>
-      <w:r>
-        <w:rPr>
-          <w:rFonts w:ascii="Courier New" w:hAnsi="Courier New" w:cs="Courier New"/>
-        </w:rPr>
-        <w:t>//192.168.1.225:1521/XE AS SYSDBA</w:t>
-      </w:r>
-    </w:p>
-    <w:p>
-      <w:pPr>
-        <w:rPr>
-          <w:b/>
-          <w:bCs/>
-        </w:rPr>
-      </w:pPr>
-    </w:p>
-    <w:p>
-      <w:pPr>
-        <w:rPr>
-          <w:b/>
-          <w:bCs/>
-        </w:rPr>
-      </w:pPr>
-    </w:p>
-    <w:p>
-      <w:r>
-        <w:t>Connect to first pluggable database XEPDB1</w:t>
-      </w:r>
-    </w:p>
-    <w:p>
-      <w:pPr>
-        <w:rPr>
-          <w:rFonts w:ascii="Courier New" w:hAnsi="Courier New" w:cs="Courier New"/>
-        </w:rPr>
-      </w:pPr>
-      <w:r>
-        <w:rPr>
-          <w:rFonts w:ascii="Courier New" w:hAnsi="Courier New" w:cs="Courier New"/>
-        </w:rPr>
-        <w:t>C:\&gt; SQLPLUS SYS/&lt;PASSWORD&gt;@//LOCALHOST:1521/XEPDB1 AS SYSDBA</w:t>
-      </w:r>
-    </w:p>
-    <w:p>
-      <w:pPr>
-        <w:rPr>
-          <w:rFonts w:ascii="Courier New" w:hAnsi="Courier New" w:cs="Courier New"/>
-        </w:rPr>
-      </w:pPr>
-      <w:r>
-        <w:rPr>
-          <w:rFonts w:ascii="Courier New" w:hAnsi="Courier New" w:cs="Courier New"/>
-        </w:rPr>
-        <w:t>C:\&gt; SQLPLUS SYS/&lt;PASSWORD&gt;@//LOCALHOST/XEPDB1 AS SYSDBA</w:t>
-      </w:r>
-    </w:p>
-    <w:p>
-      <w:pPr>
-        <w:rPr>
-          <w:rFonts w:ascii="Courier New" w:hAnsi="Courier New" w:cs="Courier New"/>
-        </w:rPr>
-      </w:pPr>
-      <w:r>
-        <w:rPr>
-          <w:rFonts w:ascii="Courier New" w:hAnsi="Courier New" w:cs="Courier New"/>
-        </w:rPr>
-        <w:t>C:\&gt; SQLPLUS SYS/&lt;PASSWORD&gt;@//192.168.1.225:1521/XEPDB1 AS SYSDBA</w:t>
-      </w:r>
-    </w:p>
-    <w:p/>
-    <w:p/>
-    <w:p>
-      <w:pPr>
-        <w:rPr>
-          <w:b/>
-          <w:bCs/>
-        </w:rPr>
-      </w:pPr>
-    </w:p>
-    <w:p>
-      <w:r>
-        <w:t>Check which database you are connected to:</w:t>
-      </w:r>
-    </w:p>
-    <w:p>
-      <w:pPr>
-        <w:rPr>
           <w:noProof/>
         </w:rPr>
-      </w:pPr>
-      <w:r>
-        <w:rPr>
-          <w:rFonts w:ascii="Courier New" w:hAnsi="Courier New" w:cs="Courier New"/>
-        </w:rPr>
-        <w:t>SQL&gt; SHOW CON_NAME</w:t>
-      </w:r>
-    </w:p>
-    <w:p>
-      <w:r>
-        <w:rPr>
-          <w:noProof/>
-        </w:rPr>
         <w:drawing>
-          <wp:inline distT="0" distB="0" distL="0" distR="0" wp14:anchorId="7ED7C2A1" wp14:editId="36529752">
-            <wp:extent cx="4750103" cy="2575560"/>
-            <wp:effectExtent l="0" t="0" r="0" b="0"/>
-            <wp:docPr id="11" name="Picture 11"/>
+          <wp:inline distT="0" distB="0" distL="0" distR="0" wp14:anchorId="73641890" wp14:editId="620F4505">
+            <wp:extent cx="5731510" cy="4445000"/>
+            <wp:effectExtent l="0" t="0" r="2540" b="0"/>
+            <wp:docPr id="15" name="Picture 15"/>
             <wp:cNvGraphicFramePr>
               <a:graphicFrameLocks xmlns:a="http://schemas.openxmlformats.org/drawingml/2006/main" noChangeAspect="1"/>
             </wp:cNvGraphicFramePr>
@@ -5916,7 +5374,7 @@
                   <pic:spPr>
                     <a:xfrm>
                       <a:off x="0" y="0"/>
-                      <a:ext cx="4760654" cy="2581281"/>
+                      <a:ext cx="5731510" cy="4445000"/>
                     </a:xfrm>
                     <a:prstGeom prst="rect">
                       <a:avLst/>
@@ -5929,51 +5387,462 @@
         </w:drawing>
       </w:r>
     </w:p>
+    <w:p>
+      <w:pPr>
+        <w:rPr>
+          <w:b/>
+          <w:bCs/>
+        </w:rPr>
+      </w:pPr>
+    </w:p>
+    <w:p>
+      <w:pPr>
+        <w:rPr>
+          <w:b/>
+          <w:bCs/>
+        </w:rPr>
+      </w:pPr>
+    </w:p>
+    <w:p>
+      <w:pPr>
+        <w:rPr>
+          <w:b/>
+          <w:bCs/>
+        </w:rPr>
+      </w:pPr>
+    </w:p>
+    <w:p>
+      <w:pPr>
+        <w:rPr>
+          <w:b/>
+          <w:bCs/>
+        </w:rPr>
+      </w:pPr>
+      <w:r>
+        <w:rPr>
+          <w:b/>
+          <w:bCs/>
+        </w:rPr>
+        <w:br w:type="page"/>
+      </w:r>
+    </w:p>
+    <w:p>
+      <w:pPr>
+        <w:pStyle w:val="Heading2"/>
+      </w:pPr>
+      <w:bookmarkStart w:id="12" w:name="_Toc109557353"/>
+      <w:bookmarkStart w:id="13" w:name="_Toc226897326"/>
+      <w:r>
+        <w:lastRenderedPageBreak/>
+        <w:t>Developer Tools</w:t>
+      </w:r>
+      <w:bookmarkEnd w:id="13"/>
+    </w:p>
     <w:p/>
     <w:p>
-      <w:r>
-        <w:t>To switch to the first pluggable database:</w:t>
-      </w:r>
-    </w:p>
+      <w:pPr>
+        <w:pStyle w:val="Heading3"/>
+      </w:pPr>
+      <w:bookmarkStart w:id="14" w:name="_Toc226897327"/>
+      <w:r>
+        <w:t>SQL*Plus</w:t>
+      </w:r>
+      <w:bookmarkEnd w:id="12"/>
+      <w:bookmarkEnd w:id="14"/>
+    </w:p>
+    <w:p/>
+    <w:p>
+      <w:r>
+        <w:t>The SQL*Plus tool runs from the Windows command prompt, with the following format:</w:t>
+      </w:r>
+    </w:p>
+    <w:p>
+      <w:r>
+        <w:br/>
+        <w:t>Note that square brackets [ ] indicate optional parameters, angle brackets &lt; &gt; are required.</w:t>
+      </w:r>
+    </w:p>
+    <w:p/>
     <w:p>
       <w:pPr>
         <w:rPr>
           <w:rFonts w:ascii="Courier New" w:hAnsi="Courier New" w:cs="Courier New"/>
+        </w:rPr>
+      </w:pPr>
+      <w:r>
+        <w:rPr>
+          <w:rFonts w:ascii="Courier New" w:hAnsi="Courier New" w:cs="Courier New"/>
+        </w:rPr>
+        <w:t>C:\&gt; SQLPLUS &lt;USERNAME&gt;/&lt;PASSWORD&gt;@//&lt;HOSTNAME&gt;[:PORT]/&lt;DBNAME&gt; [AS SYSDBA]</w:t>
+      </w:r>
+    </w:p>
+    <w:p>
+      <w:pPr>
+        <w:rPr>
+          <w:b/>
           <w:bCs/>
         </w:rPr>
       </w:pPr>
-      <w:r>
+    </w:p>
+    <w:tbl>
+      <w:tblPr>
+        <w:tblStyle w:val="TableGrid"/>
+        <w:tblW w:w="0" w:type="auto"/>
+        <w:tblInd w:w="360" w:type="dxa"/>
+        <w:tblLook w:val="04A0" w:firstRow="1" w:lastRow="0" w:firstColumn="1" w:lastColumn="0" w:noHBand="0" w:noVBand="1"/>
+      </w:tblPr>
+      <w:tblGrid>
+        <w:gridCol w:w="1478"/>
+        <w:gridCol w:w="7178"/>
+      </w:tblGrid>
+      <w:tr>
+        <w:tc>
+          <w:tcPr>
+            <w:tcW w:w="1478" w:type="dxa"/>
+          </w:tcPr>
+          <w:p>
+            <w:r>
+              <w:t xml:space="preserve">&lt;username&gt; </w:t>
+            </w:r>
+          </w:p>
+        </w:tc>
+        <w:tc>
+          <w:tcPr>
+            <w:tcW w:w="7178" w:type="dxa"/>
+          </w:tcPr>
+          <w:p>
+            <w:r>
+              <w:t>Database username, e.g. SYS</w:t>
+            </w:r>
+          </w:p>
+        </w:tc>
+      </w:tr>
+      <w:tr>
+        <w:tc>
+          <w:tcPr>
+            <w:tcW w:w="1478" w:type="dxa"/>
+          </w:tcPr>
+          <w:p>
+            <w:r>
+              <w:t xml:space="preserve">&lt;password&gt; </w:t>
+            </w:r>
+          </w:p>
+        </w:tc>
+        <w:tc>
+          <w:tcPr>
+            <w:tcW w:w="7178" w:type="dxa"/>
+          </w:tcPr>
+          <w:p>
+            <w:r>
+              <w:t>P</w:t>
+            </w:r>
+            <w:r>
+              <w:t>assword you specified during installation</w:t>
+            </w:r>
+          </w:p>
+        </w:tc>
+      </w:tr>
+      <w:tr>
+        <w:tc>
+          <w:tcPr>
+            <w:tcW w:w="1478" w:type="dxa"/>
+          </w:tcPr>
+          <w:p>
+            <w:r>
+              <w:t xml:space="preserve">&lt;hostname&gt; </w:t>
+            </w:r>
+          </w:p>
+        </w:tc>
+        <w:tc>
+          <w:tcPr>
+            <w:tcW w:w="7178" w:type="dxa"/>
+          </w:tcPr>
+          <w:p>
+            <w:r>
+              <w:t>N</w:t>
+            </w:r>
+            <w:r>
+              <w:t xml:space="preserve">ame of the database server, or its IP address. To reference the current computer, you can use </w:t>
+            </w:r>
+            <w:r>
+              <w:rPr>
+                <w:i/>
+              </w:rPr>
+              <w:t>localhost.</w:t>
+            </w:r>
+          </w:p>
+        </w:tc>
+      </w:tr>
+      <w:tr>
+        <w:tc>
+          <w:tcPr>
+            <w:tcW w:w="1478" w:type="dxa"/>
+          </w:tcPr>
+          <w:p>
+            <w:r>
+              <w:t xml:space="preserve">[:port] </w:t>
+            </w:r>
+          </w:p>
+        </w:tc>
+        <w:tc>
+          <w:tcPr>
+            <w:tcW w:w="7178" w:type="dxa"/>
+          </w:tcPr>
+          <w:p>
+            <w:r>
+              <w:t>Must</w:t>
+            </w:r>
+            <w:r>
+              <w:t xml:space="preserve"> be specified if the listener is not configured to use the default port 1521</w:t>
+            </w:r>
+          </w:p>
+        </w:tc>
+      </w:tr>
+      <w:tr>
+        <w:tc>
+          <w:tcPr>
+            <w:tcW w:w="1478" w:type="dxa"/>
+          </w:tcPr>
+          <w:p>
+            <w:r>
+              <w:t xml:space="preserve">&lt;dbname&gt; </w:t>
+            </w:r>
+          </w:p>
+        </w:tc>
+        <w:tc>
+          <w:tcPr>
+            <w:tcW w:w="7178" w:type="dxa"/>
+          </w:tcPr>
+          <w:p>
+            <w:r>
+              <w:t>XE for the container</w:t>
+            </w:r>
+          </w:p>
+          <w:p>
+            <w:r>
+              <w:t>XEPDB1 for the first pluggable database</w:t>
+            </w:r>
+          </w:p>
+        </w:tc>
+      </w:tr>
+      <w:tr>
+        <w:tc>
+          <w:tcPr>
+            <w:tcW w:w="1478" w:type="dxa"/>
+          </w:tcPr>
+          <w:p>
+            <w:r>
+              <w:t>[</w:t>
+            </w:r>
+            <w:r>
+              <w:t>AS SYSDBA</w:t>
+            </w:r>
+            <w:r>
+              <w:t>]</w:t>
+            </w:r>
+          </w:p>
+        </w:tc>
+        <w:tc>
+          <w:tcPr>
+            <w:tcW w:w="7178" w:type="dxa"/>
+          </w:tcPr>
+          <w:p>
+            <w:r>
+              <w:t xml:space="preserve">This is required for the SYS user, </w:t>
+            </w:r>
+            <w:r>
+              <w:t>otherwise you get the error “SP2-0157: unable to CONNECT to ORACLE after 3 attempts, exiting SQL*Plus”</w:t>
+            </w:r>
+          </w:p>
+        </w:tc>
+      </w:tr>
+    </w:tbl>
+    <w:p/>
+    <w:p>
+      <w:r>
+        <w:t>If you are a database administrator running SQL*Plus on the database server, you can connect to the container database directly by running the following command.</w:t>
+      </w:r>
+    </w:p>
+    <w:p>
+      <w:pPr>
         <w:rPr>
           <w:rFonts w:ascii="Courier New" w:hAnsi="Courier New" w:cs="Courier New"/>
+        </w:rPr>
+      </w:pPr>
+      <w:r>
+        <w:rPr>
+          <w:rFonts w:ascii="Courier New" w:hAnsi="Courier New" w:cs="Courier New"/>
+        </w:rPr>
+        <w:t>C:\&gt; SQLPLUS / AS SYSD</w:t>
+      </w:r>
+      <w:r>
+        <w:rPr>
+          <w:rFonts w:ascii="Courier New" w:hAnsi="Courier New" w:cs="Courier New"/>
+        </w:rPr>
+        <w:t>B</w:t>
+      </w:r>
+      <w:r>
+        <w:rPr>
+          <w:rFonts w:ascii="Courier New" w:hAnsi="Courier New" w:cs="Courier New"/>
+        </w:rPr>
+        <w:t>A</w:t>
+      </w:r>
+    </w:p>
+    <w:p/>
+    <w:p>
+      <w:r>
+        <w:t>Connect to container database XE</w:t>
+      </w:r>
+    </w:p>
+    <w:p>
+      <w:pPr>
+        <w:rPr>
+          <w:rFonts w:ascii="Courier New" w:hAnsi="Courier New" w:cs="Courier New"/>
+        </w:rPr>
+      </w:pPr>
+      <w:r>
+        <w:rPr>
+          <w:rFonts w:ascii="Courier New" w:hAnsi="Courier New" w:cs="Courier New"/>
+        </w:rPr>
+        <w:t>C:\&gt; SQLPLUS SYS/&lt;PASSWORD&gt;@//LOCALHOST:1521/XE AS SYSDBA</w:t>
+      </w:r>
+    </w:p>
+    <w:p>
+      <w:pPr>
+        <w:rPr>
+          <w:rFonts w:ascii="Courier New" w:hAnsi="Courier New" w:cs="Courier New"/>
+        </w:rPr>
+      </w:pPr>
+      <w:r>
+        <w:rPr>
+          <w:rFonts w:ascii="Courier New" w:hAnsi="Courier New" w:cs="Courier New"/>
+        </w:rPr>
+        <w:t>C:\&gt; SQLPLUS SYS/&lt;PASSWORD&gt;@//LOCALHOST/XE AS SYSDBA</w:t>
+      </w:r>
+    </w:p>
+    <w:p>
+      <w:pPr>
+        <w:rPr>
+          <w:rFonts w:ascii="Courier New" w:hAnsi="Courier New" w:cs="Courier New"/>
+        </w:rPr>
+      </w:pPr>
+      <w:r>
+        <w:rPr>
+          <w:rFonts w:ascii="Courier New" w:hAnsi="Courier New" w:cs="Courier New"/>
+        </w:rPr>
+        <w:t>C:\&gt; SQLPLUS SYS/&lt;PASSWORD&gt;</w:t>
+      </w:r>
+      <w:r>
+        <w:rPr>
+          <w:rFonts w:ascii="Courier New" w:hAnsi="Courier New" w:cs="Courier New"/>
+        </w:rPr>
+        <w:t>@</w:t>
+      </w:r>
+      <w:r>
+        <w:rPr>
+          <w:rFonts w:ascii="Courier New" w:hAnsi="Courier New" w:cs="Courier New"/>
+        </w:rPr>
+        <w:t>//192.168.1.225:1521/XE AS SYSDBA</w:t>
+      </w:r>
+    </w:p>
+    <w:p>
+      <w:pPr>
+        <w:rPr>
+          <w:b/>
           <w:bCs/>
         </w:rPr>
-        <w:t>SQL&gt; ALTER SESSION SET CONTAINER=XEPDB1;</w:t>
+      </w:pPr>
+    </w:p>
+    <w:p>
+      <w:pPr>
+        <w:rPr>
+          <w:b/>
+          <w:bCs/>
+        </w:rPr>
+      </w:pPr>
+    </w:p>
+    <w:p>
+      <w:r>
+        <w:t>Connect to first pluggable database XEPDB1</w:t>
       </w:r>
     </w:p>
     <w:p>
       <w:pPr>
         <w:rPr>
           <w:rFonts w:ascii="Courier New" w:hAnsi="Courier New" w:cs="Courier New"/>
+        </w:rPr>
+      </w:pPr>
+      <w:r>
+        <w:rPr>
+          <w:rFonts w:ascii="Courier New" w:hAnsi="Courier New" w:cs="Courier New"/>
+        </w:rPr>
+        <w:t>C:\&gt; SQLPLUS SYS/&lt;PASSWORD&gt;@//LOCALHOST:1521/XEPDB1 AS SYSDBA</w:t>
+      </w:r>
+    </w:p>
+    <w:p>
+      <w:pPr>
+        <w:rPr>
+          <w:rFonts w:ascii="Courier New" w:hAnsi="Courier New" w:cs="Courier New"/>
+        </w:rPr>
+      </w:pPr>
+      <w:r>
+        <w:rPr>
+          <w:rFonts w:ascii="Courier New" w:hAnsi="Courier New" w:cs="Courier New"/>
+        </w:rPr>
+        <w:t>C:\&gt; SQLPLUS SYS/&lt;PASSWORD&gt;@//LOCALHOST/XEPDB1 AS SYSDBA</w:t>
+      </w:r>
+    </w:p>
+    <w:p>
+      <w:pPr>
+        <w:rPr>
+          <w:rFonts w:ascii="Courier New" w:hAnsi="Courier New" w:cs="Courier New"/>
+        </w:rPr>
+      </w:pPr>
+      <w:r>
+        <w:rPr>
+          <w:rFonts w:ascii="Courier New" w:hAnsi="Courier New" w:cs="Courier New"/>
+        </w:rPr>
+        <w:t>C:\&gt; SQLPLUS SYS/&lt;PASSWORD&gt;@//192.168.1.225:1521/XEPDB1 AS SYSDBA</w:t>
+      </w:r>
+    </w:p>
+    <w:p/>
+    <w:p/>
+    <w:p>
+      <w:pPr>
+        <w:rPr>
           <w:b/>
-        </w:rPr>
-      </w:pPr>
-    </w:p>
-    <w:p>
-      <w:pPr>
-        <w:rPr>
-          <w:b/>
-        </w:rPr>
-      </w:pPr>
-      <w:r>
-        <w:rPr>
-          <w:b/>
+          <w:bCs/>
+        </w:rPr>
+      </w:pPr>
+    </w:p>
+    <w:p>
+      <w:r>
+        <w:t>Check which database you are connected to:</w:t>
+      </w:r>
+    </w:p>
+    <w:p>
+      <w:pPr>
+        <w:rPr>
           <w:noProof/>
         </w:rPr>
+      </w:pPr>
+      <w:r>
+        <w:rPr>
+          <w:rFonts w:ascii="Courier New" w:hAnsi="Courier New" w:cs="Courier New"/>
+        </w:rPr>
+        <w:t>SQL&gt; SHOW CON_NAME</w:t>
+      </w:r>
+    </w:p>
+    <w:p>
+      <w:r>
+        <w:rPr>
+          <w:noProof/>
+        </w:rPr>
         <w:drawing>
-          <wp:inline distT="0" distB="0" distL="0" distR="0" wp14:anchorId="1983EFF2" wp14:editId="7598D181">
-            <wp:extent cx="3345180" cy="1744212"/>
-            <wp:effectExtent l="0" t="0" r="7620" b="8890"/>
-            <wp:docPr id="12" name="Picture 12"/>
+          <wp:inline distT="0" distB="0" distL="0" distR="0" wp14:anchorId="7ED7C2A1" wp14:editId="36529752">
+            <wp:extent cx="4750103" cy="2575560"/>
+            <wp:effectExtent l="0" t="0" r="0" b="0"/>
+            <wp:docPr id="11" name="Picture 11"/>
             <wp:cNvGraphicFramePr>
               <a:graphicFrameLocks xmlns:a="http://schemas.openxmlformats.org/drawingml/2006/main" noChangeAspect="1"/>
             </wp:cNvGraphicFramePr>
@@ -5993,7 +5862,7 @@
                   <pic:spPr>
                     <a:xfrm>
                       <a:off x="0" y="0"/>
-                      <a:ext cx="3355419" cy="1749551"/>
+                      <a:ext cx="4760654" cy="2581281"/>
                     </a:xfrm>
                     <a:prstGeom prst="rect">
                       <a:avLst/>
@@ -6006,16 +5875,10 @@
         </w:drawing>
       </w:r>
     </w:p>
-    <w:p>
-      <w:pPr>
-        <w:rPr>
-          <w:b/>
-        </w:rPr>
-      </w:pPr>
-    </w:p>
-    <w:p>
-      <w:r>
-        <w:t>To switch to the container database:</w:t>
+    <w:p/>
+    <w:p>
+      <w:r>
+        <w:t>To switch to the first pluggable database:</w:t>
       </w:r>
     </w:p>
     <w:p>
@@ -6030,8 +5893,16 @@
           <w:rFonts w:ascii="Courier New" w:hAnsi="Courier New" w:cs="Courier New"/>
           <w:bCs/>
         </w:rPr>
-        <w:t>SQL&gt; ALTER SESSION SET CONTAINER=CDB$ROOT;</w:t>
-      </w:r>
+        <w:t>SQL&gt; ALTER SESSION SET CONTAINER=XEPDB1;</w:t>
+      </w:r>
+    </w:p>
+    <w:p>
+      <w:pPr>
+        <w:rPr>
+          <w:rFonts w:ascii="Courier New" w:hAnsi="Courier New" w:cs="Courier New"/>
+          <w:b/>
+        </w:rPr>
+      </w:pPr>
     </w:p>
     <w:p>
       <w:pPr>
@@ -6044,12 +5915,11 @@
           <w:b/>
           <w:noProof/>
         </w:rPr>
-        <w:lastRenderedPageBreak/>
         <w:drawing>
-          <wp:inline distT="0" distB="0" distL="0" distR="0" wp14:anchorId="02AA43B8" wp14:editId="58F49514">
-            <wp:extent cx="3863340" cy="1768552"/>
-            <wp:effectExtent l="0" t="0" r="3810" b="3175"/>
-            <wp:docPr id="13" name="Picture 13"/>
+          <wp:inline distT="0" distB="0" distL="0" distR="0" wp14:anchorId="1983EFF2" wp14:editId="7598D181">
+            <wp:extent cx="3345180" cy="1744212"/>
+            <wp:effectExtent l="0" t="0" r="7620" b="8890"/>
+            <wp:docPr id="12" name="Picture 12"/>
             <wp:cNvGraphicFramePr>
               <a:graphicFrameLocks xmlns:a="http://schemas.openxmlformats.org/drawingml/2006/main" noChangeAspect="1"/>
             </wp:cNvGraphicFramePr>
@@ -6069,7 +5939,7 @@
                   <pic:spPr>
                     <a:xfrm>
                       <a:off x="0" y="0"/>
-                      <a:ext cx="3868469" cy="1770900"/>
+                      <a:ext cx="3355419" cy="1749551"/>
                     </a:xfrm>
                     <a:prstGeom prst="rect">
                       <a:avLst/>
@@ -6081,47 +5951,51 @@
           </wp:inline>
         </w:drawing>
       </w:r>
-      <w:bookmarkStart w:id="15" w:name="_Toc109557354"/>
-    </w:p>
-    <w:p>
-      <w:pPr>
-        <w:pStyle w:val="Heading3"/>
-      </w:pPr>
-    </w:p>
-    <w:p>
-      <w:pPr>
-        <w:pStyle w:val="Heading3"/>
-      </w:pPr>
-      <w:bookmarkStart w:id="16" w:name="_Toc226825698"/>
-      <w:r>
-        <w:t>SQL Developer</w:t>
-      </w:r>
-      <w:bookmarkEnd w:id="15"/>
-      <w:bookmarkEnd w:id="16"/>
-    </w:p>
-    <w:p/>
-    <w:p>
-      <w:r>
-        <w:t>Download the SQL Developer tool from the Oracle website.</w:t>
-      </w:r>
-    </w:p>
-    <w:p/>
-    <w:p>
-      <w:r>
-        <w:t>Create a connection for the SYS user, with role SYSDBA.</w:t>
-      </w:r>
-    </w:p>
-    <w:p/>
-    <w:p>
-      <w:r>
-        <w:rPr>
+    </w:p>
+    <w:p>
+      <w:pPr>
+        <w:rPr>
+          <w:b/>
+        </w:rPr>
+      </w:pPr>
+    </w:p>
+    <w:p>
+      <w:r>
+        <w:t>To switch to the container database:</w:t>
+      </w:r>
+    </w:p>
+    <w:p>
+      <w:pPr>
+        <w:rPr>
+          <w:rFonts w:ascii="Courier New" w:hAnsi="Courier New" w:cs="Courier New"/>
+          <w:bCs/>
+        </w:rPr>
+      </w:pPr>
+      <w:r>
+        <w:rPr>
+          <w:rFonts w:ascii="Courier New" w:hAnsi="Courier New" w:cs="Courier New"/>
+          <w:bCs/>
+        </w:rPr>
+        <w:t>SQL&gt; ALTER SESSION SET CONTAINER=CDB$ROOT;</w:t>
+      </w:r>
+    </w:p>
+    <w:p>
+      <w:pPr>
+        <w:rPr>
+          <w:b/>
+        </w:rPr>
+      </w:pPr>
+      <w:r>
+        <w:rPr>
+          <w:b/>
           <w:noProof/>
         </w:rPr>
+        <w:lastRenderedPageBreak/>
         <w:drawing>
-          <wp:inline distT="0" distB="0" distL="0" distR="0" wp14:anchorId="00FD24D6" wp14:editId="6F29A0BA">
-            <wp:extent cx="4200063" cy="3505200"/>
-            <wp:effectExtent l="0" t="0" r="0" b="0"/>
-            <wp:docPr id="22" name="Picture 22"/>
+          <wp:inline distT="0" distB="0" distL="0" distR="0" wp14:anchorId="02AA43B8" wp14:editId="58F49514">
+            <wp:extent cx="3863340" cy="1768552"/>
+            <wp:effectExtent l="0" t="0" r="3810" b="3175"/>
+            <wp:docPr id="13" name="Picture 13"/>
             <wp:cNvGraphicFramePr>
               <a:graphicFrameLocks xmlns:a="http://schemas.openxmlformats.org/drawingml/2006/main" noChangeAspect="1"/>
             </wp:cNvGraphicFramePr>
@@ -6141,6 +6015,78 @@
                   <pic:spPr>
                     <a:xfrm>
                       <a:off x="0" y="0"/>
+                      <a:ext cx="3868469" cy="1770900"/>
+                    </a:xfrm>
+                    <a:prstGeom prst="rect">
+                      <a:avLst/>
+                    </a:prstGeom>
+                  </pic:spPr>
+                </pic:pic>
+              </a:graphicData>
+            </a:graphic>
+          </wp:inline>
+        </w:drawing>
+      </w:r>
+      <w:bookmarkStart w:id="15" w:name="_Toc109557354"/>
+    </w:p>
+    <w:p>
+      <w:pPr>
+        <w:pStyle w:val="Heading3"/>
+      </w:pPr>
+    </w:p>
+    <w:p>
+      <w:pPr>
+        <w:pStyle w:val="Heading3"/>
+      </w:pPr>
+      <w:bookmarkStart w:id="16" w:name="_Toc226897328"/>
+      <w:r>
+        <w:t>SQL Developer</w:t>
+      </w:r>
+      <w:bookmarkEnd w:id="15"/>
+      <w:bookmarkEnd w:id="16"/>
+    </w:p>
+    <w:p/>
+    <w:p>
+      <w:r>
+        <w:t>Download the SQL Developer tool from the Oracle website.</w:t>
+      </w:r>
+    </w:p>
+    <w:p/>
+    <w:p>
+      <w:r>
+        <w:t>Create a connection for the SYS user, with role SYSDBA.</w:t>
+      </w:r>
+    </w:p>
+    <w:p/>
+    <w:p>
+      <w:r>
+        <w:rPr>
+          <w:noProof/>
+        </w:rPr>
+        <w:drawing>
+          <wp:inline distT="0" distB="0" distL="0" distR="0" wp14:anchorId="00FD24D6" wp14:editId="6F29A0BA">
+            <wp:extent cx="4200063" cy="3505200"/>
+            <wp:effectExtent l="0" t="0" r="0" b="0"/>
+            <wp:docPr id="22" name="Picture 22"/>
+            <wp:cNvGraphicFramePr>
+              <a:graphicFrameLocks xmlns:a="http://schemas.openxmlformats.org/drawingml/2006/main" noChangeAspect="1"/>
+            </wp:cNvGraphicFramePr>
+            <a:graphic xmlns:a="http://schemas.openxmlformats.org/drawingml/2006/main">
+              <a:graphicData uri="http://schemas.openxmlformats.org/drawingml/2006/picture">
+                <pic:pic xmlns:pic="http://schemas.openxmlformats.org/drawingml/2006/picture">
+                  <pic:nvPicPr>
+                    <pic:cNvPr id="1" name=""/>
+                    <pic:cNvPicPr/>
+                  </pic:nvPicPr>
+                  <pic:blipFill>
+                    <a:blip r:embed="rId22"/>
+                    <a:stretch>
+                      <a:fillRect/>
+                    </a:stretch>
+                  </pic:blipFill>
+                  <pic:spPr>
+                    <a:xfrm>
+                      <a:off x="0" y="0"/>
                       <a:ext cx="4206814" cy="3510834"/>
                     </a:xfrm>
                     <a:prstGeom prst="rect">
@@ -6201,7 +6147,7 @@
       <w:pPr>
         <w:pStyle w:val="Heading1"/>
       </w:pPr>
-      <w:bookmarkStart w:id="17" w:name="_Toc226825699"/>
+      <w:bookmarkStart w:id="17" w:name="_Toc226897329"/>
       <w:r>
         <w:lastRenderedPageBreak/>
         <w:t>The Demo Application</w:t>
@@ -6210,201 +6156,14 @@
     </w:p>
     <w:p/>
     <w:p>
-      <w:pPr>
-        <w:pStyle w:val="Heading2"/>
-      </w:pPr>
-      <w:bookmarkStart w:id="18" w:name="_Toc226825700"/>
-      <w:r>
-        <w:t>Database Security</w:t>
-      </w:r>
-      <w:bookmarkEnd w:id="18"/>
+      <w:r>
+        <w:t>This chapter guides you through installing and running the demo application.</w:t>
+      </w:r>
     </w:p>
     <w:p/>
     <w:p>
       <w:r>
-        <w:t>The</w:t>
-      </w:r>
-      <w:r>
-        <w:t xml:space="preserve"> worst, and most commonly occurring security mistake is to have all your database objects in one </w:t>
-      </w:r>
-      <w:r>
-        <w:t>schema and</w:t>
-      </w:r>
-      <w:r>
-        <w:t xml:space="preserve"> then give all your users and applications the schema’s password. This is an extremely dangerous thing to do. Anybody could connect to your schema and start dropping </w:t>
-      </w:r>
-      <w:r>
-        <w:t>tables or</w:t>
-      </w:r>
-      <w:r>
-        <w:t xml:space="preserve"> changing the table structures.</w:t>
-      </w:r>
-    </w:p>
-    <w:p/>
-    <w:p>
-      <w:r>
-        <w:t>Instead:</w:t>
-      </w:r>
-    </w:p>
-    <w:p/>
-    <w:p>
-      <w:pPr>
-        <w:pStyle w:val="ListParagraph"/>
-        <w:numPr>
-          <w:ilvl w:val="0"/>
-          <w:numId w:val="39"/>
-        </w:numPr>
-      </w:pPr>
-      <w:r>
-        <w:t xml:space="preserve">Create a schema that owns all the database objects, the </w:t>
-      </w:r>
-      <w:r>
-        <w:t>O</w:t>
-      </w:r>
-      <w:r>
-        <w:t xml:space="preserve">wning </w:t>
-      </w:r>
-      <w:r>
-        <w:t>S</w:t>
-      </w:r>
-      <w:r>
-        <w:t xml:space="preserve">chema, that no users or applications ever connect to. </w:t>
-      </w:r>
-      <w:r>
-        <w:br/>
-      </w:r>
-      <w:r>
-        <w:br/>
-      </w:r>
-    </w:p>
-    <w:p>
-      <w:pPr>
-        <w:pStyle w:val="ListParagraph"/>
-        <w:numPr>
-          <w:ilvl w:val="0"/>
-          <w:numId w:val="39"/>
-        </w:numPr>
-      </w:pPr>
-      <w:r>
-        <w:t xml:space="preserve">Prevent users from connecting to the Owning Schema. Lock the </w:t>
-      </w:r>
-      <w:r>
-        <w:t>account and</w:t>
-      </w:r>
-      <w:r>
-        <w:t xml:space="preserve"> turn off authentication so no clues are given that the account exists.</w:t>
-      </w:r>
-      <w:r>
-        <w:t xml:space="preserve"> If someone tries to logon, they will get an invalid username/password error instead of a message saying the account is locked, which would give away its existence, and importance.</w:t>
-      </w:r>
-      <w:r>
-        <w:br/>
-      </w:r>
-      <w:r>
-        <w:br/>
-      </w:r>
-    </w:p>
-    <w:p>
-      <w:pPr>
-        <w:pStyle w:val="ListParagraph"/>
-        <w:numPr>
-          <w:ilvl w:val="0"/>
-          <w:numId w:val="39"/>
-        </w:numPr>
-      </w:pPr>
-      <w:r>
-        <w:t>Create a secondary</w:t>
-      </w:r>
-      <w:r>
-        <w:t xml:space="preserve"> schema for the users to connect to the database with, that has limited privileges</w:t>
-      </w:r>
-      <w:r>
-        <w:t>,</w:t>
-      </w:r>
-      <w:r>
-        <w:t xml:space="preserve"> and the necessary grants to </w:t>
-      </w:r>
-      <w:r>
-        <w:t xml:space="preserve">access objects in </w:t>
-      </w:r>
-      <w:r>
-        <w:t>the Owning Schema.</w:t>
-      </w:r>
-      <w:r>
-        <w:br/>
-      </w:r>
-    </w:p>
-    <w:p/>
-    <w:p>
-      <w:r>
-        <w:t>This simple approach wi</w:t>
-      </w:r>
-      <w:r>
-        <w:t>ll</w:t>
-      </w:r>
-      <w:r>
-        <w:t xml:space="preserve"> prevent users</w:t>
-      </w:r>
-      <w:r>
-        <w:t xml:space="preserve"> from truncating and dropping tables. If </w:t>
-      </w:r>
-      <w:r>
-        <w:t>you are giving privileges such as delete and update, there is a risk that people could alter the data, but at least you have prevented structural changes to the database</w:t>
-      </w:r>
-      <w:r>
-        <w:t>.</w:t>
-      </w:r>
-    </w:p>
-    <w:p/>
-    <w:p>
-      <w:pPr>
-        <w:rPr>
-          <w:rFonts w:asciiTheme="majorHAnsi" w:eastAsiaTheme="majorEastAsia" w:hAnsiTheme="majorHAnsi" w:cstheme="majorBidi"/>
-          <w:color w:val="2F5496" w:themeColor="accent1" w:themeShade="BF"/>
-          <w:sz w:val="26"/>
-          <w:szCs w:val="26"/>
-        </w:rPr>
-      </w:pPr>
-    </w:p>
-    <w:p>
-      <w:pPr>
-        <w:rPr>
-          <w:rFonts w:asciiTheme="majorHAnsi" w:eastAsiaTheme="majorEastAsia" w:hAnsiTheme="majorHAnsi" w:cstheme="majorBidi"/>
-          <w:color w:val="2F5496" w:themeColor="accent1" w:themeShade="BF"/>
-          <w:sz w:val="26"/>
-          <w:szCs w:val="26"/>
-        </w:rPr>
-      </w:pPr>
-      <w:r>
-        <w:br w:type="page"/>
-      </w:r>
-    </w:p>
-    <w:p>
-      <w:pPr>
-        <w:pStyle w:val="Heading2"/>
-      </w:pPr>
-      <w:bookmarkStart w:id="19" w:name="_Toc226825701"/>
-      <w:r>
-        <w:lastRenderedPageBreak/>
-        <w:t>Applications</w:t>
-      </w:r>
-      <w:bookmarkEnd w:id="19"/>
-    </w:p>
-    <w:p/>
-    <w:p>
-      <w:r>
-        <w:t xml:space="preserve">Please see </w:t>
-      </w:r>
-      <w:hyperlink r:id="rId22" w:anchor="blog" w:history="1">
-        <w:r>
-          <w:rPr>
-            <w:rStyle w:val="Hyperlink"/>
-          </w:rPr>
-          <w:t>our Blog</w:t>
-        </w:r>
-      </w:hyperlink>
-      <w:r>
-        <w:t xml:space="preserve"> for further examples of Oracle PL/SQL applications: </w:t>
+        <w:t>The demo contains packages of functions that can be used to build business applications, including:</w:t>
       </w:r>
     </w:p>
     <w:p/>
@@ -6466,11 +6225,9 @@
             <w:tcW w:w="2263" w:type="dxa"/>
           </w:tcPr>
           <w:p>
-            <w:proofErr w:type="spellStart"/>
-            <w:r>
-              <w:t>Log_message</w:t>
-            </w:r>
-            <w:proofErr w:type="spellEnd"/>
+            <w:r>
+              <w:t>Statistics</w:t>
+            </w:r>
           </w:p>
         </w:tc>
         <w:tc>
@@ -6479,7 +6236,7 @@
           </w:tcPr>
           <w:p>
             <w:r>
-              <w:t>Application message logging and error handling.</w:t>
+              <w:t>Import CSV data into the database, generate statistics, and export the results to CSV files (Excel).</w:t>
             </w:r>
           </w:p>
         </w:tc>
@@ -6491,8 +6248,15 @@
           </w:tcPr>
           <w:p>
             <w:r>
-              <w:t>Data Import</w:t>
-            </w:r>
+              <w:t>UTIL_ADMIN</w:t>
+            </w:r>
+          </w:p>
+          <w:p>
+            <w:proofErr w:type="spellStart"/>
+            <w:r>
+              <w:t>log_message</w:t>
+            </w:r>
+            <w:proofErr w:type="spellEnd"/>
           </w:p>
         </w:tc>
         <w:tc>
@@ -6501,7 +6265,7 @@
           </w:tcPr>
           <w:p>
             <w:r>
-              <w:t xml:space="preserve">Import data from CSV files into the database. A simple demo has been provided, along with a sales order import that has more complex validation. </w:t>
+              <w:t>Application message logging and error handling.</w:t>
             </w:r>
           </w:p>
         </w:tc>
@@ -6513,7 +6277,7 @@
           </w:tcPr>
           <w:p>
             <w:r>
-              <w:t>Data Export</w:t>
+              <w:t xml:space="preserve">UTIL_DATE </w:t>
             </w:r>
           </w:p>
         </w:tc>
@@ -6523,7 +6287,7 @@
           </w:tcPr>
           <w:p>
             <w:r>
-              <w:t>Export data to CSV file. A simple demo, and a sales order export have been provided.</w:t>
+              <w:t>First and last working days of month, determine if a date is a working day, Easter etc.</w:t>
             </w:r>
           </w:p>
         </w:tc>
@@ -6535,7 +6299,7 @@
           </w:tcPr>
           <w:p>
             <w:r>
-              <w:t>Statistics Import/Export</w:t>
+              <w:t>UTIL_EXPORT</w:t>
             </w:r>
           </w:p>
         </w:tc>
@@ -6545,10 +6309,13 @@
           </w:tcPr>
           <w:p>
             <w:r>
-              <w:t>Import CSV data into the database, generate statistics, and export the results to CSV files</w:t>
-            </w:r>
-            <w:r>
-              <w:t xml:space="preserve"> (Excel).</w:t>
+              <w:t>Export data to CSV file</w:t>
+            </w:r>
+            <w:r>
+              <w:t>s</w:t>
+            </w:r>
+            <w:r>
+              <w:t>. A simple demo, and a sales order export have been provided.</w:t>
             </w:r>
           </w:p>
         </w:tc>
@@ -6560,7 +6327,7 @@
           </w:tcPr>
           <w:p>
             <w:r>
-              <w:t>UTIL_DATE</w:t>
+              <w:t>UTIL_IMPORT</w:t>
             </w:r>
           </w:p>
         </w:tc>
@@ -6570,7 +6337,7 @@
           </w:tcPr>
           <w:p>
             <w:r>
-              <w:t>Package functions to do useful things with dates: First and last working days of month, determine if a date is a working day, Easter etc.</w:t>
+              <w:t xml:space="preserve">Import data from CSV files into the database. A simple demo has been provided, along with a sales order import that has more complex validation. </w:t>
             </w:r>
           </w:p>
         </w:tc>
@@ -6592,13 +6359,17 @@
           </w:tcPr>
           <w:p>
             <w:r>
-              <w:t xml:space="preserve">Binary search, de-duplicate, sort, </w:t>
-            </w:r>
-            <w:proofErr w:type="spellStart"/>
-            <w:r>
-              <w:t>factoral</w:t>
-            </w:r>
-            <w:proofErr w:type="spellEnd"/>
+              <w:t xml:space="preserve">Binary search, </w:t>
+            </w:r>
+            <w:r>
+              <w:t xml:space="preserve">sort, </w:t>
+            </w:r>
+            <w:r>
+              <w:t xml:space="preserve">de-duplicate, sort, </w:t>
+            </w:r>
+            <w:r>
+              <w:t>factorial</w:t>
+            </w:r>
             <w:r>
               <w:t>, calculate statistics etc.</w:t>
             </w:r>
@@ -6622,7 +6393,13 @@
           </w:tcPr>
           <w:p>
             <w:r>
-              <w:t>Useful string manipulation: extract fields from CSV type records.</w:t>
+              <w:t>E</w:t>
+            </w:r>
+            <w:r>
+              <w:t>xtract fields from CSV type records</w:t>
+            </w:r>
+            <w:r>
+              <w:t>, manipulate strings.</w:t>
             </w:r>
           </w:p>
         </w:tc>
@@ -6640,7 +6417,7 @@
           <w:noProof/>
         </w:rPr>
         <w:drawing>
-          <wp:inline distT="0" distB="0" distL="0" distR="0" wp14:anchorId="63F11FB1" wp14:editId="21481843">
+          <wp:inline distT="0" distB="0" distL="0" distR="0" wp14:anchorId="407FBD1B" wp14:editId="7F867F49">
             <wp:extent cx="830580" cy="830580"/>
             <wp:effectExtent l="0" t="0" r="7620" b="7620"/>
             <wp:docPr id="2145971373" name="Picture 1"/>
@@ -6655,7 +6432,7 @@
                     <pic:cNvPicPr/>
                   </pic:nvPicPr>
                   <pic:blipFill>
-                    <a:blip r:embed="rId9" cstate="print">
+                    <a:blip r:embed="rId10" cstate="print">
                       <a:extLst>
                         <a:ext uri="{28A0092B-C50C-407E-A947-70E740481C1C}">
                           <a14:useLocalDpi xmlns:a14="http://schemas.microsoft.com/office/drawing/2010/main" val="0"/>
@@ -6709,6 +6486,36 @@
         </w:rPr>
       </w:pPr>
       <w:r>
+        <w:t xml:space="preserve">Please visit our </w:t>
+      </w:r>
+      <w:hyperlink r:id="rId24" w:anchor="blog" w:history="1">
+        <w:r>
+          <w:rPr>
+            <w:rStyle w:val="Hyperlink"/>
+          </w:rPr>
+          <w:t>Website Blog</w:t>
+        </w:r>
+      </w:hyperlink>
+      <w:r>
+        <w:t xml:space="preserve"> for further </w:t>
+      </w:r>
+      <w:r>
+        <w:t>information and guidance</w:t>
+      </w:r>
+      <w:r>
+        <w:t xml:space="preserve"> on building applications using PL/SQL.</w:t>
+      </w:r>
+    </w:p>
+    <w:p>
+      <w:pPr>
+        <w:rPr>
+          <w:rFonts w:asciiTheme="majorHAnsi" w:eastAsiaTheme="majorEastAsia" w:hAnsiTheme="majorHAnsi" w:cstheme="majorBidi"/>
+          <w:color w:val="2F5496" w:themeColor="accent1" w:themeShade="BF"/>
+          <w:sz w:val="26"/>
+          <w:szCs w:val="26"/>
+        </w:rPr>
+      </w:pPr>
+      <w:r>
         <w:br w:type="page"/>
       </w:r>
     </w:p>
@@ -6716,32 +6523,203 @@
       <w:pPr>
         <w:pStyle w:val="Heading2"/>
       </w:pPr>
-      <w:bookmarkStart w:id="20" w:name="_Toc226825702"/>
+      <w:bookmarkStart w:id="18" w:name="_Toc226897330"/>
+      <w:r>
+        <w:lastRenderedPageBreak/>
+        <w:t>Database Security</w:t>
+      </w:r>
+      <w:bookmarkEnd w:id="18"/>
+    </w:p>
+    <w:p/>
+    <w:p>
+      <w:r>
+        <w:t>The</w:t>
+      </w:r>
+      <w:r>
+        <w:t xml:space="preserve"> worst, and most commonly occurring security mistake is to have all your database objects in one </w:t>
+      </w:r>
+      <w:r>
+        <w:t>schema and</w:t>
+      </w:r>
+      <w:r>
+        <w:t xml:space="preserve"> then give all your users and applications the schema’s password. This is an extremely dangerous thing to do. Anybody could connect to your schema and start dropping </w:t>
+      </w:r>
+      <w:r>
+        <w:t>tables or</w:t>
+      </w:r>
+      <w:r>
+        <w:t xml:space="preserve"> changing the table structures.</w:t>
+      </w:r>
+    </w:p>
+    <w:p/>
+    <w:p>
+      <w:r>
+        <w:t>Instead:</w:t>
+      </w:r>
+    </w:p>
+    <w:p/>
+    <w:p>
+      <w:pPr>
+        <w:pStyle w:val="ListParagraph"/>
+        <w:numPr>
+          <w:ilvl w:val="0"/>
+          <w:numId w:val="39"/>
+        </w:numPr>
+      </w:pPr>
+      <w:r>
+        <w:t xml:space="preserve">Create a schema that owns all the database objects, the </w:t>
+      </w:r>
+      <w:r>
+        <w:t>O</w:t>
+      </w:r>
+      <w:r>
+        <w:t xml:space="preserve">wning </w:t>
+      </w:r>
+      <w:r>
+        <w:t>S</w:t>
+      </w:r>
+      <w:r>
+        <w:t xml:space="preserve">chema, that no users or applications ever connect to. </w:t>
+      </w:r>
+      <w:r>
+        <w:br/>
+      </w:r>
+      <w:r>
+        <w:br/>
+      </w:r>
+    </w:p>
+    <w:p>
+      <w:pPr>
+        <w:pStyle w:val="ListParagraph"/>
+        <w:numPr>
+          <w:ilvl w:val="0"/>
+          <w:numId w:val="39"/>
+        </w:numPr>
+      </w:pPr>
+      <w:r>
+        <w:t xml:space="preserve">Prevent users from connecting to the Owning Schema. Lock the </w:t>
+      </w:r>
+      <w:r>
+        <w:t>account and</w:t>
+      </w:r>
+      <w:r>
+        <w:t xml:space="preserve"> turn off authentication so no clues are given that the account exists.</w:t>
+      </w:r>
+      <w:r>
+        <w:t xml:space="preserve"> If someone tries to logon, they will get an invalid username/password error instead of a message saying the account is locked, which would give away its existence, and importance.</w:t>
+      </w:r>
+      <w:r>
+        <w:br/>
+      </w:r>
+      <w:r>
+        <w:br/>
+      </w:r>
+    </w:p>
+    <w:p>
+      <w:pPr>
+        <w:pStyle w:val="ListParagraph"/>
+        <w:numPr>
+          <w:ilvl w:val="0"/>
+          <w:numId w:val="39"/>
+        </w:numPr>
+      </w:pPr>
+      <w:r>
+        <w:t>Create a secondary</w:t>
+      </w:r>
+      <w:r>
+        <w:t xml:space="preserve"> schema for the users to connect to the database with, that has limited privileges</w:t>
+      </w:r>
+      <w:r>
+        <w:t>,</w:t>
+      </w:r>
+      <w:r>
+        <w:t xml:space="preserve"> and the necessary grants to </w:t>
+      </w:r>
+      <w:r>
+        <w:t xml:space="preserve">access objects in </w:t>
+      </w:r>
+      <w:r>
+        <w:t>the Owning Schema.</w:t>
+      </w:r>
+      <w:r>
+        <w:br/>
+      </w:r>
+    </w:p>
+    <w:p/>
+    <w:p>
+      <w:r>
+        <w:t>This simple approach wi</w:t>
+      </w:r>
+      <w:r>
+        <w:t>ll</w:t>
+      </w:r>
+      <w:r>
+        <w:t xml:space="preserve"> prevent users</w:t>
+      </w:r>
+      <w:r>
+        <w:t xml:space="preserve"> from truncating and dropping tables. If </w:t>
+      </w:r>
+      <w:r>
+        <w:t>you are giving privileges such as delete and update, there is a risk that people could alter the data, but at least you have prevented structural changes to the database</w:t>
+      </w:r>
+      <w:r>
+        <w:t>.</w:t>
+      </w:r>
+    </w:p>
+    <w:p/>
+    <w:p>
+      <w:pPr>
+        <w:rPr>
+          <w:rFonts w:asciiTheme="majorHAnsi" w:eastAsiaTheme="majorEastAsia" w:hAnsiTheme="majorHAnsi" w:cstheme="majorBidi"/>
+          <w:color w:val="2F5496" w:themeColor="accent1" w:themeShade="BF"/>
+          <w:sz w:val="26"/>
+          <w:szCs w:val="26"/>
+        </w:rPr>
+      </w:pPr>
+    </w:p>
+    <w:p>
+      <w:pPr>
+        <w:rPr>
+          <w:rFonts w:asciiTheme="majorHAnsi" w:eastAsiaTheme="majorEastAsia" w:hAnsiTheme="majorHAnsi" w:cstheme="majorBidi"/>
+          <w:color w:val="2F5496" w:themeColor="accent1" w:themeShade="BF"/>
+          <w:sz w:val="26"/>
+          <w:szCs w:val="26"/>
+        </w:rPr>
+      </w:pPr>
+      <w:r>
+        <w:br w:type="page"/>
+      </w:r>
+    </w:p>
+    <w:p>
+      <w:pPr>
+        <w:pStyle w:val="Heading2"/>
+      </w:pPr>
+      <w:bookmarkStart w:id="19" w:name="_Toc226897331"/>
       <w:r>
         <w:lastRenderedPageBreak/>
         <w:t>Demo Schema</w:t>
       </w:r>
+      <w:bookmarkEnd w:id="19"/>
+    </w:p>
+    <w:p/>
+    <w:p>
+      <w:r>
+        <w:t>The demo application database schema is based on Oracle Education’s Scott schema, with some additional features and sample PL/SQL applications.</w:t>
+      </w:r>
+    </w:p>
+    <w:p/>
+    <w:p>
+      <w:pPr>
+        <w:pStyle w:val="Heading3"/>
+      </w:pPr>
+      <w:bookmarkStart w:id="20" w:name="_Toc226897332"/>
+      <w:r>
+        <w:t xml:space="preserve">Users </w:t>
+      </w:r>
+      <w:r>
+        <w:t>/ Schemas</w:t>
+      </w:r>
       <w:bookmarkEnd w:id="20"/>
-    </w:p>
-    <w:p/>
-    <w:p>
-      <w:r>
-        <w:t>The demo application database schema is based on Oracle Education’s Scott schema, with some additional features and sample PL/SQL applications.</w:t>
-      </w:r>
-    </w:p>
-    <w:p/>
-    <w:p>
-      <w:pPr>
-        <w:pStyle w:val="Heading3"/>
-      </w:pPr>
-      <w:bookmarkStart w:id="21" w:name="_Toc226825703"/>
-      <w:r>
-        <w:t xml:space="preserve">Users </w:t>
-      </w:r>
-      <w:r>
-        <w:t>/ Schemas</w:t>
-      </w:r>
-      <w:bookmarkEnd w:id="21"/>
     </w:p>
     <w:p/>
     <w:tbl>
@@ -6869,11 +6847,11 @@
       <w:pPr>
         <w:pStyle w:val="Heading3"/>
       </w:pPr>
-      <w:bookmarkStart w:id="22" w:name="_Toc226825704"/>
+      <w:bookmarkStart w:id="21" w:name="_Toc226897333"/>
       <w:r>
         <w:t>Packages</w:t>
       </w:r>
-      <w:bookmarkEnd w:id="22"/>
+      <w:bookmarkEnd w:id="21"/>
     </w:p>
     <w:p/>
     <w:p>
@@ -7114,22 +7092,7 @@
           </w:tcPr>
           <w:p>
             <w:r>
-              <w:t>Base conversion,</w:t>
-            </w:r>
-            <w:r>
-              <w:t xml:space="preserve"> binary search,</w:t>
-            </w:r>
-            <w:r>
-              <w:t xml:space="preserve"> </w:t>
-            </w:r>
-            <w:r>
-              <w:t xml:space="preserve">convert integer to alphabetic code (Excel column label), de-duplicate, </w:t>
-            </w:r>
-            <w:r>
-              <w:t xml:space="preserve">factorial, sort, </w:t>
-            </w:r>
-            <w:r>
-              <w:t>statistics.</w:t>
+              <w:t>Base conversion, binary search, convert integer to alphabetic code (Excel column label), de-duplicate, factorial, sort, statistics.</w:t>
             </w:r>
           </w:p>
         </w:tc>
@@ -7175,12 +7138,12 @@
       <w:pPr>
         <w:pStyle w:val="Heading3"/>
       </w:pPr>
-      <w:bookmarkStart w:id="23" w:name="_Toc226825705"/>
+      <w:bookmarkStart w:id="22" w:name="_Toc226897334"/>
       <w:r>
         <w:lastRenderedPageBreak/>
         <w:t>Tables</w:t>
       </w:r>
-      <w:bookmarkEnd w:id="23"/>
+      <w:bookmarkEnd w:id="22"/>
     </w:p>
     <w:p/>
     <w:p>
@@ -7778,12 +7741,12 @@
       <w:pPr>
         <w:pStyle w:val="Heading2"/>
       </w:pPr>
-      <w:bookmarkStart w:id="24" w:name="_Toc226825706"/>
+      <w:bookmarkStart w:id="23" w:name="_Toc226897335"/>
       <w:r>
         <w:lastRenderedPageBreak/>
         <w:t>Directories</w:t>
       </w:r>
-      <w:bookmarkEnd w:id="24"/>
+      <w:bookmarkEnd w:id="23"/>
     </w:p>
     <w:p/>
     <w:tbl>
@@ -8159,11 +8122,11 @@
       <w:pPr>
         <w:pStyle w:val="Heading2"/>
       </w:pPr>
-      <w:bookmarkStart w:id="25" w:name="_Toc226825707"/>
+      <w:bookmarkStart w:id="24" w:name="_Toc226897336"/>
       <w:r>
         <w:t>Source Code Templates</w:t>
       </w:r>
-      <w:bookmarkEnd w:id="25"/>
+      <w:bookmarkEnd w:id="24"/>
     </w:p>
     <w:p/>
     <w:tbl>
@@ -8234,7 +8197,7 @@
             <w:tcW w:w="5902" w:type="dxa"/>
           </w:tcPr>
           <w:p>
-            <w:hyperlink r:id="rId24" w:history="1">
+            <w:hyperlink r:id="rId25" w:history="1">
               <w:r>
                 <w:rPr>
                   <w:rStyle w:val="Hyperlink"/>
@@ -8261,7 +8224,7 @@
             <w:tcW w:w="5902" w:type="dxa"/>
           </w:tcPr>
           <w:p>
-            <w:hyperlink r:id="rId25" w:history="1">
+            <w:hyperlink r:id="rId26" w:history="1">
               <w:r>
                 <w:rPr>
                   <w:rStyle w:val="Hyperlink"/>
@@ -8288,7 +8251,7 @@
             <w:tcW w:w="5902" w:type="dxa"/>
           </w:tcPr>
           <w:p>
-            <w:hyperlink r:id="rId26" w:history="1">
+            <w:hyperlink r:id="rId27" w:history="1">
               <w:r>
                 <w:rPr>
                   <w:rStyle w:val="Hyperlink"/>
@@ -8315,7 +8278,7 @@
             <w:tcW w:w="5902" w:type="dxa"/>
           </w:tcPr>
           <w:p>
-            <w:hyperlink r:id="rId27" w:history="1">
+            <w:hyperlink r:id="rId28" w:history="1">
               <w:r>
                 <w:rPr>
                   <w:rStyle w:val="Hyperlink"/>
@@ -8344,12 +8307,12 @@
       <w:pPr>
         <w:pStyle w:val="Heading2"/>
       </w:pPr>
-      <w:bookmarkStart w:id="26" w:name="_Toc226825708"/>
+      <w:bookmarkStart w:id="25" w:name="_Toc226897337"/>
       <w:r>
         <w:lastRenderedPageBreak/>
         <w:t>Installing the Demo Application</w:t>
       </w:r>
-      <w:bookmarkEnd w:id="26"/>
+      <w:bookmarkEnd w:id="25"/>
     </w:p>
     <w:p/>
     <w:p>
@@ -8383,7 +8346,7 @@
           <w:u w:val="none"/>
         </w:rPr>
       </w:pPr>
-      <w:hyperlink r:id="rId28" w:history="1">
+      <w:hyperlink r:id="rId29" w:history="1">
         <w:r>
           <w:rPr>
             <w:rStyle w:val="Hyperlink"/>
@@ -8393,7 +8356,7 @@
       </w:hyperlink>
     </w:p>
     <w:p>
-      <w:hyperlink r:id="rId29" w:history="1">
+      <w:hyperlink r:id="rId30" w:history="1">
         <w:r>
           <w:rPr>
             <w:rStyle w:val="Hyperlink"/>
@@ -8466,7 +8429,7 @@
                     <pic:cNvPicPr/>
                   </pic:nvPicPr>
                   <pic:blipFill>
-                    <a:blip r:embed="rId30"/>
+                    <a:blip r:embed="rId31"/>
                     <a:stretch>
                       <a:fillRect/>
                     </a:stretch>
@@ -8528,7 +8491,7 @@
                     <pic:cNvPicPr/>
                   </pic:nvPicPr>
                   <pic:blipFill>
-                    <a:blip r:embed="rId31"/>
+                    <a:blip r:embed="rId32"/>
                     <a:stretch>
                       <a:fillRect/>
                     </a:stretch>
@@ -8592,7 +8555,7 @@
                     <pic:cNvPicPr/>
                   </pic:nvPicPr>
                   <pic:blipFill>
-                    <a:blip r:embed="rId32"/>
+                    <a:blip r:embed="rId33"/>
                     <a:stretch>
                       <a:fillRect/>
                     </a:stretch>
@@ -8665,7 +8628,7 @@
                     <pic:cNvPicPr/>
                   </pic:nvPicPr>
                   <pic:blipFill>
-                    <a:blip r:embed="rId33"/>
+                    <a:blip r:embed="rId34"/>
                     <a:stretch>
                       <a:fillRect/>
                     </a:stretch>
@@ -8762,7 +8725,7 @@
                     <pic:cNvPicPr/>
                   </pic:nvPicPr>
                   <pic:blipFill>
-                    <a:blip r:embed="rId34"/>
+                    <a:blip r:embed="rId35"/>
                     <a:stretch>
                       <a:fillRect/>
                     </a:stretch>
@@ -8811,7 +8774,7 @@
                     <pic:cNvPicPr/>
                   </pic:nvPicPr>
                   <pic:blipFill>
-                    <a:blip r:embed="rId35"/>
+                    <a:blip r:embed="rId36"/>
                     <a:stretch>
                       <a:fillRect/>
                     </a:stretch>
@@ -8876,7 +8839,7 @@
                     <pic:cNvPicPr/>
                   </pic:nvPicPr>
                   <pic:blipFill>
-                    <a:blip r:embed="rId36"/>
+                    <a:blip r:embed="rId37"/>
                     <a:stretch>
                       <a:fillRect/>
                     </a:stretch>
@@ -8963,7 +8926,7 @@
                     <pic:cNvPicPr/>
                   </pic:nvPicPr>
                   <pic:blipFill>
-                    <a:blip r:embed="rId37"/>
+                    <a:blip r:embed="rId38"/>
                     <a:stretch>
                       <a:fillRect/>
                     </a:stretch>
@@ -9040,7 +9003,7 @@
                     <pic:cNvPicPr/>
                   </pic:nvPicPr>
                   <pic:blipFill>
-                    <a:blip r:embed="rId38"/>
+                    <a:blip r:embed="rId39"/>
                     <a:stretch>
                       <a:fillRect/>
                     </a:stretch>
@@ -9127,7 +9090,7 @@
                     <pic:cNvPicPr/>
                   </pic:nvPicPr>
                   <pic:blipFill>
-                    <a:blip r:embed="rId39"/>
+                    <a:blip r:embed="rId40"/>
                     <a:stretch>
                       <a:fillRect/>
                     </a:stretch>
@@ -9217,7 +9180,7 @@
                     <pic:cNvPicPr/>
                   </pic:nvPicPr>
                   <pic:blipFill>
-                    <a:blip r:embed="rId40"/>
+                    <a:blip r:embed="rId41"/>
                     <a:stretch>
                       <a:fillRect/>
                     </a:stretch>
@@ -9327,7 +9290,7 @@
                     <pic:cNvPicPr/>
                   </pic:nvPicPr>
                   <pic:blipFill>
-                    <a:blip r:embed="rId41"/>
+                    <a:blip r:embed="rId42"/>
                     <a:stretch>
                       <a:fillRect/>
                     </a:stretch>
@@ -9454,7 +9417,7 @@
                     <pic:cNvPicPr/>
                   </pic:nvPicPr>
                   <pic:blipFill>
-                    <a:blip r:embed="rId42"/>
+                    <a:blip r:embed="rId43"/>
                     <a:stretch>
                       <a:fillRect/>
                     </a:stretch>
@@ -9512,7 +9475,7 @@
                     <pic:cNvPicPr/>
                   </pic:nvPicPr>
                   <pic:blipFill>
-                    <a:blip r:embed="rId43"/>
+                    <a:blip r:embed="rId44"/>
                     <a:stretch>
                       <a:fillRect/>
                     </a:stretch>
@@ -9697,7 +9660,7 @@
                     <pic:cNvPicPr/>
                   </pic:nvPicPr>
                   <pic:blipFill>
-                    <a:blip r:embed="rId44"/>
+                    <a:blip r:embed="rId45"/>
                     <a:stretch>
                       <a:fillRect/>
                     </a:stretch>
@@ -9766,7 +9729,7 @@
                     <pic:cNvPicPr/>
                   </pic:nvPicPr>
                   <pic:blipFill>
-                    <a:blip r:embed="rId45"/>
+                    <a:blip r:embed="rId46"/>
                     <a:stretch>
                       <a:fillRect/>
                     </a:stretch>
@@ -9839,7 +9802,7 @@
                     <pic:cNvPicPr/>
                   </pic:nvPicPr>
                   <pic:blipFill>
-                    <a:blip r:embed="rId46"/>
+                    <a:blip r:embed="rId47"/>
                     <a:stretch>
                       <a:fillRect/>
                     </a:stretch>
@@ -9918,7 +9881,7 @@
                     <pic:cNvPicPr/>
                   </pic:nvPicPr>
                   <pic:blipFill>
-                    <a:blip r:embed="rId47"/>
+                    <a:blip r:embed="rId48"/>
                     <a:stretch>
                       <a:fillRect/>
                     </a:stretch>
@@ -10345,7 +10308,7 @@
                     <pic:cNvPicPr/>
                   </pic:nvPicPr>
                   <pic:blipFill>
-                    <a:blip r:embed="rId48"/>
+                    <a:blip r:embed="rId49"/>
                     <a:stretch>
                       <a:fillRect/>
                     </a:stretch>
@@ -10394,12 +10357,12 @@
       <w:pPr>
         <w:pStyle w:val="Heading2"/>
       </w:pPr>
-      <w:bookmarkStart w:id="27" w:name="_Toc226825709"/>
+      <w:bookmarkStart w:id="26" w:name="_Toc226897338"/>
       <w:r>
         <w:lastRenderedPageBreak/>
         <w:t>Getting Started</w:t>
       </w:r>
-      <w:bookmarkEnd w:id="27"/>
+      <w:bookmarkEnd w:id="26"/>
       <w:r>
         <w:t xml:space="preserve"> </w:t>
       </w:r>
@@ -10438,7 +10401,7 @@
                     <pic:cNvPicPr/>
                   </pic:nvPicPr>
                   <pic:blipFill>
-                    <a:blip r:embed="rId47"/>
+                    <a:blip r:embed="rId48"/>
                     <a:stretch>
                       <a:fillRect/>
                     </a:stretch>
@@ -10489,7 +10452,7 @@
                     <pic:cNvPicPr/>
                   </pic:nvPicPr>
                   <pic:blipFill>
-                    <a:blip r:embed="rId49"/>
+                    <a:blip r:embed="rId50"/>
                     <a:stretch>
                       <a:fillRect/>
                     </a:stretch>
@@ -10633,7 +10596,7 @@
                     <pic:cNvPicPr/>
                   </pic:nvPicPr>
                   <pic:blipFill>
-                    <a:blip r:embed="rId50"/>
+                    <a:blip r:embed="rId51"/>
                     <a:stretch>
                       <a:fillRect/>
                     </a:stretch>
@@ -10672,12 +10635,12 @@
       <w:pPr>
         <w:pStyle w:val="Heading2"/>
       </w:pPr>
-      <w:bookmarkStart w:id="28" w:name="_Toc226825710"/>
+      <w:bookmarkStart w:id="27" w:name="_Toc226897339"/>
       <w:r>
         <w:lastRenderedPageBreak/>
         <w:t>Sales Order Import</w:t>
       </w:r>
-      <w:bookmarkEnd w:id="28"/>
+      <w:bookmarkEnd w:id="27"/>
     </w:p>
     <w:p/>
     <w:p>
@@ -10836,7 +10799,7 @@
                     <pic:cNvPicPr/>
                   </pic:nvPicPr>
                   <pic:blipFill>
-                    <a:blip r:embed="rId51"/>
+                    <a:blip r:embed="rId52"/>
                     <a:stretch>
                       <a:fillRect/>
                     </a:stretch>
@@ -10906,7 +10869,7 @@
                     <pic:cNvPicPr/>
                   </pic:nvPicPr>
                   <pic:blipFill>
-                    <a:blip r:embed="rId52"/>
+                    <a:blip r:embed="rId53"/>
                     <a:stretch>
                       <a:fillRect/>
                     </a:stretch>
@@ -10974,7 +10937,7 @@
                     <pic:cNvPicPr/>
                   </pic:nvPicPr>
                   <pic:blipFill>
-                    <a:blip r:embed="rId53"/>
+                    <a:blip r:embed="rId54"/>
                     <a:stretch>
                       <a:fillRect/>
                     </a:stretch>
@@ -11042,7 +11005,7 @@
                     <pic:cNvPicPr/>
                   </pic:nvPicPr>
                   <pic:blipFill>
-                    <a:blip r:embed="rId54"/>
+                    <a:blip r:embed="rId55"/>
                     <a:stretch>
                       <a:fillRect/>
                     </a:stretch>
@@ -11124,7 +11087,7 @@
                     <pic:cNvPicPr/>
                   </pic:nvPicPr>
                   <pic:blipFill>
-                    <a:blip r:embed="rId55"/>
+                    <a:blip r:embed="rId56"/>
                     <a:stretch>
                       <a:fillRect/>
                     </a:stretch>
@@ -11272,7 +11235,7 @@
                     <pic:cNvPicPr/>
                   </pic:nvPicPr>
                   <pic:blipFill>
-                    <a:blip r:embed="rId56"/>
+                    <a:blip r:embed="rId57"/>
                     <a:stretch>
                       <a:fillRect/>
                     </a:stretch>
@@ -11366,7 +11329,7 @@
                     <pic:cNvPicPr/>
                   </pic:nvPicPr>
                   <pic:blipFill>
-                    <a:blip r:embed="rId57"/>
+                    <a:blip r:embed="rId58"/>
                     <a:stretch>
                       <a:fillRect/>
                     </a:stretch>
@@ -11632,7 +11595,7 @@
                     <pic:cNvPicPr/>
                   </pic:nvPicPr>
                   <pic:blipFill>
-                    <a:blip r:embed="rId58"/>
+                    <a:blip r:embed="rId59"/>
                     <a:stretch>
                       <a:fillRect/>
                     </a:stretch>
@@ -11685,7 +11648,7 @@
           <w:noProof/>
         </w:rPr>
       </w:pPr>
-      <w:bookmarkStart w:id="29" w:name="_Hlk132891124"/>
+      <w:bookmarkStart w:id="28" w:name="_Hlk132891124"/>
       <w:r>
         <w:rPr>
           <w:noProof/>
@@ -11722,7 +11685,7 @@
         </w:rPr>
       </w:pPr>
     </w:p>
-    <w:bookmarkEnd w:id="29"/>
+    <w:bookmarkEnd w:id="28"/>
     <w:p>
       <w:r>
         <w:rPr>
@@ -11744,7 +11707,7 @@
                     <pic:cNvPicPr/>
                   </pic:nvPicPr>
                   <pic:blipFill>
-                    <a:blip r:embed="rId59"/>
+                    <a:blip r:embed="rId60"/>
                     <a:stretch>
                       <a:fillRect/>
                     </a:stretch>
@@ -11812,7 +11775,7 @@
                     <pic:cNvPicPr/>
                   </pic:nvPicPr>
                   <pic:blipFill>
-                    <a:blip r:embed="rId60"/>
+                    <a:blip r:embed="rId61"/>
                     <a:stretch>
                       <a:fillRect/>
                     </a:stretch>
@@ -11881,7 +11844,7 @@
                     <pic:cNvPicPr/>
                   </pic:nvPicPr>
                   <pic:blipFill>
-                    <a:blip r:embed="rId61"/>
+                    <a:blip r:embed="rId62"/>
                     <a:stretch>
                       <a:fillRect/>
                     </a:stretch>
@@ -11932,12 +11895,12 @@
       <w:pPr>
         <w:pStyle w:val="Heading1"/>
       </w:pPr>
-      <w:bookmarkStart w:id="30" w:name="_Toc226825711"/>
+      <w:bookmarkStart w:id="29" w:name="_Toc226897340"/>
       <w:r>
         <w:lastRenderedPageBreak/>
         <w:t>Application Development</w:t>
       </w:r>
-      <w:bookmarkEnd w:id="30"/>
+      <w:bookmarkEnd w:id="29"/>
     </w:p>
     <w:p/>
     <w:p>
@@ -12208,7 +12171,7 @@
       <w:r>
         <w:t xml:space="preserve">At the very least you should document all of your </w:t>
       </w:r>
-      <w:hyperlink r:id="rId62" w:history="1">
+      <w:hyperlink r:id="rId63" w:history="1">
         <w:r>
           <w:rPr>
             <w:rStyle w:val="Hyperlink"/>
@@ -12435,16 +12398,16 @@
       <w:pPr>
         <w:pStyle w:val="Heading2"/>
       </w:pPr>
-      <w:bookmarkStart w:id="31" w:name="_Toc111364625"/>
-      <w:bookmarkStart w:id="32" w:name="_Toc80305905"/>
-      <w:bookmarkStart w:id="33" w:name="_Toc80305901"/>
-      <w:bookmarkStart w:id="34" w:name="_Toc226825712"/>
+      <w:bookmarkStart w:id="30" w:name="_Toc111364625"/>
+      <w:bookmarkStart w:id="31" w:name="_Toc80305905"/>
+      <w:bookmarkStart w:id="32" w:name="_Toc80305901"/>
+      <w:bookmarkStart w:id="33" w:name="_Toc226897341"/>
       <w:r>
         <w:lastRenderedPageBreak/>
         <w:t>Systems Development Life Cycle</w:t>
       </w:r>
-      <w:bookmarkEnd w:id="31"/>
-      <w:bookmarkEnd w:id="34"/>
+      <w:bookmarkEnd w:id="30"/>
+      <w:bookmarkEnd w:id="33"/>
     </w:p>
     <w:p/>
     <w:p>
@@ -12580,38 +12543,38 @@
       <w:pPr>
         <w:pStyle w:val="Heading3"/>
       </w:pPr>
-      <w:bookmarkStart w:id="35" w:name="_Toc111364626"/>
-      <w:bookmarkStart w:id="36" w:name="_Toc226825713"/>
+      <w:bookmarkStart w:id="34" w:name="_Toc111364626"/>
+      <w:bookmarkStart w:id="35" w:name="_Toc226897342"/>
       <w:r>
         <w:t>Planning</w:t>
       </w:r>
+      <w:bookmarkEnd w:id="34"/>
       <w:bookmarkEnd w:id="35"/>
+    </w:p>
+    <w:p/>
+    <w:p>
+      <w:r>
+        <w:t xml:space="preserve">Study the feasibility of creating or changing a system to meet the needs of the business. Consider the benefits of the new system versus the resources, time and cost involved. </w:t>
+      </w:r>
+    </w:p>
+    <w:p/>
+    <w:p>
+      <w:r>
+        <w:t xml:space="preserve">Whilst the proposals may be technically possible, you must consider the business case, and identify potential problems. For example, it may be feasible to configure a warehouse management system to provide lot control, bringing benefits to the customer, however increased administration costs may not have been considered in the contract, leading to financial losses. </w:t>
+      </w:r>
+    </w:p>
+    <w:p/>
+    <w:p>
+      <w:pPr>
+        <w:pStyle w:val="Heading3"/>
+      </w:pPr>
+      <w:bookmarkStart w:id="36" w:name="_Toc111364627"/>
+      <w:bookmarkStart w:id="37" w:name="_Toc226897343"/>
+      <w:r>
+        <w:t>Analysis</w:t>
+      </w:r>
       <w:bookmarkEnd w:id="36"/>
-    </w:p>
-    <w:p/>
-    <w:p>
-      <w:r>
-        <w:t xml:space="preserve">Study the feasibility of creating or changing a system to meet the needs of the business. Consider the benefits of the new system versus the resources, time and cost involved. </w:t>
-      </w:r>
-    </w:p>
-    <w:p/>
-    <w:p>
-      <w:r>
-        <w:t xml:space="preserve">Whilst the proposals may be technically possible, you must consider the business case, and identify potential problems. For example, it may be feasible to configure a warehouse management system to provide lot control, bringing benefits to the customer, however increased administration costs may not have been considered in the contract, leading to financial losses. </w:t>
-      </w:r>
-    </w:p>
-    <w:p/>
-    <w:p>
-      <w:pPr>
-        <w:pStyle w:val="Heading3"/>
-      </w:pPr>
-      <w:bookmarkStart w:id="37" w:name="_Toc111364627"/>
-      <w:bookmarkStart w:id="38" w:name="_Toc226825714"/>
-      <w:r>
-        <w:t>Analysis</w:t>
-      </w:r>
       <w:bookmarkEnd w:id="37"/>
-      <w:bookmarkEnd w:id="38"/>
     </w:p>
     <w:p/>
     <w:p>
@@ -12692,14 +12655,14 @@
       <w:pPr>
         <w:pStyle w:val="Heading3"/>
       </w:pPr>
-      <w:bookmarkStart w:id="39" w:name="_Toc111364628"/>
-      <w:bookmarkStart w:id="40" w:name="_Toc226825715"/>
+      <w:bookmarkStart w:id="38" w:name="_Toc111364628"/>
+      <w:bookmarkStart w:id="39" w:name="_Toc226897344"/>
       <w:r>
         <w:lastRenderedPageBreak/>
         <w:t>Design</w:t>
       </w:r>
+      <w:bookmarkEnd w:id="38"/>
       <w:bookmarkEnd w:id="39"/>
-      <w:bookmarkEnd w:id="40"/>
     </w:p>
     <w:p/>
     <w:p>
@@ -12815,23 +12778,23 @@
       <w:pPr>
         <w:pStyle w:val="Heading3"/>
       </w:pPr>
-      <w:bookmarkStart w:id="41" w:name="_Toc111364629"/>
-      <w:bookmarkStart w:id="42" w:name="_Toc226825716"/>
+      <w:bookmarkStart w:id="40" w:name="_Toc111364629"/>
+      <w:bookmarkStart w:id="41" w:name="_Toc226897345"/>
       <w:r>
         <w:t>Development</w:t>
       </w:r>
+      <w:bookmarkEnd w:id="40"/>
       <w:bookmarkEnd w:id="41"/>
-      <w:bookmarkEnd w:id="42"/>
     </w:p>
     <w:p/>
     <w:p>
-      <w:bookmarkStart w:id="43" w:name="_Hlk79831295"/>
+      <w:bookmarkStart w:id="42" w:name="_Hlk79831295"/>
       <w:r>
         <w:t>Design and build the database using the data model.  Write technical specifications for the processes. Develop the software application programs.</w:t>
       </w:r>
     </w:p>
     <w:p/>
-    <w:bookmarkEnd w:id="43"/>
+    <w:bookmarkEnd w:id="42"/>
     <w:p>
       <w:pPr>
         <w:pStyle w:val="ListParagraph"/>
@@ -12909,17 +12872,17 @@
       <w:pPr>
         <w:pStyle w:val="Heading3"/>
       </w:pPr>
-      <w:bookmarkStart w:id="44" w:name="_Toc111364630"/>
-      <w:bookmarkStart w:id="45" w:name="_Toc226825717"/>
+      <w:bookmarkStart w:id="43" w:name="_Toc111364630"/>
+      <w:bookmarkStart w:id="44" w:name="_Toc226897346"/>
       <w:r>
         <w:t>Testing</w:t>
       </w:r>
+      <w:bookmarkEnd w:id="43"/>
       <w:bookmarkEnd w:id="44"/>
-      <w:bookmarkEnd w:id="45"/>
     </w:p>
     <w:p/>
     <w:p>
-      <w:bookmarkStart w:id="46" w:name="_Hlk79831321"/>
+      <w:bookmarkStart w:id="45" w:name="_Hlk79831321"/>
       <w:r>
         <w:t>Test the system to ensure it meets the defined requirements, is free from errors, robust and performs to the required standard.</w:t>
       </w:r>
@@ -12930,7 +12893,7 @@
         <w:t>The testing will be carried out by quality assurance professionals, and the end users. When the end users are satisfied with the system it can be signed off as ready to move into production, or go live.</w:t>
       </w:r>
     </w:p>
-    <w:bookmarkEnd w:id="46"/>
+    <w:bookmarkEnd w:id="45"/>
     <w:p/>
     <w:p>
       <w:pPr>
@@ -12949,24 +12912,24 @@
       <w:pPr>
         <w:pStyle w:val="Heading3"/>
       </w:pPr>
-      <w:bookmarkStart w:id="47" w:name="_Toc111364631"/>
-      <w:bookmarkStart w:id="48" w:name="_Toc226825718"/>
+      <w:bookmarkStart w:id="46" w:name="_Toc111364631"/>
+      <w:bookmarkStart w:id="47" w:name="_Toc226897347"/>
       <w:r>
         <w:lastRenderedPageBreak/>
         <w:t>Implementation</w:t>
       </w:r>
+      <w:bookmarkEnd w:id="46"/>
       <w:bookmarkEnd w:id="47"/>
-      <w:bookmarkEnd w:id="48"/>
     </w:p>
     <w:p/>
     <w:p>
-      <w:bookmarkStart w:id="49" w:name="_Hlk79831370"/>
+      <w:bookmarkStart w:id="48" w:name="_Hlk79831370"/>
       <w:r>
         <w:t xml:space="preserve">The new database and software applications are moved into a live “production” environment. A plan must be in place to revert to the old system if problems are encountered during implementation. </w:t>
       </w:r>
     </w:p>
     <w:p/>
-    <w:bookmarkEnd w:id="49"/>
+    <w:bookmarkEnd w:id="48"/>
     <w:p>
       <w:pPr>
         <w:pStyle w:val="ListParagraph"/>
@@ -13026,13 +12989,13 @@
       <w:pPr>
         <w:pStyle w:val="Heading3"/>
       </w:pPr>
-      <w:bookmarkStart w:id="50" w:name="_Toc111364632"/>
-      <w:bookmarkStart w:id="51" w:name="_Toc226825719"/>
+      <w:bookmarkStart w:id="49" w:name="_Toc111364632"/>
+      <w:bookmarkStart w:id="50" w:name="_Toc226897348"/>
       <w:r>
         <w:t>Maintenance</w:t>
       </w:r>
+      <w:bookmarkEnd w:id="49"/>
       <w:bookmarkEnd w:id="50"/>
-      <w:bookmarkEnd w:id="51"/>
     </w:p>
     <w:p>
       <w:pPr>
@@ -13040,12 +13003,12 @@
       </w:pPr>
     </w:p>
     <w:p>
-      <w:bookmarkStart w:id="52" w:name="_Hlk79831400"/>
+      <w:bookmarkStart w:id="51" w:name="_Hlk79831400"/>
       <w:r>
         <w:t>The system will require support and upgrades during its lifetime. Faults may need to be fixed, or new requirements will be identified, necessitating changes to the system.</w:t>
       </w:r>
     </w:p>
-    <w:bookmarkEnd w:id="52"/>
+    <w:bookmarkEnd w:id="51"/>
     <w:p/>
     <w:p>
       <w:pPr>
@@ -13064,17 +13027,17 @@
       <w:pPr>
         <w:pStyle w:val="Heading2"/>
       </w:pPr>
-      <w:bookmarkStart w:id="53" w:name="_Documentation"/>
-      <w:bookmarkStart w:id="54" w:name="_Toc111364633"/>
-      <w:bookmarkStart w:id="55" w:name="_Toc79869444"/>
-      <w:bookmarkStart w:id="56" w:name="_Toc226825720"/>
-      <w:bookmarkEnd w:id="53"/>
+      <w:bookmarkStart w:id="52" w:name="_Documentation"/>
+      <w:bookmarkStart w:id="53" w:name="_Toc111364633"/>
+      <w:bookmarkStart w:id="54" w:name="_Toc79869444"/>
+      <w:bookmarkStart w:id="55" w:name="_Toc226897349"/>
+      <w:bookmarkEnd w:id="52"/>
       <w:r>
         <w:lastRenderedPageBreak/>
         <w:t>Documentation</w:t>
       </w:r>
-      <w:bookmarkEnd w:id="54"/>
-      <w:bookmarkEnd w:id="56"/>
+      <w:bookmarkEnd w:id="53"/>
+      <w:bookmarkEnd w:id="55"/>
     </w:p>
     <w:p/>
     <w:p>
@@ -13096,7 +13059,7 @@
           <w:numId w:val="34"/>
         </w:numPr>
       </w:pPr>
-      <w:hyperlink r:id="rId63" w:history="1">
+      <w:hyperlink r:id="rId64" w:history="1">
         <w:r>
           <w:rPr>
             <w:rStyle w:val="Hyperlink"/>
@@ -13113,7 +13076,7 @@
           <w:numId w:val="34"/>
         </w:numPr>
       </w:pPr>
-      <w:hyperlink r:id="rId64" w:history="1">
+      <w:hyperlink r:id="rId65" w:history="1">
         <w:r>
           <w:rPr>
             <w:rStyle w:val="Hyperlink"/>
@@ -13258,38 +13221,38 @@
       <w:pPr>
         <w:pStyle w:val="Heading2"/>
       </w:pPr>
-      <w:bookmarkStart w:id="57" w:name="_Toc111364634"/>
-      <w:bookmarkStart w:id="58" w:name="_Toc226825721"/>
+      <w:bookmarkStart w:id="56" w:name="_Toc111364634"/>
+      <w:bookmarkStart w:id="57" w:name="_Toc226897350"/>
       <w:r>
         <w:lastRenderedPageBreak/>
         <w:t>Release Management</w:t>
       </w:r>
-      <w:bookmarkEnd w:id="55"/>
+      <w:bookmarkEnd w:id="54"/>
+      <w:bookmarkEnd w:id="56"/>
       <w:bookmarkEnd w:id="57"/>
+    </w:p>
+    <w:p/>
+    <w:p>
+      <w:r>
+        <w:t>Software applications are developed, tested and deployed into product via a structured release management process. This process allows for changes to be rolled back if there are any problems, to maintain the integrity of the live system.</w:t>
+      </w:r>
+    </w:p>
+    <w:p/>
+    <w:p>
+      <w:pPr>
+        <w:pStyle w:val="Heading3"/>
+      </w:pPr>
+      <w:bookmarkStart w:id="58" w:name="_Deployment_Environments"/>
+      <w:bookmarkStart w:id="59" w:name="_Toc79869445"/>
+      <w:bookmarkStart w:id="60" w:name="_Toc111364635"/>
+      <w:bookmarkStart w:id="61" w:name="_Toc226897351"/>
       <w:bookmarkEnd w:id="58"/>
-    </w:p>
-    <w:p/>
-    <w:p>
-      <w:r>
-        <w:t>Software applications are developed, tested and deployed into product via a structured release management process. This process allows for changes to be rolled back if there are any problems, to maintain the integrity of the live system.</w:t>
-      </w:r>
-    </w:p>
-    <w:p/>
-    <w:p>
-      <w:pPr>
-        <w:pStyle w:val="Heading3"/>
-      </w:pPr>
-      <w:bookmarkStart w:id="59" w:name="_Deployment_Environments"/>
-      <w:bookmarkStart w:id="60" w:name="_Toc79869445"/>
-      <w:bookmarkStart w:id="61" w:name="_Toc111364635"/>
-      <w:bookmarkStart w:id="62" w:name="_Toc226825722"/>
+      <w:r>
+        <w:t>Deployment Environments</w:t>
+      </w:r>
       <w:bookmarkEnd w:id="59"/>
-      <w:r>
-        <w:t>Deployment Environments</w:t>
-      </w:r>
       <w:bookmarkEnd w:id="60"/>
       <w:bookmarkEnd w:id="61"/>
-      <w:bookmarkEnd w:id="62"/>
     </w:p>
     <w:p/>
     <w:p>
@@ -13345,13 +13308,13 @@
       <w:pPr>
         <w:pStyle w:val="Heading2"/>
       </w:pPr>
-      <w:bookmarkStart w:id="63" w:name="_Toc111364636"/>
-      <w:bookmarkStart w:id="64" w:name="_Toc226825723"/>
+      <w:bookmarkStart w:id="62" w:name="_Toc111364636"/>
+      <w:bookmarkStart w:id="63" w:name="_Toc226897352"/>
       <w:r>
         <w:t>Source Control Management</w:t>
       </w:r>
+      <w:bookmarkEnd w:id="62"/>
       <w:bookmarkEnd w:id="63"/>
-      <w:bookmarkEnd w:id="64"/>
     </w:p>
     <w:p/>
     <w:p>
@@ -13382,13 +13345,13 @@
       <w:pPr>
         <w:pStyle w:val="Heading2"/>
       </w:pPr>
-      <w:bookmarkStart w:id="65" w:name="_Toc226825724"/>
+      <w:bookmarkStart w:id="64" w:name="_Toc226897353"/>
       <w:r>
         <w:lastRenderedPageBreak/>
         <w:t>Modular Database Applications</w:t>
       </w:r>
-      <w:bookmarkEnd w:id="32"/>
-      <w:bookmarkEnd w:id="65"/>
+      <w:bookmarkEnd w:id="31"/>
+      <w:bookmarkEnd w:id="64"/>
     </w:p>
     <w:p/>
     <w:p>
@@ -13493,13 +13456,13 @@
       <w:pPr>
         <w:pStyle w:val="Heading2"/>
       </w:pPr>
-      <w:bookmarkStart w:id="66" w:name="_Toc80305906"/>
-      <w:bookmarkStart w:id="67" w:name="_Toc226825725"/>
+      <w:bookmarkStart w:id="65" w:name="_Toc80305906"/>
+      <w:bookmarkStart w:id="66" w:name="_Toc226897354"/>
       <w:r>
         <w:t>Client Server Architecture</w:t>
       </w:r>
+      <w:bookmarkEnd w:id="65"/>
       <w:bookmarkEnd w:id="66"/>
-      <w:bookmarkEnd w:id="67"/>
     </w:p>
     <w:p>
       <w:pPr>
@@ -13582,26 +13545,26 @@
       <w:pPr>
         <w:pStyle w:val="Heading2"/>
       </w:pPr>
-      <w:bookmarkStart w:id="68" w:name="_Toc226825726"/>
+      <w:bookmarkStart w:id="67" w:name="_Toc226897355"/>
       <w:r>
         <w:lastRenderedPageBreak/>
         <w:t>Database Design</w:t>
       </w:r>
+      <w:bookmarkEnd w:id="67"/>
+    </w:p>
+    <w:p>
+      <w:pPr>
+        <w:pStyle w:val="Heading2"/>
+      </w:pPr>
+    </w:p>
+    <w:p>
+      <w:pPr>
+        <w:pStyle w:val="Heading3"/>
+      </w:pPr>
+      <w:bookmarkStart w:id="68" w:name="_Normalizaton"/>
+      <w:bookmarkStart w:id="69" w:name="_Hlk111364307"/>
+      <w:bookmarkStart w:id="70" w:name="_Toc226897356"/>
       <w:bookmarkEnd w:id="68"/>
-    </w:p>
-    <w:p>
-      <w:pPr>
-        <w:pStyle w:val="Heading2"/>
-      </w:pPr>
-    </w:p>
-    <w:p>
-      <w:pPr>
-        <w:pStyle w:val="Heading3"/>
-      </w:pPr>
-      <w:bookmarkStart w:id="69" w:name="_Normalizaton"/>
-      <w:bookmarkStart w:id="70" w:name="_Hlk111364307"/>
-      <w:bookmarkStart w:id="71" w:name="_Toc226825727"/>
-      <w:bookmarkEnd w:id="69"/>
       <w:r>
         <w:t>Normalizat</w:t>
       </w:r>
@@ -13611,7 +13574,7 @@
       <w:r>
         <w:t>on</w:t>
       </w:r>
-      <w:bookmarkEnd w:id="71"/>
+      <w:bookmarkEnd w:id="70"/>
     </w:p>
     <w:p>
       <w:pPr>
@@ -17103,7 +17066,7 @@
           <w:szCs w:val="26"/>
         </w:rPr>
       </w:pPr>
-      <w:bookmarkStart w:id="72" w:name="_Toc110878098"/>
+      <w:bookmarkStart w:id="71" w:name="_Toc110878098"/>
       <w:r>
         <w:lastRenderedPageBreak/>
         <w:t xml:space="preserve">Second Normal </w:t>
@@ -17111,7 +17074,7 @@
       <w:r>
         <w:t>Form</w:t>
       </w:r>
-      <w:bookmarkEnd w:id="72"/>
+      <w:bookmarkEnd w:id="71"/>
     </w:p>
     <w:p/>
     <w:p>
@@ -18952,7 +18915,7 @@
           <w:color w:val="2F5496" w:themeColor="accent1" w:themeShade="BF"/>
         </w:rPr>
       </w:pPr>
-      <w:bookmarkStart w:id="73" w:name="_Toc110878099"/>
+      <w:bookmarkStart w:id="72" w:name="_Toc110878099"/>
       <w:r>
         <w:br w:type="page"/>
       </w:r>
@@ -18965,7 +18928,7 @@
         <w:lastRenderedPageBreak/>
         <w:t>Third Normal Form</w:t>
       </w:r>
-      <w:bookmarkEnd w:id="73"/>
+      <w:bookmarkEnd w:id="72"/>
     </w:p>
     <w:p/>
     <w:p>
@@ -20922,8 +20885,8 @@
     <w:p/>
     <w:p/>
     <w:p>
-      <w:bookmarkStart w:id="74" w:name="_Toc110878101"/>
-      <w:bookmarkEnd w:id="70"/>
+      <w:bookmarkStart w:id="73" w:name="_Toc110878101"/>
+      <w:bookmarkEnd w:id="69"/>
       <w:r>
         <w:rPr>
           <w:noProof/>
@@ -20944,7 +20907,7 @@
                     <pic:cNvPicPr/>
                   </pic:nvPicPr>
                   <pic:blipFill>
-                    <a:blip r:embed="rId65">
+                    <a:blip r:embed="rId66">
                       <a:extLst>
                         <a:ext uri="{28A0092B-C50C-407E-A947-70E740481C1C}">
                           <a14:useLocalDpi xmlns:a14="http://schemas.microsoft.com/office/drawing/2010/main" val="0"/>
@@ -21042,14 +21005,14 @@
       <w:pPr>
         <w:pStyle w:val="Heading3"/>
       </w:pPr>
-      <w:bookmarkStart w:id="75" w:name="_Indexes_and_Performance"/>
-      <w:bookmarkStart w:id="76" w:name="_Toc226825728"/>
-      <w:bookmarkEnd w:id="75"/>
+      <w:bookmarkStart w:id="74" w:name="_Indexes_and_Performance"/>
+      <w:bookmarkStart w:id="75" w:name="_Toc226897357"/>
+      <w:bookmarkEnd w:id="74"/>
       <w:r>
         <w:lastRenderedPageBreak/>
         <w:t>Indexes and Performance</w:t>
       </w:r>
-      <w:bookmarkEnd w:id="76"/>
+      <w:bookmarkEnd w:id="75"/>
     </w:p>
     <w:p/>
     <w:p>
@@ -21078,21 +21041,21 @@
       <w:pPr>
         <w:pStyle w:val="Heading3"/>
       </w:pPr>
-      <w:bookmarkStart w:id="77" w:name="_Indexes:_Surrogate_vs"/>
-      <w:bookmarkStart w:id="78" w:name="_Toc226825729"/>
+      <w:bookmarkStart w:id="76" w:name="_Indexes:_Surrogate_vs"/>
+      <w:bookmarkStart w:id="77" w:name="_Toc226897358"/>
+      <w:bookmarkEnd w:id="76"/>
+      <w:r>
+        <w:t>Surrogate vs Natural</w:t>
+      </w:r>
+      <w:bookmarkEnd w:id="73"/>
+      <w:r>
+        <w:t xml:space="preserve"> Keys</w:t>
+      </w:r>
       <w:bookmarkEnd w:id="77"/>
-      <w:r>
-        <w:t>Surrogate vs Natural</w:t>
-      </w:r>
-      <w:bookmarkEnd w:id="74"/>
-      <w:r>
-        <w:t xml:space="preserve"> Keys</w:t>
-      </w:r>
-      <w:bookmarkEnd w:id="78"/>
     </w:p>
     <w:p/>
     <w:p>
-      <w:bookmarkStart w:id="79" w:name="_Hlk111364434"/>
+      <w:bookmarkStart w:id="78" w:name="_Hlk111364434"/>
       <w:r>
         <w:t>Each table should have a</w:t>
       </w:r>
@@ -21973,7 +21936,7 @@
         <w:ind w:left="360"/>
       </w:pPr>
     </w:p>
-    <w:bookmarkEnd w:id="79"/>
+    <w:bookmarkEnd w:id="78"/>
     <w:p>
       <w:pPr>
         <w:rPr>
@@ -21991,14 +21954,14 @@
       <w:pPr>
         <w:pStyle w:val="Heading3"/>
       </w:pPr>
-      <w:bookmarkStart w:id="80" w:name="_Constraints"/>
-      <w:bookmarkStart w:id="81" w:name="_Toc226825730"/>
-      <w:bookmarkEnd w:id="80"/>
+      <w:bookmarkStart w:id="79" w:name="_Constraints"/>
+      <w:bookmarkStart w:id="80" w:name="_Toc226897359"/>
+      <w:bookmarkEnd w:id="79"/>
       <w:r>
         <w:lastRenderedPageBreak/>
         <w:t>Constraints</w:t>
       </w:r>
-      <w:bookmarkEnd w:id="81"/>
+      <w:bookmarkEnd w:id="80"/>
     </w:p>
     <w:p>
       <w:pPr>
@@ -22220,29 +22183,29 @@
       <w:pPr>
         <w:pStyle w:val="Heading2"/>
       </w:pPr>
-      <w:bookmarkStart w:id="82" w:name="_Coding_Standards"/>
-      <w:bookmarkStart w:id="83" w:name="_Toc226825731"/>
-      <w:bookmarkEnd w:id="82"/>
+      <w:bookmarkStart w:id="81" w:name="_Coding_Standards"/>
+      <w:bookmarkStart w:id="82" w:name="_Toc226897360"/>
+      <w:bookmarkEnd w:id="81"/>
       <w:r>
         <w:lastRenderedPageBreak/>
         <w:t>Coding Standards</w:t>
       </w:r>
+      <w:bookmarkEnd w:id="82"/>
+    </w:p>
+    <w:p/>
+    <w:p>
+      <w:pPr>
+        <w:pStyle w:val="Heading3"/>
+      </w:pPr>
+      <w:bookmarkStart w:id="83" w:name="_Toc226897361"/>
+      <w:r>
+        <w:t>Golden Rules</w:t>
+      </w:r>
+      <w:bookmarkEnd w:id="32"/>
+      <w:r>
+        <w:t xml:space="preserve"> for Software Development</w:t>
+      </w:r>
       <w:bookmarkEnd w:id="83"/>
-    </w:p>
-    <w:p/>
-    <w:p>
-      <w:pPr>
-        <w:pStyle w:val="Heading3"/>
-      </w:pPr>
-      <w:bookmarkStart w:id="84" w:name="_Toc226825732"/>
-      <w:r>
-        <w:t>Golden Rules</w:t>
-      </w:r>
-      <w:bookmarkEnd w:id="33"/>
-      <w:r>
-        <w:t xml:space="preserve"> for Software Development</w:t>
-      </w:r>
-      <w:bookmarkEnd w:id="84"/>
     </w:p>
     <w:p/>
     <w:p>
@@ -22364,16 +22327,16 @@
       <w:pPr>
         <w:pStyle w:val="Heading3"/>
       </w:pPr>
-      <w:bookmarkStart w:id="85" w:name="_Naming_Conventions"/>
-      <w:bookmarkStart w:id="86" w:name="_Toc80305902"/>
-      <w:bookmarkStart w:id="87" w:name="_Toc226825733"/>
-      <w:bookmarkEnd w:id="85"/>
+      <w:bookmarkStart w:id="84" w:name="_Naming_Conventions"/>
+      <w:bookmarkStart w:id="85" w:name="_Toc80305902"/>
+      <w:bookmarkStart w:id="86" w:name="_Toc226897362"/>
+      <w:bookmarkEnd w:id="84"/>
       <w:r>
         <w:lastRenderedPageBreak/>
         <w:t>Naming Conventions</w:t>
       </w:r>
+      <w:bookmarkEnd w:id="85"/>
       <w:bookmarkEnd w:id="86"/>
-      <w:bookmarkEnd w:id="87"/>
     </w:p>
     <w:p>
       <w:pPr>
@@ -22532,11 +22495,11 @@
       <w:pPr>
         <w:pStyle w:val="Heading4"/>
       </w:pPr>
-      <w:bookmarkStart w:id="88" w:name="_Toc80305903"/>
+      <w:bookmarkStart w:id="87" w:name="_Toc80305903"/>
       <w:r>
         <w:t>Database Objects</w:t>
       </w:r>
-      <w:bookmarkEnd w:id="88"/>
+      <w:bookmarkEnd w:id="87"/>
     </w:p>
     <w:p/>
     <w:tbl>
@@ -22846,7 +22809,7 @@
       <w:pPr>
         <w:pStyle w:val="Heading4"/>
       </w:pPr>
-      <w:bookmarkStart w:id="89" w:name="_Toc80305904"/>
+      <w:bookmarkStart w:id="88" w:name="_Toc80305904"/>
       <w:r>
         <w:lastRenderedPageBreak/>
         <w:t xml:space="preserve">PL/SQL Variables </w:t>
@@ -22857,7 +22820,7 @@
       <w:r>
         <w:t>Identifiers</w:t>
       </w:r>
-      <w:bookmarkEnd w:id="89"/>
+      <w:bookmarkEnd w:id="88"/>
     </w:p>
     <w:p>
       <w:pPr>
@@ -23147,7 +23110,7 @@
         <w:br w:type="page"/>
       </w:r>
     </w:p>
-    <w:bookmarkStart w:id="90" w:name="_Toc226825734" w:displacedByCustomXml="next"/>
+    <w:bookmarkStart w:id="89" w:name="_Toc226897363" w:displacedByCustomXml="next"/>
     <w:sdt>
       <w:sdtPr>
         <w:rPr>
@@ -23162,7 +23125,7 @@
         </w:docPartObj>
       </w:sdtPr>
       <w:sdtContent>
-        <w:bookmarkStart w:id="91" w:name="_Toc80305907" w:displacedByCustomXml="prev"/>
+        <w:bookmarkStart w:id="90" w:name="_Toc80305907" w:displacedByCustomXml="prev"/>
         <w:p>
           <w:pPr>
             <w:pStyle w:val="Heading3"/>
@@ -23170,8 +23133,8 @@
           <w:r>
             <w:t>Coding Style</w:t>
           </w:r>
+          <w:bookmarkEnd w:id="89"/>
           <w:bookmarkEnd w:id="90"/>
-          <w:bookmarkEnd w:id="91"/>
         </w:p>
         <w:p>
           <w:pPr>
@@ -23223,7 +23186,7 @@
               <w:rFonts w:cs="Calibri"/>
             </w:rPr>
           </w:pPr>
-          <w:bookmarkStart w:id="92" w:name="_Hlk80128059"/>
+          <w:bookmarkStart w:id="91" w:name="_Hlk80128059"/>
           <w:r>
             <w:rPr>
               <w:rFonts w:cs="Calibri"/>
@@ -23279,7 +23242,7 @@
             <w:t>Indent your code to make it readable, using spaces. Never use tabs as they may vary in width in different environments, messing up the formatting.</w:t>
           </w:r>
         </w:p>
-        <w:bookmarkEnd w:id="92"/>
+        <w:bookmarkEnd w:id="91"/>
         <w:p>
           <w:pPr>
             <w:pStyle w:val="ListParagraph"/>
@@ -23304,9 +23267,9 @@
               <w:szCs w:val="26"/>
             </w:rPr>
           </w:pPr>
-          <w:bookmarkStart w:id="93" w:name="_PL/SQL_Programming_Tips"/>
-          <w:bookmarkStart w:id="94" w:name="_Toc80305908"/>
-          <w:bookmarkEnd w:id="93"/>
+          <w:bookmarkStart w:id="92" w:name="_PL/SQL_Programming_Tips"/>
+          <w:bookmarkStart w:id="93" w:name="_Toc80305908"/>
+          <w:bookmarkEnd w:id="92"/>
           <w:r>
             <w:br w:type="page"/>
           </w:r>
@@ -23315,15 +23278,15 @@
           <w:pPr>
             <w:pStyle w:val="Heading2"/>
           </w:pPr>
-          <w:bookmarkStart w:id="95" w:name="_PL/SQL_Programming_Tips_1"/>
-          <w:bookmarkStart w:id="96" w:name="_Toc226825735"/>
-          <w:bookmarkEnd w:id="95"/>
+          <w:bookmarkStart w:id="94" w:name="_PL/SQL_Programming_Tips_1"/>
+          <w:bookmarkStart w:id="95" w:name="_Toc226897364"/>
+          <w:bookmarkEnd w:id="94"/>
           <w:r>
             <w:lastRenderedPageBreak/>
             <w:t>PL/SQL Programming Tips</w:t>
           </w:r>
-          <w:bookmarkEnd w:id="94"/>
-          <w:bookmarkEnd w:id="96"/>
+          <w:bookmarkEnd w:id="93"/>
+          <w:bookmarkEnd w:id="95"/>
         </w:p>
         <w:p/>
         <w:p>
@@ -23518,14 +23481,14 @@
           <w:pPr>
             <w:pStyle w:val="Heading3"/>
           </w:pPr>
-          <w:bookmarkStart w:id="97" w:name="_Toc80305909"/>
-          <w:bookmarkStart w:id="98" w:name="_Toc226825736"/>
+          <w:bookmarkStart w:id="96" w:name="_Toc80305909"/>
+          <w:bookmarkStart w:id="97" w:name="_Toc226897365"/>
           <w:r>
             <w:lastRenderedPageBreak/>
             <w:t>Packages</w:t>
           </w:r>
+          <w:bookmarkEnd w:id="96"/>
           <w:bookmarkEnd w:id="97"/>
-          <w:bookmarkEnd w:id="98"/>
         </w:p>
         <w:p>
           <w:pPr>
@@ -23619,13 +23582,13 @@
               <w:rStyle w:val="Heading4Char"/>
             </w:rPr>
           </w:pPr>
-          <w:bookmarkStart w:id="99" w:name="_Toc80305910"/>
-          <w:bookmarkStart w:id="100" w:name="_Toc226825737"/>
+          <w:bookmarkStart w:id="98" w:name="_Toc80305910"/>
+          <w:bookmarkStart w:id="99" w:name="_Toc226897366"/>
           <w:r>
             <w:t>Functions</w:t>
           </w:r>
+          <w:bookmarkEnd w:id="98"/>
           <w:bookmarkEnd w:id="99"/>
-          <w:bookmarkEnd w:id="100"/>
         </w:p>
         <w:p/>
         <w:p>
@@ -24003,14 +23966,14 @@
               <w:rFonts w:ascii="Calibri" w:hAnsi="Calibri"/>
             </w:rPr>
           </w:pPr>
-          <w:bookmarkStart w:id="101" w:name="_Toc80305911"/>
-          <w:bookmarkStart w:id="102" w:name="_Toc226825738"/>
+          <w:bookmarkStart w:id="100" w:name="_Toc80305911"/>
+          <w:bookmarkStart w:id="101" w:name="_Toc226897367"/>
           <w:r>
             <w:lastRenderedPageBreak/>
             <w:t>Data Typing</w:t>
           </w:r>
+          <w:bookmarkEnd w:id="100"/>
           <w:bookmarkEnd w:id="101"/>
-          <w:bookmarkEnd w:id="102"/>
         </w:p>
         <w:p>
           <w:pPr>
@@ -24181,13 +24144,13 @@
           <w:pPr>
             <w:pStyle w:val="Heading3"/>
           </w:pPr>
-          <w:bookmarkStart w:id="103" w:name="_Toc80305912"/>
-          <w:bookmarkStart w:id="104" w:name="_Toc226825739"/>
+          <w:bookmarkStart w:id="102" w:name="_Toc80305912"/>
+          <w:bookmarkStart w:id="103" w:name="_Toc226897368"/>
           <w:r>
             <w:t>Performance</w:t>
           </w:r>
+          <w:bookmarkEnd w:id="102"/>
           <w:bookmarkEnd w:id="103"/>
-          <w:bookmarkEnd w:id="104"/>
         </w:p>
         <w:p>
           <w:pPr>
@@ -24742,7 +24705,7 @@
     <w:p/>
     <w:p/>
     <w:sectPr>
-      <w:footerReference w:type="default" r:id="rId66"/>
+      <w:footerReference w:type="default" r:id="rId67"/>
       <w:pgSz w:w="11906" w:h="16838"/>
       <w:pgMar w:top="1440" w:right="1440" w:bottom="1440" w:left="1440" w:header="708" w:footer="708" w:gutter="0"/>
       <w:pgNumType w:start="0"/>
@@ -30639,6 +30602,7 @@
   <w:rsids>
     <w:rsidRoot w:val="00B253DC"/>
     <w:rsid w:val="00023D79"/>
+    <w:rsid w:val="000242B5"/>
     <w:rsid w:val="00063ABF"/>
     <w:rsid w:val="000B375A"/>
     <w:rsid w:val="000B4C81"/>
@@ -30664,6 +30628,7 @@
     <w:rsid w:val="005B7945"/>
     <w:rsid w:val="005D302A"/>
     <w:rsid w:val="005F013D"/>
+    <w:rsid w:val="00605EE0"/>
     <w:rsid w:val="0060745A"/>
     <w:rsid w:val="00652C2E"/>
     <w:rsid w:val="00654710"/>
@@ -30678,6 +30643,7 @@
     <w:rsid w:val="00824F03"/>
     <w:rsid w:val="00880F6D"/>
     <w:rsid w:val="008937AE"/>
+    <w:rsid w:val="008C5BE3"/>
     <w:rsid w:val="0091019C"/>
     <w:rsid w:val="00937EA5"/>
     <w:rsid w:val="00960536"/>
@@ -31459,7 +31425,7 @@
 
 <file path=customXml/item1.xml><?xml version="1.0" encoding="utf-8"?>
 <CoverPageProperties xmlns="http://schemas.microsoft.com/office/2006/coverPageProps">
-  <PublishDate>2025-04-15T00:00:00</PublishDate>
+  <PublishDate>2026-04-12T00:00:00</PublishDate>
   <Abstract/>
   <CompanyAddress/>
   <CompanyPhone/>

--- a/documentation/Read Me.docx
+++ b/documentation/Read Me.docx
@@ -4210,13 +4210,7 @@
         </w:numPr>
       </w:pPr>
       <w:r>
-        <w:t xml:space="preserve">A setup.exe installer that generates then runs installation scripts that create the schema, load seed </w:t>
-      </w:r>
-      <w:r>
-        <w:t>data,</w:t>
-      </w:r>
-      <w:r>
-        <w:t xml:space="preserve"> and compile the packages.</w:t>
+        <w:t>A setup.exe installer that generates then runs installation scripts that create the schema, load seed data, and compile the packages.</w:t>
       </w:r>
     </w:p>
     <w:p>
@@ -5430,24 +5424,24 @@
       <w:pPr>
         <w:pStyle w:val="Heading2"/>
       </w:pPr>
-      <w:bookmarkStart w:id="12" w:name="_Toc109557353"/>
-      <w:bookmarkStart w:id="13" w:name="_Toc226897326"/>
+      <w:bookmarkStart w:id="12" w:name="_Toc226897326"/>
+      <w:bookmarkStart w:id="13" w:name="_Toc109557353"/>
       <w:r>
         <w:lastRenderedPageBreak/>
         <w:t>Developer Tools</w:t>
       </w:r>
+      <w:bookmarkEnd w:id="12"/>
+    </w:p>
+    <w:p/>
+    <w:p>
+      <w:pPr>
+        <w:pStyle w:val="Heading3"/>
+      </w:pPr>
+      <w:bookmarkStart w:id="14" w:name="_Toc226897327"/>
+      <w:r>
+        <w:t>SQL*Plus</w:t>
+      </w:r>
       <w:bookmarkEnd w:id="13"/>
-    </w:p>
-    <w:p/>
-    <w:p>
-      <w:pPr>
-        <w:pStyle w:val="Heading3"/>
-      </w:pPr>
-      <w:bookmarkStart w:id="14" w:name="_Toc226897327"/>
-      <w:r>
-        <w:t>SQL*Plus</w:t>
-      </w:r>
-      <w:bookmarkEnd w:id="12"/>
       <w:bookmarkEnd w:id="14"/>
     </w:p>
     <w:p/>
@@ -6226,7 +6220,7 @@
           </w:tcPr>
           <w:p>
             <w:r>
-              <w:t>Statistics</w:t>
+              <w:t>EXPORT</w:t>
             </w:r>
           </w:p>
         </w:tc>
@@ -6236,7 +6230,7 @@
           </w:tcPr>
           <w:p>
             <w:r>
-              <w:t>Import CSV data into the database, generate statistics, and export the results to CSV files (Excel).</w:t>
+              <w:t>Export data to CSV files. A simple demo, and a sales order export have been provided.</w:t>
             </w:r>
           </w:p>
         </w:tc>
@@ -6248,15 +6242,8 @@
           </w:tcPr>
           <w:p>
             <w:r>
-              <w:t>UTIL_ADMIN</w:t>
-            </w:r>
-          </w:p>
-          <w:p>
-            <w:proofErr w:type="spellStart"/>
-            <w:r>
-              <w:t>log_message</w:t>
-            </w:r>
-            <w:proofErr w:type="spellEnd"/>
+              <w:t>IMPORT</w:t>
+            </w:r>
           </w:p>
         </w:tc>
         <w:tc>
@@ -6265,7 +6252,7 @@
           </w:tcPr>
           <w:p>
             <w:r>
-              <w:t>Application message logging and error handling.</w:t>
+              <w:t xml:space="preserve">Import data from CSV files into the database. A simple demo has been provided, along with a sales order import that has more complex validation. </w:t>
             </w:r>
           </w:p>
         </w:tc>
@@ -6277,7 +6264,7 @@
           </w:tcPr>
           <w:p>
             <w:r>
-              <w:t xml:space="preserve">UTIL_DATE </w:t>
+              <w:t>Statistics</w:t>
             </w:r>
           </w:p>
         </w:tc>
@@ -6287,7 +6274,7 @@
           </w:tcPr>
           <w:p>
             <w:r>
-              <w:t>First and last working days of month, determine if a date is a working day, Easter etc.</w:t>
+              <w:t>Import CSV data into the database, generate statistics, and export the results to CSV files (Excel).</w:t>
             </w:r>
           </w:p>
         </w:tc>
@@ -6299,8 +6286,15 @@
           </w:tcPr>
           <w:p>
             <w:r>
-              <w:t>UTIL_EXPORT</w:t>
-            </w:r>
+              <w:t>UTIL_ADMIN</w:t>
+            </w:r>
+          </w:p>
+          <w:p>
+            <w:proofErr w:type="spellStart"/>
+            <w:r>
+              <w:t>log_message</w:t>
+            </w:r>
+            <w:proofErr w:type="spellEnd"/>
           </w:p>
         </w:tc>
         <w:tc>
@@ -6309,13 +6303,7 @@
           </w:tcPr>
           <w:p>
             <w:r>
-              <w:t>Export data to CSV file</w:t>
-            </w:r>
-            <w:r>
-              <w:t>s</w:t>
-            </w:r>
-            <w:r>
-              <w:t>. A simple demo, and a sales order export have been provided.</w:t>
+              <w:t>Application message logging and error handling.</w:t>
             </w:r>
           </w:p>
         </w:tc>
@@ -6327,7 +6315,7 @@
           </w:tcPr>
           <w:p>
             <w:r>
-              <w:t>UTIL_IMPORT</w:t>
+              <w:t xml:space="preserve">UTIL_DATE </w:t>
             </w:r>
           </w:p>
         </w:tc>
@@ -6337,7 +6325,7 @@
           </w:tcPr>
           <w:p>
             <w:r>
-              <w:t xml:space="preserve">Import data from CSV files into the database. A simple demo has been provided, along with a sales order import that has more complex validation. </w:t>
+              <w:t>First and last working days of month, determine if a date is a working day, Easter etc.</w:t>
             </w:r>
           </w:p>
         </w:tc>
@@ -6359,19 +6347,7 @@
           </w:tcPr>
           <w:p>
             <w:r>
-              <w:t xml:space="preserve">Binary search, </w:t>
-            </w:r>
-            <w:r>
-              <w:t xml:space="preserve">sort, </w:t>
-            </w:r>
-            <w:r>
-              <w:t xml:space="preserve">de-duplicate, sort, </w:t>
-            </w:r>
-            <w:r>
-              <w:t>factorial</w:t>
-            </w:r>
-            <w:r>
-              <w:t>, calculate statistics etc.</w:t>
+              <w:t>Binary search, sort, de-duplicate, sort, factorial, calculate statistics etc.</w:t>
             </w:r>
           </w:p>
         </w:tc>
@@ -6393,13 +6369,7 @@
           </w:tcPr>
           <w:p>
             <w:r>
-              <w:t>E</w:t>
-            </w:r>
-            <w:r>
-              <w:t>xtract fields from CSV type records</w:t>
-            </w:r>
-            <w:r>
-              <w:t>, manipulate strings.</w:t>
+              <w:t>Extract fields from CSV type records, manipulate strings.</w:t>
             </w:r>
           </w:p>
         </w:tc>
@@ -12399,15 +12369,15 @@
         <w:pStyle w:val="Heading2"/>
       </w:pPr>
       <w:bookmarkStart w:id="30" w:name="_Toc111364625"/>
-      <w:bookmarkStart w:id="31" w:name="_Toc80305905"/>
-      <w:bookmarkStart w:id="32" w:name="_Toc80305901"/>
-      <w:bookmarkStart w:id="33" w:name="_Toc226897341"/>
+      <w:bookmarkStart w:id="31" w:name="_Toc226897341"/>
+      <w:bookmarkStart w:id="32" w:name="_Toc80305905"/>
+      <w:bookmarkStart w:id="33" w:name="_Toc80305901"/>
       <w:r>
         <w:lastRenderedPageBreak/>
         <w:t>Systems Development Life Cycle</w:t>
       </w:r>
       <w:bookmarkEnd w:id="30"/>
-      <w:bookmarkEnd w:id="33"/>
+      <w:bookmarkEnd w:id="31"/>
     </w:p>
     <w:p/>
     <w:p>
@@ -13029,15 +12999,15 @@
       </w:pPr>
       <w:bookmarkStart w:id="52" w:name="_Documentation"/>
       <w:bookmarkStart w:id="53" w:name="_Toc111364633"/>
-      <w:bookmarkStart w:id="54" w:name="_Toc79869444"/>
-      <w:bookmarkStart w:id="55" w:name="_Toc226897349"/>
+      <w:bookmarkStart w:id="54" w:name="_Toc226897349"/>
+      <w:bookmarkStart w:id="55" w:name="_Toc79869444"/>
       <w:bookmarkEnd w:id="52"/>
       <w:r>
         <w:lastRenderedPageBreak/>
         <w:t>Documentation</w:t>
       </w:r>
       <w:bookmarkEnd w:id="53"/>
-      <w:bookmarkEnd w:id="55"/>
+      <w:bookmarkEnd w:id="54"/>
     </w:p>
     <w:p/>
     <w:p>
@@ -13227,7 +13197,7 @@
         <w:lastRenderedPageBreak/>
         <w:t>Release Management</w:t>
       </w:r>
-      <w:bookmarkEnd w:id="54"/>
+      <w:bookmarkEnd w:id="55"/>
       <w:bookmarkEnd w:id="56"/>
       <w:bookmarkEnd w:id="57"/>
     </w:p>
@@ -13350,7 +13320,7 @@
         <w:lastRenderedPageBreak/>
         <w:t>Modular Database Applications</w:t>
       </w:r>
-      <w:bookmarkEnd w:id="31"/>
+      <w:bookmarkEnd w:id="32"/>
       <w:bookmarkEnd w:id="64"/>
     </w:p>
     <w:p/>
@@ -13562,8 +13532,8 @@
         <w:pStyle w:val="Heading3"/>
       </w:pPr>
       <w:bookmarkStart w:id="68" w:name="_Normalizaton"/>
-      <w:bookmarkStart w:id="69" w:name="_Hlk111364307"/>
-      <w:bookmarkStart w:id="70" w:name="_Toc226897356"/>
+      <w:bookmarkStart w:id="69" w:name="_Toc226897356"/>
+      <w:bookmarkStart w:id="70" w:name="_Hlk111364307"/>
       <w:bookmarkEnd w:id="68"/>
       <w:r>
         <w:t>Normalizat</w:t>
@@ -13574,7 +13544,7 @@
       <w:r>
         <w:t>on</w:t>
       </w:r>
-      <w:bookmarkEnd w:id="70"/>
+      <w:bookmarkEnd w:id="69"/>
     </w:p>
     <w:p>
       <w:pPr>
@@ -20886,7 +20856,7 @@
     <w:p/>
     <w:p>
       <w:bookmarkStart w:id="73" w:name="_Toc110878101"/>
-      <w:bookmarkEnd w:id="69"/>
+      <w:bookmarkEnd w:id="70"/>
       <w:r>
         <w:rPr>
           <w:noProof/>
@@ -22201,7 +22171,7 @@
       <w:r>
         <w:t>Golden Rules</w:t>
       </w:r>
-      <w:bookmarkEnd w:id="32"/>
+      <w:bookmarkEnd w:id="33"/>
       <w:r>
         <w:t xml:space="preserve"> for Software Development</w:t>
       </w:r>
@@ -30608,6 +30578,7 @@
     <w:rsid w:val="000B4C81"/>
     <w:rsid w:val="0010502F"/>
     <w:rsid w:val="001C1D6B"/>
+    <w:rsid w:val="001D0772"/>
     <w:rsid w:val="00242005"/>
     <w:rsid w:val="00281687"/>
     <w:rsid w:val="00295CE9"/>
@@ -30633,6 +30604,7 @@
     <w:rsid w:val="00652C2E"/>
     <w:rsid w:val="00654710"/>
     <w:rsid w:val="006858A1"/>
+    <w:rsid w:val="007442D1"/>
     <w:rsid w:val="0075683E"/>
     <w:rsid w:val="00764BFE"/>
     <w:rsid w:val="00765BA4"/>

--- a/documentation/Read Me.docx
+++ b/documentation/Read Me.docx
@@ -12350,6 +12350,9 @@
     </w:p>
     <w:p>
       <w:r>
+        <w:rPr>
+          <w:noProof/>
+        </w:rPr>
         <w:drawing>
           <wp:inline distT="0" distB="0" distL="0" distR="0" wp14:anchorId="5327FF8E" wp14:editId="1BF3A5F7">
             <wp:extent cx="4533900" cy="3551371"/>
@@ -13145,14 +13148,11 @@
     </w:p>
     <w:p>
       <w:r>
-        <w:rPr>
-          <w:noProof/>
-        </w:rPr>
         <w:drawing>
-          <wp:inline distT="0" distB="0" distL="0" distR="0" wp14:anchorId="5118500D" wp14:editId="0BF765C0">
-            <wp:extent cx="5731510" cy="3943350"/>
+          <wp:inline distT="0" distB="0" distL="0" distR="0" wp14:anchorId="54323DF7" wp14:editId="5C4D9E7D">
+            <wp:extent cx="5731510" cy="4001135"/>
             <wp:effectExtent l="0" t="0" r="2540" b="0"/>
-            <wp:docPr id="1032395789" name="Picture 1"/>
+            <wp:docPr id="997707654" name="Picture 1"/>
             <wp:cNvGraphicFramePr>
               <a:graphicFrameLocks xmlns:a="http://schemas.openxmlformats.org/drawingml/2006/main" noChangeAspect="1"/>
             </wp:cNvGraphicFramePr>
@@ -13160,7 +13160,7 @@
               <a:graphicData uri="http://schemas.openxmlformats.org/drawingml/2006/picture">
                 <pic:pic xmlns:pic="http://schemas.openxmlformats.org/drawingml/2006/picture">
                   <pic:nvPicPr>
-                    <pic:cNvPr id="1032395789" name=""/>
+                    <pic:cNvPr id="997707654" name=""/>
                     <pic:cNvPicPr/>
                   </pic:nvPicPr>
                   <pic:blipFill>
@@ -13172,7 +13172,7 @@
                   <pic:spPr>
                     <a:xfrm>
                       <a:off x="0" y="0"/>
-                      <a:ext cx="5731510" cy="3943350"/>
+                      <a:ext cx="5731510" cy="4001135"/>
                     </a:xfrm>
                     <a:prstGeom prst="rect">
                       <a:avLst/>
@@ -13316,13 +13316,12 @@
           <w:bCs/>
           <w:i/>
           <w:iCs/>
-          <w:noProof/>
         </w:rPr>
         <w:drawing>
-          <wp:inline distT="0" distB="0" distL="0" distR="0" wp14:anchorId="75315414" wp14:editId="7328F268">
-            <wp:extent cx="5731510" cy="1661795"/>
-            <wp:effectExtent l="0" t="0" r="2540" b="0"/>
-            <wp:docPr id="3747973" name="Picture 1"/>
+          <wp:inline distT="0" distB="0" distL="0" distR="0" wp14:anchorId="6AFB460A" wp14:editId="2963D59D">
+            <wp:extent cx="5731510" cy="1522730"/>
+            <wp:effectExtent l="0" t="0" r="2540" b="1270"/>
+            <wp:docPr id="190414987" name="Picture 1"/>
             <wp:cNvGraphicFramePr>
               <a:graphicFrameLocks xmlns:a="http://schemas.openxmlformats.org/drawingml/2006/main" noChangeAspect="1"/>
             </wp:cNvGraphicFramePr>
@@ -13330,7 +13329,7 @@
               <a:graphicData uri="http://schemas.openxmlformats.org/drawingml/2006/picture">
                 <pic:pic xmlns:pic="http://schemas.openxmlformats.org/drawingml/2006/picture">
                   <pic:nvPicPr>
-                    <pic:cNvPr id="3747973" name=""/>
+                    <pic:cNvPr id="190414987" name=""/>
                     <pic:cNvPicPr/>
                   </pic:nvPicPr>
                   <pic:blipFill>
@@ -13342,7 +13341,7 @@
                   <pic:spPr>
                     <a:xfrm>
                       <a:off x="0" y="0"/>
-                      <a:ext cx="5731510" cy="1661795"/>
+                      <a:ext cx="5731510" cy="1522730"/>
                     </a:xfrm>
                     <a:prstGeom prst="rect">
                       <a:avLst/>
@@ -13417,17 +13416,13 @@
         <w:t xml:space="preserve"> The CSV data is shown against each error message so you can identify the row in the CSV file that needs to be fixed.</w:t>
       </w:r>
     </w:p>
-    <w:p/>
-    <w:p>
-      <w:r>
-        <w:rPr>
-          <w:noProof/>
-        </w:rPr>
+    <w:p>
+      <w:r>
         <w:drawing>
-          <wp:inline distT="0" distB="0" distL="0" distR="0" wp14:anchorId="07F179AF" wp14:editId="00E476D3">
-            <wp:extent cx="5731510" cy="2214245"/>
-            <wp:effectExtent l="0" t="0" r="2540" b="0"/>
-            <wp:docPr id="52146838" name="Picture 1"/>
+          <wp:inline distT="0" distB="0" distL="0" distR="0" wp14:anchorId="6524912D" wp14:editId="086FE2CC">
+            <wp:extent cx="5731510" cy="2374265"/>
+            <wp:effectExtent l="0" t="0" r="2540" b="6985"/>
+            <wp:docPr id="1729340267" name="Picture 1"/>
             <wp:cNvGraphicFramePr>
               <a:graphicFrameLocks xmlns:a="http://schemas.openxmlformats.org/drawingml/2006/main" noChangeAspect="1"/>
             </wp:cNvGraphicFramePr>
@@ -13435,7 +13430,7 @@
               <a:graphicData uri="http://schemas.openxmlformats.org/drawingml/2006/picture">
                 <pic:pic xmlns:pic="http://schemas.openxmlformats.org/drawingml/2006/picture">
                   <pic:nvPicPr>
-                    <pic:cNvPr id="52146838" name=""/>
+                    <pic:cNvPr id="1729340267" name=""/>
                     <pic:cNvPicPr/>
                   </pic:nvPicPr>
                   <pic:blipFill>
@@ -13447,7 +13442,7 @@
                   <pic:spPr>
                     <a:xfrm>
                       <a:off x="0" y="0"/>
-                      <a:ext cx="5731510" cy="2214245"/>
+                      <a:ext cx="5731510" cy="2374265"/>
                     </a:xfrm>
                     <a:prstGeom prst="rect">
                       <a:avLst/>
@@ -13459,29 +13454,12 @@
           </wp:inline>
         </w:drawing>
       </w:r>
-    </w:p>
-    <w:p>
-      <w:pPr>
-        <w:rPr>
-          <w:b/>
-          <w:bCs/>
-          <w:i/>
-          <w:iCs/>
-        </w:rPr>
-      </w:pPr>
-      <w:r>
-        <w:rPr>
-          <w:b/>
-          <w:bCs/>
-          <w:i/>
-          <w:iCs/>
-          <w:noProof/>
-        </w:rPr>
+      <w:r>
         <w:drawing>
-          <wp:inline distT="0" distB="0" distL="0" distR="0" wp14:anchorId="74B8247C" wp14:editId="13A13AE4">
-            <wp:extent cx="5731510" cy="2089785"/>
-            <wp:effectExtent l="0" t="0" r="2540" b="5715"/>
-            <wp:docPr id="1240617883" name="Picture 1"/>
+          <wp:inline distT="0" distB="0" distL="0" distR="0" wp14:anchorId="55F8E8FC" wp14:editId="791E1144">
+            <wp:extent cx="5731510" cy="1483995"/>
+            <wp:effectExtent l="0" t="0" r="2540" b="1905"/>
+            <wp:docPr id="396684626" name="Picture 1"/>
             <wp:cNvGraphicFramePr>
               <a:graphicFrameLocks xmlns:a="http://schemas.openxmlformats.org/drawingml/2006/main" noChangeAspect="1"/>
             </wp:cNvGraphicFramePr>
@@ -13489,7 +13467,7 @@
               <a:graphicData uri="http://schemas.openxmlformats.org/drawingml/2006/picture">
                 <pic:pic xmlns:pic="http://schemas.openxmlformats.org/drawingml/2006/picture">
                   <pic:nvPicPr>
-                    <pic:cNvPr id="1240617883" name=""/>
+                    <pic:cNvPr id="396684626" name=""/>
                     <pic:cNvPicPr/>
                   </pic:nvPicPr>
                   <pic:blipFill>
@@ -13501,7 +13479,7 @@
                   <pic:spPr>
                     <a:xfrm>
                       <a:off x="0" y="0"/>
-                      <a:ext cx="5731510" cy="2089785"/>
+                      <a:ext cx="5731510" cy="1483995"/>
                     </a:xfrm>
                     <a:prstGeom prst="rect">
                       <a:avLst/>
@@ -13513,6 +13491,16 @@
           </wp:inline>
         </w:drawing>
       </w:r>
+    </w:p>
+    <w:p>
+      <w:pPr>
+        <w:rPr>
+          <w:b/>
+          <w:bCs/>
+          <w:i/>
+          <w:iCs/>
+        </w:rPr>
+      </w:pPr>
     </w:p>
     <w:p>
       <w:pPr>
@@ -13864,14 +13852,11 @@
     <w:bookmarkEnd w:id="33"/>
     <w:p>
       <w:r>
-        <w:rPr>
-          <w:noProof/>
-        </w:rPr>
         <w:drawing>
-          <wp:inline distT="0" distB="0" distL="0" distR="0" wp14:anchorId="4D7180B6" wp14:editId="10781AC0">
-            <wp:extent cx="5731510" cy="3977640"/>
-            <wp:effectExtent l="0" t="0" r="2540" b="3810"/>
-            <wp:docPr id="1248647629" name="Picture 1"/>
+          <wp:inline distT="0" distB="0" distL="0" distR="0" wp14:anchorId="389EACF9" wp14:editId="24DF42AD">
+            <wp:extent cx="5731510" cy="3517265"/>
+            <wp:effectExtent l="0" t="0" r="2540" b="6985"/>
+            <wp:docPr id="393563972" name="Picture 1"/>
             <wp:cNvGraphicFramePr>
               <a:graphicFrameLocks xmlns:a="http://schemas.openxmlformats.org/drawingml/2006/main" noChangeAspect="1"/>
             </wp:cNvGraphicFramePr>
@@ -13879,7 +13864,7 @@
               <a:graphicData uri="http://schemas.openxmlformats.org/drawingml/2006/picture">
                 <pic:pic xmlns:pic="http://schemas.openxmlformats.org/drawingml/2006/picture">
                   <pic:nvPicPr>
-                    <pic:cNvPr id="1248647629" name=""/>
+                    <pic:cNvPr id="393563972" name=""/>
                     <pic:cNvPicPr/>
                   </pic:nvPicPr>
                   <pic:blipFill>
@@ -13891,7 +13876,7 @@
                   <pic:spPr>
                     <a:xfrm>
                       <a:off x="0" y="0"/>
-                      <a:ext cx="5731510" cy="3977640"/>
+                      <a:ext cx="5731510" cy="3517265"/>
                     </a:xfrm>
                     <a:prstGeom prst="rect">
                       <a:avLst/>
@@ -33722,6 +33707,7 @@
     <w:rsid w:val="007670BB"/>
     <w:rsid w:val="007A0DDB"/>
     <w:rsid w:val="007D6CF7"/>
+    <w:rsid w:val="007E3B19"/>
     <w:rsid w:val="007F4869"/>
     <w:rsid w:val="0082232D"/>
     <w:rsid w:val="00824F03"/>
@@ -33745,6 +33731,7 @@
     <w:rsid w:val="00AE7EC1"/>
     <w:rsid w:val="00B241DC"/>
     <w:rsid w:val="00B253DC"/>
+    <w:rsid w:val="00B539BC"/>
     <w:rsid w:val="00B54641"/>
     <w:rsid w:val="00B546EF"/>
     <w:rsid w:val="00B64454"/>
@@ -33766,6 +33753,7 @@
     <w:rsid w:val="00D74D47"/>
     <w:rsid w:val="00D857AF"/>
     <w:rsid w:val="00E039BD"/>
+    <w:rsid w:val="00E34095"/>
     <w:rsid w:val="00E71071"/>
     <w:rsid w:val="00E958D5"/>
     <w:rsid w:val="00EB4750"/>

--- a/documentation/Read Me.docx
+++ b/documentation/Read Me.docx
@@ -13148,6 +13148,9 @@
     </w:p>
     <w:p>
       <w:r>
+        <w:rPr>
+          <w:noProof/>
+        </w:rPr>
         <w:drawing>
           <wp:inline distT="0" distB="0" distL="0" distR="0" wp14:anchorId="54323DF7" wp14:editId="5C4D9E7D">
             <wp:extent cx="5731510" cy="4001135"/>
@@ -13316,6 +13319,7 @@
           <w:bCs/>
           <w:i/>
           <w:iCs/>
+          <w:noProof/>
         </w:rPr>
         <w:drawing>
           <wp:inline distT="0" distB="0" distL="0" distR="0" wp14:anchorId="6AFB460A" wp14:editId="2963D59D">
@@ -13417,12 +13421,20 @@
       </w:r>
     </w:p>
     <w:p>
+      <w:pPr>
+        <w:rPr>
+          <w:b/>
+          <w:bCs/>
+          <w:i/>
+          <w:iCs/>
+        </w:rPr>
+      </w:pPr>
       <w:r>
         <w:drawing>
-          <wp:inline distT="0" distB="0" distL="0" distR="0" wp14:anchorId="6524912D" wp14:editId="086FE2CC">
-            <wp:extent cx="5731510" cy="2374265"/>
-            <wp:effectExtent l="0" t="0" r="2540" b="6985"/>
-            <wp:docPr id="1729340267" name="Picture 1"/>
+          <wp:inline distT="0" distB="0" distL="0" distR="0" wp14:anchorId="33ABE566" wp14:editId="4F4C6CD4">
+            <wp:extent cx="5731510" cy="2671445"/>
+            <wp:effectExtent l="0" t="0" r="2540" b="0"/>
+            <wp:docPr id="1899777417" name="Picture 1"/>
             <wp:cNvGraphicFramePr>
               <a:graphicFrameLocks xmlns:a="http://schemas.openxmlformats.org/drawingml/2006/main" noChangeAspect="1"/>
             </wp:cNvGraphicFramePr>
@@ -13430,7 +13442,7 @@
               <a:graphicData uri="http://schemas.openxmlformats.org/drawingml/2006/picture">
                 <pic:pic xmlns:pic="http://schemas.openxmlformats.org/drawingml/2006/picture">
                   <pic:nvPicPr>
-                    <pic:cNvPr id="1729340267" name=""/>
+                    <pic:cNvPr id="1899777417" name=""/>
                     <pic:cNvPicPr/>
                   </pic:nvPicPr>
                   <pic:blipFill>
@@ -13442,7 +13454,7 @@
                   <pic:spPr>
                     <a:xfrm>
                       <a:off x="0" y="0"/>
-                      <a:ext cx="5731510" cy="2374265"/>
+                      <a:ext cx="5731510" cy="2671445"/>
                     </a:xfrm>
                     <a:prstGeom prst="rect">
                       <a:avLst/>
@@ -13455,11 +13467,17 @@
         </w:drawing>
       </w:r>
       <w:r>
+        <w:rPr>
+          <w:b/>
+          <w:bCs/>
+          <w:i/>
+          <w:iCs/>
+        </w:rPr>
         <w:drawing>
-          <wp:inline distT="0" distB="0" distL="0" distR="0" wp14:anchorId="55F8E8FC" wp14:editId="791E1144">
-            <wp:extent cx="5731510" cy="1483995"/>
-            <wp:effectExtent l="0" t="0" r="2540" b="1905"/>
-            <wp:docPr id="396684626" name="Picture 1"/>
+          <wp:inline distT="0" distB="0" distL="0" distR="0" wp14:anchorId="4511D7D7" wp14:editId="744F2537">
+            <wp:extent cx="5731510" cy="1880870"/>
+            <wp:effectExtent l="0" t="0" r="2540" b="5080"/>
+            <wp:docPr id="787966050" name="Picture 1"/>
             <wp:cNvGraphicFramePr>
               <a:graphicFrameLocks xmlns:a="http://schemas.openxmlformats.org/drawingml/2006/main" noChangeAspect="1"/>
             </wp:cNvGraphicFramePr>
@@ -13467,7 +13485,7 @@
               <a:graphicData uri="http://schemas.openxmlformats.org/drawingml/2006/picture">
                 <pic:pic xmlns:pic="http://schemas.openxmlformats.org/drawingml/2006/picture">
                   <pic:nvPicPr>
-                    <pic:cNvPr id="396684626" name=""/>
+                    <pic:cNvPr id="787966050" name=""/>
                     <pic:cNvPicPr/>
                   </pic:nvPicPr>
                   <pic:blipFill>
@@ -13479,7 +13497,7 @@
                   <pic:spPr>
                     <a:xfrm>
                       <a:off x="0" y="0"/>
-                      <a:ext cx="5731510" cy="1483995"/>
+                      <a:ext cx="5731510" cy="1880870"/>
                     </a:xfrm>
                     <a:prstGeom prst="rect">
                       <a:avLst/>
@@ -13491,16 +13509,6 @@
           </wp:inline>
         </w:drawing>
       </w:r>
-    </w:p>
-    <w:p>
-      <w:pPr>
-        <w:rPr>
-          <w:b/>
-          <w:bCs/>
-          <w:i/>
-          <w:iCs/>
-        </w:rPr>
-      </w:pPr>
     </w:p>
     <w:p>
       <w:pPr>
@@ -13852,6 +13860,9 @@
     <w:bookmarkEnd w:id="33"/>
     <w:p>
       <w:r>
+        <w:rPr>
+          <w:noProof/>
+        </w:rPr>
         <w:drawing>
           <wp:inline distT="0" distB="0" distL="0" distR="0" wp14:anchorId="389EACF9" wp14:editId="24DF42AD">
             <wp:extent cx="5731510" cy="3517265"/>
@@ -33679,10 +33690,12 @@
     <w:rsid w:val="003510AD"/>
     <w:rsid w:val="0039053B"/>
     <w:rsid w:val="003C5301"/>
+    <w:rsid w:val="003E675B"/>
     <w:rsid w:val="003F131B"/>
     <w:rsid w:val="003F2D65"/>
     <w:rsid w:val="003F425E"/>
     <w:rsid w:val="004208B8"/>
+    <w:rsid w:val="004247CE"/>
     <w:rsid w:val="004F1646"/>
     <w:rsid w:val="004F6FDA"/>
     <w:rsid w:val="00530BD6"/>
@@ -33720,6 +33733,7 @@
     <w:rsid w:val="009159CD"/>
     <w:rsid w:val="00937EA5"/>
     <w:rsid w:val="00960536"/>
+    <w:rsid w:val="009606C0"/>
     <w:rsid w:val="00985F55"/>
     <w:rsid w:val="009B17CB"/>
     <w:rsid w:val="009B39E4"/>

--- a/documentation/Read Me.docx
+++ b/documentation/Read Me.docx
@@ -259,7 +259,7 @@
                     <w:docPart w:val="1044D2AAB96043E0A1F96645405FAD85"/>
                   </w:placeholder>
                   <w:dataBinding w:prefixMappings="xmlns:ns0='http://schemas.microsoft.com/office/2006/coverPageProps'" w:xpath="/ns0:CoverPageProperties[1]/ns0:PublishDate[1]" w:storeItemID="{55AF091B-3C7A-41E3-B477-F2FDAA23CFDA}"/>
-                  <w:date w:fullDate="2026-04-12T00:00:00Z">
+                  <w:date w:fullDate="2026-05-15T00:00:00Z">
                     <w:dateFormat w:val="M-d-yyyy"/>
                     <w:lid w:val="en-US"/>
                     <w:storeMappedDataAs w:val="dateTime"/>
@@ -282,7 +282,7 @@
                         <w:sz w:val="28"/>
                         <w:szCs w:val="28"/>
                       </w:rPr>
-                      <w:t>4-12-2026</w:t>
+                      <w:t>5-15-2026</w:t>
                     </w:r>
                   </w:p>
                 </w:sdtContent>
@@ -369,7 +369,7 @@
           <w:r>
             <w:fldChar w:fldCharType="separate"/>
           </w:r>
-          <w:hyperlink w:anchor="_Toc227613184" w:history="1">
+          <w:hyperlink w:anchor="_Toc229765993" w:history="1">
             <w:r>
               <w:rPr>
                 <w:rStyle w:val="Hyperlink"/>
@@ -396,7 +396,7 @@
                 <w:noProof/>
                 <w:webHidden/>
               </w:rPr>
-              <w:instrText xml:space="preserve"> PAGEREF _Toc227613184 \h </w:instrText>
+              <w:instrText xml:space="preserve"> PAGEREF _Toc229765993 \h </w:instrText>
             </w:r>
             <w:r>
               <w:rPr>
@@ -443,7 +443,7 @@
               <w14:ligatures w14:val="standardContextual"/>
             </w:rPr>
           </w:pPr>
-          <w:hyperlink w:anchor="_Toc227613185" w:history="1">
+          <w:hyperlink w:anchor="_Toc229765994" w:history="1">
             <w:r>
               <w:rPr>
                 <w:rStyle w:val="Hyperlink"/>
@@ -470,7 +470,7 @@
                 <w:noProof/>
                 <w:webHidden/>
               </w:rPr>
-              <w:instrText xml:space="preserve"> PAGEREF _Toc227613185 \h </w:instrText>
+              <w:instrText xml:space="preserve"> PAGEREF _Toc229765994 \h </w:instrText>
             </w:r>
             <w:r>
               <w:rPr>
@@ -517,7 +517,7 @@
               <w14:ligatures w14:val="standardContextual"/>
             </w:rPr>
           </w:pPr>
-          <w:hyperlink w:anchor="_Toc227613186" w:history="1">
+          <w:hyperlink w:anchor="_Toc229765995" w:history="1">
             <w:r>
               <w:rPr>
                 <w:rStyle w:val="Hyperlink"/>
@@ -544,7 +544,7 @@
                 <w:noProof/>
                 <w:webHidden/>
               </w:rPr>
-              <w:instrText xml:space="preserve"> PAGEREF _Toc227613186 \h </w:instrText>
+              <w:instrText xml:space="preserve"> PAGEREF _Toc229765995 \h </w:instrText>
             </w:r>
             <w:r>
               <w:rPr>
@@ -591,7 +591,7 @@
               <w14:ligatures w14:val="standardContextual"/>
             </w:rPr>
           </w:pPr>
-          <w:hyperlink w:anchor="_Toc227613187" w:history="1">
+          <w:hyperlink w:anchor="_Toc229765996" w:history="1">
             <w:r>
               <w:rPr>
                 <w:rStyle w:val="Hyperlink"/>
@@ -618,7 +618,7 @@
                 <w:noProof/>
                 <w:webHidden/>
               </w:rPr>
-              <w:instrText xml:space="preserve"> PAGEREF _Toc227613187 \h </w:instrText>
+              <w:instrText xml:space="preserve"> PAGEREF _Toc229765996 \h </w:instrText>
             </w:r>
             <w:r>
               <w:rPr>
@@ -665,7 +665,7 @@
               <w14:ligatures w14:val="standardContextual"/>
             </w:rPr>
           </w:pPr>
-          <w:hyperlink w:anchor="_Toc227613188" w:history="1">
+          <w:hyperlink w:anchor="_Toc229765997" w:history="1">
             <w:r>
               <w:rPr>
                 <w:rStyle w:val="Hyperlink"/>
@@ -692,7 +692,7 @@
                 <w:noProof/>
                 <w:webHidden/>
               </w:rPr>
-              <w:instrText xml:space="preserve"> PAGEREF _Toc227613188 \h </w:instrText>
+              <w:instrText xml:space="preserve"> PAGEREF _Toc229765997 \h </w:instrText>
             </w:r>
             <w:r>
               <w:rPr>
@@ -739,7 +739,7 @@
               <w14:ligatures w14:val="standardContextual"/>
             </w:rPr>
           </w:pPr>
-          <w:hyperlink w:anchor="_Toc227613189" w:history="1">
+          <w:hyperlink w:anchor="_Toc229765998" w:history="1">
             <w:r>
               <w:rPr>
                 <w:rStyle w:val="Hyperlink"/>
@@ -766,7 +766,7 @@
                 <w:noProof/>
                 <w:webHidden/>
               </w:rPr>
-              <w:instrText xml:space="preserve"> PAGEREF _Toc227613189 \h </w:instrText>
+              <w:instrText xml:space="preserve"> PAGEREF _Toc229765998 \h </w:instrText>
             </w:r>
             <w:r>
               <w:rPr>
@@ -813,7 +813,7 @@
               <w14:ligatures w14:val="standardContextual"/>
             </w:rPr>
           </w:pPr>
-          <w:hyperlink w:anchor="_Toc227613190" w:history="1">
+          <w:hyperlink w:anchor="_Toc229765999" w:history="1">
             <w:r>
               <w:rPr>
                 <w:rStyle w:val="Hyperlink"/>
@@ -840,7 +840,7 @@
                 <w:noProof/>
                 <w:webHidden/>
               </w:rPr>
-              <w:instrText xml:space="preserve"> PAGEREF _Toc227613190 \h </w:instrText>
+              <w:instrText xml:space="preserve"> PAGEREF _Toc229765999 \h </w:instrText>
             </w:r>
             <w:r>
               <w:rPr>
@@ -887,7 +887,7 @@
               <w14:ligatures w14:val="standardContextual"/>
             </w:rPr>
           </w:pPr>
-          <w:hyperlink w:anchor="_Toc227613191" w:history="1">
+          <w:hyperlink w:anchor="_Toc229766000" w:history="1">
             <w:r>
               <w:rPr>
                 <w:rStyle w:val="Hyperlink"/>
@@ -914,7 +914,7 @@
                 <w:noProof/>
                 <w:webHidden/>
               </w:rPr>
-              <w:instrText xml:space="preserve"> PAGEREF _Toc227613191 \h </w:instrText>
+              <w:instrText xml:space="preserve"> PAGEREF _Toc229766000 \h </w:instrText>
             </w:r>
             <w:r>
               <w:rPr>
@@ -961,7 +961,7 @@
               <w14:ligatures w14:val="standardContextual"/>
             </w:rPr>
           </w:pPr>
-          <w:hyperlink w:anchor="_Toc227613192" w:history="1">
+          <w:hyperlink w:anchor="_Toc229766001" w:history="1">
             <w:r>
               <w:rPr>
                 <w:rStyle w:val="Hyperlink"/>
@@ -988,7 +988,7 @@
                 <w:noProof/>
                 <w:webHidden/>
               </w:rPr>
-              <w:instrText xml:space="preserve"> PAGEREF _Toc227613192 \h </w:instrText>
+              <w:instrText xml:space="preserve"> PAGEREF _Toc229766001 \h </w:instrText>
             </w:r>
             <w:r>
               <w:rPr>
@@ -1035,7 +1035,7 @@
               <w14:ligatures w14:val="standardContextual"/>
             </w:rPr>
           </w:pPr>
-          <w:hyperlink w:anchor="_Toc227613193" w:history="1">
+          <w:hyperlink w:anchor="_Toc229766002" w:history="1">
             <w:r>
               <w:rPr>
                 <w:rStyle w:val="Hyperlink"/>
@@ -1062,7 +1062,7 @@
                 <w:noProof/>
                 <w:webHidden/>
               </w:rPr>
-              <w:instrText xml:space="preserve"> PAGEREF _Toc227613193 \h </w:instrText>
+              <w:instrText xml:space="preserve"> PAGEREF _Toc229766002 \h </w:instrText>
             </w:r>
             <w:r>
               <w:rPr>
@@ -1109,7 +1109,7 @@
               <w14:ligatures w14:val="standardContextual"/>
             </w:rPr>
           </w:pPr>
-          <w:hyperlink w:anchor="_Toc227613194" w:history="1">
+          <w:hyperlink w:anchor="_Toc229766003" w:history="1">
             <w:r>
               <w:rPr>
                 <w:rStyle w:val="Hyperlink"/>
@@ -1136,7 +1136,7 @@
                 <w:noProof/>
                 <w:webHidden/>
               </w:rPr>
-              <w:instrText xml:space="preserve"> PAGEREF _Toc227613194 \h </w:instrText>
+              <w:instrText xml:space="preserve"> PAGEREF _Toc229766003 \h </w:instrText>
             </w:r>
             <w:r>
               <w:rPr>
@@ -1183,7 +1183,7 @@
               <w14:ligatures w14:val="standardContextual"/>
             </w:rPr>
           </w:pPr>
-          <w:hyperlink w:anchor="_Toc227613195" w:history="1">
+          <w:hyperlink w:anchor="_Toc229766004" w:history="1">
             <w:r>
               <w:rPr>
                 <w:rStyle w:val="Hyperlink"/>
@@ -1210,7 +1210,7 @@
                 <w:noProof/>
                 <w:webHidden/>
               </w:rPr>
-              <w:instrText xml:space="preserve"> PAGEREF _Toc227613195 \h </w:instrText>
+              <w:instrText xml:space="preserve"> PAGEREF _Toc229766004 \h </w:instrText>
             </w:r>
             <w:r>
               <w:rPr>
@@ -1257,7 +1257,7 @@
               <w14:ligatures w14:val="standardContextual"/>
             </w:rPr>
           </w:pPr>
-          <w:hyperlink w:anchor="_Toc227613196" w:history="1">
+          <w:hyperlink w:anchor="_Toc229766005" w:history="1">
             <w:r>
               <w:rPr>
                 <w:rStyle w:val="Hyperlink"/>
@@ -1284,7 +1284,7 @@
                 <w:noProof/>
                 <w:webHidden/>
               </w:rPr>
-              <w:instrText xml:space="preserve"> PAGEREF _Toc227613196 \h </w:instrText>
+              <w:instrText xml:space="preserve"> PAGEREF _Toc229766005 \h </w:instrText>
             </w:r>
             <w:r>
               <w:rPr>
@@ -1331,7 +1331,7 @@
               <w14:ligatures w14:val="standardContextual"/>
             </w:rPr>
           </w:pPr>
-          <w:hyperlink w:anchor="_Toc227613197" w:history="1">
+          <w:hyperlink w:anchor="_Toc229766006" w:history="1">
             <w:r>
               <w:rPr>
                 <w:rStyle w:val="Hyperlink"/>
@@ -1358,7 +1358,7 @@
                 <w:noProof/>
                 <w:webHidden/>
               </w:rPr>
-              <w:instrText xml:space="preserve"> PAGEREF _Toc227613197 \h </w:instrText>
+              <w:instrText xml:space="preserve"> PAGEREF _Toc229766006 \h </w:instrText>
             </w:r>
             <w:r>
               <w:rPr>
@@ -1405,7 +1405,7 @@
               <w14:ligatures w14:val="standardContextual"/>
             </w:rPr>
           </w:pPr>
-          <w:hyperlink w:anchor="_Toc227613198" w:history="1">
+          <w:hyperlink w:anchor="_Toc229766007" w:history="1">
             <w:r>
               <w:rPr>
                 <w:rStyle w:val="Hyperlink"/>
@@ -1432,7 +1432,7 @@
                 <w:noProof/>
                 <w:webHidden/>
               </w:rPr>
-              <w:instrText xml:space="preserve"> PAGEREF _Toc227613198 \h </w:instrText>
+              <w:instrText xml:space="preserve"> PAGEREF _Toc229766007 \h </w:instrText>
             </w:r>
             <w:r>
               <w:rPr>
@@ -1479,7 +1479,7 @@
               <w14:ligatures w14:val="standardContextual"/>
             </w:rPr>
           </w:pPr>
-          <w:hyperlink w:anchor="_Toc227613199" w:history="1">
+          <w:hyperlink w:anchor="_Toc229766008" w:history="1">
             <w:r>
               <w:rPr>
                 <w:rStyle w:val="Hyperlink"/>
@@ -1506,7 +1506,7 @@
                 <w:noProof/>
                 <w:webHidden/>
               </w:rPr>
-              <w:instrText xml:space="preserve"> PAGEREF _Toc227613199 \h </w:instrText>
+              <w:instrText xml:space="preserve"> PAGEREF _Toc229766008 \h </w:instrText>
             </w:r>
             <w:r>
               <w:rPr>
@@ -1553,7 +1553,7 @@
               <w14:ligatures w14:val="standardContextual"/>
             </w:rPr>
           </w:pPr>
-          <w:hyperlink w:anchor="_Toc227613200" w:history="1">
+          <w:hyperlink w:anchor="_Toc229766009" w:history="1">
             <w:r>
               <w:rPr>
                 <w:rStyle w:val="Hyperlink"/>
@@ -1580,7 +1580,7 @@
                 <w:noProof/>
                 <w:webHidden/>
               </w:rPr>
-              <w:instrText xml:space="preserve"> PAGEREF _Toc227613200 \h </w:instrText>
+              <w:instrText xml:space="preserve"> PAGEREF _Toc229766009 \h </w:instrText>
             </w:r>
             <w:r>
               <w:rPr>
@@ -1627,7 +1627,7 @@
               <w14:ligatures w14:val="standardContextual"/>
             </w:rPr>
           </w:pPr>
-          <w:hyperlink w:anchor="_Toc227613201" w:history="1">
+          <w:hyperlink w:anchor="_Toc229766010" w:history="1">
             <w:r>
               <w:rPr>
                 <w:rStyle w:val="Hyperlink"/>
@@ -1654,7 +1654,7 @@
                 <w:noProof/>
                 <w:webHidden/>
               </w:rPr>
-              <w:instrText xml:space="preserve"> PAGEREF _Toc227613201 \h </w:instrText>
+              <w:instrText xml:space="preserve"> PAGEREF _Toc229766010 \h </w:instrText>
             </w:r>
             <w:r>
               <w:rPr>
@@ -1701,7 +1701,7 @@
               <w14:ligatures w14:val="standardContextual"/>
             </w:rPr>
           </w:pPr>
-          <w:hyperlink w:anchor="_Toc227613202" w:history="1">
+          <w:hyperlink w:anchor="_Toc229766011" w:history="1">
             <w:r>
               <w:rPr>
                 <w:rStyle w:val="Hyperlink"/>
@@ -1728,7 +1728,7 @@
                 <w:noProof/>
                 <w:webHidden/>
               </w:rPr>
-              <w:instrText xml:space="preserve"> PAGEREF _Toc227613202 \h </w:instrText>
+              <w:instrText xml:space="preserve"> PAGEREF _Toc229766011 \h </w:instrText>
             </w:r>
             <w:r>
               <w:rPr>
@@ -1775,7 +1775,7 @@
               <w14:ligatures w14:val="standardContextual"/>
             </w:rPr>
           </w:pPr>
-          <w:hyperlink w:anchor="_Toc227613203" w:history="1">
+          <w:hyperlink w:anchor="_Toc229766012" w:history="1">
             <w:r>
               <w:rPr>
                 <w:rStyle w:val="Hyperlink"/>
@@ -1802,7 +1802,7 @@
                 <w:noProof/>
                 <w:webHidden/>
               </w:rPr>
-              <w:instrText xml:space="preserve"> PAGEREF _Toc227613203 \h </w:instrText>
+              <w:instrText xml:space="preserve"> PAGEREF _Toc229766012 \h </w:instrText>
             </w:r>
             <w:r>
               <w:rPr>
@@ -1849,7 +1849,7 @@
               <w14:ligatures w14:val="standardContextual"/>
             </w:rPr>
           </w:pPr>
-          <w:hyperlink w:anchor="_Toc227613204" w:history="1">
+          <w:hyperlink w:anchor="_Toc229766013" w:history="1">
             <w:r>
               <w:rPr>
                 <w:rStyle w:val="Hyperlink"/>
@@ -1876,7 +1876,7 @@
                 <w:noProof/>
                 <w:webHidden/>
               </w:rPr>
-              <w:instrText xml:space="preserve"> PAGEREF _Toc227613204 \h </w:instrText>
+              <w:instrText xml:space="preserve"> PAGEREF _Toc229766013 \h </w:instrText>
             </w:r>
             <w:r>
               <w:rPr>
@@ -1923,7 +1923,7 @@
               <w14:ligatures w14:val="standardContextual"/>
             </w:rPr>
           </w:pPr>
-          <w:hyperlink w:anchor="_Toc227613205" w:history="1">
+          <w:hyperlink w:anchor="_Toc229766014" w:history="1">
             <w:r>
               <w:rPr>
                 <w:rStyle w:val="Hyperlink"/>
@@ -1950,7 +1950,7 @@
                 <w:noProof/>
                 <w:webHidden/>
               </w:rPr>
-              <w:instrText xml:space="preserve"> PAGEREF _Toc227613205 \h </w:instrText>
+              <w:instrText xml:space="preserve"> PAGEREF _Toc229766014 \h </w:instrText>
             </w:r>
             <w:r>
               <w:rPr>
@@ -1997,7 +1997,7 @@
               <w14:ligatures w14:val="standardContextual"/>
             </w:rPr>
           </w:pPr>
-          <w:hyperlink w:anchor="_Toc227613206" w:history="1">
+          <w:hyperlink w:anchor="_Toc229766015" w:history="1">
             <w:r>
               <w:rPr>
                 <w:rStyle w:val="Hyperlink"/>
@@ -2024,7 +2024,7 @@
                 <w:noProof/>
                 <w:webHidden/>
               </w:rPr>
-              <w:instrText xml:space="preserve"> PAGEREF _Toc227613206 \h </w:instrText>
+              <w:instrText xml:space="preserve"> PAGEREF _Toc229766015 \h </w:instrText>
             </w:r>
             <w:r>
               <w:rPr>
@@ -2071,7 +2071,7 @@
               <w14:ligatures w14:val="standardContextual"/>
             </w:rPr>
           </w:pPr>
-          <w:hyperlink w:anchor="_Toc227613207" w:history="1">
+          <w:hyperlink w:anchor="_Toc229766016" w:history="1">
             <w:r>
               <w:rPr>
                 <w:rStyle w:val="Hyperlink"/>
@@ -2098,7 +2098,7 @@
                 <w:noProof/>
                 <w:webHidden/>
               </w:rPr>
-              <w:instrText xml:space="preserve"> PAGEREF _Toc227613207 \h </w:instrText>
+              <w:instrText xml:space="preserve"> PAGEREF _Toc229766016 \h </w:instrText>
             </w:r>
             <w:r>
               <w:rPr>
@@ -2145,7 +2145,7 @@
               <w14:ligatures w14:val="standardContextual"/>
             </w:rPr>
           </w:pPr>
-          <w:hyperlink w:anchor="_Toc227613208" w:history="1">
+          <w:hyperlink w:anchor="_Toc229766017" w:history="1">
             <w:r>
               <w:rPr>
                 <w:rStyle w:val="Hyperlink"/>
@@ -2172,7 +2172,7 @@
                 <w:noProof/>
                 <w:webHidden/>
               </w:rPr>
-              <w:instrText xml:space="preserve"> PAGEREF _Toc227613208 \h </w:instrText>
+              <w:instrText xml:space="preserve"> PAGEREF _Toc229766017 \h </w:instrText>
             </w:r>
             <w:r>
               <w:rPr>
@@ -2219,7 +2219,7 @@
               <w14:ligatures w14:val="standardContextual"/>
             </w:rPr>
           </w:pPr>
-          <w:hyperlink w:anchor="_Toc227613209" w:history="1">
+          <w:hyperlink w:anchor="_Toc229766018" w:history="1">
             <w:r>
               <w:rPr>
                 <w:rStyle w:val="Hyperlink"/>
@@ -2246,7 +2246,7 @@
                 <w:noProof/>
                 <w:webHidden/>
               </w:rPr>
-              <w:instrText xml:space="preserve"> PAGEREF _Toc227613209 \h </w:instrText>
+              <w:instrText xml:space="preserve"> PAGEREF _Toc229766018 \h </w:instrText>
             </w:r>
             <w:r>
               <w:rPr>
@@ -2293,7 +2293,7 @@
               <w14:ligatures w14:val="standardContextual"/>
             </w:rPr>
           </w:pPr>
-          <w:hyperlink w:anchor="_Toc227613210" w:history="1">
+          <w:hyperlink w:anchor="_Toc229766019" w:history="1">
             <w:r>
               <w:rPr>
                 <w:rStyle w:val="Hyperlink"/>
@@ -2320,7 +2320,7 @@
                 <w:noProof/>
                 <w:webHidden/>
               </w:rPr>
-              <w:instrText xml:space="preserve"> PAGEREF _Toc227613210 \h </w:instrText>
+              <w:instrText xml:space="preserve"> PAGEREF _Toc229766019 \h </w:instrText>
             </w:r>
             <w:r>
               <w:rPr>
@@ -2367,7 +2367,7 @@
               <w14:ligatures w14:val="standardContextual"/>
             </w:rPr>
           </w:pPr>
-          <w:hyperlink w:anchor="_Toc227613211" w:history="1">
+          <w:hyperlink w:anchor="_Toc229766020" w:history="1">
             <w:r>
               <w:rPr>
                 <w:rStyle w:val="Hyperlink"/>
@@ -2394,7 +2394,7 @@
                 <w:noProof/>
                 <w:webHidden/>
               </w:rPr>
-              <w:instrText xml:space="preserve"> PAGEREF _Toc227613211 \h </w:instrText>
+              <w:instrText xml:space="preserve"> PAGEREF _Toc229766020 \h </w:instrText>
             </w:r>
             <w:r>
               <w:rPr>
@@ -2441,7 +2441,7 @@
               <w14:ligatures w14:val="standardContextual"/>
             </w:rPr>
           </w:pPr>
-          <w:hyperlink w:anchor="_Toc227613212" w:history="1">
+          <w:hyperlink w:anchor="_Toc229766021" w:history="1">
             <w:r>
               <w:rPr>
                 <w:rStyle w:val="Hyperlink"/>
@@ -2468,7 +2468,7 @@
                 <w:noProof/>
                 <w:webHidden/>
               </w:rPr>
-              <w:instrText xml:space="preserve"> PAGEREF _Toc227613212 \h </w:instrText>
+              <w:instrText xml:space="preserve"> PAGEREF _Toc229766021 \h </w:instrText>
             </w:r>
             <w:r>
               <w:rPr>
@@ -2515,7 +2515,7 @@
               <w14:ligatures w14:val="standardContextual"/>
             </w:rPr>
           </w:pPr>
-          <w:hyperlink w:anchor="_Toc227613213" w:history="1">
+          <w:hyperlink w:anchor="_Toc229766022" w:history="1">
             <w:r>
               <w:rPr>
                 <w:rStyle w:val="Hyperlink"/>
@@ -2542,7 +2542,7 @@
                 <w:noProof/>
                 <w:webHidden/>
               </w:rPr>
-              <w:instrText xml:space="preserve"> PAGEREF _Toc227613213 \h </w:instrText>
+              <w:instrText xml:space="preserve"> PAGEREF _Toc229766022 \h </w:instrText>
             </w:r>
             <w:r>
               <w:rPr>
@@ -2589,7 +2589,7 @@
               <w14:ligatures w14:val="standardContextual"/>
             </w:rPr>
           </w:pPr>
-          <w:hyperlink w:anchor="_Toc227613214" w:history="1">
+          <w:hyperlink w:anchor="_Toc229766023" w:history="1">
             <w:r>
               <w:rPr>
                 <w:rStyle w:val="Hyperlink"/>
@@ -2616,7 +2616,7 @@
                 <w:noProof/>
                 <w:webHidden/>
               </w:rPr>
-              <w:instrText xml:space="preserve"> PAGEREF _Toc227613214 \h </w:instrText>
+              <w:instrText xml:space="preserve"> PAGEREF _Toc229766023 \h </w:instrText>
             </w:r>
             <w:r>
               <w:rPr>
@@ -2663,7 +2663,7 @@
               <w14:ligatures w14:val="standardContextual"/>
             </w:rPr>
           </w:pPr>
-          <w:hyperlink w:anchor="_Toc227613215" w:history="1">
+          <w:hyperlink w:anchor="_Toc229766024" w:history="1">
             <w:r>
               <w:rPr>
                 <w:rStyle w:val="Hyperlink"/>
@@ -2690,7 +2690,7 @@
                 <w:noProof/>
                 <w:webHidden/>
               </w:rPr>
-              <w:instrText xml:space="preserve"> PAGEREF _Toc227613215 \h </w:instrText>
+              <w:instrText xml:space="preserve"> PAGEREF _Toc229766024 \h </w:instrText>
             </w:r>
             <w:r>
               <w:rPr>
@@ -2737,7 +2737,7 @@
               <w14:ligatures w14:val="standardContextual"/>
             </w:rPr>
           </w:pPr>
-          <w:hyperlink w:anchor="_Toc227613216" w:history="1">
+          <w:hyperlink w:anchor="_Toc229766025" w:history="1">
             <w:r>
               <w:rPr>
                 <w:rStyle w:val="Hyperlink"/>
@@ -2764,7 +2764,7 @@
                 <w:noProof/>
                 <w:webHidden/>
               </w:rPr>
-              <w:instrText xml:space="preserve"> PAGEREF _Toc227613216 \h </w:instrText>
+              <w:instrText xml:space="preserve"> PAGEREF _Toc229766025 \h </w:instrText>
             </w:r>
             <w:r>
               <w:rPr>
@@ -2811,7 +2811,7 @@
               <w14:ligatures w14:val="standardContextual"/>
             </w:rPr>
           </w:pPr>
-          <w:hyperlink w:anchor="_Toc227613217" w:history="1">
+          <w:hyperlink w:anchor="_Toc229766026" w:history="1">
             <w:r>
               <w:rPr>
                 <w:rStyle w:val="Hyperlink"/>
@@ -2838,7 +2838,7 @@
                 <w:noProof/>
                 <w:webHidden/>
               </w:rPr>
-              <w:instrText xml:space="preserve"> PAGEREF _Toc227613217 \h </w:instrText>
+              <w:instrText xml:space="preserve"> PAGEREF _Toc229766026 \h </w:instrText>
             </w:r>
             <w:r>
               <w:rPr>
@@ -2885,7 +2885,7 @@
               <w14:ligatures w14:val="standardContextual"/>
             </w:rPr>
           </w:pPr>
-          <w:hyperlink w:anchor="_Toc227613218" w:history="1">
+          <w:hyperlink w:anchor="_Toc229766027" w:history="1">
             <w:r>
               <w:rPr>
                 <w:rStyle w:val="Hyperlink"/>
@@ -2912,7 +2912,7 @@
                 <w:noProof/>
                 <w:webHidden/>
               </w:rPr>
-              <w:instrText xml:space="preserve"> PAGEREF _Toc227613218 \h </w:instrText>
+              <w:instrText xml:space="preserve"> PAGEREF _Toc229766027 \h </w:instrText>
             </w:r>
             <w:r>
               <w:rPr>
@@ -2959,7 +2959,7 @@
               <w14:ligatures w14:val="standardContextual"/>
             </w:rPr>
           </w:pPr>
-          <w:hyperlink w:anchor="_Toc227613219" w:history="1">
+          <w:hyperlink w:anchor="_Toc229766028" w:history="1">
             <w:r>
               <w:rPr>
                 <w:rStyle w:val="Hyperlink"/>
@@ -2986,7 +2986,7 @@
                 <w:noProof/>
                 <w:webHidden/>
               </w:rPr>
-              <w:instrText xml:space="preserve"> PAGEREF _Toc227613219 \h </w:instrText>
+              <w:instrText xml:space="preserve"> PAGEREF _Toc229766028 \h </w:instrText>
             </w:r>
             <w:r>
               <w:rPr>
@@ -3033,7 +3033,7 @@
               <w14:ligatures w14:val="standardContextual"/>
             </w:rPr>
           </w:pPr>
-          <w:hyperlink w:anchor="_Toc227613220" w:history="1">
+          <w:hyperlink w:anchor="_Toc229766029" w:history="1">
             <w:r>
               <w:rPr>
                 <w:rStyle w:val="Hyperlink"/>
@@ -3060,7 +3060,7 @@
                 <w:noProof/>
                 <w:webHidden/>
               </w:rPr>
-              <w:instrText xml:space="preserve"> PAGEREF _Toc227613220 \h </w:instrText>
+              <w:instrText xml:space="preserve"> PAGEREF _Toc229766029 \h </w:instrText>
             </w:r>
             <w:r>
               <w:rPr>
@@ -3107,7 +3107,7 @@
               <w14:ligatures w14:val="standardContextual"/>
             </w:rPr>
           </w:pPr>
-          <w:hyperlink w:anchor="_Toc227613221" w:history="1">
+          <w:hyperlink w:anchor="_Toc229766030" w:history="1">
             <w:r>
               <w:rPr>
                 <w:rStyle w:val="Hyperlink"/>
@@ -3134,7 +3134,7 @@
                 <w:noProof/>
                 <w:webHidden/>
               </w:rPr>
-              <w:instrText xml:space="preserve"> PAGEREF _Toc227613221 \h </w:instrText>
+              <w:instrText xml:space="preserve"> PAGEREF _Toc229766030 \h </w:instrText>
             </w:r>
             <w:r>
               <w:rPr>
@@ -3181,7 +3181,7 @@
               <w14:ligatures w14:val="standardContextual"/>
             </w:rPr>
           </w:pPr>
-          <w:hyperlink w:anchor="_Toc227613222" w:history="1">
+          <w:hyperlink w:anchor="_Toc229766031" w:history="1">
             <w:r>
               <w:rPr>
                 <w:rStyle w:val="Hyperlink"/>
@@ -3208,7 +3208,7 @@
                 <w:noProof/>
                 <w:webHidden/>
               </w:rPr>
-              <w:instrText xml:space="preserve"> PAGEREF _Toc227613222 \h </w:instrText>
+              <w:instrText xml:space="preserve"> PAGEREF _Toc229766031 \h </w:instrText>
             </w:r>
             <w:r>
               <w:rPr>
@@ -3255,7 +3255,7 @@
               <w14:ligatures w14:val="standardContextual"/>
             </w:rPr>
           </w:pPr>
-          <w:hyperlink w:anchor="_Toc227613223" w:history="1">
+          <w:hyperlink w:anchor="_Toc229766032" w:history="1">
             <w:r>
               <w:rPr>
                 <w:rStyle w:val="Hyperlink"/>
@@ -3282,7 +3282,7 @@
                 <w:noProof/>
                 <w:webHidden/>
               </w:rPr>
-              <w:instrText xml:space="preserve"> PAGEREF _Toc227613223 \h </w:instrText>
+              <w:instrText xml:space="preserve"> PAGEREF _Toc229766032 \h </w:instrText>
             </w:r>
             <w:r>
               <w:rPr>
@@ -3329,7 +3329,7 @@
               <w14:ligatures w14:val="standardContextual"/>
             </w:rPr>
           </w:pPr>
-          <w:hyperlink w:anchor="_Toc227613224" w:history="1">
+          <w:hyperlink w:anchor="_Toc229766033" w:history="1">
             <w:r>
               <w:rPr>
                 <w:rStyle w:val="Hyperlink"/>
@@ -3356,7 +3356,7 @@
                 <w:noProof/>
                 <w:webHidden/>
               </w:rPr>
-              <w:instrText xml:space="preserve"> PAGEREF _Toc227613224 \h </w:instrText>
+              <w:instrText xml:space="preserve"> PAGEREF _Toc229766033 \h </w:instrText>
             </w:r>
             <w:r>
               <w:rPr>
@@ -3403,7 +3403,7 @@
               <w14:ligatures w14:val="standardContextual"/>
             </w:rPr>
           </w:pPr>
-          <w:hyperlink w:anchor="_Toc227613225" w:history="1">
+          <w:hyperlink w:anchor="_Toc229766034" w:history="1">
             <w:r>
               <w:rPr>
                 <w:rStyle w:val="Hyperlink"/>
@@ -3430,7 +3430,7 @@
                 <w:noProof/>
                 <w:webHidden/>
               </w:rPr>
-              <w:instrText xml:space="preserve"> PAGEREF _Toc227613225 \h </w:instrText>
+              <w:instrText xml:space="preserve"> PAGEREF _Toc229766034 \h </w:instrText>
             </w:r>
             <w:r>
               <w:rPr>
@@ -3477,7 +3477,7 @@
               <w14:ligatures w14:val="standardContextual"/>
             </w:rPr>
           </w:pPr>
-          <w:hyperlink w:anchor="_Toc227613226" w:history="1">
+          <w:hyperlink w:anchor="_Toc229766035" w:history="1">
             <w:r>
               <w:rPr>
                 <w:rStyle w:val="Hyperlink"/>
@@ -3504,7 +3504,7 @@
                 <w:noProof/>
                 <w:webHidden/>
               </w:rPr>
-              <w:instrText xml:space="preserve"> PAGEREF _Toc227613226 \h </w:instrText>
+              <w:instrText xml:space="preserve"> PAGEREF _Toc229766035 \h </w:instrText>
             </w:r>
             <w:r>
               <w:rPr>
@@ -3551,7 +3551,7 @@
               <w14:ligatures w14:val="standardContextual"/>
             </w:rPr>
           </w:pPr>
-          <w:hyperlink w:anchor="_Toc227613227" w:history="1">
+          <w:hyperlink w:anchor="_Toc229766036" w:history="1">
             <w:r>
               <w:rPr>
                 <w:rStyle w:val="Hyperlink"/>
@@ -3578,7 +3578,7 @@
                 <w:noProof/>
                 <w:webHidden/>
               </w:rPr>
-              <w:instrText xml:space="preserve"> PAGEREF _Toc227613227 \h </w:instrText>
+              <w:instrText xml:space="preserve"> PAGEREF _Toc229766036 \h </w:instrText>
             </w:r>
             <w:r>
               <w:rPr>
@@ -3625,7 +3625,7 @@
               <w14:ligatures w14:val="standardContextual"/>
             </w:rPr>
           </w:pPr>
-          <w:hyperlink w:anchor="_Toc227613228" w:history="1">
+          <w:hyperlink w:anchor="_Toc229766037" w:history="1">
             <w:r>
               <w:rPr>
                 <w:rStyle w:val="Hyperlink"/>
@@ -3652,7 +3652,7 @@
                 <w:noProof/>
                 <w:webHidden/>
               </w:rPr>
-              <w:instrText xml:space="preserve"> PAGEREF _Toc227613228 \h </w:instrText>
+              <w:instrText xml:space="preserve"> PAGEREF _Toc229766037 \h </w:instrText>
             </w:r>
             <w:r>
               <w:rPr>
@@ -3699,7 +3699,7 @@
               <w14:ligatures w14:val="standardContextual"/>
             </w:rPr>
           </w:pPr>
-          <w:hyperlink w:anchor="_Toc227613229" w:history="1">
+          <w:hyperlink w:anchor="_Toc229766038" w:history="1">
             <w:r>
               <w:rPr>
                 <w:rStyle w:val="Hyperlink"/>
@@ -3726,7 +3726,7 @@
                 <w:noProof/>
                 <w:webHidden/>
               </w:rPr>
-              <w:instrText xml:space="preserve"> PAGEREF _Toc227613229 \h </w:instrText>
+              <w:instrText xml:space="preserve"> PAGEREF _Toc229766038 \h </w:instrText>
             </w:r>
             <w:r>
               <w:rPr>
@@ -3773,7 +3773,7 @@
               <w14:ligatures w14:val="standardContextual"/>
             </w:rPr>
           </w:pPr>
-          <w:hyperlink w:anchor="_Toc227613230" w:history="1">
+          <w:hyperlink w:anchor="_Toc229766039" w:history="1">
             <w:r>
               <w:rPr>
                 <w:rStyle w:val="Hyperlink"/>
@@ -3800,7 +3800,7 @@
                 <w:noProof/>
                 <w:webHidden/>
               </w:rPr>
-              <w:instrText xml:space="preserve"> PAGEREF _Toc227613230 \h </w:instrText>
+              <w:instrText xml:space="preserve"> PAGEREF _Toc229766039 \h </w:instrText>
             </w:r>
             <w:r>
               <w:rPr>
@@ -3847,7 +3847,7 @@
               <w14:ligatures w14:val="standardContextual"/>
             </w:rPr>
           </w:pPr>
-          <w:hyperlink w:anchor="_Toc227613231" w:history="1">
+          <w:hyperlink w:anchor="_Toc229766040" w:history="1">
             <w:r>
               <w:rPr>
                 <w:rStyle w:val="Hyperlink"/>
@@ -3874,7 +3874,7 @@
                 <w:noProof/>
                 <w:webHidden/>
               </w:rPr>
-              <w:instrText xml:space="preserve"> PAGEREF _Toc227613231 \h </w:instrText>
+              <w:instrText xml:space="preserve"> PAGEREF _Toc229766040 \h </w:instrText>
             </w:r>
             <w:r>
               <w:rPr>
@@ -3921,7 +3921,7 @@
               <w14:ligatures w14:val="standardContextual"/>
             </w:rPr>
           </w:pPr>
-          <w:hyperlink w:anchor="_Toc227613232" w:history="1">
+          <w:hyperlink w:anchor="_Toc229766041" w:history="1">
             <w:r>
               <w:rPr>
                 <w:rStyle w:val="Hyperlink"/>
@@ -3948,7 +3948,7 @@
                 <w:noProof/>
                 <w:webHidden/>
               </w:rPr>
-              <w:instrText xml:space="preserve"> PAGEREF _Toc227613232 \h </w:instrText>
+              <w:instrText xml:space="preserve"> PAGEREF _Toc229766041 \h </w:instrText>
             </w:r>
             <w:r>
               <w:rPr>
@@ -3995,7 +3995,7 @@
               <w14:ligatures w14:val="standardContextual"/>
             </w:rPr>
           </w:pPr>
-          <w:hyperlink w:anchor="_Toc227613233" w:history="1">
+          <w:hyperlink w:anchor="_Toc229766042" w:history="1">
             <w:r>
               <w:rPr>
                 <w:rStyle w:val="Hyperlink"/>
@@ -4022,7 +4022,7 @@
                 <w:noProof/>
                 <w:webHidden/>
               </w:rPr>
-              <w:instrText xml:space="preserve"> PAGEREF _Toc227613233 \h </w:instrText>
+              <w:instrText xml:space="preserve"> PAGEREF _Toc229766042 \h </w:instrText>
             </w:r>
             <w:r>
               <w:rPr>
@@ -4069,7 +4069,7 @@
               <w14:ligatures w14:val="standardContextual"/>
             </w:rPr>
           </w:pPr>
-          <w:hyperlink w:anchor="_Toc227613234" w:history="1">
+          <w:hyperlink w:anchor="_Toc229766043" w:history="1">
             <w:r>
               <w:rPr>
                 <w:rStyle w:val="Hyperlink"/>
@@ -4096,7 +4096,7 @@
                 <w:noProof/>
                 <w:webHidden/>
               </w:rPr>
-              <w:instrText xml:space="preserve"> PAGEREF _Toc227613234 \h </w:instrText>
+              <w:instrText xml:space="preserve"> PAGEREF _Toc229766043 \h </w:instrText>
             </w:r>
             <w:r>
               <w:rPr>
@@ -4143,7 +4143,7 @@
               <w14:ligatures w14:val="standardContextual"/>
             </w:rPr>
           </w:pPr>
-          <w:hyperlink w:anchor="_Toc227613235" w:history="1">
+          <w:hyperlink w:anchor="_Toc229766044" w:history="1">
             <w:r>
               <w:rPr>
                 <w:rStyle w:val="Hyperlink"/>
@@ -4170,7 +4170,7 @@
                 <w:noProof/>
                 <w:webHidden/>
               </w:rPr>
-              <w:instrText xml:space="preserve"> PAGEREF _Toc227613235 \h </w:instrText>
+              <w:instrText xml:space="preserve"> PAGEREF _Toc229766044 \h </w:instrText>
             </w:r>
             <w:r>
               <w:rPr>
@@ -4217,7 +4217,7 @@
               <w14:ligatures w14:val="standardContextual"/>
             </w:rPr>
           </w:pPr>
-          <w:hyperlink w:anchor="_Toc227613236" w:history="1">
+          <w:hyperlink w:anchor="_Toc229766045" w:history="1">
             <w:r>
               <w:rPr>
                 <w:rStyle w:val="Hyperlink"/>
@@ -4244,7 +4244,7 @@
                 <w:noProof/>
                 <w:webHidden/>
               </w:rPr>
-              <w:instrText xml:space="preserve"> PAGEREF _Toc227613236 \h </w:instrText>
+              <w:instrText xml:space="preserve"> PAGEREF _Toc229766045 \h </w:instrText>
             </w:r>
             <w:r>
               <w:rPr>
@@ -4291,7 +4291,7 @@
               <w14:ligatures w14:val="standardContextual"/>
             </w:rPr>
           </w:pPr>
-          <w:hyperlink w:anchor="_Toc227613237" w:history="1">
+          <w:hyperlink w:anchor="_Toc229766046" w:history="1">
             <w:r>
               <w:rPr>
                 <w:rStyle w:val="Hyperlink"/>
@@ -4318,7 +4318,7 @@
                 <w:noProof/>
                 <w:webHidden/>
               </w:rPr>
-              <w:instrText xml:space="preserve"> PAGEREF _Toc227613237 \h </w:instrText>
+              <w:instrText xml:space="preserve"> PAGEREF _Toc229766046 \h </w:instrText>
             </w:r>
             <w:r>
               <w:rPr>
@@ -4365,7 +4365,7 @@
               <w14:ligatures w14:val="standardContextual"/>
             </w:rPr>
           </w:pPr>
-          <w:hyperlink w:anchor="_Toc227613238" w:history="1">
+          <w:hyperlink w:anchor="_Toc229766047" w:history="1">
             <w:r>
               <w:rPr>
                 <w:rStyle w:val="Hyperlink"/>
@@ -4392,7 +4392,7 @@
                 <w:noProof/>
                 <w:webHidden/>
               </w:rPr>
-              <w:instrText xml:space="preserve"> PAGEREF _Toc227613238 \h </w:instrText>
+              <w:instrText xml:space="preserve"> PAGEREF _Toc229766047 \h </w:instrText>
             </w:r>
             <w:r>
               <w:rPr>
@@ -4452,7 +4452,7 @@
       <w:pPr>
         <w:pStyle w:val="Heading1"/>
       </w:pPr>
-      <w:bookmarkStart w:id="0" w:name="_Toc227613184"/>
+      <w:bookmarkStart w:id="0" w:name="_Toc229765993"/>
       <w:r>
         <w:lastRenderedPageBreak/>
         <w:t>I</w:t>
@@ -4579,7 +4579,17 @@
         </w:numPr>
       </w:pPr>
       <w:r>
-        <w:t>A setup.exe installer that generates then runs installation scripts that create the schema, load seed data, and compile the packages.</w:t>
+        <w:t xml:space="preserve">A </w:t>
+      </w:r>
+      <w:r>
+        <w:rPr>
+          <w:i/>
+          <w:iCs/>
+        </w:rPr>
+        <w:t>setup.exe</w:t>
+      </w:r>
+      <w:r>
+        <w:t xml:space="preserve"> installer that generates then runs installation scripts that create the schema, load seed data, and compile the packages.</w:t>
       </w:r>
     </w:p>
     <w:p>
@@ -4833,7 +4843,7 @@
       <w:pPr>
         <w:pStyle w:val="Heading1"/>
       </w:pPr>
-      <w:bookmarkStart w:id="1" w:name="_Toc227613185"/>
+      <w:bookmarkStart w:id="1" w:name="_Toc229765994"/>
       <w:r>
         <w:lastRenderedPageBreak/>
         <w:t>Oracle Database</w:t>
@@ -4845,7 +4855,7 @@
       <w:pPr>
         <w:pStyle w:val="Heading2"/>
       </w:pPr>
-      <w:bookmarkStart w:id="2" w:name="_Toc227613186"/>
+      <w:bookmarkStart w:id="2" w:name="_Toc229765995"/>
       <w:r>
         <w:t>Installing Oracle</w:t>
       </w:r>
@@ -5102,7 +5112,7 @@
       <w:pPr>
         <w:pStyle w:val="Heading2"/>
       </w:pPr>
-      <w:bookmarkStart w:id="4" w:name="_Toc227613187"/>
+      <w:bookmarkStart w:id="4" w:name="_Toc229765996"/>
       <w:r>
         <w:lastRenderedPageBreak/>
         <w:t>Managing</w:t>
@@ -5120,7 +5130,7 @@
       <w:pPr>
         <w:pStyle w:val="Heading3"/>
       </w:pPr>
-      <w:bookmarkStart w:id="5" w:name="_Toc227613188"/>
+      <w:bookmarkStart w:id="5" w:name="_Toc229765997"/>
       <w:r>
         <w:t>Starting the Oracle Service</w:t>
       </w:r>
@@ -5428,7 +5438,7 @@
         <w:pStyle w:val="Heading3"/>
       </w:pPr>
       <w:bookmarkStart w:id="6" w:name="_Toc109557349"/>
-      <w:bookmarkStart w:id="7" w:name="_Toc227613189"/>
+      <w:bookmarkStart w:id="7" w:name="_Toc229765998"/>
       <w:r>
         <w:lastRenderedPageBreak/>
         <w:t>Starting and Stopping the Database</w:t>
@@ -5733,7 +5743,7 @@
         <w:pStyle w:val="Heading3"/>
       </w:pPr>
       <w:bookmarkStart w:id="10" w:name="_Toc109557352"/>
-      <w:bookmarkStart w:id="11" w:name="_Toc227613190"/>
+      <w:bookmarkStart w:id="11" w:name="_Toc229765999"/>
       <w:r>
         <w:lastRenderedPageBreak/>
         <w:t>Net Services Listener</w:t>
@@ -5977,24 +5987,24 @@
       <w:pPr>
         <w:pStyle w:val="Heading2"/>
       </w:pPr>
-      <w:bookmarkStart w:id="12" w:name="_Toc227613191"/>
-      <w:bookmarkStart w:id="13" w:name="_Toc109557353"/>
+      <w:bookmarkStart w:id="12" w:name="_Toc109557353"/>
+      <w:bookmarkStart w:id="13" w:name="_Toc229766000"/>
       <w:r>
         <w:lastRenderedPageBreak/>
         <w:t>Developer Tools</w:t>
       </w:r>
+      <w:bookmarkEnd w:id="13"/>
+    </w:p>
+    <w:p/>
+    <w:p>
+      <w:pPr>
+        <w:pStyle w:val="Heading3"/>
+      </w:pPr>
+      <w:bookmarkStart w:id="14" w:name="_Toc229766001"/>
+      <w:r>
+        <w:t>SQL*Plus</w:t>
+      </w:r>
       <w:bookmarkEnd w:id="12"/>
-    </w:p>
-    <w:p/>
-    <w:p>
-      <w:pPr>
-        <w:pStyle w:val="Heading3"/>
-      </w:pPr>
-      <w:bookmarkStart w:id="14" w:name="_Toc227613192"/>
-      <w:r>
-        <w:t>SQL*Plus</w:t>
-      </w:r>
-      <w:bookmarkEnd w:id="13"/>
       <w:bookmarkEnd w:id="14"/>
     </w:p>
     <w:p/>
@@ -6651,7 +6661,7 @@
       <w:pPr>
         <w:pStyle w:val="Heading3"/>
       </w:pPr>
-      <w:bookmarkStart w:id="16" w:name="_Toc227613193"/>
+      <w:bookmarkStart w:id="16" w:name="_Toc229766002"/>
       <w:r>
         <w:t>SQL Developer</w:t>
       </w:r>
@@ -6764,7 +6774,7 @@
       <w:pPr>
         <w:pStyle w:val="Heading2"/>
       </w:pPr>
-      <w:bookmarkStart w:id="17" w:name="_Toc227613194"/>
+      <w:bookmarkStart w:id="17" w:name="_Toc229766003"/>
       <w:r>
         <w:lastRenderedPageBreak/>
         <w:t>Troubleshooting</w:t>
@@ -6776,7 +6786,7 @@
       <w:pPr>
         <w:pStyle w:val="Heading3"/>
       </w:pPr>
-      <w:bookmarkStart w:id="18" w:name="_Toc227613195"/>
+      <w:bookmarkStart w:id="18" w:name="_Toc229766004"/>
       <w:r>
         <w:t>Listener</w:t>
       </w:r>
@@ -6938,7 +6948,7 @@
       <w:pPr>
         <w:pStyle w:val="Heading3"/>
       </w:pPr>
-      <w:bookmarkStart w:id="19" w:name="_Toc227613196"/>
+      <w:bookmarkStart w:id="19" w:name="_Toc229766005"/>
       <w:r>
         <w:t>Checklist</w:t>
       </w:r>
@@ -7284,7 +7294,7 @@
       <w:pPr>
         <w:pStyle w:val="Heading1"/>
       </w:pPr>
-      <w:bookmarkStart w:id="20" w:name="_Toc227613197"/>
+      <w:bookmarkStart w:id="20" w:name="_Toc229766006"/>
       <w:r>
         <w:lastRenderedPageBreak/>
         <w:t>The Demo Application</w:t>
@@ -7416,7 +7426,7 @@
           </w:tcPr>
           <w:p>
             <w:r>
-              <w:t>UTIL_ADMIN</w:t>
+              <w:t>SEARCH</w:t>
             </w:r>
           </w:p>
         </w:tc>
@@ -7426,7 +7436,7 @@
           </w:tcPr>
           <w:p>
             <w:r>
-              <w:t>Application message logging and error handling.</w:t>
+              <w:t>Binary searches.</w:t>
             </w:r>
           </w:p>
         </w:tc>
@@ -7438,7 +7448,7 @@
           </w:tcPr>
           <w:p>
             <w:r>
-              <w:t xml:space="preserve">UTIL_DATE </w:t>
+              <w:t>STATS</w:t>
             </w:r>
           </w:p>
         </w:tc>
@@ -7448,7 +7458,7 @@
           </w:tcPr>
           <w:p>
             <w:r>
-              <w:t>First and last working days of month, determine if a date is a working day, Easter etc.</w:t>
+              <w:t>Calculate statistics: Mean, mode, standard deviation, percentile.</w:t>
             </w:r>
           </w:p>
         </w:tc>
@@ -7460,6 +7470,50 @@
           </w:tcPr>
           <w:p>
             <w:r>
+              <w:t>UTIL_ADMIN</w:t>
+            </w:r>
+          </w:p>
+        </w:tc>
+        <w:tc>
+          <w:tcPr>
+            <w:tcW w:w="6753" w:type="dxa"/>
+          </w:tcPr>
+          <w:p>
+            <w:r>
+              <w:t>Application message logging and error handling.</w:t>
+            </w:r>
+          </w:p>
+        </w:tc>
+      </w:tr>
+      <w:tr>
+        <w:tc>
+          <w:tcPr>
+            <w:tcW w:w="2263" w:type="dxa"/>
+          </w:tcPr>
+          <w:p>
+            <w:r>
+              <w:t xml:space="preserve">UTIL_DATE </w:t>
+            </w:r>
+          </w:p>
+        </w:tc>
+        <w:tc>
+          <w:tcPr>
+            <w:tcW w:w="6753" w:type="dxa"/>
+          </w:tcPr>
+          <w:p>
+            <w:r>
+              <w:t>First and last working days of month, determine if a date is a working day, Easter etc.</w:t>
+            </w:r>
+          </w:p>
+        </w:tc>
+      </w:tr>
+      <w:tr>
+        <w:tc>
+          <w:tcPr>
+            <w:tcW w:w="2263" w:type="dxa"/>
+          </w:tcPr>
+          <w:p>
+            <w:r>
               <w:t>UTIL_NUMERIC</w:t>
             </w:r>
           </w:p>
@@ -7470,10 +7524,13 @@
           </w:tcPr>
           <w:p>
             <w:r>
-              <w:t>Binary search, de-duplicate, factorial, calculate statistics</w:t>
-            </w:r>
-            <w:r>
-              <w:t>, sort.</w:t>
+              <w:t>D</w:t>
+            </w:r>
+            <w:r>
+              <w:t xml:space="preserve">e-duplicate, factorial, </w:t>
+            </w:r>
+            <w:r>
+              <w:t>sort.</w:t>
             </w:r>
           </w:p>
         </w:tc>
@@ -7619,7 +7676,7 @@
       <w:pPr>
         <w:pStyle w:val="Heading2"/>
       </w:pPr>
-      <w:bookmarkStart w:id="21" w:name="_Toc227613198"/>
+      <w:bookmarkStart w:id="21" w:name="_Toc229766007"/>
       <w:r>
         <w:lastRenderedPageBreak/>
         <w:t>Database Security</w:t>
@@ -7817,7 +7874,7 @@
       <w:pPr>
         <w:pStyle w:val="Heading2"/>
       </w:pPr>
-      <w:bookmarkStart w:id="22" w:name="_Toc227613199"/>
+      <w:bookmarkStart w:id="22" w:name="_Toc229766008"/>
       <w:r>
         <w:lastRenderedPageBreak/>
         <w:t>Demo Schema</w:t>
@@ -7835,7 +7892,7 @@
       <w:pPr>
         <w:pStyle w:val="Heading3"/>
       </w:pPr>
-      <w:bookmarkStart w:id="23" w:name="_Toc227613200"/>
+      <w:bookmarkStart w:id="23" w:name="_Toc229766009"/>
       <w:r>
         <w:t xml:space="preserve">Users </w:t>
       </w:r>
@@ -7991,7 +8048,7 @@
       <w:pPr>
         <w:pStyle w:val="Heading3"/>
       </w:pPr>
-      <w:bookmarkStart w:id="24" w:name="_Toc227613201"/>
+      <w:bookmarkStart w:id="24" w:name="_Toc229766010"/>
       <w:r>
         <w:t>Packages</w:t>
       </w:r>
@@ -8168,7 +8225,7 @@
           </w:tcPr>
           <w:p>
             <w:r>
-              <w:t>UTIL_ADMIN</w:t>
+              <w:t>PLSQL_TYPES</w:t>
             </w:r>
           </w:p>
         </w:tc>
@@ -8178,10 +8235,7 @@
           </w:tcPr>
           <w:p>
             <w:r>
-              <w:t>Admin functions such as standardised error handling</w:t>
-            </w:r>
-            <w:r>
-              <w:t>, log messages.</w:t>
+              <w:t>Define types shared by packages.</w:t>
             </w:r>
           </w:p>
         </w:tc>
@@ -8193,7 +8247,7 @@
           </w:tcPr>
           <w:p>
             <w:r>
-              <w:t>UTIL_DATE</w:t>
+              <w:t>SEARCH</w:t>
             </w:r>
           </w:p>
         </w:tc>
@@ -8203,8 +8257,25 @@
           </w:tcPr>
           <w:p>
             <w:r>
-              <w:t>Date manipulation functions. Date of Easter and related holidays. Is date a working day?  Last working day of month.</w:t>
-            </w:r>
+              <w:t>Binary searches; leftmost, nea</w:t>
+            </w:r>
+            <w:r>
+              <w:t xml:space="preserve">rest, predecessor, successor, </w:t>
+            </w:r>
+            <w:r>
+              <w:t>range</w:t>
+            </w:r>
+            <w:r>
+              <w:t xml:space="preserve">, </w:t>
+            </w:r>
+            <w:proofErr w:type="gramStart"/>
+            <w:r>
+              <w:t>rightmost</w:t>
+            </w:r>
+            <w:r>
+              <w:t xml:space="preserve"> .</w:t>
+            </w:r>
+            <w:proofErr w:type="gramEnd"/>
           </w:p>
         </w:tc>
       </w:tr>
@@ -8215,7 +8286,7 @@
           </w:tcPr>
           <w:p>
             <w:r>
-              <w:t>UTIL_FILE</w:t>
+              <w:t>STATS</w:t>
             </w:r>
           </w:p>
         </w:tc>
@@ -8225,7 +8296,13 @@
           </w:tcPr>
           <w:p>
             <w:r>
-              <w:t>Load data from an external CSV file into a staging table.</w:t>
+              <w:t xml:space="preserve">Count, highest, lowest, mean, median, mode, range, sum, </w:t>
+            </w:r>
+            <w:r>
+              <w:t>interquartile range</w:t>
+            </w:r>
+            <w:r>
+              <w:t>, standard deviation, percentile.</w:t>
             </w:r>
           </w:p>
         </w:tc>
@@ -8237,6 +8314,75 @@
           </w:tcPr>
           <w:p>
             <w:r>
+              <w:t>UTIL_ADMIN</w:t>
+            </w:r>
+          </w:p>
+        </w:tc>
+        <w:tc>
+          <w:tcPr>
+            <w:tcW w:w="6753" w:type="dxa"/>
+          </w:tcPr>
+          <w:p>
+            <w:r>
+              <w:t>Admin functions such as standardised error handling</w:t>
+            </w:r>
+            <w:r>
+              <w:t>, log messages.</w:t>
+            </w:r>
+          </w:p>
+        </w:tc>
+      </w:tr>
+      <w:tr>
+        <w:tc>
+          <w:tcPr>
+            <w:tcW w:w="2263" w:type="dxa"/>
+          </w:tcPr>
+          <w:p>
+            <w:r>
+              <w:t>UTIL_DATE</w:t>
+            </w:r>
+          </w:p>
+        </w:tc>
+        <w:tc>
+          <w:tcPr>
+            <w:tcW w:w="6753" w:type="dxa"/>
+          </w:tcPr>
+          <w:p>
+            <w:r>
+              <w:t>Date manipulation functions. Date of Easter and related holidays. Is date a working day?  Last working day of month.</w:t>
+            </w:r>
+          </w:p>
+        </w:tc>
+      </w:tr>
+      <w:tr>
+        <w:tc>
+          <w:tcPr>
+            <w:tcW w:w="2263" w:type="dxa"/>
+          </w:tcPr>
+          <w:p>
+            <w:r>
+              <w:t>UTIL_FILE</w:t>
+            </w:r>
+          </w:p>
+        </w:tc>
+        <w:tc>
+          <w:tcPr>
+            <w:tcW w:w="6753" w:type="dxa"/>
+          </w:tcPr>
+          <w:p>
+            <w:r>
+              <w:t>Load data from an external CSV file into a staging table.</w:t>
+            </w:r>
+          </w:p>
+        </w:tc>
+      </w:tr>
+      <w:tr>
+        <w:tc>
+          <w:tcPr>
+            <w:tcW w:w="2263" w:type="dxa"/>
+          </w:tcPr>
+          <w:p>
+            <w:r>
               <w:t>UTIL_NUMERIC</w:t>
             </w:r>
           </w:p>
@@ -8247,7 +8393,16 @@
           </w:tcPr>
           <w:p>
             <w:r>
-              <w:t>Base conversion, binary search, convert integer to alphabetic code (Excel column label), de-duplicate, factorial, sort, statistics.</w:t>
+              <w:t>Base conversion, convert integer to alph</w:t>
+            </w:r>
+            <w:r>
+              <w:t>anumeric</w:t>
+            </w:r>
+            <w:r>
+              <w:t xml:space="preserve"> code (Excel column label), de-duplicate, factorial, sort</w:t>
+            </w:r>
+            <w:r>
+              <w:t>ing.</w:t>
             </w:r>
           </w:p>
         </w:tc>
@@ -8293,7 +8448,7 @@
       <w:pPr>
         <w:pStyle w:val="Heading3"/>
       </w:pPr>
-      <w:bookmarkStart w:id="25" w:name="_Toc227613202"/>
+      <w:bookmarkStart w:id="25" w:name="_Toc229766011"/>
       <w:r>
         <w:lastRenderedPageBreak/>
         <w:t>Tables</w:t>
@@ -8905,7 +9060,7 @@
       <w:pPr>
         <w:pStyle w:val="Heading2"/>
       </w:pPr>
-      <w:bookmarkStart w:id="26" w:name="_Toc227613203"/>
+      <w:bookmarkStart w:id="26" w:name="_Toc229766012"/>
       <w:r>
         <w:lastRenderedPageBreak/>
         <w:t>Directories</w:t>
@@ -9292,7 +9447,7 @@
       <w:pPr>
         <w:pStyle w:val="Heading2"/>
       </w:pPr>
-      <w:bookmarkStart w:id="27" w:name="_Toc227613204"/>
+      <w:bookmarkStart w:id="27" w:name="_Toc229766013"/>
       <w:r>
         <w:t>Source Code Templates</w:t>
       </w:r>
@@ -9501,7 +9656,7 @@
       <w:pPr>
         <w:pStyle w:val="Heading2"/>
       </w:pPr>
-      <w:bookmarkStart w:id="28" w:name="_Toc227613205"/>
+      <w:bookmarkStart w:id="28" w:name="_Toc229766014"/>
       <w:r>
         <w:lastRenderedPageBreak/>
         <w:t>Installing the Demo Application</w:t>
@@ -11539,7 +11694,7 @@
       <w:pPr>
         <w:pStyle w:val="Heading2"/>
       </w:pPr>
-      <w:bookmarkStart w:id="29" w:name="_Toc227613206"/>
+      <w:bookmarkStart w:id="29" w:name="_Toc229766015"/>
       <w:r>
         <w:t>Getting Started</w:t>
       </w:r>
@@ -12093,7 +12248,7 @@
       <w:pPr>
         <w:pStyle w:val="Heading3"/>
       </w:pPr>
-      <w:bookmarkStart w:id="30" w:name="_Toc227613207"/>
+      <w:bookmarkStart w:id="30" w:name="_Toc229766016"/>
       <w:r>
         <w:lastRenderedPageBreak/>
         <w:t>SQL Developer</w:t>
@@ -12256,7 +12411,7 @@
       <w:pPr>
         <w:pStyle w:val="Heading3"/>
       </w:pPr>
-      <w:bookmarkStart w:id="31" w:name="_Toc227613208"/>
+      <w:bookmarkStart w:id="31" w:name="_Toc229766017"/>
       <w:r>
         <w:lastRenderedPageBreak/>
         <w:t>Accessing the Demo Schema</w:t>
@@ -12702,7 +12857,7 @@
       <w:pPr>
         <w:pStyle w:val="Heading2"/>
       </w:pPr>
-      <w:bookmarkStart w:id="32" w:name="_Toc227613209"/>
+      <w:bookmarkStart w:id="32" w:name="_Toc229766018"/>
       <w:r>
         <w:lastRenderedPageBreak/>
         <w:t>Sales Order Import</w:t>
@@ -13430,6 +13585,9 @@
         </w:rPr>
       </w:pPr>
       <w:r>
+        <w:rPr>
+          <w:noProof/>
+        </w:rPr>
         <w:drawing>
           <wp:inline distT="0" distB="0" distL="0" distR="0" wp14:anchorId="33ABE566" wp14:editId="4F4C6CD4">
             <wp:extent cx="5731510" cy="2671445"/>
@@ -13472,6 +13630,7 @@
           <w:bCs/>
           <w:i/>
           <w:iCs/>
+          <w:noProof/>
         </w:rPr>
         <w:drawing>
           <wp:inline distT="0" distB="0" distL="0" distR="0" wp14:anchorId="4511D7D7" wp14:editId="744F2537">
@@ -14086,7 +14245,7 @@
       <w:pPr>
         <w:pStyle w:val="Heading1"/>
       </w:pPr>
-      <w:bookmarkStart w:id="34" w:name="_Toc227613210"/>
+      <w:bookmarkStart w:id="34" w:name="_Toc229766019"/>
       <w:r>
         <w:lastRenderedPageBreak/>
         <w:t>Application Development</w:t>
@@ -14337,7 +14496,10 @@
         <w:t>Source Control Management: Git</w:t>
       </w:r>
       <w:r>
-        <w:t>, Subversion.</w:t>
+        <w:t>, Subversion</w:t>
+      </w:r>
+      <w:r>
+        <w:t xml:space="preserve"> (both integrated with SQL Developer).</w:t>
       </w:r>
     </w:p>
     <w:p>
@@ -14593,15 +14755,15 @@
         <w:pStyle w:val="Heading2"/>
       </w:pPr>
       <w:bookmarkStart w:id="35" w:name="_Toc111364625"/>
-      <w:bookmarkStart w:id="36" w:name="_Toc227613211"/>
-      <w:bookmarkStart w:id="37" w:name="_Toc80305905"/>
-      <w:bookmarkStart w:id="38" w:name="_Toc80305901"/>
+      <w:bookmarkStart w:id="36" w:name="_Toc80305905"/>
+      <w:bookmarkStart w:id="37" w:name="_Toc80305901"/>
+      <w:bookmarkStart w:id="38" w:name="_Toc229766020"/>
       <w:r>
         <w:lastRenderedPageBreak/>
         <w:t>Systems Development Life Cycle</w:t>
       </w:r>
       <w:bookmarkEnd w:id="35"/>
-      <w:bookmarkEnd w:id="36"/>
+      <w:bookmarkEnd w:id="38"/>
     </w:p>
     <w:p/>
     <w:p>
@@ -14738,7 +14900,7 @@
         <w:pStyle w:val="Heading3"/>
       </w:pPr>
       <w:bookmarkStart w:id="39" w:name="_Toc111364626"/>
-      <w:bookmarkStart w:id="40" w:name="_Toc227613212"/>
+      <w:bookmarkStart w:id="40" w:name="_Toc229766021"/>
       <w:r>
         <w:t>Planning</w:t>
       </w:r>
@@ -14763,7 +14925,7 @@
         <w:pStyle w:val="Heading3"/>
       </w:pPr>
       <w:bookmarkStart w:id="41" w:name="_Toc111364627"/>
-      <w:bookmarkStart w:id="42" w:name="_Toc227613213"/>
+      <w:bookmarkStart w:id="42" w:name="_Toc229766022"/>
       <w:r>
         <w:t>Analysis</w:t>
       </w:r>
@@ -14850,7 +15012,7 @@
         <w:pStyle w:val="Heading3"/>
       </w:pPr>
       <w:bookmarkStart w:id="43" w:name="_Toc111364628"/>
-      <w:bookmarkStart w:id="44" w:name="_Toc227613214"/>
+      <w:bookmarkStart w:id="44" w:name="_Toc229766023"/>
       <w:r>
         <w:lastRenderedPageBreak/>
         <w:t>Design</w:t>
@@ -14973,7 +15135,7 @@
         <w:pStyle w:val="Heading3"/>
       </w:pPr>
       <w:bookmarkStart w:id="45" w:name="_Toc111364629"/>
-      <w:bookmarkStart w:id="46" w:name="_Toc227613215"/>
+      <w:bookmarkStart w:id="46" w:name="_Toc229766024"/>
       <w:r>
         <w:t>Development</w:t>
       </w:r>
@@ -15067,7 +15229,7 @@
         <w:pStyle w:val="Heading3"/>
       </w:pPr>
       <w:bookmarkStart w:id="48" w:name="_Toc111364630"/>
-      <w:bookmarkStart w:id="49" w:name="_Toc227613216"/>
+      <w:bookmarkStart w:id="49" w:name="_Toc229766025"/>
       <w:r>
         <w:t>Testing</w:t>
       </w:r>
@@ -15107,7 +15269,7 @@
         <w:pStyle w:val="Heading3"/>
       </w:pPr>
       <w:bookmarkStart w:id="51" w:name="_Toc111364631"/>
-      <w:bookmarkStart w:id="52" w:name="_Toc227613217"/>
+      <w:bookmarkStart w:id="52" w:name="_Toc229766026"/>
       <w:r>
         <w:lastRenderedPageBreak/>
         <w:t>Implementation</w:t>
@@ -15184,7 +15346,7 @@
         <w:pStyle w:val="Heading3"/>
       </w:pPr>
       <w:bookmarkStart w:id="54" w:name="_Toc111364632"/>
-      <w:bookmarkStart w:id="55" w:name="_Toc227613218"/>
+      <w:bookmarkStart w:id="55" w:name="_Toc229766027"/>
       <w:r>
         <w:t>Maintenance</w:t>
       </w:r>
@@ -15223,15 +15385,15 @@
       </w:pPr>
       <w:bookmarkStart w:id="57" w:name="_Documentation"/>
       <w:bookmarkStart w:id="58" w:name="_Toc111364633"/>
-      <w:bookmarkStart w:id="59" w:name="_Toc227613219"/>
-      <w:bookmarkStart w:id="60" w:name="_Toc79869444"/>
+      <w:bookmarkStart w:id="59" w:name="_Toc79869444"/>
+      <w:bookmarkStart w:id="60" w:name="_Toc229766028"/>
       <w:bookmarkEnd w:id="57"/>
       <w:r>
         <w:lastRenderedPageBreak/>
         <w:t>Documentation</w:t>
       </w:r>
       <w:bookmarkEnd w:id="58"/>
-      <w:bookmarkEnd w:id="59"/>
+      <w:bookmarkEnd w:id="60"/>
     </w:p>
     <w:p/>
     <w:p>
@@ -15416,12 +15578,12 @@
         <w:pStyle w:val="Heading2"/>
       </w:pPr>
       <w:bookmarkStart w:id="61" w:name="_Toc111364634"/>
-      <w:bookmarkStart w:id="62" w:name="_Toc227613220"/>
+      <w:bookmarkStart w:id="62" w:name="_Toc229766029"/>
       <w:r>
         <w:lastRenderedPageBreak/>
         <w:t>Release Management</w:t>
       </w:r>
-      <w:bookmarkEnd w:id="60"/>
+      <w:bookmarkEnd w:id="59"/>
       <w:bookmarkEnd w:id="61"/>
       <w:bookmarkEnd w:id="62"/>
     </w:p>
@@ -15439,7 +15601,7 @@
       <w:bookmarkStart w:id="63" w:name="_Deployment_Environments"/>
       <w:bookmarkStart w:id="64" w:name="_Toc79869445"/>
       <w:bookmarkStart w:id="65" w:name="_Toc111364635"/>
-      <w:bookmarkStart w:id="66" w:name="_Toc227613221"/>
+      <w:bookmarkStart w:id="66" w:name="_Toc229766030"/>
       <w:bookmarkEnd w:id="63"/>
       <w:r>
         <w:t>Deployment Environments</w:t>
@@ -15503,7 +15665,7 @@
         <w:pStyle w:val="Heading2"/>
       </w:pPr>
       <w:bookmarkStart w:id="67" w:name="_Toc111364636"/>
-      <w:bookmarkStart w:id="68" w:name="_Toc227613222"/>
+      <w:bookmarkStart w:id="68" w:name="_Toc229766031"/>
       <w:r>
         <w:t>Source Control Management</w:t>
       </w:r>
@@ -15516,10 +15678,41 @@
         <w:t xml:space="preserve">Source Control Management tools allow you track and manage changes to software. </w:t>
       </w:r>
     </w:p>
-    <w:p/>
-    <w:p>
-      <w:r>
-        <w:t xml:space="preserve">The source code is stored in a repository, which retains a history of each version as changes are made. Developers check out code to work on, and check the new version of the source code back into the repository when it is ready to be deployed into the production system. </w:t>
+    <w:p>
+      <w:r>
+        <w:t>The source code is stored in a repository, which retains a history of each version as changes are made</w:t>
+      </w:r>
+      <w:r>
+        <w:t xml:space="preserve">, </w:t>
+      </w:r>
+      <w:r>
+        <w:t>enabling easy reversion to previous versions and efficient management of code modifications.</w:t>
+      </w:r>
+    </w:p>
+    <w:p>
+      <w:r>
+        <w:t>A distributed version control system, such as Git, gives maximum flexibility</w:t>
+      </w:r>
+      <w:r>
+        <w:t>.</w:t>
+      </w:r>
+      <w:r>
+        <w:t xml:space="preserve"> </w:t>
+      </w:r>
+      <w:r>
+        <w:t>Git allow</w:t>
+      </w:r>
+      <w:r>
+        <w:t>s</w:t>
+      </w:r>
+      <w:r>
+        <w:t xml:space="preserve"> multiple developers to work on the same project simultaneously</w:t>
+      </w:r>
+      <w:r>
+        <w:t>. Developers can work without having to be permanently connected to a central repository.</w:t>
+      </w:r>
+      <w:r>
+        <w:t xml:space="preserve"> An additional benefit is that even if one repository is lost, it can be cloned from another repository.</w:t>
       </w:r>
     </w:p>
     <w:p>
@@ -15539,12 +15732,12 @@
       <w:pPr>
         <w:pStyle w:val="Heading2"/>
       </w:pPr>
-      <w:bookmarkStart w:id="69" w:name="_Toc227613223"/>
+      <w:bookmarkStart w:id="69" w:name="_Toc229766032"/>
       <w:r>
         <w:lastRenderedPageBreak/>
         <w:t>Modular Database Applications</w:t>
       </w:r>
-      <w:bookmarkEnd w:id="37"/>
+      <w:bookmarkEnd w:id="36"/>
       <w:bookmarkEnd w:id="69"/>
     </w:p>
     <w:p/>
@@ -15651,7 +15844,7 @@
         <w:pStyle w:val="Heading2"/>
       </w:pPr>
       <w:bookmarkStart w:id="70" w:name="_Toc80305906"/>
-      <w:bookmarkStart w:id="71" w:name="_Toc227613224"/>
+      <w:bookmarkStart w:id="71" w:name="_Toc229766033"/>
       <w:r>
         <w:t>Client Server Architecture</w:t>
       </w:r>
@@ -15739,7 +15932,7 @@
       <w:pPr>
         <w:pStyle w:val="Heading2"/>
       </w:pPr>
-      <w:bookmarkStart w:id="72" w:name="_Toc227613225"/>
+      <w:bookmarkStart w:id="72" w:name="_Toc229766034"/>
       <w:r>
         <w:lastRenderedPageBreak/>
         <w:t>Database Design</w:t>
@@ -15756,8 +15949,8 @@
         <w:pStyle w:val="Heading3"/>
       </w:pPr>
       <w:bookmarkStart w:id="73" w:name="_Normalizaton"/>
-      <w:bookmarkStart w:id="74" w:name="_Toc227613226"/>
-      <w:bookmarkStart w:id="75" w:name="_Hlk111364307"/>
+      <w:bookmarkStart w:id="74" w:name="_Hlk111364307"/>
+      <w:bookmarkStart w:id="75" w:name="_Toc229766035"/>
       <w:bookmarkEnd w:id="73"/>
       <w:r>
         <w:t>Normalizat</w:t>
@@ -15768,7 +15961,7 @@
       <w:r>
         <w:t>on</w:t>
       </w:r>
-      <w:bookmarkEnd w:id="74"/>
+      <w:bookmarkEnd w:id="75"/>
     </w:p>
     <w:p>
       <w:pPr>
@@ -23080,7 +23273,7 @@
     <w:p/>
     <w:p>
       <w:bookmarkStart w:id="78" w:name="_Toc110878101"/>
-      <w:bookmarkEnd w:id="75"/>
+      <w:bookmarkEnd w:id="74"/>
       <w:r>
         <w:rPr>
           <w:noProof/>
@@ -23200,7 +23393,7 @@
         <w:pStyle w:val="Heading3"/>
       </w:pPr>
       <w:bookmarkStart w:id="79" w:name="_Indexes_and_Performance"/>
-      <w:bookmarkStart w:id="80" w:name="_Toc227613227"/>
+      <w:bookmarkStart w:id="80" w:name="_Toc229766036"/>
       <w:bookmarkEnd w:id="79"/>
       <w:r>
         <w:lastRenderedPageBreak/>
@@ -23236,7 +23429,7 @@
         <w:pStyle w:val="Heading3"/>
       </w:pPr>
       <w:bookmarkStart w:id="81" w:name="_Indexes:_Surrogate_vs"/>
-      <w:bookmarkStart w:id="82" w:name="_Toc227613228"/>
+      <w:bookmarkStart w:id="82" w:name="_Toc229766037"/>
       <w:bookmarkEnd w:id="81"/>
       <w:r>
         <w:t>Surrogate vs Natural</w:t>
@@ -24231,7 +24424,7 @@
         <w:pStyle w:val="Heading3"/>
       </w:pPr>
       <w:bookmarkStart w:id="84" w:name="_Constraints"/>
-      <w:bookmarkStart w:id="85" w:name="_Toc227613229"/>
+      <w:bookmarkStart w:id="85" w:name="_Toc229766038"/>
       <w:bookmarkEnd w:id="84"/>
       <w:r>
         <w:lastRenderedPageBreak/>
@@ -24460,7 +24653,7 @@
         <w:pStyle w:val="Heading2"/>
       </w:pPr>
       <w:bookmarkStart w:id="86" w:name="_Coding_Standards"/>
-      <w:bookmarkStart w:id="87" w:name="_Toc227613230"/>
+      <w:bookmarkStart w:id="87" w:name="_Toc229766039"/>
       <w:bookmarkEnd w:id="86"/>
       <w:r>
         <w:lastRenderedPageBreak/>
@@ -24473,11 +24666,11 @@
       <w:pPr>
         <w:pStyle w:val="Heading3"/>
       </w:pPr>
-      <w:bookmarkStart w:id="88" w:name="_Toc227613231"/>
+      <w:bookmarkStart w:id="88" w:name="_Toc229766040"/>
       <w:r>
         <w:t>Golden Rules</w:t>
       </w:r>
-      <w:bookmarkEnd w:id="38"/>
+      <w:bookmarkEnd w:id="37"/>
       <w:r>
         <w:t xml:space="preserve"> for Software Development</w:t>
       </w:r>
@@ -24605,7 +24798,7 @@
       </w:pPr>
       <w:bookmarkStart w:id="89" w:name="_Naming_Conventions"/>
       <w:bookmarkStart w:id="90" w:name="_Toc80305902"/>
-      <w:bookmarkStart w:id="91" w:name="_Toc227613232"/>
+      <w:bookmarkStart w:id="91" w:name="_Toc229766041"/>
       <w:bookmarkEnd w:id="89"/>
       <w:r>
         <w:lastRenderedPageBreak/>
@@ -25582,7 +25775,7 @@
         <w:br w:type="page"/>
       </w:r>
     </w:p>
-    <w:bookmarkStart w:id="94" w:name="_Toc227613233" w:displacedByCustomXml="next"/>
+    <w:bookmarkStart w:id="94" w:name="_Toc229766042" w:displacedByCustomXml="next"/>
     <w:sdt>
       <w:sdtPr>
         <w:rPr>
@@ -25751,7 +25944,7 @@
             <w:pStyle w:val="Heading2"/>
           </w:pPr>
           <w:bookmarkStart w:id="99" w:name="_PL/SQL_Programming_Tips_1"/>
-          <w:bookmarkStart w:id="100" w:name="_Toc227613234"/>
+          <w:bookmarkStart w:id="100" w:name="_Toc229766043"/>
           <w:bookmarkEnd w:id="99"/>
           <w:r>
             <w:lastRenderedPageBreak/>
@@ -25830,8 +26023,22 @@
             </w:numPr>
           </w:pPr>
           <w:r>
-            <w:t xml:space="preserve">Define types that are not derived from table columns in a package, for example: </w:t>
+            <w:t xml:space="preserve">Define types that are not derived from table columns in </w:t>
           </w:r>
+          <w:r>
+            <w:t>packages</w:t>
+          </w:r>
+          <w:r>
+            <w:t>. By putting commonly used types together in a single package that is referenced by many other packages, it makes maintenance far easier. For example:</w:t>
+          </w:r>
+        </w:p>
+        <w:p>
+          <w:pPr>
+            <w:numPr>
+              <w:ilvl w:val="1"/>
+              <w:numId w:val="6"/>
+            </w:numPr>
+          </w:pPr>
           <w:proofErr w:type="spellStart"/>
           <w:r>
             <w:rPr>
@@ -25849,7 +26056,35 @@
             <w:t xml:space="preserve"> </w:t>
           </w:r>
           <w:r>
-            <w:t>so that they’re all in one place, and easy to change if required.</w:t>
+            <w:rPr>
+              <w:i/>
+              <w:iCs/>
+            </w:rPr>
+            <w:t>– for constant datatypes</w:t>
+          </w:r>
+        </w:p>
+        <w:p>
+          <w:pPr>
+            <w:numPr>
+              <w:ilvl w:val="1"/>
+              <w:numId w:val="6"/>
+            </w:numPr>
+          </w:pPr>
+          <w:proofErr w:type="spellStart"/>
+          <w:r>
+            <w:rPr>
+              <w:i/>
+              <w:iCs/>
+            </w:rPr>
+            <w:t>plsql_types</w:t>
+          </w:r>
+          <w:proofErr w:type="spellEnd"/>
+          <w:r>
+            <w:rPr>
+              <w:i/>
+              <w:iCs/>
+            </w:rPr>
+            <w:t xml:space="preserve"> – TYPE definitions for variable data</w:t>
           </w:r>
         </w:p>
         <w:p>
@@ -25963,7 +26198,7 @@
             <w:pStyle w:val="Heading3"/>
           </w:pPr>
           <w:bookmarkStart w:id="101" w:name="_Toc80305909"/>
-          <w:bookmarkStart w:id="102" w:name="_Toc227613235"/>
+          <w:bookmarkStart w:id="102" w:name="_Toc229766044"/>
           <w:r>
             <w:lastRenderedPageBreak/>
             <w:t>Packages</w:t>
@@ -26046,6 +26281,24 @@
         </w:p>
         <w:p>
           <w:pPr>
+            <w:pStyle w:val="ListParagraph"/>
+            <w:numPr>
+              <w:ilvl w:val="0"/>
+              <w:numId w:val="5"/>
+            </w:numPr>
+            <w:rPr>
+              <w:rFonts w:cs="Calibri"/>
+            </w:rPr>
+          </w:pPr>
+          <w:r>
+            <w:rPr>
+              <w:rFonts w:cs="Calibri"/>
+            </w:rPr>
+            <w:t xml:space="preserve">Avoid putting too many functions and procedures into a single package, as this makes maintenance more difficult. </w:t>
+          </w:r>
+        </w:p>
+        <w:p>
+          <w:pPr>
             <w:rPr>
               <w:rFonts w:cs="Calibri"/>
             </w:rPr>
@@ -26064,7 +26317,7 @@
             </w:rPr>
           </w:pPr>
           <w:bookmarkStart w:id="103" w:name="_Toc80305910"/>
-          <w:bookmarkStart w:id="104" w:name="_Toc227613236"/>
+          <w:bookmarkStart w:id="104" w:name="_Toc229766045"/>
           <w:r>
             <w:t>Functions</w:t>
           </w:r>
@@ -26550,6 +26803,7 @@
             <w:rPr>
               <w:rFonts w:cs="Calibri"/>
             </w:rPr>
+            <w:lastRenderedPageBreak/>
             <w:t xml:space="preserve">You would just need to alter the </w:t>
           </w:r>
           <w:proofErr w:type="spellStart"/>
@@ -26587,9 +26841,8 @@
             </w:rPr>
           </w:pPr>
           <w:bookmarkStart w:id="105" w:name="_Toc80305911"/>
-          <w:bookmarkStart w:id="106" w:name="_Toc227613237"/>
+          <w:bookmarkStart w:id="106" w:name="_Toc229766046"/>
           <w:r>
-            <w:lastRenderedPageBreak/>
             <w:t>Data Typing</w:t>
           </w:r>
           <w:bookmarkEnd w:id="105"/>
@@ -26633,26 +26886,12 @@
               <w:rFonts w:cs="Calibri"/>
             </w:rPr>
           </w:pPr>
-        </w:p>
-        <w:p>
-          <w:pPr>
-            <w:rPr>
-              <w:rFonts w:cs="Calibri"/>
-            </w:rPr>
-          </w:pPr>
           <w:r>
             <w:rPr>
               <w:rFonts w:cs="Calibri"/>
             </w:rPr>
             <w:t>For example, a variable to hold a person’s name, set to a fixed length of characters. What if the associated column in the database is altered in the future and its new length exceeds your variable’s declared length?</w:t>
           </w:r>
-        </w:p>
-        <w:p>
-          <w:pPr>
-            <w:rPr>
-              <w:rFonts w:cs="Calibri"/>
-            </w:rPr>
-          </w:pPr>
         </w:p>
         <w:p>
           <w:pPr>
@@ -26791,7 +27030,7 @@
             <w:pStyle w:val="Heading3"/>
           </w:pPr>
           <w:bookmarkStart w:id="107" w:name="_Toc80305912"/>
-          <w:bookmarkStart w:id="108" w:name="_Toc227613238"/>
+          <w:bookmarkStart w:id="108" w:name="_Toc229766047"/>
           <w:r>
             <w:t>Performance</w:t>
           </w:r>
@@ -26852,26 +27091,18 @@
               <w:rFonts w:cs="Calibri"/>
             </w:rPr>
           </w:pPr>
-        </w:p>
-        <w:p>
-          <w:pPr>
-            <w:rPr>
-              <w:rFonts w:cs="Calibri"/>
-            </w:rPr>
-          </w:pPr>
           <w:r>
             <w:rPr>
               <w:rFonts w:cs="Calibri"/>
             </w:rPr>
-            <w:t>With Oracle 8i and above, replace cursor FOR loops with the much faster BULK COLLECT query.</w:t>
+            <w:t>Wi</w:t>
           </w:r>
-        </w:p>
-        <w:p>
-          <w:pPr>
+          <w:r>
             <w:rPr>
               <w:rFonts w:cs="Calibri"/>
             </w:rPr>
-          </w:pPr>
+            <w:t>th Oracle 8i and above, replace cursor FOR loops with the much faster BULK COLLECT query.</w:t>
+          </w:r>
         </w:p>
         <w:p>
           <w:pPr>
@@ -26892,13 +27123,6 @@
               <w:rFonts w:cs="Calibri"/>
             </w:rPr>
           </w:pPr>
-        </w:p>
-        <w:p>
-          <w:pPr>
-            <w:rPr>
-              <w:rFonts w:cs="Calibri"/>
-            </w:rPr>
-          </w:pPr>
           <w:r>
             <w:rPr>
               <w:rFonts w:cs="Calibri"/>
@@ -26912,26 +27136,12 @@
               <w:rFonts w:cs="Calibri"/>
             </w:rPr>
           </w:pPr>
-        </w:p>
-        <w:p>
-          <w:pPr>
-            <w:rPr>
-              <w:rFonts w:cs="Calibri"/>
-            </w:rPr>
-          </w:pPr>
           <w:r>
             <w:rPr>
               <w:rFonts w:cs="Calibri"/>
             </w:rPr>
             <w:t>Take great care with this – Bulk Collect sacrifices memory for speed. All your collected data is stored in memory, and you then use FORALL to process the data. If you have tables with millions of rows Bulk Collect could cause severe memory problems.</w:t>
           </w:r>
-        </w:p>
-        <w:p>
-          <w:pPr>
-            <w:rPr>
-              <w:rFonts w:cs="Calibri"/>
-            </w:rPr>
-          </w:pPr>
         </w:p>
         <w:p>
           <w:pPr>
@@ -31710,7 +31920,7 @@
         <w:ind w:left="720" w:hanging="360"/>
       </w:pPr>
     </w:lvl>
-    <w:lvl w:ilvl="1" w:tplc="08090019" w:tentative="1">
+    <w:lvl w:ilvl="1" w:tplc="08090019">
       <w:start w:val="1"/>
       <w:numFmt w:val="lowerLetter"/>
       <w:lvlText w:val="%2."/>
@@ -33713,6 +33923,7 @@
     <w:rsid w:val="00680A18"/>
     <w:rsid w:val="006858A1"/>
     <w:rsid w:val="006C699C"/>
+    <w:rsid w:val="006D0C44"/>
     <w:rsid w:val="007442D1"/>
     <w:rsid w:val="0075683E"/>
     <w:rsid w:val="00764BFE"/>
@@ -33724,6 +33935,7 @@
     <w:rsid w:val="007F4869"/>
     <w:rsid w:val="0082232D"/>
     <w:rsid w:val="00824F03"/>
+    <w:rsid w:val="00836172"/>
     <w:rsid w:val="00850D14"/>
     <w:rsid w:val="00880F6D"/>
     <w:rsid w:val="008937AE"/>
@@ -33754,6 +33966,7 @@
     <w:rsid w:val="00C004F3"/>
     <w:rsid w:val="00C012F1"/>
     <w:rsid w:val="00C219E2"/>
+    <w:rsid w:val="00C622E8"/>
     <w:rsid w:val="00C63A22"/>
     <w:rsid w:val="00C67D33"/>
     <w:rsid w:val="00C97496"/>
@@ -34520,7 +34733,7 @@
 
 <file path=customXml/item1.xml><?xml version="1.0" encoding="utf-8"?>
 <CoverPageProperties xmlns="http://schemas.microsoft.com/office/2006/coverPageProps">
-  <PublishDate>2026-04-12T00:00:00</PublishDate>
+  <PublishDate>2026-05-15T00:00:00</PublishDate>
   <Abstract/>
   <CompanyAddress/>
   <CompanyPhone/>

--- a/documentation/Read Me.docx
+++ b/documentation/Read Me.docx
@@ -4670,7 +4670,13 @@
         </w:numPr>
       </w:pPr>
       <w:r>
-        <w:t>A simple application to import data into, and export data from the database using CSV files.</w:t>
+        <w:t>A</w:t>
+      </w:r>
+      <w:r>
+        <w:t xml:space="preserve">n </w:t>
+      </w:r>
+      <w:r>
+        <w:t>application to import data into, and export data from the database using CSV files.</w:t>
       </w:r>
     </w:p>
     <w:p>
@@ -5987,24 +5993,24 @@
       <w:pPr>
         <w:pStyle w:val="Heading2"/>
       </w:pPr>
-      <w:bookmarkStart w:id="12" w:name="_Toc109557353"/>
-      <w:bookmarkStart w:id="13" w:name="_Toc229766000"/>
+      <w:bookmarkStart w:id="12" w:name="_Toc229766000"/>
+      <w:bookmarkStart w:id="13" w:name="_Toc109557353"/>
       <w:r>
         <w:lastRenderedPageBreak/>
         <w:t>Developer Tools</w:t>
       </w:r>
+      <w:bookmarkEnd w:id="12"/>
+    </w:p>
+    <w:p/>
+    <w:p>
+      <w:pPr>
+        <w:pStyle w:val="Heading3"/>
+      </w:pPr>
+      <w:bookmarkStart w:id="14" w:name="_Toc229766001"/>
+      <w:r>
+        <w:t>SQL*Plus</w:t>
+      </w:r>
       <w:bookmarkEnd w:id="13"/>
-    </w:p>
-    <w:p/>
-    <w:p>
-      <w:pPr>
-        <w:pStyle w:val="Heading3"/>
-      </w:pPr>
-      <w:bookmarkStart w:id="14" w:name="_Toc229766001"/>
-      <w:r>
-        <w:t>SQL*Plus</w:t>
-      </w:r>
-      <w:bookmarkEnd w:id="12"/>
       <w:bookmarkEnd w:id="14"/>
     </w:p>
     <w:p/>
@@ -8260,20 +8266,11 @@
               <w:t>Binary searches; leftmost, nea</w:t>
             </w:r>
             <w:r>
-              <w:t xml:space="preserve">rest, predecessor, successor, </w:t>
-            </w:r>
-            <w:r>
-              <w:t>range</w:t>
-            </w:r>
-            <w:r>
-              <w:t xml:space="preserve">, </w:t>
+              <w:t xml:space="preserve">rest, predecessor, successor, range, </w:t>
             </w:r>
             <w:proofErr w:type="gramStart"/>
             <w:r>
-              <w:t>rightmost</w:t>
-            </w:r>
-            <w:r>
-              <w:t xml:space="preserve"> .</w:t>
+              <w:t>rightmost .</w:t>
             </w:r>
             <w:proofErr w:type="gramEnd"/>
           </w:p>
@@ -9435,7 +9432,10 @@
           </w:tcPr>
           <w:p>
             <w:r>
-              <w:t>Scripts and SQL to test programs, automated test scripts</w:t>
+              <w:t xml:space="preserve">SQL </w:t>
+            </w:r>
+            <w:r>
+              <w:t>Scripts to test programs, automated test scripts</w:t>
             </w:r>
           </w:p>
         </w:tc>
@@ -9684,7 +9684,7 @@
         <w:t xml:space="preserve">Download </w:t>
       </w:r>
       <w:r>
-        <w:t>the demo application either from the GitHub repository or Bond &amp; Pollard Website.</w:t>
+        <w:t>the demo application from the GitHub repository or Bond &amp; Pollard Website.</w:t>
       </w:r>
     </w:p>
     <w:p>
@@ -9710,7 +9710,7 @@
           <w:rPr>
             <w:rStyle w:val="Hyperlink"/>
           </w:rPr>
-          <w:t>http://www.bondpollard.co.uk/documents/APPSDEMO.zip</w:t>
+          <w:t>http://www.bondpollard.co.uk/</w:t>
         </w:r>
       </w:hyperlink>
     </w:p>
@@ -14755,15 +14755,15 @@
         <w:pStyle w:val="Heading2"/>
       </w:pPr>
       <w:bookmarkStart w:id="35" w:name="_Toc111364625"/>
-      <w:bookmarkStart w:id="36" w:name="_Toc80305905"/>
-      <w:bookmarkStart w:id="37" w:name="_Toc80305901"/>
-      <w:bookmarkStart w:id="38" w:name="_Toc229766020"/>
+      <w:bookmarkStart w:id="36" w:name="_Toc229766020"/>
+      <w:bookmarkStart w:id="37" w:name="_Toc80305905"/>
+      <w:bookmarkStart w:id="38" w:name="_Toc80305901"/>
       <w:r>
         <w:lastRenderedPageBreak/>
         <w:t>Systems Development Life Cycle</w:t>
       </w:r>
       <w:bookmarkEnd w:id="35"/>
-      <w:bookmarkEnd w:id="38"/>
+      <w:bookmarkEnd w:id="36"/>
     </w:p>
     <w:p/>
     <w:p>
@@ -15385,15 +15385,15 @@
       </w:pPr>
       <w:bookmarkStart w:id="57" w:name="_Documentation"/>
       <w:bookmarkStart w:id="58" w:name="_Toc111364633"/>
-      <w:bookmarkStart w:id="59" w:name="_Toc79869444"/>
-      <w:bookmarkStart w:id="60" w:name="_Toc229766028"/>
+      <w:bookmarkStart w:id="59" w:name="_Toc229766028"/>
+      <w:bookmarkStart w:id="60" w:name="_Toc79869444"/>
       <w:bookmarkEnd w:id="57"/>
       <w:r>
         <w:lastRenderedPageBreak/>
         <w:t>Documentation</w:t>
       </w:r>
       <w:bookmarkEnd w:id="58"/>
-      <w:bookmarkEnd w:id="60"/>
+      <w:bookmarkEnd w:id="59"/>
     </w:p>
     <w:p/>
     <w:p>
@@ -15583,7 +15583,7 @@
         <w:lastRenderedPageBreak/>
         <w:t>Release Management</w:t>
       </w:r>
-      <w:bookmarkEnd w:id="59"/>
+      <w:bookmarkEnd w:id="60"/>
       <w:bookmarkEnd w:id="61"/>
       <w:bookmarkEnd w:id="62"/>
     </w:p>
@@ -15697,10 +15697,7 @@
         <w:t>.</w:t>
       </w:r>
       <w:r>
-        <w:t xml:space="preserve"> </w:t>
-      </w:r>
-      <w:r>
-        <w:t>Git allow</w:t>
+        <w:t xml:space="preserve"> Git allow</w:t>
       </w:r>
       <w:r>
         <w:t>s</w:t>
@@ -15709,10 +15706,7 @@
         <w:t xml:space="preserve"> multiple developers to work on the same project simultaneously</w:t>
       </w:r>
       <w:r>
-        <w:t>. Developers can work without having to be permanently connected to a central repository.</w:t>
-      </w:r>
-      <w:r>
-        <w:t xml:space="preserve"> An additional benefit is that even if one repository is lost, it can be cloned from another repository.</w:t>
+        <w:t>. Developers can work without having to be permanently connected to a central repository. An additional benefit is that even if one repository is lost, it can be cloned from another repository.</w:t>
       </w:r>
     </w:p>
     <w:p>
@@ -15737,7 +15731,7 @@
         <w:lastRenderedPageBreak/>
         <w:t>Modular Database Applications</w:t>
       </w:r>
-      <w:bookmarkEnd w:id="36"/>
+      <w:bookmarkEnd w:id="37"/>
       <w:bookmarkEnd w:id="69"/>
     </w:p>
     <w:p/>
@@ -15949,8 +15943,8 @@
         <w:pStyle w:val="Heading3"/>
       </w:pPr>
       <w:bookmarkStart w:id="73" w:name="_Normalizaton"/>
-      <w:bookmarkStart w:id="74" w:name="_Hlk111364307"/>
-      <w:bookmarkStart w:id="75" w:name="_Toc229766035"/>
+      <w:bookmarkStart w:id="74" w:name="_Toc229766035"/>
+      <w:bookmarkStart w:id="75" w:name="_Hlk111364307"/>
       <w:bookmarkEnd w:id="73"/>
       <w:r>
         <w:t>Normalizat</w:t>
@@ -15961,7 +15955,7 @@
       <w:r>
         <w:t>on</w:t>
       </w:r>
-      <w:bookmarkEnd w:id="75"/>
+      <w:bookmarkEnd w:id="74"/>
     </w:p>
     <w:p>
       <w:pPr>
@@ -23273,7 +23267,7 @@
     <w:p/>
     <w:p>
       <w:bookmarkStart w:id="78" w:name="_Toc110878101"/>
-      <w:bookmarkEnd w:id="74"/>
+      <w:bookmarkEnd w:id="75"/>
       <w:r>
         <w:rPr>
           <w:noProof/>
@@ -24670,7 +24664,7 @@
       <w:r>
         <w:t>Golden Rules</w:t>
       </w:r>
-      <w:bookmarkEnd w:id="37"/>
+      <w:bookmarkEnd w:id="38"/>
       <w:r>
         <w:t xml:space="preserve"> for Software Development</w:t>
       </w:r>
@@ -33886,6 +33880,7 @@
     <w:rsid w:val="000B375A"/>
     <w:rsid w:val="000B4C81"/>
     <w:rsid w:val="0010502F"/>
+    <w:rsid w:val="00163B0F"/>
     <w:rsid w:val="00193432"/>
     <w:rsid w:val="001C1D6B"/>
     <w:rsid w:val="001D0772"/>
@@ -33978,6 +33973,7 @@
     <w:rsid w:val="00D50709"/>
     <w:rsid w:val="00D615EE"/>
     <w:rsid w:val="00D74D47"/>
+    <w:rsid w:val="00D84EFF"/>
     <w:rsid w:val="00D857AF"/>
     <w:rsid w:val="00E039BD"/>
     <w:rsid w:val="00E34095"/>

--- a/documentation/Read Me.docx
+++ b/documentation/Read Me.docx
@@ -259,7 +259,7 @@
                     <w:docPart w:val="1044D2AAB96043E0A1F96645405FAD85"/>
                   </w:placeholder>
                   <w:dataBinding w:prefixMappings="xmlns:ns0='http://schemas.microsoft.com/office/2006/coverPageProps'" w:xpath="/ns0:CoverPageProperties[1]/ns0:PublishDate[1]" w:storeItemID="{55AF091B-3C7A-41E3-B477-F2FDAA23CFDA}"/>
-                  <w:date w:fullDate="2026-05-15T00:00:00Z">
+                  <w:date w:fullDate="2026-05-17T00:00:00Z">
                     <w:dateFormat w:val="M-d-yyyy"/>
                     <w:lid w:val="en-US"/>
                     <w:storeMappedDataAs w:val="dateTime"/>
@@ -282,7 +282,7 @@
                         <w:sz w:val="28"/>
                         <w:szCs w:val="28"/>
                       </w:rPr>
-                      <w:t>5-15-2026</w:t>
+                      <w:t>5-17-2026</w:t>
                     </w:r>
                   </w:p>
                 </w:sdtContent>
@@ -9684,33 +9684,19 @@
         <w:t xml:space="preserve">Download </w:t>
       </w:r>
       <w:r>
-        <w:t>the demo application from the GitHub repository or Bond &amp; Pollard Website.</w:t>
-      </w:r>
-    </w:p>
-    <w:p>
-      <w:pPr>
-        <w:rPr>
-          <w:rStyle w:val="Hyperlink"/>
-          <w:color w:val="auto"/>
-          <w:u w:val="none"/>
-        </w:rPr>
-      </w:pPr>
+        <w:t>the demo application from the GitHub repository</w:t>
+      </w:r>
+      <w:r>
+        <w:t>.</w:t>
+      </w:r>
+    </w:p>
+    <w:p>
       <w:hyperlink r:id="rId32" w:history="1">
         <w:r>
           <w:rPr>
             <w:rStyle w:val="Hyperlink"/>
           </w:rPr>
           <w:t>https://github.com/bondandpollard/oracle-appsdemo/archive/refs/heads/main.zip</w:t>
-        </w:r>
-      </w:hyperlink>
-    </w:p>
-    <w:p>
-      <w:hyperlink r:id="rId33" w:history="1">
-        <w:r>
-          <w:rPr>
-            <w:rStyle w:val="Hyperlink"/>
-          </w:rPr>
-          <w:t>http://www.bondpollard.co.uk/</w:t>
         </w:r>
       </w:hyperlink>
     </w:p>
@@ -9778,7 +9764,7 @@
                     <pic:cNvPicPr/>
                   </pic:nvPicPr>
                   <pic:blipFill>
-                    <a:blip r:embed="rId34"/>
+                    <a:blip r:embed="rId33"/>
                     <a:stretch>
                       <a:fillRect/>
                     </a:stretch>
@@ -9847,7 +9833,7 @@
                     <pic:cNvPicPr/>
                   </pic:nvPicPr>
                   <pic:blipFill>
-                    <a:blip r:embed="rId35"/>
+                    <a:blip r:embed="rId34"/>
                     <a:stretch>
                       <a:fillRect/>
                     </a:stretch>
@@ -9910,7 +9896,7 @@
                     <pic:cNvPicPr/>
                   </pic:nvPicPr>
                   <pic:blipFill>
-                    <a:blip r:embed="rId36"/>
+                    <a:blip r:embed="rId35"/>
                     <a:stretch>
                       <a:fillRect/>
                     </a:stretch>
@@ -9983,7 +9969,7 @@
                     <pic:cNvPicPr/>
                   </pic:nvPicPr>
                   <pic:blipFill>
-                    <a:blip r:embed="rId37"/>
+                    <a:blip r:embed="rId36"/>
                     <a:stretch>
                       <a:fillRect/>
                     </a:stretch>
@@ -10080,7 +10066,7 @@
                     <pic:cNvPicPr/>
                   </pic:nvPicPr>
                   <pic:blipFill>
-                    <a:blip r:embed="rId38"/>
+                    <a:blip r:embed="rId37"/>
                     <a:stretch>
                       <a:fillRect/>
                     </a:stretch>
@@ -10129,7 +10115,7 @@
                     <pic:cNvPicPr/>
                   </pic:nvPicPr>
                   <pic:blipFill>
-                    <a:blip r:embed="rId39"/>
+                    <a:blip r:embed="rId38"/>
                     <a:stretch>
                       <a:fillRect/>
                     </a:stretch>
@@ -10211,7 +10197,7 @@
                     <pic:cNvPicPr/>
                   </pic:nvPicPr>
                   <pic:blipFill>
-                    <a:blip r:embed="rId40"/>
+                    <a:blip r:embed="rId39"/>
                     <a:stretch>
                       <a:fillRect/>
                     </a:stretch>
@@ -10304,7 +10290,7 @@
                     <pic:cNvPicPr/>
                   </pic:nvPicPr>
                   <pic:blipFill>
-                    <a:blip r:embed="rId41"/>
+                    <a:blip r:embed="rId40"/>
                     <a:stretch>
                       <a:fillRect/>
                     </a:stretch>
@@ -10381,7 +10367,7 @@
                     <pic:cNvPicPr/>
                   </pic:nvPicPr>
                   <pic:blipFill>
-                    <a:blip r:embed="rId42"/>
+                    <a:blip r:embed="rId41"/>
                     <a:stretch>
                       <a:fillRect/>
                     </a:stretch>
@@ -10468,7 +10454,7 @@
                     <pic:cNvPicPr/>
                   </pic:nvPicPr>
                   <pic:blipFill>
-                    <a:blip r:embed="rId43"/>
+                    <a:blip r:embed="rId42"/>
                     <a:stretch>
                       <a:fillRect/>
                     </a:stretch>
@@ -10558,7 +10544,7 @@
                     <pic:cNvPicPr/>
                   </pic:nvPicPr>
                   <pic:blipFill>
-                    <a:blip r:embed="rId44"/>
+                    <a:blip r:embed="rId43"/>
                     <a:stretch>
                       <a:fillRect/>
                     </a:stretch>
@@ -10668,7 +10654,7 @@
                     <pic:cNvPicPr/>
                   </pic:nvPicPr>
                   <pic:blipFill>
-                    <a:blip r:embed="rId45"/>
+                    <a:blip r:embed="rId44"/>
                     <a:stretch>
                       <a:fillRect/>
                     </a:stretch>
@@ -10795,7 +10781,7 @@
                     <pic:cNvPicPr/>
                   </pic:nvPicPr>
                   <pic:blipFill>
-                    <a:blip r:embed="rId46"/>
+                    <a:blip r:embed="rId45"/>
                     <a:stretch>
                       <a:fillRect/>
                     </a:stretch>
@@ -10853,7 +10839,7 @@
                     <pic:cNvPicPr/>
                   </pic:nvPicPr>
                   <pic:blipFill>
-                    <a:blip r:embed="rId47"/>
+                    <a:blip r:embed="rId46"/>
                     <a:stretch>
                       <a:fillRect/>
                     </a:stretch>
@@ -11065,7 +11051,7 @@
                     <pic:cNvPicPr/>
                   </pic:nvPicPr>
                   <pic:blipFill>
-                    <a:blip r:embed="rId48"/>
+                    <a:blip r:embed="rId47"/>
                     <a:stretch>
                       <a:fillRect/>
                     </a:stretch>
@@ -11143,7 +11129,7 @@
                     <pic:cNvPicPr/>
                   </pic:nvPicPr>
                   <pic:blipFill>
-                    <a:blip r:embed="rId49"/>
+                    <a:blip r:embed="rId48"/>
                     <a:stretch>
                       <a:fillRect/>
                     </a:stretch>
@@ -11191,7 +11177,7 @@
                     <pic:cNvPicPr/>
                   </pic:nvPicPr>
                   <pic:blipFill>
-                    <a:blip r:embed="rId50"/>
+                    <a:blip r:embed="rId49"/>
                     <a:stretch>
                       <a:fillRect/>
                     </a:stretch>
@@ -11250,7 +11236,7 @@
                     <pic:cNvPicPr/>
                   </pic:nvPicPr>
                   <pic:blipFill>
-                    <a:blip r:embed="rId51"/>
+                    <a:blip r:embed="rId50"/>
                     <a:stretch>
                       <a:fillRect/>
                     </a:stretch>
@@ -11330,7 +11316,7 @@
                     <pic:cNvPicPr/>
                   </pic:nvPicPr>
                   <pic:blipFill>
-                    <a:blip r:embed="rId52"/>
+                    <a:blip r:embed="rId51"/>
                     <a:stretch>
                       <a:fillRect/>
                     </a:stretch>
@@ -11752,7 +11738,7 @@
                     <pic:cNvPicPr/>
                   </pic:nvPicPr>
                   <pic:blipFill>
-                    <a:blip r:embed="rId52"/>
+                    <a:blip r:embed="rId51"/>
                     <a:stretch>
                       <a:fillRect/>
                     </a:stretch>
@@ -11803,7 +11789,7 @@
                     <pic:cNvPicPr/>
                   </pic:nvPicPr>
                   <pic:blipFill>
-                    <a:blip r:embed="rId53"/>
+                    <a:blip r:embed="rId52"/>
                     <a:stretch>
                       <a:fillRect/>
                     </a:stretch>
@@ -12015,7 +12001,7 @@
                     <pic:cNvPicPr/>
                   </pic:nvPicPr>
                   <pic:blipFill>
-                    <a:blip r:embed="rId54"/>
+                    <a:blip r:embed="rId53"/>
                     <a:stretch>
                       <a:fillRect/>
                     </a:stretch>
@@ -12145,7 +12131,7 @@
                     <pic:cNvPicPr/>
                   </pic:nvPicPr>
                   <pic:blipFill>
-                    <a:blip r:embed="rId55"/>
+                    <a:blip r:embed="rId54"/>
                     <a:stretch>
                       <a:fillRect/>
                     </a:stretch>
@@ -12360,7 +12346,7 @@
                     <pic:cNvPicPr/>
                   </pic:nvPicPr>
                   <pic:blipFill>
-                    <a:blip r:embed="rId56"/>
+                    <a:blip r:embed="rId55"/>
                     <a:stretch>
                       <a:fillRect/>
                     </a:stretch>
@@ -12461,7 +12447,7 @@
                     <pic:cNvPicPr/>
                   </pic:nvPicPr>
                   <pic:blipFill>
-                    <a:blip r:embed="rId57"/>
+                    <a:blip r:embed="rId56"/>
                     <a:stretch>
                       <a:fillRect/>
                     </a:stretch>
@@ -12524,7 +12510,7 @@
                     <pic:cNvPicPr/>
                   </pic:nvPicPr>
                   <pic:blipFill>
-                    <a:blip r:embed="rId58"/>
+                    <a:blip r:embed="rId57"/>
                     <a:stretch>
                       <a:fillRect/>
                     </a:stretch>
@@ -12574,7 +12560,7 @@
                     <pic:cNvPicPr/>
                   </pic:nvPicPr>
                   <pic:blipFill>
-                    <a:blip r:embed="rId59"/>
+                    <a:blip r:embed="rId58"/>
                     <a:stretch>
                       <a:fillRect/>
                     </a:stretch>
@@ -12629,7 +12615,7 @@
                     <pic:cNvPicPr/>
                   </pic:nvPicPr>
                   <pic:blipFill>
-                    <a:blip r:embed="rId60"/>
+                    <a:blip r:embed="rId59"/>
                     <a:stretch>
                       <a:fillRect/>
                     </a:stretch>
@@ -12677,7 +12663,7 @@
                     <pic:cNvPicPr/>
                   </pic:nvPicPr>
                   <pic:blipFill>
-                    <a:blip r:embed="rId61"/>
+                    <a:blip r:embed="rId60"/>
                     <a:stretch>
                       <a:fillRect/>
                     </a:stretch>
@@ -12720,7 +12706,7 @@
                     <pic:cNvPicPr/>
                   </pic:nvPicPr>
                   <pic:blipFill>
-                    <a:blip r:embed="rId62"/>
+                    <a:blip r:embed="rId61"/>
                     <a:stretch>
                       <a:fillRect/>
                     </a:stretch>
@@ -12772,7 +12758,7 @@
                     <pic:cNvPicPr/>
                   </pic:nvPicPr>
                   <pic:blipFill>
-                    <a:blip r:embed="rId63"/>
+                    <a:blip r:embed="rId62"/>
                     <a:stretch>
                       <a:fillRect/>
                     </a:stretch>
@@ -12832,7 +12818,7 @@
                     <pic:cNvPicPr/>
                   </pic:nvPicPr>
                   <pic:blipFill>
-                    <a:blip r:embed="rId64"/>
+                    <a:blip r:embed="rId63"/>
                     <a:stretch>
                       <a:fillRect/>
                     </a:stretch>
@@ -13032,7 +13018,7 @@
                     <pic:cNvPicPr/>
                   </pic:nvPicPr>
                   <pic:blipFill>
-                    <a:blip r:embed="rId65"/>
+                    <a:blip r:embed="rId64"/>
                     <a:stretch>
                       <a:fillRect/>
                     </a:stretch>
@@ -13102,7 +13088,7 @@
                     <pic:cNvPicPr/>
                   </pic:nvPicPr>
                   <pic:blipFill>
-                    <a:blip r:embed="rId66"/>
+                    <a:blip r:embed="rId65"/>
                     <a:stretch>
                       <a:fillRect/>
                     </a:stretch>
@@ -13170,7 +13156,7 @@
                     <pic:cNvPicPr/>
                   </pic:nvPicPr>
                   <pic:blipFill>
-                    <a:blip r:embed="rId67"/>
+                    <a:blip r:embed="rId66"/>
                     <a:stretch>
                       <a:fillRect/>
                     </a:stretch>
@@ -13247,7 +13233,7 @@
                     <pic:cNvPicPr/>
                   </pic:nvPicPr>
                   <pic:blipFill>
-                    <a:blip r:embed="rId68"/>
+                    <a:blip r:embed="rId67"/>
                     <a:stretch>
                       <a:fillRect/>
                     </a:stretch>
@@ -13322,7 +13308,7 @@
                     <pic:cNvPicPr/>
                   </pic:nvPicPr>
                   <pic:blipFill>
-                    <a:blip r:embed="rId69"/>
+                    <a:blip r:embed="rId68"/>
                     <a:stretch>
                       <a:fillRect/>
                     </a:stretch>
@@ -13492,7 +13478,7 @@
                     <pic:cNvPicPr/>
                   </pic:nvPicPr>
                   <pic:blipFill>
-                    <a:blip r:embed="rId70"/>
+                    <a:blip r:embed="rId69"/>
                     <a:stretch>
                       <a:fillRect/>
                     </a:stretch>
@@ -13604,7 +13590,7 @@
                     <pic:cNvPicPr/>
                   </pic:nvPicPr>
                   <pic:blipFill>
-                    <a:blip r:embed="rId71"/>
+                    <a:blip r:embed="rId70"/>
                     <a:stretch>
                       <a:fillRect/>
                     </a:stretch>
@@ -13648,7 +13634,7 @@
                     <pic:cNvPicPr/>
                   </pic:nvPicPr>
                   <pic:blipFill>
-                    <a:blip r:embed="rId72"/>
+                    <a:blip r:embed="rId71"/>
                     <a:stretch>
                       <a:fillRect/>
                     </a:stretch>
@@ -13924,7 +13910,7 @@
                     <pic:cNvPicPr/>
                   </pic:nvPicPr>
                   <pic:blipFill>
-                    <a:blip r:embed="rId73"/>
+                    <a:blip r:embed="rId72"/>
                     <a:stretch>
                       <a:fillRect/>
                     </a:stretch>
@@ -14038,7 +14024,7 @@
                     <pic:cNvPicPr/>
                   </pic:nvPicPr>
                   <pic:blipFill>
-                    <a:blip r:embed="rId74"/>
+                    <a:blip r:embed="rId73"/>
                     <a:stretch>
                       <a:fillRect/>
                     </a:stretch>
@@ -14114,7 +14100,7 @@
                     <pic:cNvPicPr/>
                   </pic:nvPicPr>
                   <pic:blipFill>
-                    <a:blip r:embed="rId75"/>
+                    <a:blip r:embed="rId74"/>
                     <a:stretch>
                       <a:fillRect/>
                     </a:stretch>
@@ -14194,7 +14180,7 @@
                     <pic:cNvPicPr/>
                   </pic:nvPicPr>
                   <pic:blipFill>
-                    <a:blip r:embed="rId76"/>
+                    <a:blip r:embed="rId75"/>
                     <a:stretch>
                       <a:fillRect/>
                     </a:stretch>
@@ -14527,7 +14513,7 @@
       <w:r>
         <w:t xml:space="preserve">At the very least you should document all of your </w:t>
       </w:r>
-      <w:hyperlink r:id="rId77" w:history="1">
+      <w:hyperlink r:id="rId76" w:history="1">
         <w:r>
           <w:rPr>
             <w:rStyle w:val="Hyperlink"/>
@@ -15415,7 +15401,7 @@
           <w:numId w:val="34"/>
         </w:numPr>
       </w:pPr>
-      <w:hyperlink r:id="rId78" w:history="1">
+      <w:hyperlink r:id="rId77" w:history="1">
         <w:r>
           <w:rPr>
             <w:rStyle w:val="Hyperlink"/>
@@ -15432,7 +15418,7 @@
           <w:numId w:val="34"/>
         </w:numPr>
       </w:pPr>
-      <w:hyperlink r:id="rId79" w:history="1">
+      <w:hyperlink r:id="rId78" w:history="1">
         <w:r>
           <w:rPr>
             <w:rStyle w:val="Hyperlink"/>
@@ -23288,7 +23274,7 @@
                     <pic:cNvPicPr/>
                   </pic:nvPicPr>
                   <pic:blipFill>
-                    <a:blip r:embed="rId80">
+                    <a:blip r:embed="rId79">
                       <a:extLst>
                         <a:ext uri="{28A0092B-C50C-407E-A947-70E740481C1C}">
                           <a14:useLocalDpi xmlns:a14="http://schemas.microsoft.com/office/drawing/2010/main" val="0"/>
@@ -27744,7 +27730,7 @@
     <w:p/>
     <w:p/>
     <w:sectPr>
-      <w:footerReference w:type="default" r:id="rId81"/>
+      <w:footerReference w:type="default" r:id="rId80"/>
       <w:pgSz w:w="11906" w:h="16838"/>
       <w:pgMar w:top="1440" w:right="1440" w:bottom="1440" w:left="1440" w:header="708" w:footer="708" w:gutter="0"/>
       <w:pgNumType w:start="0"/>
@@ -33915,6 +33901,7 @@
     <w:rsid w:val="0060745A"/>
     <w:rsid w:val="00652C2E"/>
     <w:rsid w:val="00654710"/>
+    <w:rsid w:val="00677EB7"/>
     <w:rsid w:val="00680A18"/>
     <w:rsid w:val="006858A1"/>
     <w:rsid w:val="006C699C"/>
@@ -33927,6 +33914,7 @@
     <w:rsid w:val="007A0DDB"/>
     <w:rsid w:val="007D6CF7"/>
     <w:rsid w:val="007E3B19"/>
+    <w:rsid w:val="007E77C9"/>
     <w:rsid w:val="007F4869"/>
     <w:rsid w:val="0082232D"/>
     <w:rsid w:val="00824F03"/>
@@ -34729,7 +34717,7 @@
 
 <file path=customXml/item1.xml><?xml version="1.0" encoding="utf-8"?>
 <CoverPageProperties xmlns="http://schemas.microsoft.com/office/2006/coverPageProps">
-  <PublishDate>2026-05-15T00:00:00</PublishDate>
+  <PublishDate>2026-05-17T00:00:00</PublishDate>
   <Abstract/>
   <CompanyAddress/>
   <CompanyPhone/>
